--- a/docs/entrega-2/E2_F_Equipo.docx
+++ b/docs/entrega-2/E2_F_Equipo.docx
@@ -19714,6 +19714,2119 @@
                 <w:sz w:val="19"/>
               </w:rPr>
               <w:t>Esteban Palencia · reproducido por Sebastián González González</w:t>
+            </w:r>
+          </w:p>
+        </w:tc>
+      </w:tr>
+    </w:tbl>
+    <w:p/>
+    <w:p>
+      <w:r>
+        <w:br w:type="page"/>
+      </w:r>
+    </w:p>
+    <w:p>
+      <w:pPr>
+        <w:pStyle w:val="Heading1"/>
+      </w:pPr>
+      <w:r>
+        <w:t>Anexo D. Pruebas por consola del navegador (F12)</w:t>
+      </w:r>
+    </w:p>
+    <w:p>
+      <w:pPr>
+        <w:spacing w:after="120"/>
+      </w:pPr>
+      <w:r>
+        <w:rPr>
+          <w:b w:val="0"/>
+          <w:i w:val="0"/>
+          <w:sz w:val="22"/>
+        </w:rPr>
+        <w:t>Cinco verificaciones se hacen pegando un fetch() en la consola del navegador, con el token de la sesión, porque prueban la capa del servidor directamente: el control de acceso por rol, el manejo de datos inexistentes y las validaciones que el formulario no deja disparar. Son las pruebas más cercanas a cómo se tantea una API, así que las dejamos con el comando exacto para copiar y pegar, su resultado esperado y lo que respondió el servidor. Cada una tiene su captura de la consola (carpeta pruebas/e2/resultados/consola/).</w:t>
+      </w:r>
+    </w:p>
+    <w:p>
+      <w:pPr>
+        <w:spacing w:after="120"/>
+      </w:pPr>
+      <w:r>
+        <w:rPr>
+          <w:b w:val="0"/>
+          <w:i/>
+          <w:sz w:val="20"/>
+        </w:rPr>
+        <w:t>Las rutas son relativas (/api/...), así que el mismo comando sirve en localhost y en el entorno de Railway sin cambiar nada.</w:t>
+      </w:r>
+    </w:p>
+    <w:p>
+      <w:pPr>
+        <w:pStyle w:val="Heading3"/>
+      </w:pPr>
+      <w:r>
+        <w:t>CP-008 · Rechazo de registro con rol de administrador</w:t>
+      </w:r>
+    </w:p>
+    <w:p>
+      <w:pPr>
+        <w:spacing w:after="60"/>
+      </w:pPr>
+      <w:r>
+        <w:rPr>
+          <w:b w:val="0"/>
+          <w:i w:val="0"/>
+          <w:sz w:val="21"/>
+        </w:rPr>
+        <w:t>Un visitante intenta registrarse como administrador enviando la petición a mano.</w:t>
+      </w:r>
+    </w:p>
+    <w:p>
+      <w:pPr>
+        <w:spacing w:after="40"/>
+      </w:pPr>
+      <w:r>
+        <w:rPr>
+          <w:b/>
+          <w:i w:val="0"/>
+          <w:sz w:val="19"/>
+        </w:rPr>
+        <w:t>Comando (se pega en la pestaña Consola de F12):</w:t>
+      </w:r>
+    </w:p>
+    <w:tbl>
+      <w:tblPr>
+        <w:tblW w:type="auto" w:w="0"/>
+        <w:tblLook w:firstColumn="1" w:firstRow="1" w:lastColumn="0" w:lastRow="0" w:noHBand="0" w:noVBand="1" w:val="04A0"/>
+        <w:tblBorders>
+          <w:top w:val="single" w:sz="4" w:space="0" w:color="D1D5DB"/>
+          <w:left w:val="single" w:sz="4" w:space="0" w:color="D1D5DB"/>
+          <w:bottom w:val="single" w:sz="4" w:space="0" w:color="D1D5DB"/>
+          <w:right w:val="single" w:sz="4" w:space="0" w:color="D1D5DB"/>
+          <w:insideH w:val="single" w:sz="4" w:space="0" w:color="D1D5DB"/>
+          <w:insideV w:val="single" w:sz="4" w:space="0" w:color="D1D5DB"/>
+        </w:tblBorders>
+      </w:tblPr>
+      <w:tblGrid>
+        <w:gridCol w:w="9746"/>
+      </w:tblGrid>
+      <w:tr>
+        <w:tc>
+          <w:tcPr>
+            <w:tcW w:type="dxa" w:w="9746"/>
+            <w:shd w:val="clear" w:color="auto" w:fill="1E1E1F"/>
+            <w:tcMar>
+              <w:top w:w="80" w:type="dxa"/>
+              <w:bottom w:w="80" w:type="dxa"/>
+              <w:start w:w="120" w:type="dxa"/>
+              <w:end w:w="120" w:type="dxa"/>
+            </w:tcMar>
+          </w:tcPr>
+          <w:p>
+            <w:pPr>
+              <w:spacing w:after="0" w:line="240" w:lineRule="auto"/>
+            </w:pPr>
+            <w:r/>
+            <w:r>
+              <w:rPr>
+                <w:rFonts w:ascii="Consolas" w:hAnsi="Consolas"/>
+                <w:color w:val="E8EAED"/>
+                <w:sz w:val="18"/>
+              </w:rPr>
+              <w:t>fetch("/api/auth/registro",{method:"POST",headers:{</w:t>
+            </w:r>
+          </w:p>
+          <w:p>
+            <w:pPr>
+              <w:spacing w:after="0" w:line="240" w:lineRule="auto"/>
+            </w:pPr>
+            <w:r>
+              <w:rPr>
+                <w:rFonts w:ascii="Consolas" w:hAnsi="Consolas"/>
+                <w:color w:val="E8EAED"/>
+                <w:sz w:val="18"/>
+              </w:rPr>
+              <w:t xml:space="preserve">  "Content-Type":"application/json"},</w:t>
+            </w:r>
+          </w:p>
+          <w:p>
+            <w:pPr>
+              <w:spacing w:after="0" w:line="240" w:lineRule="auto"/>
+            </w:pPr>
+            <w:r>
+              <w:rPr>
+                <w:rFonts w:ascii="Consolas" w:hAnsi="Consolas"/>
+                <w:color w:val="E8EAED"/>
+                <w:sz w:val="18"/>
+              </w:rPr>
+              <w:t xml:space="preserve">  body:JSON.stringify({nombres:"Intruso",apellidos:"Prueba",</w:t>
+            </w:r>
+          </w:p>
+          <w:p>
+            <w:pPr>
+              <w:spacing w:after="0" w:line="240" w:lineRule="auto"/>
+            </w:pPr>
+            <w:r>
+              <w:rPr>
+                <w:rFonts w:ascii="Consolas" w:hAnsi="Consolas"/>
+                <w:color w:val="E8EAED"/>
+                <w:sz w:val="18"/>
+              </w:rPr>
+              <w:t xml:space="preserve">  correo:"admin.consola@amigo.edu.co",contrasena:"Password123",</w:t>
+            </w:r>
+          </w:p>
+          <w:p>
+            <w:pPr>
+              <w:spacing w:after="0" w:line="240" w:lineRule="auto"/>
+            </w:pPr>
+            <w:r>
+              <w:rPr>
+                <w:rFonts w:ascii="Consolas" w:hAnsi="Consolas"/>
+                <w:color w:val="E8EAED"/>
+                <w:sz w:val="18"/>
+              </w:rPr>
+              <w:t xml:space="preserve">  rol:"admin"})}).then(r=&gt;r.json()).then(console.log)</w:t>
+            </w:r>
+          </w:p>
+        </w:tc>
+      </w:tr>
+    </w:tbl>
+    <w:tbl>
+      <w:tblPr>
+        <w:tblW w:type="auto" w:w="0"/>
+        <w:tblLook w:firstColumn="1" w:firstRow="1" w:lastColumn="0" w:lastRow="0" w:noHBand="0" w:noVBand="1" w:val="04A0"/>
+        <w:tblBorders>
+          <w:top w:val="single" w:sz="4" w:space="0" w:color="D1D5DB"/>
+          <w:left w:val="single" w:sz="4" w:space="0" w:color="D1D5DB"/>
+          <w:bottom w:val="single" w:sz="4" w:space="0" w:color="D1D5DB"/>
+          <w:right w:val="single" w:sz="4" w:space="0" w:color="D1D5DB"/>
+          <w:insideH w:val="single" w:sz="4" w:space="0" w:color="D1D5DB"/>
+          <w:insideV w:val="single" w:sz="4" w:space="0" w:color="D1D5DB"/>
+        </w:tblBorders>
+      </w:tblPr>
+      <w:tblGrid>
+        <w:gridCol w:w="4873"/>
+        <w:gridCol w:w="4873"/>
+      </w:tblGrid>
+      <w:tr>
+        <w:tc>
+          <w:tcPr>
+            <w:tcW w:type="dxa" w:w="2381"/>
+            <w:shd w:val="clear" w:color="auto" w:fill="D7EDEA"/>
+            <w:tcMar>
+              <w:top w:w="40" w:type="dxa"/>
+              <w:bottom w:w="40" w:type="dxa"/>
+              <w:start w:w="80" w:type="dxa"/>
+              <w:end w:w="80" w:type="dxa"/>
+            </w:tcMar>
+          </w:tcPr>
+          <w:p>
+            <w:r/>
+            <w:r>
+              <w:rPr>
+                <w:b/>
+                <w:sz w:val="19"/>
+              </w:rPr>
+              <w:t>Requisito</w:t>
+            </w:r>
+          </w:p>
+        </w:tc>
+        <w:tc>
+          <w:tcPr>
+            <w:tcW w:type="dxa" w:w="7087"/>
+            <w:tcMar>
+              <w:top w:w="40" w:type="dxa"/>
+              <w:bottom w:w="40" w:type="dxa"/>
+              <w:start w:w="80" w:type="dxa"/>
+              <w:end w:w="80" w:type="dxa"/>
+            </w:tcMar>
+          </w:tcPr>
+          <w:p>
+            <w:r/>
+            <w:r>
+              <w:rPr>
+                <w:b w:val="0"/>
+                <w:sz w:val="19"/>
+              </w:rPr>
+              <w:t>R1 · RRN02</w:t>
+            </w:r>
+          </w:p>
+        </w:tc>
+      </w:tr>
+      <w:tr>
+        <w:tc>
+          <w:tcPr>
+            <w:tcW w:type="dxa" w:w="2381"/>
+            <w:shd w:val="clear" w:color="auto" w:fill="D7EDEA"/>
+            <w:tcMar>
+              <w:top w:w="40" w:type="dxa"/>
+              <w:bottom w:w="40" w:type="dxa"/>
+              <w:start w:w="80" w:type="dxa"/>
+              <w:end w:w="80" w:type="dxa"/>
+            </w:tcMar>
+          </w:tcPr>
+          <w:p>
+            <w:r/>
+            <w:r>
+              <w:rPr>
+                <w:b/>
+                <w:sz w:val="19"/>
+              </w:rPr>
+              <w:t>Resultado esperado</w:t>
+            </w:r>
+          </w:p>
+        </w:tc>
+        <w:tc>
+          <w:tcPr>
+            <w:tcW w:type="dxa" w:w="7087"/>
+            <w:tcMar>
+              <w:top w:w="40" w:type="dxa"/>
+              <w:bottom w:w="40" w:type="dxa"/>
+              <w:start w:w="80" w:type="dxa"/>
+              <w:end w:w="80" w:type="dxa"/>
+            </w:tcMar>
+          </w:tcPr>
+          <w:p>
+            <w:r/>
+            <w:r>
+              <w:rPr>
+                <w:b w:val="0"/>
+                <w:sz w:val="19"/>
+              </w:rPr>
+              <w:t>La consola muestra {error: "Rol inválido"} y la pestaña Red, el código 400. No se crea la cuenta.</w:t>
+            </w:r>
+          </w:p>
+        </w:tc>
+      </w:tr>
+      <w:tr>
+        <w:tc>
+          <w:tcPr>
+            <w:tcW w:type="dxa" w:w="2381"/>
+            <w:shd w:val="clear" w:color="auto" w:fill="D7EDEA"/>
+            <w:tcMar>
+              <w:top w:w="40" w:type="dxa"/>
+              <w:bottom w:w="40" w:type="dxa"/>
+              <w:start w:w="80" w:type="dxa"/>
+              <w:end w:w="80" w:type="dxa"/>
+            </w:tcMar>
+          </w:tcPr>
+          <w:p>
+            <w:r/>
+            <w:r>
+              <w:rPr>
+                <w:b/>
+                <w:sz w:val="19"/>
+              </w:rPr>
+              <w:t>Resultado real</w:t>
+            </w:r>
+          </w:p>
+        </w:tc>
+        <w:tc>
+          <w:tcPr>
+            <w:tcW w:type="dxa" w:w="7087"/>
+            <w:tcMar>
+              <w:top w:w="40" w:type="dxa"/>
+              <w:bottom w:w="40" w:type="dxa"/>
+              <w:start w:w="80" w:type="dxa"/>
+              <w:end w:w="80" w:type="dxa"/>
+            </w:tcMar>
+          </w:tcPr>
+          <w:p>
+            <w:r/>
+            <w:r>
+              <w:rPr>
+                <w:b w:val="0"/>
+                <w:sz w:val="19"/>
+              </w:rPr>
+              <w:t>La consola muestra {error: 'Rol inválido'} y la pestaña Red el código 400. El servidor no crea la cuenta de administrador.</w:t>
+            </w:r>
+          </w:p>
+        </w:tc>
+      </w:tr>
+      <w:tr>
+        <w:tc>
+          <w:tcPr>
+            <w:tcW w:type="dxa" w:w="2381"/>
+            <w:shd w:val="clear" w:color="auto" w:fill="D7EDEA"/>
+            <w:tcMar>
+              <w:top w:w="40" w:type="dxa"/>
+              <w:bottom w:w="40" w:type="dxa"/>
+              <w:start w:w="80" w:type="dxa"/>
+              <w:end w:w="80" w:type="dxa"/>
+            </w:tcMar>
+          </w:tcPr>
+          <w:p>
+            <w:r/>
+            <w:r>
+              <w:rPr>
+                <w:b/>
+                <w:sz w:val="19"/>
+              </w:rPr>
+              <w:t>Código HTTP</w:t>
+            </w:r>
+          </w:p>
+        </w:tc>
+        <w:tc>
+          <w:tcPr>
+            <w:tcW w:type="dxa" w:w="7087"/>
+            <w:tcMar>
+              <w:top w:w="40" w:type="dxa"/>
+              <w:bottom w:w="40" w:type="dxa"/>
+              <w:start w:w="80" w:type="dxa"/>
+              <w:end w:w="80" w:type="dxa"/>
+            </w:tcMar>
+          </w:tcPr>
+          <w:p>
+            <w:r/>
+            <w:r>
+              <w:rPr>
+                <w:b w:val="0"/>
+                <w:sz w:val="19"/>
+              </w:rPr>
+              <w:t>400</w:t>
+            </w:r>
+          </w:p>
+        </w:tc>
+      </w:tr>
+      <w:tr>
+        <w:tc>
+          <w:tcPr>
+            <w:tcW w:type="dxa" w:w="2381"/>
+            <w:shd w:val="clear" w:color="auto" w:fill="D7EDEA"/>
+            <w:tcMar>
+              <w:top w:w="40" w:type="dxa"/>
+              <w:bottom w:w="40" w:type="dxa"/>
+              <w:start w:w="80" w:type="dxa"/>
+              <w:end w:w="80" w:type="dxa"/>
+            </w:tcMar>
+          </w:tcPr>
+          <w:p>
+            <w:r/>
+            <w:r>
+              <w:rPr>
+                <w:b/>
+                <w:sz w:val="19"/>
+              </w:rPr>
+              <w:t>Estado</w:t>
+            </w:r>
+          </w:p>
+        </w:tc>
+        <w:tc>
+          <w:tcPr>
+            <w:tcW w:type="dxa" w:w="7087"/>
+            <w:tcMar>
+              <w:top w:w="40" w:type="dxa"/>
+              <w:bottom w:w="40" w:type="dxa"/>
+              <w:start w:w="80" w:type="dxa"/>
+              <w:end w:w="80" w:type="dxa"/>
+            </w:tcMar>
+          </w:tcPr>
+          <w:p>
+            <w:r/>
+            <w:r>
+              <w:rPr>
+                <w:b w:val="0"/>
+                <w:sz w:val="19"/>
+              </w:rPr>
+              <w:t>Aprobado</w:t>
+            </w:r>
+          </w:p>
+        </w:tc>
+      </w:tr>
+      <w:tr>
+        <w:tc>
+          <w:tcPr>
+            <w:tcW w:type="dxa" w:w="2381"/>
+            <w:shd w:val="clear" w:color="auto" w:fill="D7EDEA"/>
+            <w:tcMar>
+              <w:top w:w="40" w:type="dxa"/>
+              <w:bottom w:w="40" w:type="dxa"/>
+              <w:start w:w="80" w:type="dxa"/>
+              <w:end w:w="80" w:type="dxa"/>
+            </w:tcMar>
+          </w:tcPr>
+          <w:p>
+            <w:r/>
+            <w:r>
+              <w:rPr>
+                <w:b/>
+                <w:sz w:val="19"/>
+              </w:rPr>
+              <w:t>Evidencia</w:t>
+            </w:r>
+          </w:p>
+        </w:tc>
+        <w:tc>
+          <w:tcPr>
+            <w:tcW w:type="dxa" w:w="7087"/>
+            <w:tcMar>
+              <w:top w:w="40" w:type="dxa"/>
+              <w:bottom w:w="40" w:type="dxa"/>
+              <w:start w:w="80" w:type="dxa"/>
+              <w:end w:w="80" w:type="dxa"/>
+            </w:tcMar>
+          </w:tcPr>
+          <w:p>
+            <w:r/>
+            <w:r>
+              <w:rPr>
+                <w:b w:val="0"/>
+                <w:sz w:val="19"/>
+              </w:rPr>
+              <w:t>EV-CP008-CONSOLA.png</w:t>
+            </w:r>
+          </w:p>
+        </w:tc>
+      </w:tr>
+    </w:tbl>
+    <w:p/>
+    <w:p>
+      <w:pPr>
+        <w:pStyle w:val="Heading3"/>
+      </w:pPr>
+      <w:r>
+        <w:t>CP-018 · Un estudiante no puede guardar un perfil de docente</w:t>
+      </w:r>
+    </w:p>
+    <w:p>
+      <w:pPr>
+        <w:spacing w:after="60"/>
+      </w:pPr>
+      <w:r>
+        <w:rPr>
+          <w:b w:val="0"/>
+          <w:i w:val="0"/>
+          <w:sz w:val="21"/>
+        </w:rPr>
+        <w:t>Un estudiante autenticado intenta usar el endpoint de perfil de docente (control de acceso por rol).</w:t>
+      </w:r>
+    </w:p>
+    <w:p>
+      <w:pPr>
+        <w:spacing w:after="40"/>
+      </w:pPr>
+      <w:r>
+        <w:rPr>
+          <w:b/>
+          <w:i w:val="0"/>
+          <w:sz w:val="19"/>
+        </w:rPr>
+        <w:t>Comando (se pega en la pestaña Consola de F12):</w:t>
+      </w:r>
+    </w:p>
+    <w:tbl>
+      <w:tblPr>
+        <w:tblW w:type="auto" w:w="0"/>
+        <w:tblLook w:firstColumn="1" w:firstRow="1" w:lastColumn="0" w:lastRow="0" w:noHBand="0" w:noVBand="1" w:val="04A0"/>
+        <w:tblBorders>
+          <w:top w:val="single" w:sz="4" w:space="0" w:color="D1D5DB"/>
+          <w:left w:val="single" w:sz="4" w:space="0" w:color="D1D5DB"/>
+          <w:bottom w:val="single" w:sz="4" w:space="0" w:color="D1D5DB"/>
+          <w:right w:val="single" w:sz="4" w:space="0" w:color="D1D5DB"/>
+          <w:insideH w:val="single" w:sz="4" w:space="0" w:color="D1D5DB"/>
+          <w:insideV w:val="single" w:sz="4" w:space="0" w:color="D1D5DB"/>
+        </w:tblBorders>
+      </w:tblPr>
+      <w:tblGrid>
+        <w:gridCol w:w="9746"/>
+      </w:tblGrid>
+      <w:tr>
+        <w:tc>
+          <w:tcPr>
+            <w:tcW w:type="dxa" w:w="9746"/>
+            <w:shd w:val="clear" w:color="auto" w:fill="1E1E1F"/>
+            <w:tcMar>
+              <w:top w:w="80" w:type="dxa"/>
+              <w:bottom w:w="80" w:type="dxa"/>
+              <w:start w:w="120" w:type="dxa"/>
+              <w:end w:w="120" w:type="dxa"/>
+            </w:tcMar>
+          </w:tcPr>
+          <w:p>
+            <w:pPr>
+              <w:spacing w:after="0" w:line="240" w:lineRule="auto"/>
+            </w:pPr>
+            <w:r/>
+            <w:r>
+              <w:rPr>
+                <w:rFonts w:ascii="Consolas" w:hAnsi="Consolas"/>
+                <w:color w:val="E8EAED"/>
+                <w:sz w:val="18"/>
+              </w:rPr>
+              <w:t>fetch("/api/perfil/docente",{method:"POST",headers:{</w:t>
+            </w:r>
+          </w:p>
+          <w:p>
+            <w:pPr>
+              <w:spacing w:after="0" w:line="240" w:lineRule="auto"/>
+            </w:pPr>
+            <w:r>
+              <w:rPr>
+                <w:rFonts w:ascii="Consolas" w:hAnsi="Consolas"/>
+                <w:color w:val="E8EAED"/>
+                <w:sz w:val="18"/>
+              </w:rPr>
+              <w:t xml:space="preserve">  "Content-Type":"application/json",Authorization:"Bearer "</w:t>
+            </w:r>
+          </w:p>
+          <w:p>
+            <w:pPr>
+              <w:spacing w:after="0" w:line="240" w:lineRule="auto"/>
+            </w:pPr>
+            <w:r>
+              <w:rPr>
+                <w:rFonts w:ascii="Consolas" w:hAnsi="Consolas"/>
+                <w:color w:val="E8EAED"/>
+                <w:sz w:val="18"/>
+              </w:rPr>
+              <w:t xml:space="preserve">  +localStorage.getItem("cp.token")},</w:t>
+            </w:r>
+          </w:p>
+          <w:p>
+            <w:pPr>
+              <w:spacing w:after="0" w:line="240" w:lineRule="auto"/>
+            </w:pPr>
+            <w:r>
+              <w:rPr>
+                <w:rFonts w:ascii="Consolas" w:hAnsi="Consolas"/>
+                <w:color w:val="E8EAED"/>
+                <w:sz w:val="18"/>
+              </w:rPr>
+              <w:t xml:space="preserve">  body:JSON.stringify({cedula:"12345",facultad:"Ingenierías"})})</w:t>
+            </w:r>
+          </w:p>
+          <w:p>
+            <w:pPr>
+              <w:spacing w:after="0" w:line="240" w:lineRule="auto"/>
+            </w:pPr>
+            <w:r>
+              <w:rPr>
+                <w:rFonts w:ascii="Consolas" w:hAnsi="Consolas"/>
+                <w:color w:val="E8EAED"/>
+                <w:sz w:val="18"/>
+              </w:rPr>
+              <w:t xml:space="preserve">  .then(r=&gt;r.json()).then(console.log)</w:t>
+            </w:r>
+          </w:p>
+        </w:tc>
+      </w:tr>
+    </w:tbl>
+    <w:tbl>
+      <w:tblPr>
+        <w:tblW w:type="auto" w:w="0"/>
+        <w:tblLook w:firstColumn="1" w:firstRow="1" w:lastColumn="0" w:lastRow="0" w:noHBand="0" w:noVBand="1" w:val="04A0"/>
+        <w:tblBorders>
+          <w:top w:val="single" w:sz="4" w:space="0" w:color="D1D5DB"/>
+          <w:left w:val="single" w:sz="4" w:space="0" w:color="D1D5DB"/>
+          <w:bottom w:val="single" w:sz="4" w:space="0" w:color="D1D5DB"/>
+          <w:right w:val="single" w:sz="4" w:space="0" w:color="D1D5DB"/>
+          <w:insideH w:val="single" w:sz="4" w:space="0" w:color="D1D5DB"/>
+          <w:insideV w:val="single" w:sz="4" w:space="0" w:color="D1D5DB"/>
+        </w:tblBorders>
+      </w:tblPr>
+      <w:tblGrid>
+        <w:gridCol w:w="4873"/>
+        <w:gridCol w:w="4873"/>
+      </w:tblGrid>
+      <w:tr>
+        <w:tc>
+          <w:tcPr>
+            <w:tcW w:type="dxa" w:w="2381"/>
+            <w:shd w:val="clear" w:color="auto" w:fill="D7EDEA"/>
+            <w:tcMar>
+              <w:top w:w="40" w:type="dxa"/>
+              <w:bottom w:w="40" w:type="dxa"/>
+              <w:start w:w="80" w:type="dxa"/>
+              <w:end w:w="80" w:type="dxa"/>
+            </w:tcMar>
+          </w:tcPr>
+          <w:p>
+            <w:r/>
+            <w:r>
+              <w:rPr>
+                <w:b/>
+                <w:sz w:val="19"/>
+              </w:rPr>
+              <w:t>Requisito</w:t>
+            </w:r>
+          </w:p>
+        </w:tc>
+        <w:tc>
+          <w:tcPr>
+            <w:tcW w:type="dxa" w:w="7087"/>
+            <w:tcMar>
+              <w:top w:w="40" w:type="dxa"/>
+              <w:bottom w:w="40" w:type="dxa"/>
+              <w:start w:w="80" w:type="dxa"/>
+              <w:end w:w="80" w:type="dxa"/>
+            </w:tcMar>
+          </w:tcPr>
+          <w:p>
+            <w:r/>
+            <w:r>
+              <w:rPr>
+                <w:b w:val="0"/>
+                <w:sz w:val="19"/>
+              </w:rPr>
+              <w:t>R4 · RRN05</w:t>
+            </w:r>
+          </w:p>
+        </w:tc>
+      </w:tr>
+      <w:tr>
+        <w:tc>
+          <w:tcPr>
+            <w:tcW w:type="dxa" w:w="2381"/>
+            <w:shd w:val="clear" w:color="auto" w:fill="D7EDEA"/>
+            <w:tcMar>
+              <w:top w:w="40" w:type="dxa"/>
+              <w:bottom w:w="40" w:type="dxa"/>
+              <w:start w:w="80" w:type="dxa"/>
+              <w:end w:w="80" w:type="dxa"/>
+            </w:tcMar>
+          </w:tcPr>
+          <w:p>
+            <w:r/>
+            <w:r>
+              <w:rPr>
+                <w:b/>
+                <w:sz w:val="19"/>
+              </w:rPr>
+              <w:t>Resultado esperado</w:t>
+            </w:r>
+          </w:p>
+        </w:tc>
+        <w:tc>
+          <w:tcPr>
+            <w:tcW w:type="dxa" w:w="7087"/>
+            <w:tcMar>
+              <w:top w:w="40" w:type="dxa"/>
+              <w:bottom w:w="40" w:type="dxa"/>
+              <w:start w:w="80" w:type="dxa"/>
+              <w:end w:w="80" w:type="dxa"/>
+            </w:tcMar>
+          </w:tcPr>
+          <w:p>
+            <w:r/>
+            <w:r>
+              <w:rPr>
+                <w:b w:val="0"/>
+                <w:sz w:val="19"/>
+              </w:rPr>
+              <w:t>La consola muestra {error: "No tienes permiso para esto"} y la pestaña Red, el código 403. No se crea ningún perfil de docente.</w:t>
+            </w:r>
+          </w:p>
+        </w:tc>
+      </w:tr>
+      <w:tr>
+        <w:tc>
+          <w:tcPr>
+            <w:tcW w:type="dxa" w:w="2381"/>
+            <w:shd w:val="clear" w:color="auto" w:fill="D7EDEA"/>
+            <w:tcMar>
+              <w:top w:w="40" w:type="dxa"/>
+              <w:bottom w:w="40" w:type="dxa"/>
+              <w:start w:w="80" w:type="dxa"/>
+              <w:end w:w="80" w:type="dxa"/>
+            </w:tcMar>
+          </w:tcPr>
+          <w:p>
+            <w:r/>
+            <w:r>
+              <w:rPr>
+                <w:b/>
+                <w:sz w:val="19"/>
+              </w:rPr>
+              <w:t>Resultado real</w:t>
+            </w:r>
+          </w:p>
+        </w:tc>
+        <w:tc>
+          <w:tcPr>
+            <w:tcW w:type="dxa" w:w="7087"/>
+            <w:tcMar>
+              <w:top w:w="40" w:type="dxa"/>
+              <w:bottom w:w="40" w:type="dxa"/>
+              <w:start w:w="80" w:type="dxa"/>
+              <w:end w:w="80" w:type="dxa"/>
+            </w:tcMar>
+          </w:tcPr>
+          <w:p>
+            <w:r/>
+            <w:r>
+              <w:rPr>
+                <w:b w:val="0"/>
+                <w:sz w:val="19"/>
+              </w:rPr>
+              <w:t>La consola muestra {error: 'No tienes permiso para esto'} y la pestaña Red el código 403. El servidor no crea ningún perfil de docente para el estudiante.</w:t>
+            </w:r>
+          </w:p>
+        </w:tc>
+      </w:tr>
+      <w:tr>
+        <w:tc>
+          <w:tcPr>
+            <w:tcW w:type="dxa" w:w="2381"/>
+            <w:shd w:val="clear" w:color="auto" w:fill="D7EDEA"/>
+            <w:tcMar>
+              <w:top w:w="40" w:type="dxa"/>
+              <w:bottom w:w="40" w:type="dxa"/>
+              <w:start w:w="80" w:type="dxa"/>
+              <w:end w:w="80" w:type="dxa"/>
+            </w:tcMar>
+          </w:tcPr>
+          <w:p>
+            <w:r/>
+            <w:r>
+              <w:rPr>
+                <w:b/>
+                <w:sz w:val="19"/>
+              </w:rPr>
+              <w:t>Código HTTP</w:t>
+            </w:r>
+          </w:p>
+        </w:tc>
+        <w:tc>
+          <w:tcPr>
+            <w:tcW w:type="dxa" w:w="7087"/>
+            <w:tcMar>
+              <w:top w:w="40" w:type="dxa"/>
+              <w:bottom w:w="40" w:type="dxa"/>
+              <w:start w:w="80" w:type="dxa"/>
+              <w:end w:w="80" w:type="dxa"/>
+            </w:tcMar>
+          </w:tcPr>
+          <w:p>
+            <w:r/>
+            <w:r>
+              <w:rPr>
+                <w:b w:val="0"/>
+                <w:sz w:val="19"/>
+              </w:rPr>
+              <w:t>403</w:t>
+            </w:r>
+          </w:p>
+        </w:tc>
+      </w:tr>
+      <w:tr>
+        <w:tc>
+          <w:tcPr>
+            <w:tcW w:type="dxa" w:w="2381"/>
+            <w:shd w:val="clear" w:color="auto" w:fill="D7EDEA"/>
+            <w:tcMar>
+              <w:top w:w="40" w:type="dxa"/>
+              <w:bottom w:w="40" w:type="dxa"/>
+              <w:start w:w="80" w:type="dxa"/>
+              <w:end w:w="80" w:type="dxa"/>
+            </w:tcMar>
+          </w:tcPr>
+          <w:p>
+            <w:r/>
+            <w:r>
+              <w:rPr>
+                <w:b/>
+                <w:sz w:val="19"/>
+              </w:rPr>
+              <w:t>Estado</w:t>
+            </w:r>
+          </w:p>
+        </w:tc>
+        <w:tc>
+          <w:tcPr>
+            <w:tcW w:type="dxa" w:w="7087"/>
+            <w:tcMar>
+              <w:top w:w="40" w:type="dxa"/>
+              <w:bottom w:w="40" w:type="dxa"/>
+              <w:start w:w="80" w:type="dxa"/>
+              <w:end w:w="80" w:type="dxa"/>
+            </w:tcMar>
+          </w:tcPr>
+          <w:p>
+            <w:r/>
+            <w:r>
+              <w:rPr>
+                <w:b w:val="0"/>
+                <w:sz w:val="19"/>
+              </w:rPr>
+              <w:t>Aprobado</w:t>
+            </w:r>
+          </w:p>
+        </w:tc>
+      </w:tr>
+      <w:tr>
+        <w:tc>
+          <w:tcPr>
+            <w:tcW w:type="dxa" w:w="2381"/>
+            <w:shd w:val="clear" w:color="auto" w:fill="D7EDEA"/>
+            <w:tcMar>
+              <w:top w:w="40" w:type="dxa"/>
+              <w:bottom w:w="40" w:type="dxa"/>
+              <w:start w:w="80" w:type="dxa"/>
+              <w:end w:w="80" w:type="dxa"/>
+            </w:tcMar>
+          </w:tcPr>
+          <w:p>
+            <w:r/>
+            <w:r>
+              <w:rPr>
+                <w:b/>
+                <w:sz w:val="19"/>
+              </w:rPr>
+              <w:t>Evidencia</w:t>
+            </w:r>
+          </w:p>
+        </w:tc>
+        <w:tc>
+          <w:tcPr>
+            <w:tcW w:type="dxa" w:w="7087"/>
+            <w:tcMar>
+              <w:top w:w="40" w:type="dxa"/>
+              <w:bottom w:w="40" w:type="dxa"/>
+              <w:start w:w="80" w:type="dxa"/>
+              <w:end w:w="80" w:type="dxa"/>
+            </w:tcMar>
+          </w:tcPr>
+          <w:p>
+            <w:r/>
+            <w:r>
+              <w:rPr>
+                <w:b w:val="0"/>
+                <w:sz w:val="19"/>
+              </w:rPr>
+              <w:t>EV-CP018-CONSOLA.png</w:t>
+            </w:r>
+          </w:p>
+        </w:tc>
+      </w:tr>
+    </w:tbl>
+    <w:p/>
+    <w:p>
+      <w:pPr>
+        <w:pStyle w:val="Heading3"/>
+      </w:pPr>
+      <w:r>
+        <w:t>CP-021 · Rechazo de tutoría con docente inexistente</w:t>
+      </w:r>
+    </w:p>
+    <w:p>
+      <w:pPr>
+        <w:spacing w:after="60"/>
+      </w:pPr>
+      <w:r>
+        <w:rPr>
+          <w:b w:val="0"/>
+          <w:i w:val="0"/>
+          <w:sz w:val="21"/>
+        </w:rPr>
+        <w:t>Se programa una tutoría con un docente que no existe; el servidor debe responder 404 sin caerse.</w:t>
+      </w:r>
+    </w:p>
+    <w:p>
+      <w:pPr>
+        <w:spacing w:after="40"/>
+      </w:pPr>
+      <w:r>
+        <w:rPr>
+          <w:b/>
+          <w:i w:val="0"/>
+          <w:sz w:val="19"/>
+        </w:rPr>
+        <w:t>Comando (se pega en la pestaña Consola de F12):</w:t>
+      </w:r>
+    </w:p>
+    <w:tbl>
+      <w:tblPr>
+        <w:tblW w:type="auto" w:w="0"/>
+        <w:tblLook w:firstColumn="1" w:firstRow="1" w:lastColumn="0" w:lastRow="0" w:noHBand="0" w:noVBand="1" w:val="04A0"/>
+        <w:tblBorders>
+          <w:top w:val="single" w:sz="4" w:space="0" w:color="D1D5DB"/>
+          <w:left w:val="single" w:sz="4" w:space="0" w:color="D1D5DB"/>
+          <w:bottom w:val="single" w:sz="4" w:space="0" w:color="D1D5DB"/>
+          <w:right w:val="single" w:sz="4" w:space="0" w:color="D1D5DB"/>
+          <w:insideH w:val="single" w:sz="4" w:space="0" w:color="D1D5DB"/>
+          <w:insideV w:val="single" w:sz="4" w:space="0" w:color="D1D5DB"/>
+        </w:tblBorders>
+      </w:tblPr>
+      <w:tblGrid>
+        <w:gridCol w:w="9746"/>
+      </w:tblGrid>
+      <w:tr>
+        <w:tc>
+          <w:tcPr>
+            <w:tcW w:type="dxa" w:w="9746"/>
+            <w:shd w:val="clear" w:color="auto" w:fill="1E1E1F"/>
+            <w:tcMar>
+              <w:top w:w="80" w:type="dxa"/>
+              <w:bottom w:w="80" w:type="dxa"/>
+              <w:start w:w="120" w:type="dxa"/>
+              <w:end w:w="120" w:type="dxa"/>
+            </w:tcMar>
+          </w:tcPr>
+          <w:p>
+            <w:pPr>
+              <w:spacing w:after="0" w:line="240" w:lineRule="auto"/>
+            </w:pPr>
+            <w:r/>
+            <w:r>
+              <w:rPr>
+                <w:rFonts w:ascii="Consolas" w:hAnsi="Consolas"/>
+                <w:color w:val="E8EAED"/>
+                <w:sz w:val="18"/>
+              </w:rPr>
+              <w:t>fetch("/api/tutorias",{method:"POST",headers:{</w:t>
+            </w:r>
+          </w:p>
+          <w:p>
+            <w:pPr>
+              <w:spacing w:after="0" w:line="240" w:lineRule="auto"/>
+            </w:pPr>
+            <w:r>
+              <w:rPr>
+                <w:rFonts w:ascii="Consolas" w:hAnsi="Consolas"/>
+                <w:color w:val="E8EAED"/>
+                <w:sz w:val="18"/>
+              </w:rPr>
+              <w:t xml:space="preserve">  "Content-Type":"application/json",Authorization:"Bearer "</w:t>
+            </w:r>
+          </w:p>
+          <w:p>
+            <w:pPr>
+              <w:spacing w:after="0" w:line="240" w:lineRule="auto"/>
+            </w:pPr>
+            <w:r>
+              <w:rPr>
+                <w:rFonts w:ascii="Consolas" w:hAnsi="Consolas"/>
+                <w:color w:val="E8EAED"/>
+                <w:sz w:val="18"/>
+              </w:rPr>
+              <w:t xml:space="preserve">  +localStorage.getItem("cp.token")},</w:t>
+            </w:r>
+          </w:p>
+          <w:p>
+            <w:pPr>
+              <w:spacing w:after="0" w:line="240" w:lineRule="auto"/>
+            </w:pPr>
+            <w:r>
+              <w:rPr>
+                <w:rFonts w:ascii="Consolas" w:hAnsi="Consolas"/>
+                <w:color w:val="E8EAED"/>
+                <w:sz w:val="18"/>
+              </w:rPr>
+              <w:t xml:space="preserve">  body:JSON.stringify({docente_id:999999,</w:t>
+            </w:r>
+          </w:p>
+          <w:p>
+            <w:pPr>
+              <w:spacing w:after="0" w:line="240" w:lineRule="auto"/>
+            </w:pPr>
+            <w:r>
+              <w:rPr>
+                <w:rFonts w:ascii="Consolas" w:hAnsi="Consolas"/>
+                <w:color w:val="E8EAED"/>
+                <w:sz w:val="18"/>
+              </w:rPr>
+              <w:t xml:space="preserve">  asignatura:"Cálculo Diferencial",modalidad:"Virtual",</w:t>
+            </w:r>
+          </w:p>
+          <w:p>
+            <w:pPr>
+              <w:spacing w:after="0" w:line="240" w:lineRule="auto"/>
+            </w:pPr>
+            <w:r>
+              <w:rPr>
+                <w:rFonts w:ascii="Consolas" w:hAnsi="Consolas"/>
+                <w:color w:val="E8EAED"/>
+                <w:sz w:val="18"/>
+              </w:rPr>
+              <w:t xml:space="preserve">  fecha:"2027-02-15",hora:"10:00"})}).then(r=&gt;r.json()).then(console.log)</w:t>
+            </w:r>
+          </w:p>
+        </w:tc>
+      </w:tr>
+    </w:tbl>
+    <w:tbl>
+      <w:tblPr>
+        <w:tblW w:type="auto" w:w="0"/>
+        <w:tblLook w:firstColumn="1" w:firstRow="1" w:lastColumn="0" w:lastRow="0" w:noHBand="0" w:noVBand="1" w:val="04A0"/>
+        <w:tblBorders>
+          <w:top w:val="single" w:sz="4" w:space="0" w:color="D1D5DB"/>
+          <w:left w:val="single" w:sz="4" w:space="0" w:color="D1D5DB"/>
+          <w:bottom w:val="single" w:sz="4" w:space="0" w:color="D1D5DB"/>
+          <w:right w:val="single" w:sz="4" w:space="0" w:color="D1D5DB"/>
+          <w:insideH w:val="single" w:sz="4" w:space="0" w:color="D1D5DB"/>
+          <w:insideV w:val="single" w:sz="4" w:space="0" w:color="D1D5DB"/>
+        </w:tblBorders>
+      </w:tblPr>
+      <w:tblGrid>
+        <w:gridCol w:w="4873"/>
+        <w:gridCol w:w="4873"/>
+      </w:tblGrid>
+      <w:tr>
+        <w:tc>
+          <w:tcPr>
+            <w:tcW w:type="dxa" w:w="2381"/>
+            <w:shd w:val="clear" w:color="auto" w:fill="D7EDEA"/>
+            <w:tcMar>
+              <w:top w:w="40" w:type="dxa"/>
+              <w:bottom w:w="40" w:type="dxa"/>
+              <w:start w:w="80" w:type="dxa"/>
+              <w:end w:w="80" w:type="dxa"/>
+            </w:tcMar>
+          </w:tcPr>
+          <w:p>
+            <w:r/>
+            <w:r>
+              <w:rPr>
+                <w:b/>
+                <w:sz w:val="19"/>
+              </w:rPr>
+              <w:t>Requisito</w:t>
+            </w:r>
+          </w:p>
+        </w:tc>
+        <w:tc>
+          <w:tcPr>
+            <w:tcW w:type="dxa" w:w="7087"/>
+            <w:tcMar>
+              <w:top w:w="40" w:type="dxa"/>
+              <w:bottom w:w="40" w:type="dxa"/>
+              <w:start w:w="80" w:type="dxa"/>
+              <w:end w:w="80" w:type="dxa"/>
+            </w:tcMar>
+          </w:tcPr>
+          <w:p>
+            <w:r/>
+            <w:r>
+              <w:rPr>
+                <w:b w:val="0"/>
+                <w:sz w:val="19"/>
+              </w:rPr>
+              <w:t>R5 · R-03</w:t>
+            </w:r>
+          </w:p>
+        </w:tc>
+      </w:tr>
+      <w:tr>
+        <w:tc>
+          <w:tcPr>
+            <w:tcW w:type="dxa" w:w="2381"/>
+            <w:shd w:val="clear" w:color="auto" w:fill="D7EDEA"/>
+            <w:tcMar>
+              <w:top w:w="40" w:type="dxa"/>
+              <w:bottom w:w="40" w:type="dxa"/>
+              <w:start w:w="80" w:type="dxa"/>
+              <w:end w:w="80" w:type="dxa"/>
+            </w:tcMar>
+          </w:tcPr>
+          <w:p>
+            <w:r/>
+            <w:r>
+              <w:rPr>
+                <w:b/>
+                <w:sz w:val="19"/>
+              </w:rPr>
+              <w:t>Resultado esperado</w:t>
+            </w:r>
+          </w:p>
+        </w:tc>
+        <w:tc>
+          <w:tcPr>
+            <w:tcW w:type="dxa" w:w="7087"/>
+            <w:tcMar>
+              <w:top w:w="40" w:type="dxa"/>
+              <w:bottom w:w="40" w:type="dxa"/>
+              <w:start w:w="80" w:type="dxa"/>
+              <w:end w:w="80" w:type="dxa"/>
+            </w:tcMar>
+          </w:tcPr>
+          <w:p>
+            <w:r/>
+            <w:r>
+              <w:rPr>
+                <w:b w:val="0"/>
+                <w:sz w:val="19"/>
+              </w:rPr>
+              <w:t>La consola muestra {error: "Docente no encontrado o inactivo"} y la pestaña Red, el código 404. Al recargar, la página carga normal: el servidor sigue arriba (no hay error 500).</w:t>
+            </w:r>
+          </w:p>
+        </w:tc>
+      </w:tr>
+      <w:tr>
+        <w:tc>
+          <w:tcPr>
+            <w:tcW w:type="dxa" w:w="2381"/>
+            <w:shd w:val="clear" w:color="auto" w:fill="D7EDEA"/>
+            <w:tcMar>
+              <w:top w:w="40" w:type="dxa"/>
+              <w:bottom w:w="40" w:type="dxa"/>
+              <w:start w:w="80" w:type="dxa"/>
+              <w:end w:w="80" w:type="dxa"/>
+            </w:tcMar>
+          </w:tcPr>
+          <w:p>
+            <w:r/>
+            <w:r>
+              <w:rPr>
+                <w:b/>
+                <w:sz w:val="19"/>
+              </w:rPr>
+              <w:t>Resultado real</w:t>
+            </w:r>
+          </w:p>
+        </w:tc>
+        <w:tc>
+          <w:tcPr>
+            <w:tcW w:type="dxa" w:w="7087"/>
+            <w:tcMar>
+              <w:top w:w="40" w:type="dxa"/>
+              <w:bottom w:w="40" w:type="dxa"/>
+              <w:start w:w="80" w:type="dxa"/>
+              <w:end w:w="80" w:type="dxa"/>
+            </w:tcMar>
+          </w:tcPr>
+          <w:p>
+            <w:r/>
+            <w:r>
+              <w:rPr>
+                <w:b w:val="0"/>
+                <w:sz w:val="19"/>
+              </w:rPr>
+              <w:t>La consola muestra {error: 'Docente no encontrado o inactivo'} y la pestaña Red el código 404. Al recargar, la página carga normal y el servidor sigue arriba (no hay error 500).</w:t>
+            </w:r>
+          </w:p>
+        </w:tc>
+      </w:tr>
+      <w:tr>
+        <w:tc>
+          <w:tcPr>
+            <w:tcW w:type="dxa" w:w="2381"/>
+            <w:shd w:val="clear" w:color="auto" w:fill="D7EDEA"/>
+            <w:tcMar>
+              <w:top w:w="40" w:type="dxa"/>
+              <w:bottom w:w="40" w:type="dxa"/>
+              <w:start w:w="80" w:type="dxa"/>
+              <w:end w:w="80" w:type="dxa"/>
+            </w:tcMar>
+          </w:tcPr>
+          <w:p>
+            <w:r/>
+            <w:r>
+              <w:rPr>
+                <w:b/>
+                <w:sz w:val="19"/>
+              </w:rPr>
+              <w:t>Código HTTP</w:t>
+            </w:r>
+          </w:p>
+        </w:tc>
+        <w:tc>
+          <w:tcPr>
+            <w:tcW w:type="dxa" w:w="7087"/>
+            <w:tcMar>
+              <w:top w:w="40" w:type="dxa"/>
+              <w:bottom w:w="40" w:type="dxa"/>
+              <w:start w:w="80" w:type="dxa"/>
+              <w:end w:w="80" w:type="dxa"/>
+            </w:tcMar>
+          </w:tcPr>
+          <w:p>
+            <w:r/>
+            <w:r>
+              <w:rPr>
+                <w:b w:val="0"/>
+                <w:sz w:val="19"/>
+              </w:rPr>
+              <w:t>404</w:t>
+            </w:r>
+          </w:p>
+        </w:tc>
+      </w:tr>
+      <w:tr>
+        <w:tc>
+          <w:tcPr>
+            <w:tcW w:type="dxa" w:w="2381"/>
+            <w:shd w:val="clear" w:color="auto" w:fill="D7EDEA"/>
+            <w:tcMar>
+              <w:top w:w="40" w:type="dxa"/>
+              <w:bottom w:w="40" w:type="dxa"/>
+              <w:start w:w="80" w:type="dxa"/>
+              <w:end w:w="80" w:type="dxa"/>
+            </w:tcMar>
+          </w:tcPr>
+          <w:p>
+            <w:r/>
+            <w:r>
+              <w:rPr>
+                <w:b/>
+                <w:sz w:val="19"/>
+              </w:rPr>
+              <w:t>Estado</w:t>
+            </w:r>
+          </w:p>
+        </w:tc>
+        <w:tc>
+          <w:tcPr>
+            <w:tcW w:type="dxa" w:w="7087"/>
+            <w:tcMar>
+              <w:top w:w="40" w:type="dxa"/>
+              <w:bottom w:w="40" w:type="dxa"/>
+              <w:start w:w="80" w:type="dxa"/>
+              <w:end w:w="80" w:type="dxa"/>
+            </w:tcMar>
+          </w:tcPr>
+          <w:p>
+            <w:r/>
+            <w:r>
+              <w:rPr>
+                <w:b w:val="0"/>
+                <w:sz w:val="19"/>
+              </w:rPr>
+              <w:t>Aprobado</w:t>
+            </w:r>
+          </w:p>
+        </w:tc>
+      </w:tr>
+      <w:tr>
+        <w:tc>
+          <w:tcPr>
+            <w:tcW w:type="dxa" w:w="2381"/>
+            <w:shd w:val="clear" w:color="auto" w:fill="D7EDEA"/>
+            <w:tcMar>
+              <w:top w:w="40" w:type="dxa"/>
+              <w:bottom w:w="40" w:type="dxa"/>
+              <w:start w:w="80" w:type="dxa"/>
+              <w:end w:w="80" w:type="dxa"/>
+            </w:tcMar>
+          </w:tcPr>
+          <w:p>
+            <w:r/>
+            <w:r>
+              <w:rPr>
+                <w:b/>
+                <w:sz w:val="19"/>
+              </w:rPr>
+              <w:t>Evidencia</w:t>
+            </w:r>
+          </w:p>
+        </w:tc>
+        <w:tc>
+          <w:tcPr>
+            <w:tcW w:type="dxa" w:w="7087"/>
+            <w:tcMar>
+              <w:top w:w="40" w:type="dxa"/>
+              <w:bottom w:w="40" w:type="dxa"/>
+              <w:start w:w="80" w:type="dxa"/>
+              <w:end w:w="80" w:type="dxa"/>
+            </w:tcMar>
+          </w:tcPr>
+          <w:p>
+            <w:r/>
+            <w:r>
+              <w:rPr>
+                <w:b w:val="0"/>
+                <w:sz w:val="19"/>
+              </w:rPr>
+              <w:t>EV-CP021-CONSOLA.png</w:t>
+            </w:r>
+          </w:p>
+        </w:tc>
+      </w:tr>
+    </w:tbl>
+    <w:p/>
+    <w:p>
+      <w:pPr>
+        <w:pStyle w:val="Heading3"/>
+      </w:pPr>
+      <w:r>
+        <w:t>DEF-06 · Una tutoría cancelada se marca «completada» por la API</w:t>
+      </w:r>
+    </w:p>
+    <w:p>
+      <w:pPr>
+        <w:spacing w:after="60"/>
+      </w:pPr>
+      <w:r>
+        <w:rPr>
+          <w:b w:val="0"/>
+          <w:i w:val="0"/>
+          <w:sz w:val="21"/>
+        </w:rPr>
+        <w:t>Una tutoría ya cancelada no debería admitir nuevas transiciones; por la API se puede marcar «realizada».</w:t>
+      </w:r>
+    </w:p>
+    <w:p>
+      <w:pPr>
+        <w:spacing w:after="40"/>
+      </w:pPr>
+      <w:r>
+        <w:rPr>
+          <w:b/>
+          <w:i w:val="0"/>
+          <w:sz w:val="19"/>
+        </w:rPr>
+        <w:t>Comando (se pega en la pestaña Consola de F12):</w:t>
+      </w:r>
+    </w:p>
+    <w:tbl>
+      <w:tblPr>
+        <w:tblW w:type="auto" w:w="0"/>
+        <w:tblLook w:firstColumn="1" w:firstRow="1" w:lastColumn="0" w:lastRow="0" w:noHBand="0" w:noVBand="1" w:val="04A0"/>
+        <w:tblBorders>
+          <w:top w:val="single" w:sz="4" w:space="0" w:color="D1D5DB"/>
+          <w:left w:val="single" w:sz="4" w:space="0" w:color="D1D5DB"/>
+          <w:bottom w:val="single" w:sz="4" w:space="0" w:color="D1D5DB"/>
+          <w:right w:val="single" w:sz="4" w:space="0" w:color="D1D5DB"/>
+          <w:insideH w:val="single" w:sz="4" w:space="0" w:color="D1D5DB"/>
+          <w:insideV w:val="single" w:sz="4" w:space="0" w:color="D1D5DB"/>
+        </w:tblBorders>
+      </w:tblPr>
+      <w:tblGrid>
+        <w:gridCol w:w="9746"/>
+      </w:tblGrid>
+      <w:tr>
+        <w:tc>
+          <w:tcPr>
+            <w:tcW w:type="dxa" w:w="9746"/>
+            <w:shd w:val="clear" w:color="auto" w:fill="1E1E1F"/>
+            <w:tcMar>
+              <w:top w:w="80" w:type="dxa"/>
+              <w:bottom w:w="80" w:type="dxa"/>
+              <w:start w:w="120" w:type="dxa"/>
+              <w:end w:w="120" w:type="dxa"/>
+            </w:tcMar>
+          </w:tcPr>
+          <w:p>
+            <w:pPr>
+              <w:spacing w:after="0" w:line="240" w:lineRule="auto"/>
+            </w:pPr>
+            <w:r/>
+            <w:r>
+              <w:rPr>
+                <w:rFonts w:ascii="Consolas" w:hAnsi="Consolas"/>
+                <w:color w:val="E8EAED"/>
+                <w:sz w:val="18"/>
+              </w:rPr>
+              <w:t>fetch("/api/tutorias/6/realizada",{method:"PATCH",headers:{Authorization:"Bearer "+localStorage.getItem("cp.token")}}).then(r=&gt;r.json()).then(console.log)</w:t>
+            </w:r>
+          </w:p>
+        </w:tc>
+      </w:tr>
+    </w:tbl>
+    <w:tbl>
+      <w:tblPr>
+        <w:tblW w:type="auto" w:w="0"/>
+        <w:tblLook w:firstColumn="1" w:firstRow="1" w:lastColumn="0" w:lastRow="0" w:noHBand="0" w:noVBand="1" w:val="04A0"/>
+        <w:tblBorders>
+          <w:top w:val="single" w:sz="4" w:space="0" w:color="D1D5DB"/>
+          <w:left w:val="single" w:sz="4" w:space="0" w:color="D1D5DB"/>
+          <w:bottom w:val="single" w:sz="4" w:space="0" w:color="D1D5DB"/>
+          <w:right w:val="single" w:sz="4" w:space="0" w:color="D1D5DB"/>
+          <w:insideH w:val="single" w:sz="4" w:space="0" w:color="D1D5DB"/>
+          <w:insideV w:val="single" w:sz="4" w:space="0" w:color="D1D5DB"/>
+        </w:tblBorders>
+      </w:tblPr>
+      <w:tblGrid>
+        <w:gridCol w:w="4873"/>
+        <w:gridCol w:w="4873"/>
+      </w:tblGrid>
+      <w:tr>
+        <w:tc>
+          <w:tcPr>
+            <w:tcW w:type="dxa" w:w="2381"/>
+            <w:shd w:val="clear" w:color="auto" w:fill="D7EDEA"/>
+            <w:tcMar>
+              <w:top w:w="40" w:type="dxa"/>
+              <w:bottom w:w="40" w:type="dxa"/>
+              <w:start w:w="80" w:type="dxa"/>
+              <w:end w:w="80" w:type="dxa"/>
+            </w:tcMar>
+          </w:tcPr>
+          <w:p>
+            <w:r/>
+            <w:r>
+              <w:rPr>
+                <w:b/>
+                <w:sz w:val="19"/>
+              </w:rPr>
+              <w:t>Requisito</w:t>
+            </w:r>
+          </w:p>
+        </w:tc>
+        <w:tc>
+          <w:tcPr>
+            <w:tcW w:type="dxa" w:w="7087"/>
+            <w:tcMar>
+              <w:top w:w="40" w:type="dxa"/>
+              <w:bottom w:w="40" w:type="dxa"/>
+              <w:start w:w="80" w:type="dxa"/>
+              <w:end w:w="80" w:type="dxa"/>
+            </w:tcMar>
+          </w:tcPr>
+          <w:p>
+            <w:r/>
+            <w:r>
+              <w:rPr>
+                <w:b w:val="0"/>
+                <w:sz w:val="19"/>
+              </w:rPr>
+              <w:t>R6</w:t>
+            </w:r>
+          </w:p>
+        </w:tc>
+      </w:tr>
+      <w:tr>
+        <w:tc>
+          <w:tcPr>
+            <w:tcW w:type="dxa" w:w="2381"/>
+            <w:shd w:val="clear" w:color="auto" w:fill="D7EDEA"/>
+            <w:tcMar>
+              <w:top w:w="40" w:type="dxa"/>
+              <w:bottom w:w="40" w:type="dxa"/>
+              <w:start w:w="80" w:type="dxa"/>
+              <w:end w:w="80" w:type="dxa"/>
+            </w:tcMar>
+          </w:tcPr>
+          <w:p>
+            <w:r/>
+            <w:r>
+              <w:rPr>
+                <w:b/>
+                <w:sz w:val="19"/>
+              </w:rPr>
+              <w:t>Resultado esperado</w:t>
+            </w:r>
+          </w:p>
+        </w:tc>
+        <w:tc>
+          <w:tcPr>
+            <w:tcW w:type="dxa" w:w="7087"/>
+            <w:tcMar>
+              <w:top w:w="40" w:type="dxa"/>
+              <w:bottom w:w="40" w:type="dxa"/>
+              <w:start w:w="80" w:type="dxa"/>
+              <w:end w:w="80" w:type="dxa"/>
+            </w:tcMar>
+          </w:tcPr>
+          <w:p>
+            <w:r/>
+            <w:r>
+              <w:rPr>
+                <w:b w:val="0"/>
+                <w:sz w:val="19"/>
+              </w:rPr>
+              <w:t>El servidor debería rechazar el cambio (la tutoría está cancelada). En su lugar responde {mensaje: "Tutoría completada"} y la tutoría pasa a «completada»: DEFECTO.</w:t>
+            </w:r>
+          </w:p>
+        </w:tc>
+      </w:tr>
+      <w:tr>
+        <w:tc>
+          <w:tcPr>
+            <w:tcW w:type="dxa" w:w="2381"/>
+            <w:shd w:val="clear" w:color="auto" w:fill="D7EDEA"/>
+            <w:tcMar>
+              <w:top w:w="40" w:type="dxa"/>
+              <w:bottom w:w="40" w:type="dxa"/>
+              <w:start w:w="80" w:type="dxa"/>
+              <w:end w:w="80" w:type="dxa"/>
+            </w:tcMar>
+          </w:tcPr>
+          <w:p>
+            <w:r/>
+            <w:r>
+              <w:rPr>
+                <w:b/>
+                <w:sz w:val="19"/>
+              </w:rPr>
+              <w:t>Resultado real</w:t>
+            </w:r>
+          </w:p>
+        </w:tc>
+        <w:tc>
+          <w:tcPr>
+            <w:tcW w:type="dxa" w:w="7087"/>
+            <w:tcMar>
+              <w:top w:w="40" w:type="dxa"/>
+              <w:bottom w:w="40" w:type="dxa"/>
+              <w:start w:w="80" w:type="dxa"/>
+              <w:end w:w="80" w:type="dxa"/>
+            </w:tcMar>
+          </w:tcPr>
+          <w:p>
+            <w:r/>
+            <w:r>
+              <w:rPr>
+                <w:b w:val="0"/>
+                <w:sz w:val="19"/>
+              </w:rPr>
+              <w:t>El servidor respondió 200 {mensaje: 'Tutoría completada'} y la tutoría cancelada pasó a «completada». Debería haberlo rechazado.</w:t>
+            </w:r>
+          </w:p>
+        </w:tc>
+      </w:tr>
+      <w:tr>
+        <w:tc>
+          <w:tcPr>
+            <w:tcW w:type="dxa" w:w="2381"/>
+            <w:shd w:val="clear" w:color="auto" w:fill="D7EDEA"/>
+            <w:tcMar>
+              <w:top w:w="40" w:type="dxa"/>
+              <w:bottom w:w="40" w:type="dxa"/>
+              <w:start w:w="80" w:type="dxa"/>
+              <w:end w:w="80" w:type="dxa"/>
+            </w:tcMar>
+          </w:tcPr>
+          <w:p>
+            <w:r/>
+            <w:r>
+              <w:rPr>
+                <w:b/>
+                <w:sz w:val="19"/>
+              </w:rPr>
+              <w:t>Código HTTP</w:t>
+            </w:r>
+          </w:p>
+        </w:tc>
+        <w:tc>
+          <w:tcPr>
+            <w:tcW w:type="dxa" w:w="7087"/>
+            <w:tcMar>
+              <w:top w:w="40" w:type="dxa"/>
+              <w:bottom w:w="40" w:type="dxa"/>
+              <w:start w:w="80" w:type="dxa"/>
+              <w:end w:w="80" w:type="dxa"/>
+            </w:tcMar>
+          </w:tcPr>
+          <w:p>
+            <w:r/>
+            <w:r>
+              <w:rPr>
+                <w:b w:val="0"/>
+                <w:sz w:val="19"/>
+              </w:rPr>
+              <w:t>200</w:t>
+            </w:r>
+          </w:p>
+        </w:tc>
+      </w:tr>
+      <w:tr>
+        <w:tc>
+          <w:tcPr>
+            <w:tcW w:type="dxa" w:w="2381"/>
+            <w:shd w:val="clear" w:color="auto" w:fill="D7EDEA"/>
+            <w:tcMar>
+              <w:top w:w="40" w:type="dxa"/>
+              <w:bottom w:w="40" w:type="dxa"/>
+              <w:start w:w="80" w:type="dxa"/>
+              <w:end w:w="80" w:type="dxa"/>
+            </w:tcMar>
+          </w:tcPr>
+          <w:p>
+            <w:r/>
+            <w:r>
+              <w:rPr>
+                <w:b/>
+                <w:sz w:val="19"/>
+              </w:rPr>
+              <w:t>Estado</w:t>
+            </w:r>
+          </w:p>
+        </w:tc>
+        <w:tc>
+          <w:tcPr>
+            <w:tcW w:type="dxa" w:w="7087"/>
+            <w:tcMar>
+              <w:top w:w="40" w:type="dxa"/>
+              <w:bottom w:w="40" w:type="dxa"/>
+              <w:start w:w="80" w:type="dxa"/>
+              <w:end w:w="80" w:type="dxa"/>
+            </w:tcMar>
+          </w:tcPr>
+          <w:p>
+            <w:r/>
+            <w:r>
+              <w:rPr>
+                <w:b w:val="0"/>
+                <w:sz w:val="19"/>
+              </w:rPr>
+              <w:t>Defecto confirmado</w:t>
+            </w:r>
+          </w:p>
+        </w:tc>
+      </w:tr>
+      <w:tr>
+        <w:tc>
+          <w:tcPr>
+            <w:tcW w:type="dxa" w:w="2381"/>
+            <w:shd w:val="clear" w:color="auto" w:fill="D7EDEA"/>
+            <w:tcMar>
+              <w:top w:w="40" w:type="dxa"/>
+              <w:bottom w:w="40" w:type="dxa"/>
+              <w:start w:w="80" w:type="dxa"/>
+              <w:end w:w="80" w:type="dxa"/>
+            </w:tcMar>
+          </w:tcPr>
+          <w:p>
+            <w:r/>
+            <w:r>
+              <w:rPr>
+                <w:b/>
+                <w:sz w:val="19"/>
+              </w:rPr>
+              <w:t>Evidencia</w:t>
+            </w:r>
+          </w:p>
+        </w:tc>
+        <w:tc>
+          <w:tcPr>
+            <w:tcW w:type="dxa" w:w="7087"/>
+            <w:tcMar>
+              <w:top w:w="40" w:type="dxa"/>
+              <w:bottom w:w="40" w:type="dxa"/>
+              <w:start w:w="80" w:type="dxa"/>
+              <w:end w:w="80" w:type="dxa"/>
+            </w:tcMar>
+          </w:tcPr>
+          <w:p>
+            <w:r/>
+            <w:r>
+              <w:rPr>
+                <w:b w:val="0"/>
+                <w:sz w:val="19"/>
+              </w:rPr>
+              <w:t>EV-DEF06-CONSOLA.png</w:t>
+            </w:r>
+          </w:p>
+        </w:tc>
+      </w:tr>
+    </w:tbl>
+    <w:p/>
+    <w:p>
+      <w:pPr>
+        <w:pStyle w:val="Heading3"/>
+      </w:pPr>
+      <w:r>
+        <w:t>DEF-10 · La API guarda tutorías con fechas y horas que no existen</w:t>
+      </w:r>
+    </w:p>
+    <w:p>
+      <w:pPr>
+        <w:spacing w:after="60"/>
+      </w:pPr>
+      <w:r>
+        <w:rPr>
+          <w:b w:val="0"/>
+          <w:i w:val="0"/>
+          <w:sz w:val="21"/>
+        </w:rPr>
+        <w:t>El servidor no valida que la fecha y la hora existan; acepta «2027-13-45» y «25:99».</w:t>
+      </w:r>
+    </w:p>
+    <w:p>
+      <w:pPr>
+        <w:spacing w:after="40"/>
+      </w:pPr>
+      <w:r>
+        <w:rPr>
+          <w:b/>
+          <w:i w:val="0"/>
+          <w:sz w:val="19"/>
+        </w:rPr>
+        <w:t>Comando (se pega en la pestaña Consola de F12):</w:t>
+      </w:r>
+    </w:p>
+    <w:tbl>
+      <w:tblPr>
+        <w:tblW w:type="auto" w:w="0"/>
+        <w:tblLook w:firstColumn="1" w:firstRow="1" w:lastColumn="0" w:lastRow="0" w:noHBand="0" w:noVBand="1" w:val="04A0"/>
+        <w:tblBorders>
+          <w:top w:val="single" w:sz="4" w:space="0" w:color="D1D5DB"/>
+          <w:left w:val="single" w:sz="4" w:space="0" w:color="D1D5DB"/>
+          <w:bottom w:val="single" w:sz="4" w:space="0" w:color="D1D5DB"/>
+          <w:right w:val="single" w:sz="4" w:space="0" w:color="D1D5DB"/>
+          <w:insideH w:val="single" w:sz="4" w:space="0" w:color="D1D5DB"/>
+          <w:insideV w:val="single" w:sz="4" w:space="0" w:color="D1D5DB"/>
+        </w:tblBorders>
+      </w:tblPr>
+      <w:tblGrid>
+        <w:gridCol w:w="9746"/>
+      </w:tblGrid>
+      <w:tr>
+        <w:tc>
+          <w:tcPr>
+            <w:tcW w:type="dxa" w:w="9746"/>
+            <w:shd w:val="clear" w:color="auto" w:fill="1E1E1F"/>
+            <w:tcMar>
+              <w:top w:w="80" w:type="dxa"/>
+              <w:bottom w:w="80" w:type="dxa"/>
+              <w:start w:w="120" w:type="dxa"/>
+              <w:end w:w="120" w:type="dxa"/>
+            </w:tcMar>
+          </w:tcPr>
+          <w:p>
+            <w:pPr>
+              <w:spacing w:after="0" w:line="240" w:lineRule="auto"/>
+            </w:pPr>
+            <w:r/>
+            <w:r>
+              <w:rPr>
+                <w:rFonts w:ascii="Consolas" w:hAnsi="Consolas"/>
+                <w:color w:val="E8EAED"/>
+                <w:sz w:val="18"/>
+              </w:rPr>
+              <w:t>fetch("/api/tutorias",{method:"POST",headers:{</w:t>
+            </w:r>
+          </w:p>
+          <w:p>
+            <w:pPr>
+              <w:spacing w:after="0" w:line="240" w:lineRule="auto"/>
+            </w:pPr>
+            <w:r>
+              <w:rPr>
+                <w:rFonts w:ascii="Consolas" w:hAnsi="Consolas"/>
+                <w:color w:val="E8EAED"/>
+                <w:sz w:val="18"/>
+              </w:rPr>
+              <w:t xml:space="preserve">  "Content-Type":"application/json",Authorization:"Bearer "</w:t>
+            </w:r>
+          </w:p>
+          <w:p>
+            <w:pPr>
+              <w:spacing w:after="0" w:line="240" w:lineRule="auto"/>
+            </w:pPr>
+            <w:r>
+              <w:rPr>
+                <w:rFonts w:ascii="Consolas" w:hAnsi="Consolas"/>
+                <w:color w:val="E8EAED"/>
+                <w:sz w:val="18"/>
+              </w:rPr>
+              <w:t xml:space="preserve">  +localStorage.getItem("cp.token")},</w:t>
+            </w:r>
+          </w:p>
+          <w:p>
+            <w:pPr>
+              <w:spacing w:after="0" w:line="240" w:lineRule="auto"/>
+            </w:pPr>
+            <w:r>
+              <w:rPr>
+                <w:rFonts w:ascii="Consolas" w:hAnsi="Consolas"/>
+                <w:color w:val="E8EAED"/>
+                <w:sz w:val="18"/>
+              </w:rPr>
+              <w:t xml:space="preserve">  body:JSON.stringify({docente_id:9,asignatura:"Cálculo Diferencial",</w:t>
+            </w:r>
+          </w:p>
+          <w:p>
+            <w:pPr>
+              <w:spacing w:after="0" w:line="240" w:lineRule="auto"/>
+            </w:pPr>
+            <w:r>
+              <w:rPr>
+                <w:rFonts w:ascii="Consolas" w:hAnsi="Consolas"/>
+                <w:color w:val="E8EAED"/>
+                <w:sz w:val="18"/>
+              </w:rPr>
+              <w:t xml:space="preserve">  modalidad:"Virtual",fecha:"2027-13-45",hora:"25:99"})})</w:t>
+            </w:r>
+          </w:p>
+          <w:p>
+            <w:pPr>
+              <w:spacing w:after="0" w:line="240" w:lineRule="auto"/>
+            </w:pPr>
+            <w:r>
+              <w:rPr>
+                <w:rFonts w:ascii="Consolas" w:hAnsi="Consolas"/>
+                <w:color w:val="E8EAED"/>
+                <w:sz w:val="18"/>
+              </w:rPr>
+              <w:t xml:space="preserve">  .then(r=&gt;r.json()).then(console.log)</w:t>
+            </w:r>
+          </w:p>
+        </w:tc>
+      </w:tr>
+    </w:tbl>
+    <w:tbl>
+      <w:tblPr>
+        <w:tblW w:type="auto" w:w="0"/>
+        <w:tblLook w:firstColumn="1" w:firstRow="1" w:lastColumn="0" w:lastRow="0" w:noHBand="0" w:noVBand="1" w:val="04A0"/>
+        <w:tblBorders>
+          <w:top w:val="single" w:sz="4" w:space="0" w:color="D1D5DB"/>
+          <w:left w:val="single" w:sz="4" w:space="0" w:color="D1D5DB"/>
+          <w:bottom w:val="single" w:sz="4" w:space="0" w:color="D1D5DB"/>
+          <w:right w:val="single" w:sz="4" w:space="0" w:color="D1D5DB"/>
+          <w:insideH w:val="single" w:sz="4" w:space="0" w:color="D1D5DB"/>
+          <w:insideV w:val="single" w:sz="4" w:space="0" w:color="D1D5DB"/>
+        </w:tblBorders>
+      </w:tblPr>
+      <w:tblGrid>
+        <w:gridCol w:w="4873"/>
+        <w:gridCol w:w="4873"/>
+      </w:tblGrid>
+      <w:tr>
+        <w:tc>
+          <w:tcPr>
+            <w:tcW w:type="dxa" w:w="2381"/>
+            <w:shd w:val="clear" w:color="auto" w:fill="D7EDEA"/>
+            <w:tcMar>
+              <w:top w:w="40" w:type="dxa"/>
+              <w:bottom w:w="40" w:type="dxa"/>
+              <w:start w:w="80" w:type="dxa"/>
+              <w:end w:w="80" w:type="dxa"/>
+            </w:tcMar>
+          </w:tcPr>
+          <w:p>
+            <w:r/>
+            <w:r>
+              <w:rPr>
+                <w:b/>
+                <w:sz w:val="19"/>
+              </w:rPr>
+              <w:t>Requisito</w:t>
+            </w:r>
+          </w:p>
+        </w:tc>
+        <w:tc>
+          <w:tcPr>
+            <w:tcW w:type="dxa" w:w="7087"/>
+            <w:tcMar>
+              <w:top w:w="40" w:type="dxa"/>
+              <w:bottom w:w="40" w:type="dxa"/>
+              <w:start w:w="80" w:type="dxa"/>
+              <w:end w:w="80" w:type="dxa"/>
+            </w:tcMar>
+          </w:tcPr>
+          <w:p>
+            <w:r/>
+            <w:r>
+              <w:rPr>
+                <w:b w:val="0"/>
+                <w:sz w:val="19"/>
+              </w:rPr>
+              <w:t>R5</w:t>
+            </w:r>
+          </w:p>
+        </w:tc>
+      </w:tr>
+      <w:tr>
+        <w:tc>
+          <w:tcPr>
+            <w:tcW w:type="dxa" w:w="2381"/>
+            <w:shd w:val="clear" w:color="auto" w:fill="D7EDEA"/>
+            <w:tcMar>
+              <w:top w:w="40" w:type="dxa"/>
+              <w:bottom w:w="40" w:type="dxa"/>
+              <w:start w:w="80" w:type="dxa"/>
+              <w:end w:w="80" w:type="dxa"/>
+            </w:tcMar>
+          </w:tcPr>
+          <w:p>
+            <w:r/>
+            <w:r>
+              <w:rPr>
+                <w:b/>
+                <w:sz w:val="19"/>
+              </w:rPr>
+              <w:t>Resultado esperado</w:t>
+            </w:r>
+          </w:p>
+        </w:tc>
+        <w:tc>
+          <w:tcPr>
+            <w:tcW w:type="dxa" w:w="7087"/>
+            <w:tcMar>
+              <w:top w:w="40" w:type="dxa"/>
+              <w:bottom w:w="40" w:type="dxa"/>
+              <w:start w:w="80" w:type="dxa"/>
+              <w:end w:w="80" w:type="dxa"/>
+            </w:tcMar>
+          </w:tcPr>
+          <w:p>
+            <w:r/>
+            <w:r>
+              <w:rPr>
+                <w:b w:val="0"/>
+                <w:sz w:val="19"/>
+              </w:rPr>
+              <w:t>El servidor debería rechazar la fecha y la hora inválidas. En su lugar responde 201 {mensaje: "Tutoría programada"}: DEFECTO.</w:t>
+            </w:r>
+          </w:p>
+        </w:tc>
+      </w:tr>
+      <w:tr>
+        <w:tc>
+          <w:tcPr>
+            <w:tcW w:type="dxa" w:w="2381"/>
+            <w:shd w:val="clear" w:color="auto" w:fill="D7EDEA"/>
+            <w:tcMar>
+              <w:top w:w="40" w:type="dxa"/>
+              <w:bottom w:w="40" w:type="dxa"/>
+              <w:start w:w="80" w:type="dxa"/>
+              <w:end w:w="80" w:type="dxa"/>
+            </w:tcMar>
+          </w:tcPr>
+          <w:p>
+            <w:r/>
+            <w:r>
+              <w:rPr>
+                <w:b/>
+                <w:sz w:val="19"/>
+              </w:rPr>
+              <w:t>Resultado real</w:t>
+            </w:r>
+          </w:p>
+        </w:tc>
+        <w:tc>
+          <w:tcPr>
+            <w:tcW w:type="dxa" w:w="7087"/>
+            <w:tcMar>
+              <w:top w:w="40" w:type="dxa"/>
+              <w:bottom w:w="40" w:type="dxa"/>
+              <w:start w:w="80" w:type="dxa"/>
+              <w:end w:w="80" w:type="dxa"/>
+            </w:tcMar>
+          </w:tcPr>
+          <w:p>
+            <w:r/>
+            <w:r>
+              <w:rPr>
+                <w:b w:val="0"/>
+                <w:sz w:val="19"/>
+              </w:rPr>
+              <w:t>El servidor respondió 201 {mensaje: 'Tutoría programada', id: 7}: acepta la fecha «2027-13-45» y la hora «25:99» sin validar que existan.</w:t>
+            </w:r>
+          </w:p>
+        </w:tc>
+      </w:tr>
+      <w:tr>
+        <w:tc>
+          <w:tcPr>
+            <w:tcW w:type="dxa" w:w="2381"/>
+            <w:shd w:val="clear" w:color="auto" w:fill="D7EDEA"/>
+            <w:tcMar>
+              <w:top w:w="40" w:type="dxa"/>
+              <w:bottom w:w="40" w:type="dxa"/>
+              <w:start w:w="80" w:type="dxa"/>
+              <w:end w:w="80" w:type="dxa"/>
+            </w:tcMar>
+          </w:tcPr>
+          <w:p>
+            <w:r/>
+            <w:r>
+              <w:rPr>
+                <w:b/>
+                <w:sz w:val="19"/>
+              </w:rPr>
+              <w:t>Código HTTP</w:t>
+            </w:r>
+          </w:p>
+        </w:tc>
+        <w:tc>
+          <w:tcPr>
+            <w:tcW w:type="dxa" w:w="7087"/>
+            <w:tcMar>
+              <w:top w:w="40" w:type="dxa"/>
+              <w:bottom w:w="40" w:type="dxa"/>
+              <w:start w:w="80" w:type="dxa"/>
+              <w:end w:w="80" w:type="dxa"/>
+            </w:tcMar>
+          </w:tcPr>
+          <w:p>
+            <w:r/>
+            <w:r>
+              <w:rPr>
+                <w:b w:val="0"/>
+                <w:sz w:val="19"/>
+              </w:rPr>
+              <w:t>201</w:t>
+            </w:r>
+          </w:p>
+        </w:tc>
+      </w:tr>
+      <w:tr>
+        <w:tc>
+          <w:tcPr>
+            <w:tcW w:type="dxa" w:w="2381"/>
+            <w:shd w:val="clear" w:color="auto" w:fill="D7EDEA"/>
+            <w:tcMar>
+              <w:top w:w="40" w:type="dxa"/>
+              <w:bottom w:w="40" w:type="dxa"/>
+              <w:start w:w="80" w:type="dxa"/>
+              <w:end w:w="80" w:type="dxa"/>
+            </w:tcMar>
+          </w:tcPr>
+          <w:p>
+            <w:r/>
+            <w:r>
+              <w:rPr>
+                <w:b/>
+                <w:sz w:val="19"/>
+              </w:rPr>
+              <w:t>Estado</w:t>
+            </w:r>
+          </w:p>
+        </w:tc>
+        <w:tc>
+          <w:tcPr>
+            <w:tcW w:type="dxa" w:w="7087"/>
+            <w:tcMar>
+              <w:top w:w="40" w:type="dxa"/>
+              <w:bottom w:w="40" w:type="dxa"/>
+              <w:start w:w="80" w:type="dxa"/>
+              <w:end w:w="80" w:type="dxa"/>
+            </w:tcMar>
+          </w:tcPr>
+          <w:p>
+            <w:r/>
+            <w:r>
+              <w:rPr>
+                <w:b w:val="0"/>
+                <w:sz w:val="19"/>
+              </w:rPr>
+              <w:t>Defecto confirmado</w:t>
+            </w:r>
+          </w:p>
+        </w:tc>
+      </w:tr>
+      <w:tr>
+        <w:tc>
+          <w:tcPr>
+            <w:tcW w:type="dxa" w:w="2381"/>
+            <w:shd w:val="clear" w:color="auto" w:fill="D7EDEA"/>
+            <w:tcMar>
+              <w:top w:w="40" w:type="dxa"/>
+              <w:bottom w:w="40" w:type="dxa"/>
+              <w:start w:w="80" w:type="dxa"/>
+              <w:end w:w="80" w:type="dxa"/>
+            </w:tcMar>
+          </w:tcPr>
+          <w:p>
+            <w:r/>
+            <w:r>
+              <w:rPr>
+                <w:b/>
+                <w:sz w:val="19"/>
+              </w:rPr>
+              <w:t>Evidencia</w:t>
+            </w:r>
+          </w:p>
+        </w:tc>
+        <w:tc>
+          <w:tcPr>
+            <w:tcW w:type="dxa" w:w="7087"/>
+            <w:tcMar>
+              <w:top w:w="40" w:type="dxa"/>
+              <w:bottom w:w="40" w:type="dxa"/>
+              <w:start w:w="80" w:type="dxa"/>
+              <w:end w:w="80" w:type="dxa"/>
+            </w:tcMar>
+          </w:tcPr>
+          <w:p>
+            <w:r/>
+            <w:r>
+              <w:rPr>
+                <w:b w:val="0"/>
+                <w:sz w:val="19"/>
+              </w:rPr>
+              <w:t>EV-DEF10-CONSOLA.png</w:t>
             </w:r>
           </w:p>
         </w:tc>

--- a/docs/entrega-2/E2_F_Equipo.docx
+++ b/docs/entrega-2/E2_F_Equipo.docx
@@ -543,6 +543,51 @@
           </w:p>
         </w:tc>
       </w:tr>
+      <w:tr>
+        <w:tc>
+          <w:tcPr>
+            <w:tcW w:type="dxa" w:w="2381"/>
+            <w:shd w:val="clear" w:color="auto" w:fill="D7EDEA"/>
+            <w:tcMar>
+              <w:top w:w="40" w:type="dxa"/>
+              <w:bottom w:w="40" w:type="dxa"/>
+              <w:start w:w="80" w:type="dxa"/>
+              <w:end w:w="80" w:type="dxa"/>
+            </w:tcMar>
+          </w:tcPr>
+          <w:p>
+            <w:r/>
+            <w:r>
+              <w:rPr>
+                <w:b/>
+                <w:sz w:val="19"/>
+              </w:rPr>
+              <w:t>Gestión de pruebas</w:t>
+            </w:r>
+          </w:p>
+        </w:tc>
+        <w:tc>
+          <w:tcPr>
+            <w:tcW w:type="dxa" w:w="7087"/>
+            <w:tcMar>
+              <w:top w:w="40" w:type="dxa"/>
+              <w:bottom w:w="40" w:type="dxa"/>
+              <w:start w:w="80" w:type="dxa"/>
+              <w:end w:w="80" w:type="dxa"/>
+            </w:tcMar>
+          </w:tcPr>
+          <w:p>
+            <w:r/>
+            <w:r>
+              <w:rPr>
+                <w:b w:val="0"/>
+                <w:sz w:val="19"/>
+              </w:rPr>
+              <w:t>La suite, los resultados y la evidencia se versionan en el repositorio, ejecutables con un comando. El enlace de Qase del Entregable 1 queda como respaldo manual.</w:t>
+            </w:r>
+          </w:p>
+        </w:tc>
+      </w:tr>
     </w:tbl>
     <w:p>
       <w:r>
@@ -6840,19 +6885,398 @@
         </w:tc>
       </w:tr>
     </w:tbl>
+    <w:p/>
     <w:p>
       <w:pPr>
-        <w:spacing w:after="120"/>
+        <w:spacing w:after="40"/>
       </w:pPr>
       <w:r>
         <w:rPr>
-          <w:b w:val="0"/>
-          <w:i/>
-          <w:sz w:val="20"/>
+          <w:b/>
+          <w:i w:val="0"/>
+          <w:sz w:val="22"/>
         </w:rPr>
-        <w:t>La hoja completa de SE-01 está en la carpeta de evidencias.</w:t>
+        <w:t>Hoja de sesión · SE-01</w:t>
       </w:r>
     </w:p>
+    <w:tbl>
+      <w:tblPr>
+        <w:tblW w:type="auto" w:w="0"/>
+        <w:tblLook w:firstColumn="1" w:firstRow="1" w:lastColumn="0" w:lastRow="0" w:noHBand="0" w:noVBand="1" w:val="04A0"/>
+        <w:tblBorders>
+          <w:top w:val="single" w:sz="4" w:space="0" w:color="D1D5DB"/>
+          <w:left w:val="single" w:sz="4" w:space="0" w:color="D1D5DB"/>
+          <w:bottom w:val="single" w:sz="4" w:space="0" w:color="D1D5DB"/>
+          <w:right w:val="single" w:sz="4" w:space="0" w:color="D1D5DB"/>
+          <w:insideH w:val="single" w:sz="4" w:space="0" w:color="D1D5DB"/>
+          <w:insideV w:val="single" w:sz="4" w:space="0" w:color="D1D5DB"/>
+        </w:tblBorders>
+      </w:tblPr>
+      <w:tblGrid>
+        <w:gridCol w:w="4873"/>
+        <w:gridCol w:w="4873"/>
+      </w:tblGrid>
+      <w:tr>
+        <w:tc>
+          <w:tcPr>
+            <w:tcW w:type="dxa" w:w="2381"/>
+            <w:shd w:val="clear" w:color="auto" w:fill="D7EDEA"/>
+            <w:tcMar>
+              <w:top w:w="40" w:type="dxa"/>
+              <w:bottom w:w="40" w:type="dxa"/>
+              <w:start w:w="80" w:type="dxa"/>
+              <w:end w:w="80" w:type="dxa"/>
+            </w:tcMar>
+          </w:tcPr>
+          <w:p>
+            <w:r/>
+            <w:r>
+              <w:rPr>
+                <w:b/>
+                <w:sz w:val="19"/>
+              </w:rPr>
+              <w:t>Identificador</w:t>
+            </w:r>
+          </w:p>
+        </w:tc>
+        <w:tc>
+          <w:tcPr>
+            <w:tcW w:type="dxa" w:w="7087"/>
+            <w:tcMar>
+              <w:top w:w="40" w:type="dxa"/>
+              <w:bottom w:w="40" w:type="dxa"/>
+              <w:start w:w="80" w:type="dxa"/>
+              <w:end w:w="80" w:type="dxa"/>
+            </w:tcMar>
+          </w:tcPr>
+          <w:p>
+            <w:r/>
+            <w:r>
+              <w:rPr>
+                <w:b w:val="0"/>
+                <w:sz w:val="19"/>
+              </w:rPr>
+              <w:t>SE-01</w:t>
+            </w:r>
+          </w:p>
+        </w:tc>
+      </w:tr>
+      <w:tr>
+        <w:tc>
+          <w:tcPr>
+            <w:tcW w:type="dxa" w:w="2381"/>
+            <w:shd w:val="clear" w:color="auto" w:fill="D7EDEA"/>
+            <w:tcMar>
+              <w:top w:w="40" w:type="dxa"/>
+              <w:bottom w:w="40" w:type="dxa"/>
+              <w:start w:w="80" w:type="dxa"/>
+              <w:end w:w="80" w:type="dxa"/>
+            </w:tcMar>
+          </w:tcPr>
+          <w:p>
+            <w:r/>
+            <w:r>
+              <w:rPr>
+                <w:b/>
+                <w:sz w:val="19"/>
+              </w:rPr>
+              <w:t>Integrante, fecha y duración</w:t>
+            </w:r>
+          </w:p>
+        </w:tc>
+        <w:tc>
+          <w:tcPr>
+            <w:tcW w:type="dxa" w:w="7087"/>
+            <w:tcMar>
+              <w:top w:w="40" w:type="dxa"/>
+              <w:bottom w:w="40" w:type="dxa"/>
+              <w:start w:w="80" w:type="dxa"/>
+              <w:end w:w="80" w:type="dxa"/>
+            </w:tcMar>
+          </w:tcPr>
+          <w:p>
+            <w:r/>
+            <w:r>
+              <w:rPr>
+                <w:b w:val="0"/>
+                <w:sz w:val="19"/>
+              </w:rPr>
+              <w:t>Esteban Palencia · 55 minutos</w:t>
+            </w:r>
+          </w:p>
+        </w:tc>
+      </w:tr>
+      <w:tr>
+        <w:tc>
+          <w:tcPr>
+            <w:tcW w:type="dxa" w:w="2381"/>
+            <w:shd w:val="clear" w:color="auto" w:fill="D7EDEA"/>
+            <w:tcMar>
+              <w:top w:w="40" w:type="dxa"/>
+              <w:bottom w:w="40" w:type="dxa"/>
+              <w:start w:w="80" w:type="dxa"/>
+              <w:end w:w="80" w:type="dxa"/>
+            </w:tcMar>
+          </w:tcPr>
+          <w:p>
+            <w:r/>
+            <w:r>
+              <w:rPr>
+                <w:b/>
+                <w:sz w:val="19"/>
+              </w:rPr>
+              <w:t>Misión</w:t>
+            </w:r>
+          </w:p>
+        </w:tc>
+        <w:tc>
+          <w:tcPr>
+            <w:tcW w:type="dxa" w:w="7087"/>
+            <w:tcMar>
+              <w:top w:w="40" w:type="dxa"/>
+              <w:bottom w:w="40" w:type="dxa"/>
+              <w:start w:w="80" w:type="dxa"/>
+              <w:end w:w="80" w:type="dxa"/>
+            </w:tcMar>
+          </w:tcPr>
+          <w:p>
+            <w:r/>
+            <w:r>
+              <w:rPr>
+                <w:b w:val="0"/>
+                <w:sz w:val="19"/>
+              </w:rPr>
+              <w:t>Recorrer los requisitos y reglas de prioridad alta (RNF02, RNF05, RRN07) para descubrir dónde la aplicación hace algo distinto de lo que promete el documento de requisitos.</w:t>
+            </w:r>
+          </w:p>
+        </w:tc>
+      </w:tr>
+      <w:tr>
+        <w:tc>
+          <w:tcPr>
+            <w:tcW w:type="dxa" w:w="2381"/>
+            <w:shd w:val="clear" w:color="auto" w:fill="D7EDEA"/>
+            <w:tcMar>
+              <w:top w:w="40" w:type="dxa"/>
+              <w:bottom w:w="40" w:type="dxa"/>
+              <w:start w:w="80" w:type="dxa"/>
+              <w:end w:w="80" w:type="dxa"/>
+            </w:tcMar>
+          </w:tcPr>
+          <w:p>
+            <w:r/>
+            <w:r>
+              <w:rPr>
+                <w:b/>
+                <w:sz w:val="19"/>
+              </w:rPr>
+              <w:t>Áreas recorridas</w:t>
+            </w:r>
+          </w:p>
+        </w:tc>
+        <w:tc>
+          <w:tcPr>
+            <w:tcW w:type="dxa" w:w="7087"/>
+            <w:tcMar>
+              <w:top w:w="40" w:type="dxa"/>
+              <w:bottom w:w="40" w:type="dxa"/>
+              <w:start w:w="80" w:type="dxa"/>
+              <w:end w:w="80" w:type="dxa"/>
+            </w:tcMar>
+          </w:tcPr>
+          <w:p>
+            <w:r/>
+            <w:r>
+              <w:rPr>
+                <w:b w:val="0"/>
+                <w:sz w:val="19"/>
+              </w:rPr>
+              <w:t>Expiración de la sesión por inactividad; modales «Nuevo usuario» y «Editar usuario» del panel de administración; registro de un estudiante sin promedio y su panel; vista a 360 px de ancho; acceso con el perfil sin completar.</w:t>
+            </w:r>
+          </w:p>
+        </w:tc>
+      </w:tr>
+      <w:tr>
+        <w:tc>
+          <w:tcPr>
+            <w:tcW w:type="dxa" w:w="2381"/>
+            <w:shd w:val="clear" w:color="auto" w:fill="D7EDEA"/>
+            <w:tcMar>
+              <w:top w:w="40" w:type="dxa"/>
+              <w:bottom w:w="40" w:type="dxa"/>
+              <w:start w:w="80" w:type="dxa"/>
+              <w:end w:w="80" w:type="dxa"/>
+            </w:tcMar>
+          </w:tcPr>
+          <w:p>
+            <w:r/>
+            <w:r>
+              <w:rPr>
+                <w:b/>
+                <w:sz w:val="19"/>
+              </w:rPr>
+              <w:t>Notas</w:t>
+            </w:r>
+          </w:p>
+        </w:tc>
+        <w:tc>
+          <w:tcPr>
+            <w:tcW w:type="dxa" w:w="7087"/>
+            <w:tcMar>
+              <w:top w:w="40" w:type="dxa"/>
+              <w:bottom w:w="40" w:type="dxa"/>
+              <w:start w:w="80" w:type="dxa"/>
+              <w:end w:w="80" w:type="dxa"/>
+            </w:tcMar>
+          </w:tcPr>
+          <w:p>
+            <w:r/>
+            <w:r>
+              <w:rPr>
+                <w:b w:val="0"/>
+                <w:sz w:val="19"/>
+              </w:rPr>
+              <w:t>0–15 min: tras 16 minutos sin actividad la sesión sigue abierta y solo se revisa al recargar; el límite real es de 2 horas (DEF-01). 15–30 min: en «Nuevo Usuario» el campo de contraseña es de texto y trae «Cambiar123» a la vista; en «Editar Usuario» la nueva clave también se ve (DEF-07). 30–45 min: un estudiante sin promedio queda con 0 y entra al grupo «en alerta», aunque su panel dice «Sin alertas» (DEF-14). 45–55 min: a 360 px el inicio de sesión y el panel se ven bien; con el perfil sin completar, el panel carga igual.</w:t>
+            </w:r>
+          </w:p>
+        </w:tc>
+      </w:tr>
+      <w:tr>
+        <w:tc>
+          <w:tcPr>
+            <w:tcW w:type="dxa" w:w="2381"/>
+            <w:shd w:val="clear" w:color="auto" w:fill="D7EDEA"/>
+            <w:tcMar>
+              <w:top w:w="40" w:type="dxa"/>
+              <w:bottom w:w="40" w:type="dxa"/>
+              <w:start w:w="80" w:type="dxa"/>
+              <w:end w:w="80" w:type="dxa"/>
+            </w:tcMar>
+          </w:tcPr>
+          <w:p>
+            <w:r/>
+            <w:r>
+              <w:rPr>
+                <w:b/>
+                <w:sz w:val="19"/>
+              </w:rPr>
+              <w:t>Defectos</w:t>
+            </w:r>
+          </w:p>
+        </w:tc>
+        <w:tc>
+          <w:tcPr>
+            <w:tcW w:type="dxa" w:w="7087"/>
+            <w:tcMar>
+              <w:top w:w="40" w:type="dxa"/>
+              <w:bottom w:w="40" w:type="dxa"/>
+              <w:start w:w="80" w:type="dxa"/>
+              <w:end w:w="80" w:type="dxa"/>
+            </w:tcMar>
+          </w:tcPr>
+          <w:p>
+            <w:r/>
+            <w:r>
+              <w:rPr>
+                <w:b w:val="0"/>
+                <w:sz w:val="19"/>
+              </w:rPr>
+              <w:t>DEF-01, DEF-07, DEF-14.</w:t>
+            </w:r>
+          </w:p>
+        </w:tc>
+      </w:tr>
+      <w:tr>
+        <w:tc>
+          <w:tcPr>
+            <w:tcW w:type="dxa" w:w="2381"/>
+            <w:shd w:val="clear" w:color="auto" w:fill="D7EDEA"/>
+            <w:tcMar>
+              <w:top w:w="40" w:type="dxa"/>
+              <w:bottom w:w="40" w:type="dxa"/>
+              <w:start w:w="80" w:type="dxa"/>
+              <w:end w:w="80" w:type="dxa"/>
+            </w:tcMar>
+          </w:tcPr>
+          <w:p>
+            <w:r/>
+            <w:r>
+              <w:rPr>
+                <w:b/>
+                <w:sz w:val="19"/>
+              </w:rPr>
+              <w:t>Preguntas y riesgos</w:t>
+            </w:r>
+          </w:p>
+        </w:tc>
+        <w:tc>
+          <w:tcPr>
+            <w:tcW w:type="dxa" w:w="7087"/>
+            <w:tcMar>
+              <w:top w:w="40" w:type="dxa"/>
+              <w:bottom w:w="40" w:type="dxa"/>
+              <w:start w:w="80" w:type="dxa"/>
+              <w:end w:w="80" w:type="dxa"/>
+            </w:tcMar>
+          </w:tcPr>
+          <w:p>
+            <w:r/>
+            <w:r>
+              <w:rPr>
+                <w:b w:val="0"/>
+                <w:sz w:val="19"/>
+              </w:rPr>
+              <w:t>¿Qué otras pantallas muestran credenciales en texto plano? ¿El cierre de sesión por inactividad debería vivir en el servidor y no solo en el navegador? Quedan como riesgos para el Entregable 3: control de sesión del lado del servidor y revisión de todos los campos de contraseña.</w:t>
+            </w:r>
+          </w:p>
+        </w:tc>
+      </w:tr>
+      <w:tr>
+        <w:tc>
+          <w:tcPr>
+            <w:tcW w:type="dxa" w:w="2381"/>
+            <w:shd w:val="clear" w:color="auto" w:fill="D7EDEA"/>
+            <w:tcMar>
+              <w:top w:w="40" w:type="dxa"/>
+              <w:bottom w:w="40" w:type="dxa"/>
+              <w:start w:w="80" w:type="dxa"/>
+              <w:end w:w="80" w:type="dxa"/>
+            </w:tcMar>
+          </w:tcPr>
+          <w:p>
+            <w:r/>
+            <w:r>
+              <w:rPr>
+                <w:b/>
+                <w:sz w:val="19"/>
+              </w:rPr>
+              <w:t>Distribución del tiempo</w:t>
+            </w:r>
+          </w:p>
+        </w:tc>
+        <w:tc>
+          <w:tcPr>
+            <w:tcW w:type="dxa" w:w="7087"/>
+            <w:tcMar>
+              <w:top w:w="40" w:type="dxa"/>
+              <w:bottom w:w="40" w:type="dxa"/>
+              <w:start w:w="80" w:type="dxa"/>
+              <w:end w:w="80" w:type="dxa"/>
+            </w:tcMar>
+          </w:tcPr>
+          <w:p>
+            <w:r/>
+            <w:r>
+              <w:rPr>
+                <w:b w:val="0"/>
+                <w:sz w:val="19"/>
+              </w:rPr>
+              <w:t>65 % explorando la misión · 35 % investigando y documentando.</w:t>
+            </w:r>
+          </w:p>
+        </w:tc>
+      </w:tr>
+    </w:tbl>
     <w:p>
       <w:r>
         <w:br w:type="page"/>
@@ -7980,7 +8404,7 @@
                     <pic:cNvPicPr/>
                   </pic:nvPicPr>
                   <pic:blipFill>
-                    <a:blip r:embed="rId9"/>
+                    <a:blip r:embed="rId10"/>
                     <a:stretch>
                       <a:fillRect/>
                     </a:stretch>
@@ -10512,7 +10936,7 @@
                 <w:b w:val="0"/>
                 <w:sz w:val="17"/>
               </w:rPr>
-              <w:t>Sección 5 y carpeta de evidencias</w:t>
+              <w:t>Sección 5: SE-01 y SE-02, completas</w:t>
             </w:r>
           </w:p>
         </w:tc>
@@ -14592,7 +15016,7 @@
                 <w:b w:val="0"/>
                 <w:sz w:val="19"/>
               </w:rPr>
-              <w:t>EV-DEF06-C1-01.png</w:t>
+              <w:t>EV-DEF06-C1-01.png, EV-DEF06-CONSOLA.png</w:t>
             </w:r>
           </w:p>
         </w:tc>
@@ -17112,7 +17536,7 @@
                 <w:b w:val="0"/>
                 <w:sz w:val="19"/>
               </w:rPr>
-              <w:t>EV-DEF10-C1-01.png</w:t>
+              <w:t>EV-DEF10-C1-01.png, EV-DEF10-CONSOLA.png</w:t>
             </w:r>
           </w:p>
         </w:tc>
@@ -21834,6 +22258,7 @@
     </w:tbl>
     <w:p/>
     <w:sectPr>
+      <w:footerReference w:type="default" r:id="rId9"/>
       <w:pgSz w:w="12240" w:h="15840"/>
       <w:pgMar w:top="1134" w:right="1247" w:bottom="1134" w:left="1247" w:header="720" w:footer="720" w:gutter="0"/>
       <w:cols w:space="720"/>
@@ -21841,6 +22266,49 @@
     </w:sectPr>
   </w:body>
 </w:document>
+</file>
+
+<file path=word/footer1.xml><?xml version="1.0" encoding="utf-8"?>
+<w:ftr xmlns:m="http://schemas.openxmlformats.org/officeDocument/2006/math" xmlns:mc="http://schemas.openxmlformats.org/markup-compatibility/2006" xmlns:mo="http://schemas.microsoft.com/office/mac/office/2008/main" xmlns:mv="urn:schemas-microsoft-com:mac:vml" xmlns:o="urn:schemas-microsoft-com:office:office" xmlns:r="http://schemas.openxmlformats.org/officeDocument/2006/relationships" xmlns:v="urn:schemas-microsoft-com:vml" xmlns:w10="urn:schemas-microsoft-com:office:word" xmlns:w14="http://schemas.microsoft.com/office/word/2010/wordml" xmlns:w="http://schemas.openxmlformats.org/wordprocessingml/2006/main" xmlns:wne="http://schemas.microsoft.com/office/word/2006/wordml" xmlns:wp14="http://schemas.microsoft.com/office/word/2010/wordprocessingDrawing" xmlns:wp="http://schemas.openxmlformats.org/drawingml/2006/wordprocessingDrawing" xmlns:wpc="http://schemas.microsoft.com/office/word/2010/wordprocessingCanvas" xmlns:wpg="http://schemas.microsoft.com/office/word/2010/wordprocessingGroup" xmlns:wpi="http://schemas.microsoft.com/office/word/2010/wordprocessingInk" xmlns:wps="http://schemas.microsoft.com/office/word/2010/wordprocessingShape" mc:Ignorable="w14 wp14">
+  <w:p>
+    <w:pPr>
+      <w:pStyle w:val="Footer"/>
+      <w:jc w:val="center"/>
+    </w:pPr>
+    <w:r>
+      <w:rPr>
+        <w:color w:val="6B7280"/>
+        <w:sz w:val="18"/>
+      </w:rPr>
+      <w:t xml:space="preserve">ConectaProfe · Entregable 2 · Equipo F   ·   Página </w:t>
+    </w:r>
+    <w:r>
+      <w:rPr>
+        <w:rFonts w:ascii="Calibri" w:hAnsi="Calibri"/>
+        <w:sz w:val="18"/>
+      </w:rPr>
+      <w:fldChar w:fldCharType="begin"/>
+      <w:instrText xml:space="preserve">PAGE</w:instrText>
+      <w:fldChar w:fldCharType="end"/>
+    </w:r>
+    <w:r>
+      <w:rPr>
+        <w:color w:val="6B7280"/>
+        <w:sz w:val="18"/>
+      </w:rPr>
+      <w:t xml:space="preserve"> de </w:t>
+    </w:r>
+    <w:r>
+      <w:rPr>
+        <w:rFonts w:ascii="Calibri" w:hAnsi="Calibri"/>
+        <w:sz w:val="18"/>
+      </w:rPr>
+      <w:fldChar w:fldCharType="begin"/>
+      <w:instrText xml:space="preserve">NUMPAGES</w:instrText>
+      <w:fldChar w:fldCharType="end"/>
+    </w:r>
+  </w:p>
+</w:ftr>
 </file>
 
 <file path=word/numbering.xml><?xml version="1.0" encoding="utf-8"?>

--- a/docs/entrega-2/E2_F_Equipo.docx
+++ b/docs/entrega-2/E2_F_Equipo.docx
@@ -1063,7 +1063,7 @@
           <w:i w:val="0"/>
           <w:sz w:val="22"/>
         </w:rPr>
-        <w:t>Ejecutamos a mano la suite de ConectaProfe en dos ciclos, sobre la versión desplegada (commit 693358a (rama main)). Antes de empezar, la suite pasó de 31 a 34 casos: corregimos once que no se podían ejecutar tal como estaban escritos y agregamos tres para cerrar huecos. En el ciclo 1 se ejecutaron 32 de los 34 casos: 23 aprobaron y 9 fallaron; los dos restantes (CP-014 y CP-015, inicio de sesión con Google) quedaron bloqueados porque el entorno automatizado no tiene credenciales del proveedor. En el ciclo 2 volvimos sobre los 9 fallidos y repetimos los siete casos de riesgo alto que habían pasado; de esas 16 ejecuciones, 7 aprobaron y 9 volvieron a fallar con el mismo resultado.</w:t>
+        <w:t>Ejecutamos a mano la suite de ConectaProfe en dos ciclos, sobre la versión que está desplegada en Railway (commit 693358a). Antes de empezar, la suite pasó de 31 a 34 casos: corregimos once que no se podían ejecutar tal como estaban escritos y agregamos tres para cerrar huecos. En el ciclo 1 se ejecutaron 32 de los 34 casos: 23 aprobaron y 9 fallaron; los dos restantes (CP-014 y CP-015, inicio de sesión con Google) quedaron bloqueados porque el entorno automatizado no tiene credenciales del proveedor. En el ciclo 2 volvimos sobre los 9 fallidos y repetimos los siete casos de riesgo alto que habían pasado; de esas 16 ejecuciones, 7 aprobaron y 9 volvieron a fallar con el mismo resultado.</w:t>
       </w:r>
     </w:p>
     <w:p>

--- a/docs/entrega-2/E2_F_Equipo.docx
+++ b/docs/entrega-2/E2_F_Equipo.docx
@@ -130,6 +130,9 @@
         <w:gridCol w:w="4873"/>
       </w:tblGrid>
       <w:tr>
+        <w:trPr>
+          <w:cantSplit w:val="true"/>
+        </w:trPr>
         <w:tc>
           <w:tcPr>
             <w:tcW w:type="dxa" w:w="2381"/>
@@ -175,6 +178,9 @@
         </w:tc>
       </w:tr>
       <w:tr>
+        <w:trPr>
+          <w:cantSplit w:val="true"/>
+        </w:trPr>
         <w:tc>
           <w:tcPr>
             <w:tcW w:type="dxa" w:w="2381"/>
@@ -220,6 +226,9 @@
         </w:tc>
       </w:tr>
       <w:tr>
+        <w:trPr>
+          <w:cantSplit w:val="true"/>
+        </w:trPr>
         <w:tc>
           <w:tcPr>
             <w:tcW w:type="dxa" w:w="2381"/>
@@ -265,6 +274,9 @@
         </w:tc>
       </w:tr>
       <w:tr>
+        <w:trPr>
+          <w:cantSplit w:val="true"/>
+        </w:trPr>
         <w:tc>
           <w:tcPr>
             <w:tcW w:type="dxa" w:w="2381"/>
@@ -310,6 +322,9 @@
         </w:tc>
       </w:tr>
       <w:tr>
+        <w:trPr>
+          <w:cantSplit w:val="true"/>
+        </w:trPr>
         <w:tc>
           <w:tcPr>
             <w:tcW w:type="dxa" w:w="2381"/>
@@ -364,6 +379,9 @@
         </w:tc>
       </w:tr>
       <w:tr>
+        <w:trPr>
+          <w:cantSplit w:val="true"/>
+        </w:trPr>
         <w:tc>
           <w:tcPr>
             <w:tcW w:type="dxa" w:w="2381"/>
@@ -409,6 +427,9 @@
         </w:tc>
       </w:tr>
       <w:tr>
+        <w:trPr>
+          <w:cantSplit w:val="true"/>
+        </w:trPr>
         <w:tc>
           <w:tcPr>
             <w:tcW w:type="dxa" w:w="2381"/>
@@ -454,6 +475,9 @@
         </w:tc>
       </w:tr>
       <w:tr>
+        <w:trPr>
+          <w:cantSplit w:val="true"/>
+        </w:trPr>
         <w:tc>
           <w:tcPr>
             <w:tcW w:type="dxa" w:w="2381"/>
@@ -499,6 +523,9 @@
         </w:tc>
       </w:tr>
       <w:tr>
+        <w:trPr>
+          <w:cantSplit w:val="true"/>
+        </w:trPr>
         <w:tc>
           <w:tcPr>
             <w:tcW w:type="dxa" w:w="2381"/>
@@ -544,6 +571,9 @@
         </w:tc>
       </w:tr>
       <w:tr>
+        <w:trPr>
+          <w:cantSplit w:val="true"/>
+        </w:trPr>
         <w:tc>
           <w:tcPr>
             <w:tcW w:type="dxa" w:w="2381"/>
@@ -637,6 +667,9 @@
         <w:gridCol w:w="1949"/>
       </w:tblGrid>
       <w:tr>
+        <w:trPr>
+          <w:cantSplit w:val="true"/>
+        </w:trPr>
         <w:tc>
           <w:tcPr>
             <w:tcW w:type="dxa" w:w="1814"/>
@@ -769,6 +802,9 @@
         </w:tc>
       </w:tr>
       <w:tr>
+        <w:trPr>
+          <w:cantSplit w:val="true"/>
+        </w:trPr>
         <w:tc>
           <w:tcPr>
             <w:tcW w:type="dxa" w:w="1814"/>
@@ -875,6 +911,9 @@
         </w:tc>
       </w:tr>
       <w:tr>
+        <w:trPr>
+          <w:cantSplit w:val="true"/>
+        </w:trPr>
         <w:tc>
           <w:tcPr>
             <w:tcW w:type="dxa" w:w="1814"/>
@@ -1016,6 +1055,9 @@
         <w:gridCol w:w="9746"/>
       </w:tblGrid>
       <w:tr>
+        <w:trPr>
+          <w:cantSplit w:val="true"/>
+        </w:trPr>
         <w:tc>
           <w:tcPr>
             <w:tcW w:type="dxa" w:w="9746"/>
@@ -1096,6 +1138,9 @@
         <w:gridCol w:w="9746"/>
       </w:tblGrid>
       <w:tr>
+        <w:trPr>
+          <w:cantSplit w:val="true"/>
+        </w:trPr>
         <w:tc>
           <w:tcPr>
             <w:tcW w:type="dxa" w:w="9746"/>
@@ -1167,6 +1212,9 @@
         <w:gridCol w:w="2436"/>
       </w:tblGrid>
       <w:tr>
+        <w:trPr>
+          <w:cantSplit w:val="true"/>
+        </w:trPr>
         <w:tc>
           <w:tcPr>
             <w:tcW w:type="dxa" w:w="1474"/>
@@ -1273,6 +1321,9 @@
         </w:tc>
       </w:tr>
       <w:tr>
+        <w:trPr>
+          <w:cantSplit w:val="true"/>
+        </w:trPr>
         <w:tc>
           <w:tcPr>
             <w:tcW w:type="dxa" w:w="1474"/>
@@ -1359,6 +1410,9 @@
         </w:tc>
       </w:tr>
       <w:tr>
+        <w:trPr>
+          <w:cantSplit w:val="true"/>
+        </w:trPr>
         <w:tc>
           <w:tcPr>
             <w:tcW w:type="dxa" w:w="1474"/>
@@ -1449,6 +1503,9 @@
         </w:tc>
       </w:tr>
       <w:tr>
+        <w:trPr>
+          <w:cantSplit w:val="true"/>
+        </w:trPr>
         <w:tc>
           <w:tcPr>
             <w:tcW w:type="dxa" w:w="1474"/>
@@ -1535,6 +1592,9 @@
         </w:tc>
       </w:tr>
       <w:tr>
+        <w:trPr>
+          <w:cantSplit w:val="true"/>
+        </w:trPr>
         <w:tc>
           <w:tcPr>
             <w:tcW w:type="dxa" w:w="1474"/>
@@ -1625,6 +1685,9 @@
         </w:tc>
       </w:tr>
       <w:tr>
+        <w:trPr>
+          <w:cantSplit w:val="true"/>
+        </w:trPr>
         <w:tc>
           <w:tcPr>
             <w:tcW w:type="dxa" w:w="1474"/>
@@ -1711,6 +1774,9 @@
         </w:tc>
       </w:tr>
       <w:tr>
+        <w:trPr>
+          <w:cantSplit w:val="true"/>
+        </w:trPr>
         <w:tc>
           <w:tcPr>
             <w:tcW w:type="dxa" w:w="1474"/>
@@ -1801,6 +1867,9 @@
         </w:tc>
       </w:tr>
       <w:tr>
+        <w:trPr>
+          <w:cantSplit w:val="true"/>
+        </w:trPr>
         <w:tc>
           <w:tcPr>
             <w:tcW w:type="dxa" w:w="1474"/>
@@ -1887,6 +1956,9 @@
         </w:tc>
       </w:tr>
       <w:tr>
+        <w:trPr>
+          <w:cantSplit w:val="true"/>
+        </w:trPr>
         <w:tc>
           <w:tcPr>
             <w:tcW w:type="dxa" w:w="1474"/>
@@ -2039,6 +2111,9 @@
         <w:gridCol w:w="1624"/>
       </w:tblGrid>
       <w:tr>
+        <w:trPr>
+          <w:cantSplit w:val="true"/>
+        </w:trPr>
         <w:tc>
           <w:tcPr>
             <w:tcW w:type="dxa" w:w="3118"/>
@@ -2197,6 +2272,9 @@
         </w:tc>
       </w:tr>
       <w:tr>
+        <w:trPr>
+          <w:cantSplit w:val="true"/>
+        </w:trPr>
         <w:tc>
           <w:tcPr>
             <w:tcW w:type="dxa" w:w="3118"/>
@@ -2325,6 +2403,9 @@
         </w:tc>
       </w:tr>
       <w:tr>
+        <w:trPr>
+          <w:cantSplit w:val="true"/>
+        </w:trPr>
         <w:tc>
           <w:tcPr>
             <w:tcW w:type="dxa" w:w="3118"/>
@@ -2521,7 +2602,7 @@
           <w:i w:val="0"/>
           <w:sz w:val="21"/>
         </w:rPr>
-        <w:t>El registro completo, con una fila por ejecución, está en la hoja de cálculo enlazada en la portada. Aquí van las filas que mejor muestran cómo se llevó.</w:t>
+        <w:t>El registro completo, con una fila por ejecución, está en la hoja de cálculo enlazada en la portada. Aquí van las filas que mejor muestran cómo se llevó. Todas las capturas de los dos ciclos, una por una y con su pie, están en el Anexo E; las de los casos fallidos aparecen también debajo del reporte de su defecto, en el Anexo C.</w:t>
       </w:r>
     </w:p>
     <w:tbl>
@@ -2546,6 +2627,9 @@
         <w:gridCol w:w="1949"/>
       </w:tblGrid>
       <w:tr>
+        <w:trPr>
+          <w:cantSplit w:val="true"/>
+        </w:trPr>
         <w:tc>
           <w:tcPr>
             <w:tcW w:type="dxa" w:w="1020"/>
@@ -2678,6 +2762,9 @@
         </w:tc>
       </w:tr>
       <w:tr>
+        <w:trPr>
+          <w:cantSplit w:val="true"/>
+        </w:trPr>
         <w:tc>
           <w:tcPr>
             <w:tcW w:type="dxa" w:w="1020"/>
@@ -2785,6 +2872,9 @@
         </w:tc>
       </w:tr>
       <w:tr>
+        <w:trPr>
+          <w:cantSplit w:val="true"/>
+        </w:trPr>
         <w:tc>
           <w:tcPr>
             <w:tcW w:type="dxa" w:w="1020"/>
@@ -2897,6 +2987,9 @@
         </w:tc>
       </w:tr>
       <w:tr>
+        <w:trPr>
+          <w:cantSplit w:val="true"/>
+        </w:trPr>
         <w:tc>
           <w:tcPr>
             <w:tcW w:type="dxa" w:w="1020"/>
@@ -3004,6 +3097,9 @@
         </w:tc>
       </w:tr>
       <w:tr>
+        <w:trPr>
+          <w:cantSplit w:val="true"/>
+        </w:trPr>
         <w:tc>
           <w:tcPr>
             <w:tcW w:type="dxa" w:w="1020"/>
@@ -3116,6 +3212,9 @@
         </w:tc>
       </w:tr>
       <w:tr>
+        <w:trPr>
+          <w:cantSplit w:val="true"/>
+        </w:trPr>
         <w:tc>
           <w:tcPr>
             <w:tcW w:type="dxa" w:w="1020"/>
@@ -3223,6 +3322,9 @@
         </w:tc>
       </w:tr>
       <w:tr>
+        <w:trPr>
+          <w:cantSplit w:val="true"/>
+        </w:trPr>
         <w:tc>
           <w:tcPr>
             <w:tcW w:type="dxa" w:w="1020"/>
@@ -3285,7 +3387,7 @@
                 <w:b w:val="0"/>
                 <w:sz w:val="16"/>
               </w:rPr>
-              <w:t>Preparación: tutoría con Laura Vargas Suárez el 08/10/2026 a las 18:13 (201); al pulsar «Cancelar» faltaban 26.0 h reales. PATCH → 400 {"error":"Faltan 21h para la tutoría y se req…</w:t>
+              <w:t>Preparación: tutoría con Laura Vargas Suárez el 08/10/2026 a las 19:12 (201); al pulsar «Cancelar» faltaban 26.0 h reales. PATCH → 400 {"error":"Faltan 21h para la tutoría y se req…</w:t>
             </w:r>
           </w:p>
         </w:tc>
@@ -3335,6 +3437,9 @@
         </w:tc>
       </w:tr>
       <w:tr>
+        <w:trPr>
+          <w:cantSplit w:val="true"/>
+        </w:trPr>
         <w:tc>
           <w:tcPr>
             <w:tcW w:type="dxa" w:w="1020"/>
@@ -3394,7 +3499,7 @@
                 <w:b w:val="0"/>
                 <w:sz w:val="16"/>
               </w:rPr>
-              <w:t>La primera fila es «07/10/2026 21:13 · admin.equipof@amigo.edu.co · 🔑 Login»: fecha legible y tipo correcto. El inicio de sesión se hizo a las 16:13 (hora de Colombia) y la tabla m…</w:t>
+              <w:t>La primera fila es «07/10/2026 22:12 · admin.equipof@amigo.edu.co · 🔑 Login»: fecha legible y tipo correcto. El inicio de sesión se hizo a las 17:12 (hora de Colombia) y la tabla m…</w:t>
             </w:r>
           </w:p>
         </w:tc>
@@ -3442,6 +3547,9 @@
         </w:tc>
       </w:tr>
       <w:tr>
+        <w:trPr>
+          <w:cantSplit w:val="true"/>
+        </w:trPr>
         <w:tc>
           <w:tcPr>
             <w:tcW w:type="dxa" w:w="1020"/>
@@ -3504,7 +3612,7 @@
                 <w:b w:val="0"/>
                 <w:sz w:val="16"/>
               </w:rPr>
-              <w:t>La asesoría con fecha de hoy (07/10/2026 18:11) se crea: POST → 200 {"mensaje":"Asesoría creada. Se notificó a Sandra Ríos Montoya y a Camilo Ríos Zapata.","tutoria_id":6}. Aparece…</w:t>
+              <w:t>La asesoría con fecha de hoy (07/10/2026 19:10) se crea: POST → 200 {"mensaje":"Asesoría creada. Se notificó a Sandra Ríos Montoya y a Camilo Ríos Zapata.","tutoria_id":6}. Aparece…</w:t>
             </w:r>
           </w:p>
         </w:tc>
@@ -3554,6 +3662,9 @@
         </w:tc>
       </w:tr>
       <w:tr>
+        <w:trPr>
+          <w:cantSplit w:val="true"/>
+        </w:trPr>
         <w:tc>
           <w:tcPr>
             <w:tcW w:type="dxa" w:w="1020"/>
@@ -3724,6 +3835,9 @@
         <w:gridCol w:w="1392"/>
       </w:tblGrid>
       <w:tr>
+        <w:trPr>
+          <w:cantSplit w:val="true"/>
+        </w:trPr>
         <w:tc>
           <w:tcPr>
             <w:tcW w:type="dxa" w:w="850"/>
@@ -3908,6 +4022,9 @@
         </w:tc>
       </w:tr>
       <w:tr>
+        <w:trPr>
+          <w:cantSplit w:val="true"/>
+        </w:trPr>
         <w:tc>
           <w:tcPr>
             <w:tcW w:type="dxa" w:w="850"/>
@@ -4057,6 +4174,9 @@
         </w:tc>
       </w:tr>
       <w:tr>
+        <w:trPr>
+          <w:cantSplit w:val="true"/>
+        </w:trPr>
         <w:tc>
           <w:tcPr>
             <w:tcW w:type="dxa" w:w="850"/>
@@ -4213,6 +4333,9 @@
         </w:tc>
       </w:tr>
       <w:tr>
+        <w:trPr>
+          <w:cantSplit w:val="true"/>
+        </w:trPr>
         <w:tc>
           <w:tcPr>
             <w:tcW w:type="dxa" w:w="850"/>
@@ -4362,6 +4485,9 @@
         </w:tc>
       </w:tr>
       <w:tr>
+        <w:trPr>
+          <w:cantSplit w:val="true"/>
+        </w:trPr>
         <w:tc>
           <w:tcPr>
             <w:tcW w:type="dxa" w:w="850"/>
@@ -4518,6 +4644,9 @@
         </w:tc>
       </w:tr>
       <w:tr>
+        <w:trPr>
+          <w:cantSplit w:val="true"/>
+        </w:trPr>
         <w:tc>
           <w:tcPr>
             <w:tcW w:type="dxa" w:w="850"/>
@@ -4667,6 +4796,9 @@
         </w:tc>
       </w:tr>
       <w:tr>
+        <w:trPr>
+          <w:cantSplit w:val="true"/>
+        </w:trPr>
         <w:tc>
           <w:tcPr>
             <w:tcW w:type="dxa" w:w="850"/>
@@ -4823,6 +4955,9 @@
         </w:tc>
       </w:tr>
       <w:tr>
+        <w:trPr>
+          <w:cantSplit w:val="true"/>
+        </w:trPr>
         <w:tc>
           <w:tcPr>
             <w:tcW w:type="dxa" w:w="850"/>
@@ -4972,6 +5107,9 @@
         </w:tc>
       </w:tr>
       <w:tr>
+        <w:trPr>
+          <w:cantSplit w:val="true"/>
+        </w:trPr>
         <w:tc>
           <w:tcPr>
             <w:tcW w:type="dxa" w:w="850"/>
@@ -5128,6 +5266,9 @@
         </w:tc>
       </w:tr>
       <w:tr>
+        <w:trPr>
+          <w:cantSplit w:val="true"/>
+        </w:trPr>
         <w:tc>
           <w:tcPr>
             <w:tcW w:type="dxa" w:w="850"/>
@@ -5277,6 +5418,9 @@
         </w:tc>
       </w:tr>
       <w:tr>
+        <w:trPr>
+          <w:cantSplit w:val="true"/>
+        </w:trPr>
         <w:tc>
           <w:tcPr>
             <w:tcW w:type="dxa" w:w="850"/>
@@ -5433,6 +5577,9 @@
         </w:tc>
       </w:tr>
       <w:tr>
+        <w:trPr>
+          <w:cantSplit w:val="true"/>
+        </w:trPr>
         <w:tc>
           <w:tcPr>
             <w:tcW w:type="dxa" w:w="850"/>
@@ -5582,6 +5729,9 @@
         </w:tc>
       </w:tr>
       <w:tr>
+        <w:trPr>
+          <w:cantSplit w:val="true"/>
+        </w:trPr>
         <w:tc>
           <w:tcPr>
             <w:tcW w:type="dxa" w:w="850"/>
@@ -5738,6 +5888,9 @@
         </w:tc>
       </w:tr>
       <w:tr>
+        <w:trPr>
+          <w:cantSplit w:val="true"/>
+        </w:trPr>
         <w:tc>
           <w:tcPr>
             <w:tcW w:type="dxa" w:w="850"/>
@@ -5887,6 +6040,9 @@
         </w:tc>
       </w:tr>
       <w:tr>
+        <w:trPr>
+          <w:cantSplit w:val="true"/>
+        </w:trPr>
         <w:tc>
           <w:tcPr>
             <w:tcW w:type="dxa" w:w="850"/>
@@ -6143,6 +6299,9 @@
         <w:gridCol w:w="1949"/>
       </w:tblGrid>
       <w:tr>
+        <w:trPr>
+          <w:cantSplit w:val="true"/>
+        </w:trPr>
         <w:tc>
           <w:tcPr>
             <w:tcW w:type="dxa" w:w="907"/>
@@ -6275,6 +6434,9 @@
         </w:tc>
       </w:tr>
       <w:tr>
+        <w:trPr>
+          <w:cantSplit w:val="true"/>
+        </w:trPr>
         <w:tc>
           <w:tcPr>
             <w:tcW w:type="dxa" w:w="907"/>
@@ -6382,6 +6544,9 @@
         </w:tc>
       </w:tr>
       <w:tr>
+        <w:trPr>
+          <w:cantSplit w:val="true"/>
+        </w:trPr>
         <w:tc>
           <w:tcPr>
             <w:tcW w:type="dxa" w:w="907"/>
@@ -6525,6 +6690,9 @@
         <w:gridCol w:w="4873"/>
       </w:tblGrid>
       <w:tr>
+        <w:trPr>
+          <w:cantSplit w:val="true"/>
+        </w:trPr>
         <w:tc>
           <w:tcPr>
             <w:tcW w:type="dxa" w:w="2381"/>
@@ -6570,6 +6738,9 @@
         </w:tc>
       </w:tr>
       <w:tr>
+        <w:trPr>
+          <w:cantSplit w:val="true"/>
+        </w:trPr>
         <w:tc>
           <w:tcPr>
             <w:tcW w:type="dxa" w:w="2381"/>
@@ -6615,6 +6786,9 @@
         </w:tc>
       </w:tr>
       <w:tr>
+        <w:trPr>
+          <w:cantSplit w:val="true"/>
+        </w:trPr>
         <w:tc>
           <w:tcPr>
             <w:tcW w:type="dxa" w:w="2381"/>
@@ -6660,6 +6834,9 @@
         </w:tc>
       </w:tr>
       <w:tr>
+        <w:trPr>
+          <w:cantSplit w:val="true"/>
+        </w:trPr>
         <w:tc>
           <w:tcPr>
             <w:tcW w:type="dxa" w:w="2381"/>
@@ -6705,6 +6882,9 @@
         </w:tc>
       </w:tr>
       <w:tr>
+        <w:trPr>
+          <w:cantSplit w:val="true"/>
+        </w:trPr>
         <w:tc>
           <w:tcPr>
             <w:tcW w:type="dxa" w:w="2381"/>
@@ -6750,6 +6930,9 @@
         </w:tc>
       </w:tr>
       <w:tr>
+        <w:trPr>
+          <w:cantSplit w:val="true"/>
+        </w:trPr>
         <w:tc>
           <w:tcPr>
             <w:tcW w:type="dxa" w:w="2381"/>
@@ -6795,6 +6978,9 @@
         </w:tc>
       </w:tr>
       <w:tr>
+        <w:trPr>
+          <w:cantSplit w:val="true"/>
+        </w:trPr>
         <w:tc>
           <w:tcPr>
             <w:tcW w:type="dxa" w:w="2381"/>
@@ -6840,6 +7026,9 @@
         </w:tc>
       </w:tr>
       <w:tr>
+        <w:trPr>
+          <w:cantSplit w:val="true"/>
+        </w:trPr>
         <w:tc>
           <w:tcPr>
             <w:tcW w:type="dxa" w:w="2381"/>
@@ -6917,6 +7106,9 @@
         <w:gridCol w:w="4873"/>
       </w:tblGrid>
       <w:tr>
+        <w:trPr>
+          <w:cantSplit w:val="true"/>
+        </w:trPr>
         <w:tc>
           <w:tcPr>
             <w:tcW w:type="dxa" w:w="2381"/>
@@ -6962,6 +7154,9 @@
         </w:tc>
       </w:tr>
       <w:tr>
+        <w:trPr>
+          <w:cantSplit w:val="true"/>
+        </w:trPr>
         <w:tc>
           <w:tcPr>
             <w:tcW w:type="dxa" w:w="2381"/>
@@ -7007,6 +7202,9 @@
         </w:tc>
       </w:tr>
       <w:tr>
+        <w:trPr>
+          <w:cantSplit w:val="true"/>
+        </w:trPr>
         <w:tc>
           <w:tcPr>
             <w:tcW w:type="dxa" w:w="2381"/>
@@ -7052,6 +7250,9 @@
         </w:tc>
       </w:tr>
       <w:tr>
+        <w:trPr>
+          <w:cantSplit w:val="true"/>
+        </w:trPr>
         <w:tc>
           <w:tcPr>
             <w:tcW w:type="dxa" w:w="2381"/>
@@ -7097,6 +7298,9 @@
         </w:tc>
       </w:tr>
       <w:tr>
+        <w:trPr>
+          <w:cantSplit w:val="true"/>
+        </w:trPr>
         <w:tc>
           <w:tcPr>
             <w:tcW w:type="dxa" w:w="2381"/>
@@ -7142,6 +7346,9 @@
         </w:tc>
       </w:tr>
       <w:tr>
+        <w:trPr>
+          <w:cantSplit w:val="true"/>
+        </w:trPr>
         <w:tc>
           <w:tcPr>
             <w:tcW w:type="dxa" w:w="2381"/>
@@ -7187,6 +7394,9 @@
         </w:tc>
       </w:tr>
       <w:tr>
+        <w:trPr>
+          <w:cantSplit w:val="true"/>
+        </w:trPr>
         <w:tc>
           <w:tcPr>
             <w:tcW w:type="dxa" w:w="2381"/>
@@ -7232,6 +7442,9 @@
         </w:tc>
       </w:tr>
       <w:tr>
+        <w:trPr>
+          <w:cantSplit w:val="true"/>
+        </w:trPr>
         <w:tc>
           <w:tcPr>
             <w:tcW w:type="dxa" w:w="2381"/>
@@ -7311,6 +7524,9 @@
         <w:gridCol w:w="2436"/>
       </w:tblGrid>
       <w:tr>
+        <w:trPr>
+          <w:cantSplit w:val="true"/>
+        </w:trPr>
         <w:tc>
           <w:tcPr>
             <w:tcW w:type="dxa" w:w="2551"/>
@@ -7417,6 +7633,9 @@
         </w:tc>
       </w:tr>
       <w:tr>
+        <w:trPr>
+          <w:cantSplit w:val="true"/>
+        </w:trPr>
         <w:tc>
           <w:tcPr>
             <w:tcW w:type="dxa" w:w="2551"/>
@@ -7503,6 +7722,9 @@
         </w:tc>
       </w:tr>
       <w:tr>
+        <w:trPr>
+          <w:cantSplit w:val="true"/>
+        </w:trPr>
         <w:tc>
           <w:tcPr>
             <w:tcW w:type="dxa" w:w="2551"/>
@@ -7593,6 +7815,9 @@
         </w:tc>
       </w:tr>
       <w:tr>
+        <w:trPr>
+          <w:cantSplit w:val="true"/>
+        </w:trPr>
         <w:tc>
           <w:tcPr>
             <w:tcW w:type="dxa" w:w="2551"/>
@@ -7679,6 +7904,9 @@
         </w:tc>
       </w:tr>
       <w:tr>
+        <w:trPr>
+          <w:cantSplit w:val="true"/>
+        </w:trPr>
         <w:tc>
           <w:tcPr>
             <w:tcW w:type="dxa" w:w="2551"/>
@@ -7769,6 +7997,9 @@
         </w:tc>
       </w:tr>
       <w:tr>
+        <w:trPr>
+          <w:cantSplit w:val="true"/>
+        </w:trPr>
         <w:tc>
           <w:tcPr>
             <w:tcW w:type="dxa" w:w="2551"/>
@@ -7855,6 +8086,9 @@
         </w:tc>
       </w:tr>
       <w:tr>
+        <w:trPr>
+          <w:cantSplit w:val="true"/>
+        </w:trPr>
         <w:tc>
           <w:tcPr>
             <w:tcW w:type="dxa" w:w="2551"/>
@@ -7945,6 +8179,9 @@
         </w:tc>
       </w:tr>
       <w:tr>
+        <w:trPr>
+          <w:cantSplit w:val="true"/>
+        </w:trPr>
         <w:tc>
           <w:tcPr>
             <w:tcW w:type="dxa" w:w="2551"/>
@@ -8031,6 +8268,9 @@
         </w:tc>
       </w:tr>
       <w:tr>
+        <w:trPr>
+          <w:cantSplit w:val="true"/>
+        </w:trPr>
         <w:tc>
           <w:tcPr>
             <w:tcW w:type="dxa" w:w="2551"/>
@@ -8121,6 +8361,9 @@
         </w:tc>
       </w:tr>
       <w:tr>
+        <w:trPr>
+          <w:cantSplit w:val="true"/>
+        </w:trPr>
         <w:tc>
           <w:tcPr>
             <w:tcW w:type="dxa" w:w="2551"/>
@@ -8207,6 +8450,9 @@
         </w:tc>
       </w:tr>
       <w:tr>
+        <w:trPr>
+          <w:cantSplit w:val="true"/>
+        </w:trPr>
         <w:tc>
           <w:tcPr>
             <w:tcW w:type="dxa" w:w="2551"/>
@@ -8297,6 +8543,9 @@
         </w:tc>
       </w:tr>
       <w:tr>
+        <w:trPr>
+          <w:cantSplit w:val="true"/>
+        </w:trPr>
         <w:tc>
           <w:tcPr>
             <w:tcW w:type="dxa" w:w="2551"/>
@@ -8386,6 +8635,8 @@
     <w:p/>
     <w:p>
       <w:pPr>
+        <w:keepNext/>
+        <w:spacing w:before="80" w:after="40"/>
         <w:jc w:val="center"/>
       </w:pPr>
       <w:r>
@@ -8425,16 +8676,23 @@
     </w:p>
     <w:p>
       <w:pPr>
-        <w:spacing w:after="120"/>
+        <w:spacing w:after="200"/>
         <w:jc w:val="center"/>
       </w:pPr>
       <w:r>
         <w:rPr>
-          <w:b w:val="0"/>
+          <w:b/>
           <w:i/>
           <w:sz w:val="18"/>
         </w:rPr>
-        <w:t>Figura 1. Defectos por requisito y severidad. Fuente: registro de defectos del equipo.</w:t>
+        <w:t xml:space="preserve">Figura 1. </w:t>
+      </w:r>
+      <w:r>
+        <w:rPr>
+          <w:i/>
+          <w:sz w:val="18"/>
+        </w:rPr>
+        <w:t>Defectos por requisito y severidad. Fuente: registro de defectos del equipo.</w:t>
       </w:r>
     </w:p>
     <w:p>
@@ -8523,6 +8781,9 @@
         <w:gridCol w:w="2436"/>
       </w:tblGrid>
       <w:tr>
+        <w:trPr>
+          <w:cantSplit w:val="true"/>
+        </w:trPr>
         <w:tc>
           <w:tcPr>
             <w:tcW w:type="dxa" w:w="567"/>
@@ -8629,6 +8890,9 @@
         </w:tc>
       </w:tr>
       <w:tr>
+        <w:trPr>
+          <w:cantSplit w:val="true"/>
+        </w:trPr>
         <w:tc>
           <w:tcPr>
             <w:tcW w:type="dxa" w:w="567"/>
@@ -8715,6 +8979,9 @@
         </w:tc>
       </w:tr>
       <w:tr>
+        <w:trPr>
+          <w:cantSplit w:val="true"/>
+        </w:trPr>
         <w:tc>
           <w:tcPr>
             <w:tcW w:type="dxa" w:w="567"/>
@@ -8805,6 +9072,9 @@
         </w:tc>
       </w:tr>
       <w:tr>
+        <w:trPr>
+          <w:cantSplit w:val="true"/>
+        </w:trPr>
         <w:tc>
           <w:tcPr>
             <w:tcW w:type="dxa" w:w="567"/>
@@ -8908,6 +9178,9 @@
         <w:gridCol w:w="9746"/>
       </w:tblGrid>
       <w:tr>
+        <w:trPr>
+          <w:cantSplit w:val="true"/>
+        </w:trPr>
         <w:tc>
           <w:tcPr>
             <w:tcW w:type="dxa" w:w="9746"/>
@@ -9103,6 +9376,9 @@
         <w:gridCol w:w="2436"/>
       </w:tblGrid>
       <w:tr>
+        <w:trPr>
+          <w:cantSplit w:val="true"/>
+        </w:trPr>
         <w:tc>
           <w:tcPr>
             <w:tcW w:type="dxa" w:w="1474"/>
@@ -9209,6 +9485,9 @@
         </w:tc>
       </w:tr>
       <w:tr>
+        <w:trPr>
+          <w:cantSplit w:val="true"/>
+        </w:trPr>
         <w:tc>
           <w:tcPr>
             <w:tcW w:type="dxa" w:w="1474"/>
@@ -9295,6 +9574,9 @@
         </w:tc>
       </w:tr>
       <w:tr>
+        <w:trPr>
+          <w:cantSplit w:val="true"/>
+        </w:trPr>
         <w:tc>
           <w:tcPr>
             <w:tcW w:type="dxa" w:w="1474"/>
@@ -9385,6 +9667,9 @@
         </w:tc>
       </w:tr>
       <w:tr>
+        <w:trPr>
+          <w:cantSplit w:val="true"/>
+        </w:trPr>
         <w:tc>
           <w:tcPr>
             <w:tcW w:type="dxa" w:w="1474"/>
@@ -9471,6 +9756,9 @@
         </w:tc>
       </w:tr>
       <w:tr>
+        <w:trPr>
+          <w:cantSplit w:val="true"/>
+        </w:trPr>
         <w:tc>
           <w:tcPr>
             <w:tcW w:type="dxa" w:w="1474"/>
@@ -9561,6 +9849,9 @@
         </w:tc>
       </w:tr>
       <w:tr>
+        <w:trPr>
+          <w:cantSplit w:val="true"/>
+        </w:trPr>
         <w:tc>
           <w:tcPr>
             <w:tcW w:type="dxa" w:w="1474"/>
@@ -9647,6 +9938,9 @@
         </w:tc>
       </w:tr>
       <w:tr>
+        <w:trPr>
+          <w:cantSplit w:val="true"/>
+        </w:trPr>
         <w:tc>
           <w:tcPr>
             <w:tcW w:type="dxa" w:w="1474"/>
@@ -9737,6 +10031,9 @@
         </w:tc>
       </w:tr>
       <w:tr>
+        <w:trPr>
+          <w:cantSplit w:val="true"/>
+        </w:trPr>
         <w:tc>
           <w:tcPr>
             <w:tcW w:type="dxa" w:w="1474"/>
@@ -9870,6 +10167,9 @@
         <w:gridCol w:w="2436"/>
       </w:tblGrid>
       <w:tr>
+        <w:trPr>
+          <w:cantSplit w:val="true"/>
+        </w:trPr>
         <w:tc>
           <w:tcPr>
             <w:tcW w:type="dxa" w:w="567"/>
@@ -9976,6 +10276,9 @@
         </w:tc>
       </w:tr>
       <w:tr>
+        <w:trPr>
+          <w:cantSplit w:val="true"/>
+        </w:trPr>
         <w:tc>
           <w:tcPr>
             <w:tcW w:type="dxa" w:w="567"/>
@@ -10062,6 +10365,9 @@
         </w:tc>
       </w:tr>
       <w:tr>
+        <w:trPr>
+          <w:cantSplit w:val="true"/>
+        </w:trPr>
         <w:tc>
           <w:tcPr>
             <w:tcW w:type="dxa" w:w="567"/>
@@ -10152,6 +10458,9 @@
         </w:tc>
       </w:tr>
       <w:tr>
+        <w:trPr>
+          <w:cantSplit w:val="true"/>
+        </w:trPr>
         <w:tc>
           <w:tcPr>
             <w:tcW w:type="dxa" w:w="567"/>
@@ -10238,6 +10547,9 @@
         </w:tc>
       </w:tr>
       <w:tr>
+        <w:trPr>
+          <w:cantSplit w:val="true"/>
+        </w:trPr>
         <w:tc>
           <w:tcPr>
             <w:tcW w:type="dxa" w:w="567"/>
@@ -10328,6 +10640,9 @@
         </w:tc>
       </w:tr>
       <w:tr>
+        <w:trPr>
+          <w:cantSplit w:val="true"/>
+        </w:trPr>
         <w:tc>
           <w:tcPr>
             <w:tcW w:type="dxa" w:w="567"/>
@@ -10366,7 +10681,7 @@
                 <w:b w:val="0"/>
                 <w:sz w:val="17"/>
               </w:rPr>
-              <w:t>Cada ejecución tiene estado, entorno, versión, fecha y ejecutor.</w:t>
+              <w:t>Cada ejecución tiene estado, entorno, versión, fecha, ejecutor y evidencia.</w:t>
             </w:r>
           </w:p>
         </w:tc>
@@ -10408,12 +10723,15 @@
                 <w:b w:val="0"/>
                 <w:sz w:val="17"/>
               </w:rPr>
-              <w:t>Hoja de registro (xlsx)</w:t>
+              <w:t>Hoja de registro (xlsx) y Anexo E</w:t>
             </w:r>
           </w:p>
         </w:tc>
       </w:tr>
       <w:tr>
+        <w:trPr>
+          <w:cantSplit w:val="true"/>
+        </w:trPr>
         <w:tc>
           <w:tcPr>
             <w:tcW w:type="dxa" w:w="567"/>
@@ -10504,6 +10822,9 @@
         </w:tc>
       </w:tr>
       <w:tr>
+        <w:trPr>
+          <w:cantSplit w:val="true"/>
+        </w:trPr>
         <w:tc>
           <w:tcPr>
             <w:tcW w:type="dxa" w:w="567"/>
@@ -10590,6 +10911,9 @@
         </w:tc>
       </w:tr>
       <w:tr>
+        <w:trPr>
+          <w:cantSplit w:val="true"/>
+        </w:trPr>
         <w:tc>
           <w:tcPr>
             <w:tcW w:type="dxa" w:w="567"/>
@@ -10680,6 +11004,9 @@
         </w:tc>
       </w:tr>
       <w:tr>
+        <w:trPr>
+          <w:cantSplit w:val="true"/>
+        </w:trPr>
         <w:tc>
           <w:tcPr>
             <w:tcW w:type="dxa" w:w="567"/>
@@ -10766,6 +11093,9 @@
         </w:tc>
       </w:tr>
       <w:tr>
+        <w:trPr>
+          <w:cantSplit w:val="true"/>
+        </w:trPr>
         <w:tc>
           <w:tcPr>
             <w:tcW w:type="dxa" w:w="567"/>
@@ -10850,12 +11180,15 @@
                 <w:b w:val="0"/>
                 <w:sz w:val="17"/>
               </w:rPr>
-              <w:t>Columna «Origen» y Anexo C</w:t>
+              <w:t>Columna «Origen»; capturas debajo de cada reporte (Anexo C)</w:t>
             </w:r>
           </w:p>
         </w:tc>
       </w:tr>
       <w:tr>
+        <w:trPr>
+          <w:cantSplit w:val="true"/>
+        </w:trPr>
         <w:tc>
           <w:tcPr>
             <w:tcW w:type="dxa" w:w="567"/>
@@ -10942,6 +11275,9 @@
         </w:tc>
       </w:tr>
       <w:tr>
+        <w:trPr>
+          <w:cantSplit w:val="true"/>
+        </w:trPr>
         <w:tc>
           <w:tcPr>
             <w:tcW w:type="dxa" w:w="567"/>
@@ -11032,6 +11368,9 @@
         </w:tc>
       </w:tr>
       <w:tr>
+        <w:trPr>
+          <w:cantSplit w:val="true"/>
+        </w:trPr>
         <w:tc>
           <w:tcPr>
             <w:tcW w:type="dxa" w:w="567"/>
@@ -11118,6 +11457,9 @@
         </w:tc>
       </w:tr>
       <w:tr>
+        <w:trPr>
+          <w:cantSplit w:val="true"/>
+        </w:trPr>
         <w:tc>
           <w:tcPr>
             <w:tcW w:type="dxa" w:w="567"/>
@@ -11208,6 +11550,9 @@
         </w:tc>
       </w:tr>
       <w:tr>
+        <w:trPr>
+          <w:cantSplit w:val="true"/>
+        </w:trPr>
         <w:tc>
           <w:tcPr>
             <w:tcW w:type="dxa" w:w="567"/>
@@ -11317,7 +11662,7 @@
           <w:i/>
           <w:sz w:val="20"/>
         </w:rPr>
-        <w:t>Entorno común salvo que se diga otra cosa: Chromium 141 · ConectaProfe en Railway, commit 693358a · ejecución automatizada con Playwright. Las cuentas de semilla usan la contraseña «123456»; el administrador es la cuenta de pruebas del equipo. Cuando un paso dice «consola», es la de las herramientas del navegador (F12), donde se pega el fetch con el token de la sesión.</w:t>
+        <w:t>Entorno común salvo que se diga otra cosa: Chromium 141.0.7390.37 · Linux · ConectaProfe en copia local del commit 693358a, la misma versión desplegada en Railway · ejecución automatizada con Playwright el 07/10/2026. Las cuentas de semilla usan la contraseña «123456»; el administrador es la cuenta de pruebas del equipo. Cuando un paso dice «consola», es la de las herramientas del navegador (F12), donde se pega el fetch con el token de la sesión. Debajo de cada reporte van sus capturas, numeradas como figuras.</w:t>
       </w:r>
     </w:p>
     <w:p>
@@ -11346,6 +11691,9 @@
         <w:gridCol w:w="4873"/>
       </w:tblGrid>
       <w:tr>
+        <w:trPr>
+          <w:cantSplit w:val="true"/>
+        </w:trPr>
         <w:tc>
           <w:tcPr>
             <w:tcW w:type="dxa" w:w="2381"/>
@@ -11391,6 +11739,9 @@
         </w:tc>
       </w:tr>
       <w:tr>
+        <w:trPr>
+          <w:cantSplit w:val="true"/>
+        </w:trPr>
         <w:tc>
           <w:tcPr>
             <w:tcW w:type="dxa" w:w="2381"/>
@@ -11436,6 +11787,9 @@
         </w:tc>
       </w:tr>
       <w:tr>
+        <w:trPr>
+          <w:cantSplit w:val="true"/>
+        </w:trPr>
         <w:tc>
           <w:tcPr>
             <w:tcW w:type="dxa" w:w="2381"/>
@@ -11475,12 +11829,15 @@
                 <w:b w:val="0"/>
                 <w:sz w:val="19"/>
               </w:rPr>
-              <w:t>Chromium 141 · Linux · Railway/local, commit 693358a</w:t>
+              <w:t>Chromium 141.0.7390.37 · Linux · ConectaProfe en copia local del commit 693358a, la misma versión desplegada en Railway · ejecución automatizada con Playwright el 07/10/2026</w:t>
             </w:r>
           </w:p>
         </w:tc>
       </w:tr>
       <w:tr>
+        <w:trPr>
+          <w:cantSplit w:val="true"/>
+        </w:trPr>
         <w:tc>
           <w:tcPr>
             <w:tcW w:type="dxa" w:w="2381"/>
@@ -11526,6 +11883,9 @@
         </w:tc>
       </w:tr>
       <w:tr>
+        <w:trPr>
+          <w:cantSplit w:val="true"/>
+        </w:trPr>
         <w:tc>
           <w:tcPr>
             <w:tcW w:type="dxa" w:w="2381"/>
@@ -11589,6 +11949,9 @@
         </w:tc>
       </w:tr>
       <w:tr>
+        <w:trPr>
+          <w:cantSplit w:val="true"/>
+        </w:trPr>
         <w:tc>
           <w:tcPr>
             <w:tcW w:type="dxa" w:w="2381"/>
@@ -11634,6 +11997,9 @@
         </w:tc>
       </w:tr>
       <w:tr>
+        <w:trPr>
+          <w:cantSplit w:val="true"/>
+        </w:trPr>
         <w:tc>
           <w:tcPr>
             <w:tcW w:type="dxa" w:w="2381"/>
@@ -11679,6 +12045,9 @@
         </w:tc>
       </w:tr>
       <w:tr>
+        <w:trPr>
+          <w:cantSplit w:val="true"/>
+        </w:trPr>
         <w:tc>
           <w:tcPr>
             <w:tcW w:type="dxa" w:w="2381"/>
@@ -11724,6 +12093,9 @@
         </w:tc>
       </w:tr>
       <w:tr>
+        <w:trPr>
+          <w:cantSplit w:val="true"/>
+        </w:trPr>
         <w:tc>
           <w:tcPr>
             <w:tcW w:type="dxa" w:w="2381"/>
@@ -11769,6 +12141,9 @@
         </w:tc>
       </w:tr>
       <w:tr>
+        <w:trPr>
+          <w:cantSplit w:val="true"/>
+        </w:trPr>
         <w:tc>
           <w:tcPr>
             <w:tcW w:type="dxa" w:w="2381"/>
@@ -11814,6 +12189,9 @@
         </w:tc>
       </w:tr>
       <w:tr>
+        <w:trPr>
+          <w:cantSplit w:val="true"/>
+        </w:trPr>
         <w:tc>
           <w:tcPr>
             <w:tcW w:type="dxa" w:w="2381"/>
@@ -11853,12 +12231,15 @@
                 <w:b w:val="0"/>
                 <w:sz w:val="19"/>
               </w:rPr>
-              <w:t>EV-CP034-C1-01.png, EV-CP034-C1-02.png, EV-CP034-C1-03.png</w:t>
+              <w:t>EV-CP034-C1-01.png, EV-CP034-C1-02.png, EV-CP034-C1-03.png (figuras 2 a 4, debajo de este reporte)</w:t>
             </w:r>
           </w:p>
         </w:tc>
       </w:tr>
       <w:tr>
+        <w:trPr>
+          <w:cantSplit w:val="true"/>
+        </w:trPr>
         <w:tc>
           <w:tcPr>
             <w:tcW w:type="dxa" w:w="2381"/>
@@ -11904,6 +12285,9 @@
         </w:tc>
       </w:tr>
       <w:tr>
+        <w:trPr>
+          <w:cantSplit w:val="true"/>
+        </w:trPr>
         <w:tc>
           <w:tcPr>
             <w:tcW w:type="dxa" w:w="2381"/>
@@ -11949,6 +12333,192 @@
         </w:tc>
       </w:tr>
     </w:tbl>
+    <w:p>
+      <w:pPr>
+        <w:keepNext/>
+        <w:spacing w:before="80" w:after="40"/>
+        <w:jc w:val="center"/>
+      </w:pPr>
+      <w:r>
+        <w:drawing>
+          <wp:inline xmlns:a="http://schemas.openxmlformats.org/drawingml/2006/main" xmlns:pic="http://schemas.openxmlformats.org/drawingml/2006/picture">
+            <wp:extent cx="5580000" cy="3138750"/>
+            <wp:docPr id="2" name="Picture 2"/>
+            <wp:cNvGraphicFramePr>
+              <a:graphicFrameLocks noChangeAspect="1"/>
+            </wp:cNvGraphicFramePr>
+            <a:graphic>
+              <a:graphicData uri="http://schemas.openxmlformats.org/drawingml/2006/picture">
+                <pic:pic>
+                  <pic:nvPicPr>
+                    <pic:cNvPr id="0" name="EV-CP034-C1-01.jpg"/>
+                    <pic:cNvPicPr/>
+                  </pic:nvPicPr>
+                  <pic:blipFill>
+                    <a:blip r:embed="rId11"/>
+                    <a:stretch>
+                      <a:fillRect/>
+                    </a:stretch>
+                  </pic:blipFill>
+                  <pic:spPr>
+                    <a:xfrm>
+                      <a:off x="0" y="0"/>
+                      <a:ext cx="5580000" cy="3138750"/>
+                    </a:xfrm>
+                    <a:prstGeom prst="rect"/>
+                  </pic:spPr>
+                </pic:pic>
+              </a:graphicData>
+            </a:graphic>
+          </wp:inline>
+        </w:drawing>
+      </w:r>
+    </w:p>
+    <w:p>
+      <w:pPr>
+        <w:spacing w:after="200"/>
+        <w:jc w:val="center"/>
+      </w:pPr>
+      <w:r>
+        <w:rPr>
+          <w:b/>
+          <w:i/>
+          <w:sz w:val="18"/>
+        </w:rPr>
+        <w:t xml:space="preserve">Figura 2. </w:t>
+      </w:r>
+      <w:r>
+        <w:rPr>
+          <w:i/>
+          <w:sz w:val="18"/>
+        </w:rPr>
+        <w:t>DEF-01 · EV-CP034-C1-01.png. Inicio: sesión de sgarcia abierta</w:t>
+      </w:r>
+    </w:p>
+    <w:p>
+      <w:pPr>
+        <w:keepNext/>
+        <w:spacing w:before="80" w:after="40"/>
+        <w:jc w:val="center"/>
+      </w:pPr>
+      <w:r>
+        <w:drawing>
+          <wp:inline xmlns:a="http://schemas.openxmlformats.org/drawingml/2006/main" xmlns:pic="http://schemas.openxmlformats.org/drawingml/2006/picture">
+            <wp:extent cx="5580000" cy="3138750"/>
+            <wp:docPr id="3" name="Picture 3"/>
+            <wp:cNvGraphicFramePr>
+              <a:graphicFrameLocks noChangeAspect="1"/>
+            </wp:cNvGraphicFramePr>
+            <a:graphic>
+              <a:graphicData uri="http://schemas.openxmlformats.org/drawingml/2006/picture">
+                <pic:pic>
+                  <pic:nvPicPr>
+                    <pic:cNvPr id="0" name="EV-CP034-C1-02.jpg"/>
+                    <pic:cNvPicPr/>
+                  </pic:nvPicPr>
+                  <pic:blipFill>
+                    <a:blip r:embed="rId12"/>
+                    <a:stretch>
+                      <a:fillRect/>
+                    </a:stretch>
+                  </pic:blipFill>
+                  <pic:spPr>
+                    <a:xfrm>
+                      <a:off x="0" y="0"/>
+                      <a:ext cx="5580000" cy="3138750"/>
+                    </a:xfrm>
+                    <a:prstGeom prst="rect"/>
+                  </pic:spPr>
+                </pic:pic>
+              </a:graphicData>
+            </a:graphic>
+          </wp:inline>
+        </w:drawing>
+      </w:r>
+    </w:p>
+    <w:p>
+      <w:pPr>
+        <w:spacing w:after="200"/>
+        <w:jc w:val="center"/>
+      </w:pPr>
+      <w:r>
+        <w:rPr>
+          <w:b/>
+          <w:i/>
+          <w:sz w:val="18"/>
+        </w:rPr>
+        <w:t xml:space="preserve">Figura 3. </w:t>
+      </w:r>
+      <w:r>
+        <w:rPr>
+          <w:i/>
+          <w:sz w:val="18"/>
+        </w:rPr>
+        <w:t>DEF-01 · EV-CP034-C1-02.png. 16 min sin actividad: sigue en el panel; token presente</w:t>
+      </w:r>
+    </w:p>
+    <w:p>
+      <w:pPr>
+        <w:keepNext/>
+        <w:spacing w:before="80" w:after="40"/>
+        <w:jc w:val="center"/>
+      </w:pPr>
+      <w:r>
+        <w:drawing>
+          <wp:inline xmlns:a="http://schemas.openxmlformats.org/drawingml/2006/main" xmlns:pic="http://schemas.openxmlformats.org/drawingml/2006/picture">
+            <wp:extent cx="5580000" cy="3138750"/>
+            <wp:docPr id="4" name="Picture 4"/>
+            <wp:cNvGraphicFramePr>
+              <a:graphicFrameLocks noChangeAspect="1"/>
+            </wp:cNvGraphicFramePr>
+            <a:graphic>
+              <a:graphicData uri="http://schemas.openxmlformats.org/drawingml/2006/picture">
+                <pic:pic>
+                  <pic:nvPicPr>
+                    <pic:cNvPr id="0" name="EV-CP034-C1-03.jpg"/>
+                    <pic:cNvPicPr/>
+                  </pic:nvPicPr>
+                  <pic:blipFill>
+                    <a:blip r:embed="rId13"/>
+                    <a:stretch>
+                      <a:fillRect/>
+                    </a:stretch>
+                  </pic:blipFill>
+                  <pic:spPr>
+                    <a:xfrm>
+                      <a:off x="0" y="0"/>
+                      <a:ext cx="5580000" cy="3138750"/>
+                    </a:xfrm>
+                    <a:prstGeom prst="rect"/>
+                  </pic:spPr>
+                </pic:pic>
+              </a:graphicData>
+            </a:graphic>
+          </wp:inline>
+        </w:drawing>
+      </w:r>
+    </w:p>
+    <w:p>
+      <w:pPr>
+        <w:spacing w:after="200"/>
+        <w:jc w:val="center"/>
+      </w:pPr>
+      <w:r>
+        <w:rPr>
+          <w:b/>
+          <w:i/>
+          <w:sz w:val="18"/>
+        </w:rPr>
+        <w:t xml:space="preserve">Figura 4. </w:t>
+      </w:r>
+      <w:r>
+        <w:rPr>
+          <w:i/>
+          <w:sz w:val="18"/>
+        </w:rPr>
+        <w:t>DEF-01 · EV-CP034-C1-03.png. Después de «Programar Tutoría» y recargar: panel con la sesión activa</w:t>
+      </w:r>
+    </w:p>
     <w:p/>
     <w:p>
       <w:pPr>
@@ -11976,6 +12546,9 @@
         <w:gridCol w:w="4873"/>
       </w:tblGrid>
       <w:tr>
+        <w:trPr>
+          <w:cantSplit w:val="true"/>
+        </w:trPr>
         <w:tc>
           <w:tcPr>
             <w:tcW w:type="dxa" w:w="2381"/>
@@ -12021,6 +12594,9 @@
         </w:tc>
       </w:tr>
       <w:tr>
+        <w:trPr>
+          <w:cantSplit w:val="true"/>
+        </w:trPr>
         <w:tc>
           <w:tcPr>
             <w:tcW w:type="dxa" w:w="2381"/>
@@ -12066,6 +12642,9 @@
         </w:tc>
       </w:tr>
       <w:tr>
+        <w:trPr>
+          <w:cantSplit w:val="true"/>
+        </w:trPr>
         <w:tc>
           <w:tcPr>
             <w:tcW w:type="dxa" w:w="2381"/>
@@ -12105,12 +12684,15 @@
                 <w:b w:val="0"/>
                 <w:sz w:val="19"/>
               </w:rPr>
-              <w:t>Chromium 141 · Linux · Railway/local, commit 693358a</w:t>
+              <w:t>Chromium 141.0.7390.37 · Linux · ConectaProfe en copia local del commit 693358a, la misma versión desplegada en Railway · ejecución automatizada con Playwright el 07/10/2026</w:t>
             </w:r>
           </w:p>
         </w:tc>
       </w:tr>
       <w:tr>
+        <w:trPr>
+          <w:cantSplit w:val="true"/>
+        </w:trPr>
         <w:tc>
           <w:tcPr>
             <w:tcW w:type="dxa" w:w="2381"/>
@@ -12156,6 +12738,9 @@
         </w:tc>
       </w:tr>
       <w:tr>
+        <w:trPr>
+          <w:cantSplit w:val="true"/>
+        </w:trPr>
         <w:tc>
           <w:tcPr>
             <w:tcW w:type="dxa" w:w="2381"/>
@@ -12228,6 +12813,9 @@
         </w:tc>
       </w:tr>
       <w:tr>
+        <w:trPr>
+          <w:cantSplit w:val="true"/>
+        </w:trPr>
         <w:tc>
           <w:tcPr>
             <w:tcW w:type="dxa" w:w="2381"/>
@@ -12273,6 +12861,9 @@
         </w:tc>
       </w:tr>
       <w:tr>
+        <w:trPr>
+          <w:cantSplit w:val="true"/>
+        </w:trPr>
         <w:tc>
           <w:tcPr>
             <w:tcW w:type="dxa" w:w="2381"/>
@@ -12312,12 +12903,15 @@
                 <w:b w:val="0"/>
                 <w:sz w:val="19"/>
               </w:rPr>
-              <w:t>La asesoría con fecha de hoy (07/10/2026 18:11) se crea: POST → 200 {"mensaje":"Asesoría creada. Se notificó a Sandra Ríos Montoya y a Camilo Ríos Zapata.","tutoria_id":6}. Aparece en «Sesiones Programadas».</w:t>
+              <w:t>La asesoría con fecha de hoy (07/10/2026 19:10) se crea: POST → 200 {"mensaje":"Asesoría creada. Se notificó a Sandra Ríos Montoya y a Camilo Ríos Zapata.","tutoria_id":6}. Aparece en «Sesiones Programadas».</w:t>
             </w:r>
           </w:p>
         </w:tc>
       </w:tr>
       <w:tr>
+        <w:trPr>
+          <w:cantSplit w:val="true"/>
+        </w:trPr>
         <w:tc>
           <w:tcPr>
             <w:tcW w:type="dxa" w:w="2381"/>
@@ -12363,6 +12957,9 @@
         </w:tc>
       </w:tr>
       <w:tr>
+        <w:trPr>
+          <w:cantSplit w:val="true"/>
+        </w:trPr>
         <w:tc>
           <w:tcPr>
             <w:tcW w:type="dxa" w:w="2381"/>
@@ -12408,6 +13005,9 @@
         </w:tc>
       </w:tr>
       <w:tr>
+        <w:trPr>
+          <w:cantSplit w:val="true"/>
+        </w:trPr>
         <w:tc>
           <w:tcPr>
             <w:tcW w:type="dxa" w:w="2381"/>
@@ -12453,6 +13053,9 @@
         </w:tc>
       </w:tr>
       <w:tr>
+        <w:trPr>
+          <w:cantSplit w:val="true"/>
+        </w:trPr>
         <w:tc>
           <w:tcPr>
             <w:tcW w:type="dxa" w:w="2381"/>
@@ -12492,12 +13095,15 @@
                 <w:b w:val="0"/>
                 <w:sz w:val="19"/>
               </w:rPr>
-              <w:t>EV-CP032-C1-01.png</w:t>
+              <w:t>EV-CP032-C1-01.png (figura 5, debajo de este reporte)</w:t>
             </w:r>
           </w:p>
         </w:tc>
       </w:tr>
       <w:tr>
+        <w:trPr>
+          <w:cantSplit w:val="true"/>
+        </w:trPr>
         <w:tc>
           <w:tcPr>
             <w:tcW w:type="dxa" w:w="2381"/>
@@ -12543,6 +13149,9 @@
         </w:tc>
       </w:tr>
       <w:tr>
+        <w:trPr>
+          <w:cantSplit w:val="true"/>
+        </w:trPr>
         <w:tc>
           <w:tcPr>
             <w:tcW w:type="dxa" w:w="2381"/>
@@ -12588,6 +13197,68 @@
         </w:tc>
       </w:tr>
     </w:tbl>
+    <w:p>
+      <w:pPr>
+        <w:keepNext/>
+        <w:spacing w:before="80" w:after="40"/>
+        <w:jc w:val="center"/>
+      </w:pPr>
+      <w:r>
+        <w:drawing>
+          <wp:inline xmlns:a="http://schemas.openxmlformats.org/drawingml/2006/main" xmlns:pic="http://schemas.openxmlformats.org/drawingml/2006/picture">
+            <wp:extent cx="5580000" cy="3138750"/>
+            <wp:docPr id="5" name="Picture 5"/>
+            <wp:cNvGraphicFramePr>
+              <a:graphicFrameLocks noChangeAspect="1"/>
+            </wp:cNvGraphicFramePr>
+            <a:graphic>
+              <a:graphicData uri="http://schemas.openxmlformats.org/drawingml/2006/picture">
+                <pic:pic>
+                  <pic:nvPicPr>
+                    <pic:cNvPr id="0" name="EV-CP032-C1-01.jpg"/>
+                    <pic:cNvPicPr/>
+                  </pic:nvPicPr>
+                  <pic:blipFill>
+                    <a:blip r:embed="rId14"/>
+                    <a:stretch>
+                      <a:fillRect/>
+                    </a:stretch>
+                  </pic:blipFill>
+                  <pic:spPr>
+                    <a:xfrm>
+                      <a:off x="0" y="0"/>
+                      <a:ext cx="5580000" cy="3138750"/>
+                    </a:xfrm>
+                    <a:prstGeom prst="rect"/>
+                  </pic:spPr>
+                </pic:pic>
+              </a:graphicData>
+            </a:graphic>
+          </wp:inline>
+        </w:drawing>
+      </w:r>
+    </w:p>
+    <w:p>
+      <w:pPr>
+        <w:spacing w:after="200"/>
+        <w:jc w:val="center"/>
+      </w:pPr>
+      <w:r>
+        <w:rPr>
+          <w:b/>
+          <w:i/>
+          <w:sz w:val="18"/>
+        </w:rPr>
+        <w:t xml:space="preserve">Figura 5. </w:t>
+      </w:r>
+      <w:r>
+        <w:rPr>
+          <w:i/>
+          <w:sz w:val="18"/>
+        </w:rPr>
+        <w:t>DEF-02 · EV-CP032-C1-01.png. Asesoría Sandra Ríos + Camilo Ríos, 07/10/2026 19:10 → 200</w:t>
+      </w:r>
+    </w:p>
     <w:p/>
     <w:p>
       <w:pPr>
@@ -12615,6 +13286,9 @@
         <w:gridCol w:w="4873"/>
       </w:tblGrid>
       <w:tr>
+        <w:trPr>
+          <w:cantSplit w:val="true"/>
+        </w:trPr>
         <w:tc>
           <w:tcPr>
             <w:tcW w:type="dxa" w:w="2381"/>
@@ -12660,6 +13334,9 @@
         </w:tc>
       </w:tr>
       <w:tr>
+        <w:trPr>
+          <w:cantSplit w:val="true"/>
+        </w:trPr>
         <w:tc>
           <w:tcPr>
             <w:tcW w:type="dxa" w:w="2381"/>
@@ -12705,6 +13382,9 @@
         </w:tc>
       </w:tr>
       <w:tr>
+        <w:trPr>
+          <w:cantSplit w:val="true"/>
+        </w:trPr>
         <w:tc>
           <w:tcPr>
             <w:tcW w:type="dxa" w:w="2381"/>
@@ -12744,12 +13424,15 @@
                 <w:b w:val="0"/>
                 <w:sz w:val="19"/>
               </w:rPr>
-              <w:t>Chromium 141 · Linux · Railway/local, commit 693358a</w:t>
+              <w:t>Chromium 141.0.7390.37 · Linux · ConectaProfe en copia local del commit 693358a, la misma versión desplegada en Railway · ejecución automatizada con Playwright el 07/10/2026</w:t>
             </w:r>
           </w:p>
         </w:tc>
       </w:tr>
       <w:tr>
+        <w:trPr>
+          <w:cantSplit w:val="true"/>
+        </w:trPr>
         <w:tc>
           <w:tcPr>
             <w:tcW w:type="dxa" w:w="2381"/>
@@ -12795,6 +13478,9 @@
         </w:tc>
       </w:tr>
       <w:tr>
+        <w:trPr>
+          <w:cantSplit w:val="true"/>
+        </w:trPr>
         <w:tc>
           <w:tcPr>
             <w:tcW w:type="dxa" w:w="2381"/>
@@ -12849,6 +13535,9 @@
         </w:tc>
       </w:tr>
       <w:tr>
+        <w:trPr>
+          <w:cantSplit w:val="true"/>
+        </w:trPr>
         <w:tc>
           <w:tcPr>
             <w:tcW w:type="dxa" w:w="2381"/>
@@ -12894,6 +13583,9 @@
         </w:tc>
       </w:tr>
       <w:tr>
+        <w:trPr>
+          <w:cantSplit w:val="true"/>
+        </w:trPr>
         <w:tc>
           <w:tcPr>
             <w:tcW w:type="dxa" w:w="2381"/>
@@ -12939,6 +13631,9 @@
         </w:tc>
       </w:tr>
       <w:tr>
+        <w:trPr>
+          <w:cantSplit w:val="true"/>
+        </w:trPr>
         <w:tc>
           <w:tcPr>
             <w:tcW w:type="dxa" w:w="2381"/>
@@ -12984,6 +13679,9 @@
         </w:tc>
       </w:tr>
       <w:tr>
+        <w:trPr>
+          <w:cantSplit w:val="true"/>
+        </w:trPr>
         <w:tc>
           <w:tcPr>
             <w:tcW w:type="dxa" w:w="2381"/>
@@ -13029,6 +13727,9 @@
         </w:tc>
       </w:tr>
       <w:tr>
+        <w:trPr>
+          <w:cantSplit w:val="true"/>
+        </w:trPr>
         <w:tc>
           <w:tcPr>
             <w:tcW w:type="dxa" w:w="2381"/>
@@ -13074,6 +13775,9 @@
         </w:tc>
       </w:tr>
       <w:tr>
+        <w:trPr>
+          <w:cantSplit w:val="true"/>
+        </w:trPr>
         <w:tc>
           <w:tcPr>
             <w:tcW w:type="dxa" w:w="2381"/>
@@ -13113,12 +13817,15 @@
                 <w:b w:val="0"/>
                 <w:sz w:val="19"/>
               </w:rPr>
-              <w:t>EV-CP017-C1-01.png</w:t>
+              <w:t>EV-CP017-C1-01.png (figura 6, debajo de este reporte)</w:t>
             </w:r>
           </w:p>
         </w:tc>
       </w:tr>
       <w:tr>
+        <w:trPr>
+          <w:cantSplit w:val="true"/>
+        </w:trPr>
         <w:tc>
           <w:tcPr>
             <w:tcW w:type="dxa" w:w="2381"/>
@@ -13164,6 +13871,9 @@
         </w:tc>
       </w:tr>
       <w:tr>
+        <w:trPr>
+          <w:cantSplit w:val="true"/>
+        </w:trPr>
         <w:tc>
           <w:tcPr>
             <w:tcW w:type="dxa" w:w="2381"/>
@@ -13209,6 +13919,68 @@
         </w:tc>
       </w:tr>
     </w:tbl>
+    <w:p>
+      <w:pPr>
+        <w:keepNext/>
+        <w:spacing w:before="80" w:after="40"/>
+        <w:jc w:val="center"/>
+      </w:pPr>
+      <w:r>
+        <w:drawing>
+          <wp:inline xmlns:a="http://schemas.openxmlformats.org/drawingml/2006/main" xmlns:pic="http://schemas.openxmlformats.org/drawingml/2006/picture">
+            <wp:extent cx="5580000" cy="3138750"/>
+            <wp:docPr id="6" name="Picture 6"/>
+            <wp:cNvGraphicFramePr>
+              <a:graphicFrameLocks noChangeAspect="1"/>
+            </wp:cNvGraphicFramePr>
+            <a:graphic>
+              <a:graphicData uri="http://schemas.openxmlformats.org/drawingml/2006/picture">
+                <pic:pic>
+                  <pic:nvPicPr>
+                    <pic:cNvPr id="0" name="EV-CP017-C1-01.jpg"/>
+                    <pic:cNvPicPr/>
+                  </pic:nvPicPr>
+                  <pic:blipFill>
+                    <a:blip r:embed="rId15"/>
+                    <a:stretch>
+                      <a:fillRect/>
+                    </a:stretch>
+                  </pic:blipFill>
+                  <pic:spPr>
+                    <a:xfrm>
+                      <a:off x="0" y="0"/>
+                      <a:ext cx="5580000" cy="3138750"/>
+                    </a:xfrm>
+                    <a:prstGeom prst="rect"/>
+                  </pic:spPr>
+                </pic:pic>
+              </a:graphicData>
+            </a:graphic>
+          </wp:inline>
+        </w:drawing>
+      </w:r>
+    </w:p>
+    <w:p>
+      <w:pPr>
+        <w:spacing w:after="200"/>
+        <w:jc w:val="center"/>
+      </w:pPr>
+      <w:r>
+        <w:rPr>
+          <w:b/>
+          <w:i/>
+          <w:sz w:val="18"/>
+        </w:rPr>
+        <w:t xml:space="preserve">Figura 6. </w:t>
+      </w:r>
+      <w:r>
+        <w:rPr>
+          <w:i/>
+          <w:sz w:val="18"/>
+        </w:rPr>
+        <w:t>DEF-03 · EV-CP017-C1-01.png. Archivo foto_2-5MB.jpg (2621440 bytes) → 200</w:t>
+      </w:r>
+    </w:p>
     <w:p/>
     <w:p>
       <w:pPr>
@@ -13236,6 +14008,9 @@
         <w:gridCol w:w="4873"/>
       </w:tblGrid>
       <w:tr>
+        <w:trPr>
+          <w:cantSplit w:val="true"/>
+        </w:trPr>
         <w:tc>
           <w:tcPr>
             <w:tcW w:type="dxa" w:w="2381"/>
@@ -13281,6 +14056,9 @@
         </w:tc>
       </w:tr>
       <w:tr>
+        <w:trPr>
+          <w:cantSplit w:val="true"/>
+        </w:trPr>
         <w:tc>
           <w:tcPr>
             <w:tcW w:type="dxa" w:w="2381"/>
@@ -13326,6 +14104,9 @@
         </w:tc>
       </w:tr>
       <w:tr>
+        <w:trPr>
+          <w:cantSplit w:val="true"/>
+        </w:trPr>
         <w:tc>
           <w:tcPr>
             <w:tcW w:type="dxa" w:w="2381"/>
@@ -13365,12 +14146,15 @@
                 <w:b w:val="0"/>
                 <w:sz w:val="19"/>
               </w:rPr>
-              <w:t>Chromium 141 · Linux · Railway/local, commit 693358a</w:t>
+              <w:t>Chromium 141.0.7390.37 · Linux · ConectaProfe en copia local del commit 693358a, la misma versión desplegada en Railway · ejecución automatizada con Playwright el 07/10/2026</w:t>
             </w:r>
           </w:p>
         </w:tc>
       </w:tr>
       <w:tr>
+        <w:trPr>
+          <w:cantSplit w:val="true"/>
+        </w:trPr>
         <w:tc>
           <w:tcPr>
             <w:tcW w:type="dxa" w:w="2381"/>
@@ -13416,6 +14200,9 @@
         </w:tc>
       </w:tr>
       <w:tr>
+        <w:trPr>
+          <w:cantSplit w:val="true"/>
+        </w:trPr>
         <w:tc>
           <w:tcPr>
             <w:tcW w:type="dxa" w:w="2381"/>
@@ -13479,6 +14266,9 @@
         </w:tc>
       </w:tr>
       <w:tr>
+        <w:trPr>
+          <w:cantSplit w:val="true"/>
+        </w:trPr>
         <w:tc>
           <w:tcPr>
             <w:tcW w:type="dxa" w:w="2381"/>
@@ -13524,6 +14314,9 @@
         </w:tc>
       </w:tr>
       <w:tr>
+        <w:trPr>
+          <w:cantSplit w:val="true"/>
+        </w:trPr>
         <w:tc>
           <w:tcPr>
             <w:tcW w:type="dxa" w:w="2381"/>
@@ -13569,6 +14362,9 @@
         </w:tc>
       </w:tr>
       <w:tr>
+        <w:trPr>
+          <w:cantSplit w:val="true"/>
+        </w:trPr>
         <w:tc>
           <w:tcPr>
             <w:tcW w:type="dxa" w:w="2381"/>
@@ -13614,6 +14410,9 @@
         </w:tc>
       </w:tr>
       <w:tr>
+        <w:trPr>
+          <w:cantSplit w:val="true"/>
+        </w:trPr>
         <w:tc>
           <w:tcPr>
             <w:tcW w:type="dxa" w:w="2381"/>
@@ -13659,6 +14458,9 @@
         </w:tc>
       </w:tr>
       <w:tr>
+        <w:trPr>
+          <w:cantSplit w:val="true"/>
+        </w:trPr>
         <w:tc>
           <w:tcPr>
             <w:tcW w:type="dxa" w:w="2381"/>
@@ -13704,6 +14506,9 @@
         </w:tc>
       </w:tr>
       <w:tr>
+        <w:trPr>
+          <w:cantSplit w:val="true"/>
+        </w:trPr>
         <w:tc>
           <w:tcPr>
             <w:tcW w:type="dxa" w:w="2381"/>
@@ -13743,12 +14548,15 @@
                 <w:b w:val="0"/>
                 <w:sz w:val="19"/>
               </w:rPr>
-              <w:t>EV-CP013-C1-01.png, EV-CP013-C1-02.png</w:t>
+              <w:t>EV-CP013-C1-01.png, EV-CP013-C1-02.png (figuras 7 a 8, debajo de este reporte)</w:t>
             </w:r>
           </w:p>
         </w:tc>
       </w:tr>
       <w:tr>
+        <w:trPr>
+          <w:cantSplit w:val="true"/>
+        </w:trPr>
         <w:tc>
           <w:tcPr>
             <w:tcW w:type="dxa" w:w="2381"/>
@@ -13794,6 +14602,9 @@
         </w:tc>
       </w:tr>
       <w:tr>
+        <w:trPr>
+          <w:cantSplit w:val="true"/>
+        </w:trPr>
         <w:tc>
           <w:tcPr>
             <w:tcW w:type="dxa" w:w="2381"/>
@@ -13839,6 +14650,130 @@
         </w:tc>
       </w:tr>
     </w:tbl>
+    <w:p>
+      <w:pPr>
+        <w:keepNext/>
+        <w:spacing w:before="80" w:after="40"/>
+        <w:jc w:val="center"/>
+      </w:pPr>
+      <w:r>
+        <w:drawing>
+          <wp:inline xmlns:a="http://schemas.openxmlformats.org/drawingml/2006/main" xmlns:pic="http://schemas.openxmlformats.org/drawingml/2006/picture">
+            <wp:extent cx="5580000" cy="3138750"/>
+            <wp:docPr id="7" name="Picture 7"/>
+            <wp:cNvGraphicFramePr>
+              <a:graphicFrameLocks noChangeAspect="1"/>
+            </wp:cNvGraphicFramePr>
+            <a:graphic>
+              <a:graphicData uri="http://schemas.openxmlformats.org/drawingml/2006/picture">
+                <pic:pic>
+                  <pic:nvPicPr>
+                    <pic:cNvPr id="0" name="EV-CP013-C1-01.jpg"/>
+                    <pic:cNvPicPr/>
+                  </pic:nvPicPr>
+                  <pic:blipFill>
+                    <a:blip r:embed="rId16"/>
+                    <a:stretch>
+                      <a:fillRect/>
+                    </a:stretch>
+                  </pic:blipFill>
+                  <pic:spPr>
+                    <a:xfrm>
+                      <a:off x="0" y="0"/>
+                      <a:ext cx="5580000" cy="3138750"/>
+                    </a:xfrm>
+                    <a:prstGeom prst="rect"/>
+                  </pic:spPr>
+                </pic:pic>
+              </a:graphicData>
+            </a:graphic>
+          </wp:inline>
+        </w:drawing>
+      </w:r>
+    </w:p>
+    <w:p>
+      <w:pPr>
+        <w:spacing w:after="200"/>
+        <w:jc w:val="center"/>
+      </w:pPr>
+      <w:r>
+        <w:rPr>
+          <w:b/>
+          <w:i/>
+          <w:sz w:val="18"/>
+        </w:rPr>
+        <w:t xml:space="preserve">Figura 7. </w:t>
+      </w:r>
+      <w:r>
+        <w:rPr>
+          <w:i/>
+          <w:sz w:val="18"/>
+        </w:rPr>
+        <w:t>DEF-04 · EV-CP013-C1-01.png. Tercer intento fallido con prueba.bloqueo2.c1@amigo.edu.co: 401, 401, 401</w:t>
+      </w:r>
+    </w:p>
+    <w:p>
+      <w:pPr>
+        <w:keepNext/>
+        <w:spacing w:before="80" w:after="40"/>
+        <w:jc w:val="center"/>
+      </w:pPr>
+      <w:r>
+        <w:drawing>
+          <wp:inline xmlns:a="http://schemas.openxmlformats.org/drawingml/2006/main" xmlns:pic="http://schemas.openxmlformats.org/drawingml/2006/picture">
+            <wp:extent cx="5580000" cy="3138750"/>
+            <wp:docPr id="8" name="Picture 8"/>
+            <wp:cNvGraphicFramePr>
+              <a:graphicFrameLocks noChangeAspect="1"/>
+            </wp:cNvGraphicFramePr>
+            <a:graphic>
+              <a:graphicData uri="http://schemas.openxmlformats.org/drawingml/2006/picture">
+                <pic:pic>
+                  <pic:nvPicPr>
+                    <pic:cNvPr id="0" name="EV-CP013-C1-02.jpg"/>
+                    <pic:cNvPicPr/>
+                  </pic:nvPicPr>
+                  <pic:blipFill>
+                    <a:blip r:embed="rId17"/>
+                    <a:stretch>
+                      <a:fillRect/>
+                    </a:stretch>
+                  </pic:blipFill>
+                  <pic:spPr>
+                    <a:xfrm>
+                      <a:off x="0" y="0"/>
+                      <a:ext cx="5580000" cy="3138750"/>
+                    </a:xfrm>
+                    <a:prstGeom prst="rect"/>
+                  </pic:spPr>
+                </pic:pic>
+              </a:graphicData>
+            </a:graphic>
+          </wp:inline>
+        </w:drawing>
+      </w:r>
+    </w:p>
+    <w:p>
+      <w:pPr>
+        <w:spacing w:after="200"/>
+        <w:jc w:val="center"/>
+      </w:pPr>
+      <w:r>
+        <w:rPr>
+          <w:b/>
+          <w:i/>
+          <w:sz w:val="18"/>
+        </w:rPr>
+        <w:t xml:space="preserve">Figura 8. </w:t>
+      </w:r>
+      <w:r>
+        <w:rPr>
+          <w:i/>
+          <w:sz w:val="18"/>
+        </w:rPr>
+        <w:t>DEF-04 · EV-CP013-C1-02.png. Cuarto intento con la clave correcta → 200 · entra al panel</w:t>
+      </w:r>
+    </w:p>
     <w:p/>
     <w:p>
       <w:pPr>
@@ -13866,6 +14801,9 @@
         <w:gridCol w:w="4873"/>
       </w:tblGrid>
       <w:tr>
+        <w:trPr>
+          <w:cantSplit w:val="true"/>
+        </w:trPr>
         <w:tc>
           <w:tcPr>
             <w:tcW w:type="dxa" w:w="2381"/>
@@ -13911,6 +14849,9 @@
         </w:tc>
       </w:tr>
       <w:tr>
+        <w:trPr>
+          <w:cantSplit w:val="true"/>
+        </w:trPr>
         <w:tc>
           <w:tcPr>
             <w:tcW w:type="dxa" w:w="2381"/>
@@ -13956,6 +14897,9 @@
         </w:tc>
       </w:tr>
       <w:tr>
+        <w:trPr>
+          <w:cantSplit w:val="true"/>
+        </w:trPr>
         <w:tc>
           <w:tcPr>
             <w:tcW w:type="dxa" w:w="2381"/>
@@ -13995,12 +14939,15 @@
                 <w:b w:val="0"/>
                 <w:sz w:val="19"/>
               </w:rPr>
-              <w:t>Chromium 141 · Linux · Railway/local, commit 693358a</w:t>
+              <w:t>Chromium 141.0.7390.37 · Linux · ConectaProfe en copia local del commit 693358a, la misma versión desplegada en Railway · ejecución automatizada con Playwright el 07/10/2026</w:t>
             </w:r>
           </w:p>
         </w:tc>
       </w:tr>
       <w:tr>
+        <w:trPr>
+          <w:cantSplit w:val="true"/>
+        </w:trPr>
         <w:tc>
           <w:tcPr>
             <w:tcW w:type="dxa" w:w="2381"/>
@@ -14046,6 +14993,9 @@
         </w:tc>
       </w:tr>
       <w:tr>
+        <w:trPr>
+          <w:cantSplit w:val="true"/>
+        </w:trPr>
         <w:tc>
           <w:tcPr>
             <w:tcW w:type="dxa" w:w="2381"/>
@@ -14109,6 +15059,9 @@
         </w:tc>
       </w:tr>
       <w:tr>
+        <w:trPr>
+          <w:cantSplit w:val="true"/>
+        </w:trPr>
         <w:tc>
           <w:tcPr>
             <w:tcW w:type="dxa" w:w="2381"/>
@@ -14154,6 +15107,9 @@
         </w:tc>
       </w:tr>
       <w:tr>
+        <w:trPr>
+          <w:cantSplit w:val="true"/>
+        </w:trPr>
         <w:tc>
           <w:tcPr>
             <w:tcW w:type="dxa" w:w="2381"/>
@@ -14193,12 +15149,15 @@
                 <w:b w:val="0"/>
                 <w:sz w:val="19"/>
               </w:rPr>
-              <w:t>Sobre la versión 693358a el texto se ve literal en «Sesiones del día» y no se ejecuta nada (la salida pasa por escaparHtml). Antes de la corrección del 29/09 aparecía la ventana del navegador con «XSS-DEF05».</w:t>
+              <w:t>Sobre la versión 693358a no aparece ninguna ventana: en el detalle del día la observación se lee tal cual, «📝 &lt;img src=x onerror=…&gt;», como texto. Antes de la corrección del 29/09 ese mismo paso abría la ventana con «XSS-DEF05».</w:t>
             </w:r>
           </w:p>
         </w:tc>
       </w:tr>
       <w:tr>
+        <w:trPr>
+          <w:cantSplit w:val="true"/>
+        </w:trPr>
         <w:tc>
           <w:tcPr>
             <w:tcW w:type="dxa" w:w="2381"/>
@@ -14244,6 +15203,9 @@
         </w:tc>
       </w:tr>
       <w:tr>
+        <w:trPr>
+          <w:cantSplit w:val="true"/>
+        </w:trPr>
         <w:tc>
           <w:tcPr>
             <w:tcW w:type="dxa" w:w="2381"/>
@@ -14289,6 +15251,9 @@
         </w:tc>
       </w:tr>
       <w:tr>
+        <w:trPr>
+          <w:cantSplit w:val="true"/>
+        </w:trPr>
         <w:tc>
           <w:tcPr>
             <w:tcW w:type="dxa" w:w="2381"/>
@@ -14334,6 +15299,9 @@
         </w:tc>
       </w:tr>
       <w:tr>
+        <w:trPr>
+          <w:cantSplit w:val="true"/>
+        </w:trPr>
         <w:tc>
           <w:tcPr>
             <w:tcW w:type="dxa" w:w="2381"/>
@@ -14373,12 +15341,15 @@
                 <w:b w:val="0"/>
                 <w:sz w:val="19"/>
               </w:rPr>
-              <w:t>EV-DEF05-C1-01.png</w:t>
+              <w:t>EV-DEF05-C1-01.png (figura 9, debajo de este reporte)</w:t>
             </w:r>
           </w:p>
         </w:tc>
       </w:tr>
       <w:tr>
+        <w:trPr>
+          <w:cantSplit w:val="true"/>
+        </w:trPr>
         <w:tc>
           <w:tcPr>
             <w:tcW w:type="dxa" w:w="2381"/>
@@ -14424,6 +15395,9 @@
         </w:tc>
       </w:tr>
       <w:tr>
+        <w:trPr>
+          <w:cantSplit w:val="true"/>
+        </w:trPr>
         <w:tc>
           <w:tcPr>
             <w:tcW w:type="dxa" w:w="2381"/>
@@ -14479,7 +15453,69 @@
           <w:i/>
           <w:sz w:val="19"/>
         </w:rPr>
-        <w:t>Nota: En la base, la observación quedó guardada como «&lt;img src=x onerror="alert('XSS-DEF05')"&gt;».</w:t>
+        <w:t>Nota: En la base, la observación quedó guardada tal cual: «&lt;img src=x onerror="alert('XSS-DEF05')"&gt;». La protección está al mostrarla, no al guardarla.</w:t>
+      </w:r>
+    </w:p>
+    <w:p>
+      <w:pPr>
+        <w:keepNext/>
+        <w:spacing w:before="80" w:after="40"/>
+        <w:jc w:val="center"/>
+      </w:pPr>
+      <w:r>
+        <w:drawing>
+          <wp:inline xmlns:a="http://schemas.openxmlformats.org/drawingml/2006/main" xmlns:pic="http://schemas.openxmlformats.org/drawingml/2006/picture">
+            <wp:extent cx="5580000" cy="3138750"/>
+            <wp:docPr id="9" name="Picture 9"/>
+            <wp:cNvGraphicFramePr>
+              <a:graphicFrameLocks noChangeAspect="1"/>
+            </wp:cNvGraphicFramePr>
+            <a:graphic>
+              <a:graphicData uri="http://schemas.openxmlformats.org/drawingml/2006/picture">
+                <pic:pic>
+                  <pic:nvPicPr>
+                    <pic:cNvPr id="0" name="EV-DEF05-C1-01.jpg"/>
+                    <pic:cNvPicPr/>
+                  </pic:nvPicPr>
+                  <pic:blipFill>
+                    <a:blip r:embed="rId18"/>
+                    <a:stretch>
+                      <a:fillRect/>
+                    </a:stretch>
+                  </pic:blipFill>
+                  <pic:spPr>
+                    <a:xfrm>
+                      <a:off x="0" y="0"/>
+                      <a:ext cx="5580000" cy="3138750"/>
+                    </a:xfrm>
+                    <a:prstGeom prst="rect"/>
+                  </pic:spPr>
+                </pic:pic>
+              </a:graphicData>
+            </a:graphic>
+          </wp:inline>
+        </w:drawing>
+      </w:r>
+    </w:p>
+    <w:p>
+      <w:pPr>
+        <w:spacing w:after="200"/>
+        <w:jc w:val="center"/>
+      </w:pPr>
+      <w:r>
+        <w:rPr>
+          <w:b/>
+          <w:i/>
+          <w:sz w:val="18"/>
+        </w:rPr>
+        <w:t xml:space="preserve">Figura 9. </w:t>
+      </w:r>
+      <w:r>
+        <w:rPr>
+          <w:i/>
+          <w:sz w:val="18"/>
+        </w:rPr>
+        <w:t>DEF-05 · EV-DEF05-C1-01.png. Día 08/10/2026 en el calendario de «Mi Panel»: la observación se ve como texto literal y no se ejecuta</w:t>
       </w:r>
     </w:p>
     <w:p/>
@@ -14509,6 +15545,9 @@
         <w:gridCol w:w="4873"/>
       </w:tblGrid>
       <w:tr>
+        <w:trPr>
+          <w:cantSplit w:val="true"/>
+        </w:trPr>
         <w:tc>
           <w:tcPr>
             <w:tcW w:type="dxa" w:w="2381"/>
@@ -14554,6 +15593,9 @@
         </w:tc>
       </w:tr>
       <w:tr>
+        <w:trPr>
+          <w:cantSplit w:val="true"/>
+        </w:trPr>
         <w:tc>
           <w:tcPr>
             <w:tcW w:type="dxa" w:w="2381"/>
@@ -14599,6 +15641,9 @@
         </w:tc>
       </w:tr>
       <w:tr>
+        <w:trPr>
+          <w:cantSplit w:val="true"/>
+        </w:trPr>
         <w:tc>
           <w:tcPr>
             <w:tcW w:type="dxa" w:w="2381"/>
@@ -14638,12 +15683,15 @@
                 <w:b w:val="0"/>
                 <w:sz w:val="19"/>
               </w:rPr>
-              <w:t>Chromium 141 · Linux · Railway/local, commit 693358a</w:t>
+              <w:t>Chromium 141.0.7390.37 · Linux · ConectaProfe en copia local del commit 693358a, la misma versión desplegada en Railway · ejecución automatizada con Playwright el 07/10/2026</w:t>
             </w:r>
           </w:p>
         </w:tc>
       </w:tr>
       <w:tr>
+        <w:trPr>
+          <w:cantSplit w:val="true"/>
+        </w:trPr>
         <w:tc>
           <w:tcPr>
             <w:tcW w:type="dxa" w:w="2381"/>
@@ -14689,6 +15737,9 @@
         </w:tc>
       </w:tr>
       <w:tr>
+        <w:trPr>
+          <w:cantSplit w:val="true"/>
+        </w:trPr>
         <w:tc>
           <w:tcPr>
             <w:tcW w:type="dxa" w:w="2381"/>
@@ -14752,6 +15803,9 @@
         </w:tc>
       </w:tr>
       <w:tr>
+        <w:trPr>
+          <w:cantSplit w:val="true"/>
+        </w:trPr>
         <w:tc>
           <w:tcPr>
             <w:tcW w:type="dxa" w:w="2381"/>
@@ -14797,6 +15851,9 @@
         </w:tc>
       </w:tr>
       <w:tr>
+        <w:trPr>
+          <w:cantSplit w:val="true"/>
+        </w:trPr>
         <w:tc>
           <w:tcPr>
             <w:tcW w:type="dxa" w:w="2381"/>
@@ -14836,12 +15893,15 @@
                 <w:b w:val="0"/>
                 <w:sz w:val="19"/>
               </w:rPr>
-              <w:t>La tutoría #2 se canceló (estado «cancelada»). El docente ejecutó PATCH /api/tutorias/2/realizada: respuesta {"mensaje":"Tutoría completada"} y la tutoría quedó en «completada». Una tutoría cancelada no debería admitir nuevas transiciones.</w:t>
+              <w:t>La tutoría #16 se canceló (estado «cancelada»). El docente ejecutó PATCH /api/tutorias/16/realizada: respuesta {"mensaje":"Tutoría completada"} y la tutoría quedó en «completada». Una tutoría cancelada no debería admitir nuevas transiciones.</w:t>
             </w:r>
           </w:p>
         </w:tc>
       </w:tr>
       <w:tr>
+        <w:trPr>
+          <w:cantSplit w:val="true"/>
+        </w:trPr>
         <w:tc>
           <w:tcPr>
             <w:tcW w:type="dxa" w:w="2381"/>
@@ -14887,6 +15947,9 @@
         </w:tc>
       </w:tr>
       <w:tr>
+        <w:trPr>
+          <w:cantSplit w:val="true"/>
+        </w:trPr>
         <w:tc>
           <w:tcPr>
             <w:tcW w:type="dxa" w:w="2381"/>
@@ -14932,6 +15995,9 @@
         </w:tc>
       </w:tr>
       <w:tr>
+        <w:trPr>
+          <w:cantSplit w:val="true"/>
+        </w:trPr>
         <w:tc>
           <w:tcPr>
             <w:tcW w:type="dxa" w:w="2381"/>
@@ -14977,6 +16043,9 @@
         </w:tc>
       </w:tr>
       <w:tr>
+        <w:trPr>
+          <w:cantSplit w:val="true"/>
+        </w:trPr>
         <w:tc>
           <w:tcPr>
             <w:tcW w:type="dxa" w:w="2381"/>
@@ -15016,12 +16085,15 @@
                 <w:b w:val="0"/>
                 <w:sz w:val="19"/>
               </w:rPr>
-              <w:t>EV-DEF06-C1-01.png, EV-DEF06-CONSOLA.png</w:t>
+              <w:t>EV-DEF06-C1-01.png, EV-DEF06-C1-02.png, EV-DEF06-C1-03.png (figuras 10 a 12, debajo de este reporte); EV-DEF06-CONSOLA.png (figura 29, consola F12 en el Anexo D)</w:t>
             </w:r>
           </w:p>
         </w:tc>
       </w:tr>
       <w:tr>
+        <w:trPr>
+          <w:cantSplit w:val="true"/>
+        </w:trPr>
         <w:tc>
           <w:tcPr>
             <w:tcW w:type="dxa" w:w="2381"/>
@@ -15067,6 +16139,9 @@
         </w:tc>
       </w:tr>
       <w:tr>
+        <w:trPr>
+          <w:cantSplit w:val="true"/>
+        </w:trPr>
         <w:tc>
           <w:tcPr>
             <w:tcW w:type="dxa" w:w="2381"/>
@@ -15112,6 +16187,192 @@
         </w:tc>
       </w:tr>
     </w:tbl>
+    <w:p>
+      <w:pPr>
+        <w:keepNext/>
+        <w:spacing w:before="80" w:after="40"/>
+        <w:jc w:val="center"/>
+      </w:pPr>
+      <w:r>
+        <w:drawing>
+          <wp:inline xmlns:a="http://schemas.openxmlformats.org/drawingml/2006/main" xmlns:pic="http://schemas.openxmlformats.org/drawingml/2006/picture">
+            <wp:extent cx="5580000" cy="3138750"/>
+            <wp:docPr id="10" name="Picture 10"/>
+            <wp:cNvGraphicFramePr>
+              <a:graphicFrameLocks noChangeAspect="1"/>
+            </wp:cNvGraphicFramePr>
+            <a:graphic>
+              <a:graphicData uri="http://schemas.openxmlformats.org/drawingml/2006/picture">
+                <pic:pic>
+                  <pic:nvPicPr>
+                    <pic:cNvPr id="0" name="EV-DEF06-C1-01.jpg"/>
+                    <pic:cNvPicPr/>
+                  </pic:nvPicPr>
+                  <pic:blipFill>
+                    <a:blip r:embed="rId19"/>
+                    <a:stretch>
+                      <a:fillRect/>
+                    </a:stretch>
+                  </pic:blipFill>
+                  <pic:spPr>
+                    <a:xfrm>
+                      <a:off x="0" y="0"/>
+                      <a:ext cx="5580000" cy="3138750"/>
+                    </a:xfrm>
+                    <a:prstGeom prst="rect"/>
+                  </pic:spPr>
+                </pic:pic>
+              </a:graphicData>
+            </a:graphic>
+          </wp:inline>
+        </w:drawing>
+      </w:r>
+    </w:p>
+    <w:p>
+      <w:pPr>
+        <w:spacing w:after="200"/>
+        <w:jc w:val="center"/>
+      </w:pPr>
+      <w:r>
+        <w:rPr>
+          <w:b/>
+          <w:i/>
+          <w:sz w:val="18"/>
+        </w:rPr>
+        <w:t xml:space="preserve">Figura 10. </w:t>
+      </w:r>
+      <w:r>
+        <w:rPr>
+          <w:i/>
+          <w:sz w:val="18"/>
+        </w:rPr>
+        <w:t>DEF-06 · EV-DEF06-C1-01.png. Antes: la tutoría #16 aparece «Cancelada» en el panel de la docente</w:t>
+      </w:r>
+    </w:p>
+    <w:p>
+      <w:pPr>
+        <w:keepNext/>
+        <w:spacing w:before="80" w:after="40"/>
+        <w:jc w:val="center"/>
+      </w:pPr>
+      <w:r>
+        <w:drawing>
+          <wp:inline xmlns:a="http://schemas.openxmlformats.org/drawingml/2006/main" xmlns:pic="http://schemas.openxmlformats.org/drawingml/2006/picture">
+            <wp:extent cx="5580000" cy="3138750"/>
+            <wp:docPr id="11" name="Picture 11"/>
+            <wp:cNvGraphicFramePr>
+              <a:graphicFrameLocks noChangeAspect="1"/>
+            </wp:cNvGraphicFramePr>
+            <a:graphic>
+              <a:graphicData uri="http://schemas.openxmlformats.org/drawingml/2006/picture">
+                <pic:pic>
+                  <pic:nvPicPr>
+                    <pic:cNvPr id="0" name="EV-DEF06-C1-02.jpg"/>
+                    <pic:cNvPicPr/>
+                  </pic:nvPicPr>
+                  <pic:blipFill>
+                    <a:blip r:embed="rId20"/>
+                    <a:stretch>
+                      <a:fillRect/>
+                    </a:stretch>
+                  </pic:blipFill>
+                  <pic:spPr>
+                    <a:xfrm>
+                      <a:off x="0" y="0"/>
+                      <a:ext cx="5580000" cy="3138750"/>
+                    </a:xfrm>
+                    <a:prstGeom prst="rect"/>
+                  </pic:spPr>
+                </pic:pic>
+              </a:graphicData>
+            </a:graphic>
+          </wp:inline>
+        </w:drawing>
+      </w:r>
+    </w:p>
+    <w:p>
+      <w:pPr>
+        <w:spacing w:after="200"/>
+        <w:jc w:val="center"/>
+      </w:pPr>
+      <w:r>
+        <w:rPr>
+          <w:b/>
+          <w:i/>
+          <w:sz w:val="18"/>
+        </w:rPr>
+        <w:t xml:space="preserve">Figura 11. </w:t>
+      </w:r>
+      <w:r>
+        <w:rPr>
+          <w:i/>
+          <w:sz w:val="18"/>
+        </w:rPr>
+        <w:t>DEF-06 · EV-DEF06-C1-02.png. Consola F12: Sesión de mgonzalez@amigo.edu.co (docente). La tutoría #16 estaba cancelada</w:t>
+      </w:r>
+    </w:p>
+    <w:p>
+      <w:pPr>
+        <w:keepNext/>
+        <w:spacing w:before="80" w:after="40"/>
+        <w:jc w:val="center"/>
+      </w:pPr>
+      <w:r>
+        <w:drawing>
+          <wp:inline xmlns:a="http://schemas.openxmlformats.org/drawingml/2006/main" xmlns:pic="http://schemas.openxmlformats.org/drawingml/2006/picture">
+            <wp:extent cx="5580000" cy="3138750"/>
+            <wp:docPr id="12" name="Picture 12"/>
+            <wp:cNvGraphicFramePr>
+              <a:graphicFrameLocks noChangeAspect="1"/>
+            </wp:cNvGraphicFramePr>
+            <a:graphic>
+              <a:graphicData uri="http://schemas.openxmlformats.org/drawingml/2006/picture">
+                <pic:pic>
+                  <pic:nvPicPr>
+                    <pic:cNvPr id="0" name="EV-DEF06-C1-03.jpg"/>
+                    <pic:cNvPicPr/>
+                  </pic:nvPicPr>
+                  <pic:blipFill>
+                    <a:blip r:embed="rId21"/>
+                    <a:stretch>
+                      <a:fillRect/>
+                    </a:stretch>
+                  </pic:blipFill>
+                  <pic:spPr>
+                    <a:xfrm>
+                      <a:off x="0" y="0"/>
+                      <a:ext cx="5580000" cy="3138750"/>
+                    </a:xfrm>
+                    <a:prstGeom prst="rect"/>
+                  </pic:spPr>
+                </pic:pic>
+              </a:graphicData>
+            </a:graphic>
+          </wp:inline>
+        </w:drawing>
+      </w:r>
+    </w:p>
+    <w:p>
+      <w:pPr>
+        <w:spacing w:after="200"/>
+        <w:jc w:val="center"/>
+      </w:pPr>
+      <w:r>
+        <w:rPr>
+          <w:b/>
+          <w:i/>
+          <w:sz w:val="18"/>
+        </w:rPr>
+        <w:t xml:space="preserve">Figura 12. </w:t>
+      </w:r>
+      <w:r>
+        <w:rPr>
+          <w:i/>
+          <w:sz w:val="18"/>
+        </w:rPr>
+        <w:t>DEF-06 · EV-DEF06-C1-03.png. Después de PATCH /realizada (200 {"mensaje":"Tutoría completada"}): la misma tutoría #16 queda «completada»</w:t>
+      </w:r>
+    </w:p>
     <w:p/>
     <w:p>
       <w:pPr>
@@ -15139,6 +16400,9 @@
         <w:gridCol w:w="4873"/>
       </w:tblGrid>
       <w:tr>
+        <w:trPr>
+          <w:cantSplit w:val="true"/>
+        </w:trPr>
         <w:tc>
           <w:tcPr>
             <w:tcW w:type="dxa" w:w="2381"/>
@@ -15184,6 +16448,9 @@
         </w:tc>
       </w:tr>
       <w:tr>
+        <w:trPr>
+          <w:cantSplit w:val="true"/>
+        </w:trPr>
         <w:tc>
           <w:tcPr>
             <w:tcW w:type="dxa" w:w="2381"/>
@@ -15229,6 +16496,9 @@
         </w:tc>
       </w:tr>
       <w:tr>
+        <w:trPr>
+          <w:cantSplit w:val="true"/>
+        </w:trPr>
         <w:tc>
           <w:tcPr>
             <w:tcW w:type="dxa" w:w="2381"/>
@@ -15268,12 +16538,15 @@
                 <w:b w:val="0"/>
                 <w:sz w:val="19"/>
               </w:rPr>
-              <w:t>Chromium 141 · Linux · Railway/local, commit 693358a</w:t>
+              <w:t>Chromium 141.0.7390.37 · Linux · ConectaProfe en copia local del commit 693358a, la misma versión desplegada en Railway · ejecución automatizada con Playwright el 07/10/2026</w:t>
             </w:r>
           </w:p>
         </w:tc>
       </w:tr>
       <w:tr>
+        <w:trPr>
+          <w:cantSplit w:val="true"/>
+        </w:trPr>
         <w:tc>
           <w:tcPr>
             <w:tcW w:type="dxa" w:w="2381"/>
@@ -15319,6 +16592,9 @@
         </w:tc>
       </w:tr>
       <w:tr>
+        <w:trPr>
+          <w:cantSplit w:val="true"/>
+        </w:trPr>
         <w:tc>
           <w:tcPr>
             <w:tcW w:type="dxa" w:w="2381"/>
@@ -15382,6 +16658,9 @@
         </w:tc>
       </w:tr>
       <w:tr>
+        <w:trPr>
+          <w:cantSplit w:val="true"/>
+        </w:trPr>
         <w:tc>
           <w:tcPr>
             <w:tcW w:type="dxa" w:w="2381"/>
@@ -15427,6 +16706,9 @@
         </w:tc>
       </w:tr>
       <w:tr>
+        <w:trPr>
+          <w:cantSplit w:val="true"/>
+        </w:trPr>
         <w:tc>
           <w:tcPr>
             <w:tcW w:type="dxa" w:w="2381"/>
@@ -15472,6 +16754,9 @@
         </w:tc>
       </w:tr>
       <w:tr>
+        <w:trPr>
+          <w:cantSplit w:val="true"/>
+        </w:trPr>
         <w:tc>
           <w:tcPr>
             <w:tcW w:type="dxa" w:w="2381"/>
@@ -15517,6 +16802,9 @@
         </w:tc>
       </w:tr>
       <w:tr>
+        <w:trPr>
+          <w:cantSplit w:val="true"/>
+        </w:trPr>
         <w:tc>
           <w:tcPr>
             <w:tcW w:type="dxa" w:w="2381"/>
@@ -15562,6 +16850,9 @@
         </w:tc>
       </w:tr>
       <w:tr>
+        <w:trPr>
+          <w:cantSplit w:val="true"/>
+        </w:trPr>
         <w:tc>
           <w:tcPr>
             <w:tcW w:type="dxa" w:w="2381"/>
@@ -15607,6 +16898,9 @@
         </w:tc>
       </w:tr>
       <w:tr>
+        <w:trPr>
+          <w:cantSplit w:val="true"/>
+        </w:trPr>
         <w:tc>
           <w:tcPr>
             <w:tcW w:type="dxa" w:w="2381"/>
@@ -15646,12 +16940,15 @@
                 <w:b w:val="0"/>
                 <w:sz w:val="19"/>
               </w:rPr>
-              <w:t>EV-DEF07-C1-01.png</w:t>
+              <w:t>EV-DEF07-C1-01.png (figura 13, debajo de este reporte)</w:t>
             </w:r>
           </w:p>
         </w:tc>
       </w:tr>
       <w:tr>
+        <w:trPr>
+          <w:cantSplit w:val="true"/>
+        </w:trPr>
         <w:tc>
           <w:tcPr>
             <w:tcW w:type="dxa" w:w="2381"/>
@@ -15697,6 +16994,9 @@
         </w:tc>
       </w:tr>
       <w:tr>
+        <w:trPr>
+          <w:cantSplit w:val="true"/>
+        </w:trPr>
         <w:tc>
           <w:tcPr>
             <w:tcW w:type="dxa" w:w="2381"/>
@@ -15742,6 +17042,68 @@
         </w:tc>
       </w:tr>
     </w:tbl>
+    <w:p>
+      <w:pPr>
+        <w:keepNext/>
+        <w:spacing w:before="80" w:after="40"/>
+        <w:jc w:val="center"/>
+      </w:pPr>
+      <w:r>
+        <w:drawing>
+          <wp:inline xmlns:a="http://schemas.openxmlformats.org/drawingml/2006/main" xmlns:pic="http://schemas.openxmlformats.org/drawingml/2006/picture">
+            <wp:extent cx="5580000" cy="3138750"/>
+            <wp:docPr id="13" name="Picture 13"/>
+            <wp:cNvGraphicFramePr>
+              <a:graphicFrameLocks noChangeAspect="1"/>
+            </wp:cNvGraphicFramePr>
+            <a:graphic>
+              <a:graphicData uri="http://schemas.openxmlformats.org/drawingml/2006/picture">
+                <pic:pic>
+                  <pic:nvPicPr>
+                    <pic:cNvPr id="0" name="EV-DEF07-C1-01.jpg"/>
+                    <pic:cNvPicPr/>
+                  </pic:nvPicPr>
+                  <pic:blipFill>
+                    <a:blip r:embed="rId22"/>
+                    <a:stretch>
+                      <a:fillRect/>
+                    </a:stretch>
+                  </pic:blipFill>
+                  <pic:spPr>
+                    <a:xfrm>
+                      <a:off x="0" y="0"/>
+                      <a:ext cx="5580000" cy="3138750"/>
+                    </a:xfrm>
+                    <a:prstGeom prst="rect"/>
+                  </pic:spPr>
+                </pic:pic>
+              </a:graphicData>
+            </a:graphic>
+          </wp:inline>
+        </w:drawing>
+      </w:r>
+    </w:p>
+    <w:p>
+      <w:pPr>
+        <w:spacing w:after="200"/>
+        <w:jc w:val="center"/>
+      </w:pPr>
+      <w:r>
+        <w:rPr>
+          <w:b/>
+          <w:i/>
+          <w:sz w:val="18"/>
+        </w:rPr>
+        <w:t xml:space="preserve">Figura 13. </w:t>
+      </w:r>
+      <w:r>
+        <w:rPr>
+          <w:i/>
+          <w:sz w:val="18"/>
+        </w:rPr>
+        <w:t>DEF-07 · EV-DEF07-C1-01.png. «Nuevo Usuario»: campo contraseña type="text" con el valor «Cambiar123». «Editar»: type="text" muestra «Prueba1234»</w:t>
+      </w:r>
+    </w:p>
     <w:p/>
     <w:p>
       <w:pPr>
@@ -15769,6 +17131,9 @@
         <w:gridCol w:w="4873"/>
       </w:tblGrid>
       <w:tr>
+        <w:trPr>
+          <w:cantSplit w:val="true"/>
+        </w:trPr>
         <w:tc>
           <w:tcPr>
             <w:tcW w:type="dxa" w:w="2381"/>
@@ -15814,6 +17179,9 @@
         </w:tc>
       </w:tr>
       <w:tr>
+        <w:trPr>
+          <w:cantSplit w:val="true"/>
+        </w:trPr>
         <w:tc>
           <w:tcPr>
             <w:tcW w:type="dxa" w:w="2381"/>
@@ -15859,6 +17227,9 @@
         </w:tc>
       </w:tr>
       <w:tr>
+        <w:trPr>
+          <w:cantSplit w:val="true"/>
+        </w:trPr>
         <w:tc>
           <w:tcPr>
             <w:tcW w:type="dxa" w:w="2381"/>
@@ -15898,12 +17269,15 @@
                 <w:b w:val="0"/>
                 <w:sz w:val="19"/>
               </w:rPr>
-              <w:t>Chromium 141 · Linux · Railway/local, commit 693358a</w:t>
+              <w:t>Chromium 141.0.7390.37 · Linux · ConectaProfe en copia local del commit 693358a, la misma versión desplegada en Railway · ejecución automatizada con Playwright el 07/10/2026</w:t>
             </w:r>
           </w:p>
         </w:tc>
       </w:tr>
       <w:tr>
+        <w:trPr>
+          <w:cantSplit w:val="true"/>
+        </w:trPr>
         <w:tc>
           <w:tcPr>
             <w:tcW w:type="dxa" w:w="2381"/>
@@ -15949,6 +17323,9 @@
         </w:tc>
       </w:tr>
       <w:tr>
+        <w:trPr>
+          <w:cantSplit w:val="true"/>
+        </w:trPr>
         <w:tc>
           <w:tcPr>
             <w:tcW w:type="dxa" w:w="2381"/>
@@ -16012,6 +17389,9 @@
         </w:tc>
       </w:tr>
       <w:tr>
+        <w:trPr>
+          <w:cantSplit w:val="true"/>
+        </w:trPr>
         <w:tc>
           <w:tcPr>
             <w:tcW w:type="dxa" w:w="2381"/>
@@ -16057,6 +17437,9 @@
         </w:tc>
       </w:tr>
       <w:tr>
+        <w:trPr>
+          <w:cantSplit w:val="true"/>
+        </w:trPr>
         <w:tc>
           <w:tcPr>
             <w:tcW w:type="dxa" w:w="2381"/>
@@ -16096,12 +17479,15 @@
                 <w:b w:val="0"/>
                 <w:sz w:val="19"/>
               </w:rPr>
-              <w:t>Preparación: tutoría con Laura Vargas Suárez el 08/10/2026 a las 18:13 (201); al pulsar «Cancelar» faltaban 26.0 h reales. PATCH → 400 {"error":"Faltan 21h para la tutoría y se requieren 24h de anticipación para cancelar (RN03). Escríbele al docente."}; la tarjeta queda «Pendiente». En pantalla: el elemento #tostada tiene el texto «Faltan 21h para la tutoría y se requieren 24h de anticipación para cancelar (RN03). Escríbele al docente.» y las clases «tostada tostada--visible tostada--error», con opacidad calculada 0.</w:t>
+              <w:t>Preparación: tutoría con Laura Vargas Suárez el 08/10/2026 a las 19:12 (201); al pulsar «Cancelar» faltaban 26.0 h reales. PATCH → 400 {"error":"Faltan 21h para la tutoría y se requieren 24h de anticipación para cancelar (RN03). Escríbele al docente."}; la tarjeta queda «Pendiente». En pantalla: el elemento #tostada tiene el texto «Faltan 21h para la tutoría y se requieren 24h de anticipación para cancelar (RN03). Escríbele al docente.» y las clases «tostada tostada--visible tostada--error», con opacidad calculada 0.</w:t>
             </w:r>
           </w:p>
         </w:tc>
       </w:tr>
       <w:tr>
+        <w:trPr>
+          <w:cantSplit w:val="true"/>
+        </w:trPr>
         <w:tc>
           <w:tcPr>
             <w:tcW w:type="dxa" w:w="2381"/>
@@ -16147,6 +17533,9 @@
         </w:tc>
       </w:tr>
       <w:tr>
+        <w:trPr>
+          <w:cantSplit w:val="true"/>
+        </w:trPr>
         <w:tc>
           <w:tcPr>
             <w:tcW w:type="dxa" w:w="2381"/>
@@ -16192,6 +17581,9 @@
         </w:tc>
       </w:tr>
       <w:tr>
+        <w:trPr>
+          <w:cantSplit w:val="true"/>
+        </w:trPr>
         <w:tc>
           <w:tcPr>
             <w:tcW w:type="dxa" w:w="2381"/>
@@ -16237,6 +17629,9 @@
         </w:tc>
       </w:tr>
       <w:tr>
+        <w:trPr>
+          <w:cantSplit w:val="true"/>
+        </w:trPr>
         <w:tc>
           <w:tcPr>
             <w:tcW w:type="dxa" w:w="2381"/>
@@ -16276,12 +17671,15 @@
                 <w:b w:val="0"/>
                 <w:sz w:val="19"/>
               </w:rPr>
-              <w:t>EV-CP025-C1-01.png</w:t>
+              <w:t>EV-CP025-C1-01.png (figura 14, debajo de este reporte)</w:t>
             </w:r>
           </w:p>
         </w:tc>
       </w:tr>
       <w:tr>
+        <w:trPr>
+          <w:cantSplit w:val="true"/>
+        </w:trPr>
         <w:tc>
           <w:tcPr>
             <w:tcW w:type="dxa" w:w="2381"/>
@@ -16327,6 +17725,9 @@
         </w:tc>
       </w:tr>
       <w:tr>
+        <w:trPr>
+          <w:cantSplit w:val="true"/>
+        </w:trPr>
         <w:tc>
           <w:tcPr>
             <w:tcW w:type="dxa" w:w="2381"/>
@@ -16372,6 +17773,68 @@
         </w:tc>
       </w:tr>
     </w:tbl>
+    <w:p>
+      <w:pPr>
+        <w:keepNext/>
+        <w:spacing w:before="80" w:after="40"/>
+        <w:jc w:val="center"/>
+      </w:pPr>
+      <w:r>
+        <w:drawing>
+          <wp:inline xmlns:a="http://schemas.openxmlformats.org/drawingml/2006/main" xmlns:pic="http://schemas.openxmlformats.org/drawingml/2006/picture">
+            <wp:extent cx="5580000" cy="3138750"/>
+            <wp:docPr id="14" name="Picture 14"/>
+            <wp:cNvGraphicFramePr>
+              <a:graphicFrameLocks noChangeAspect="1"/>
+            </wp:cNvGraphicFramePr>
+            <a:graphic>
+              <a:graphicData uri="http://schemas.openxmlformats.org/drawingml/2006/picture">
+                <pic:pic>
+                  <pic:nvPicPr>
+                    <pic:cNvPr id="0" name="EV-CP025-C1-01.jpg"/>
+                    <pic:cNvPicPr/>
+                  </pic:nvPicPr>
+                  <pic:blipFill>
+                    <a:blip r:embed="rId23"/>
+                    <a:stretch>
+                      <a:fillRect/>
+                    </a:stretch>
+                  </pic:blipFill>
+                  <pic:spPr>
+                    <a:xfrm>
+                      <a:off x="0" y="0"/>
+                      <a:ext cx="5580000" cy="3138750"/>
+                    </a:xfrm>
+                    <a:prstGeom prst="rect"/>
+                  </pic:spPr>
+                </pic:pic>
+              </a:graphicData>
+            </a:graphic>
+          </wp:inline>
+        </w:drawing>
+      </w:r>
+    </w:p>
+    <w:p>
+      <w:pPr>
+        <w:spacing w:after="200"/>
+        <w:jc w:val="center"/>
+      </w:pPr>
+      <w:r>
+        <w:rPr>
+          <w:b/>
+          <w:i/>
+          <w:sz w:val="18"/>
+        </w:rPr>
+        <w:t xml:space="preserve">Figura 14. </w:t>
+      </w:r>
+      <w:r>
+        <w:rPr>
+          <w:i/>
+          <w:sz w:val="18"/>
+        </w:rPr>
+        <w:t>DEF-08 · EV-CP025-C1-01.png. Tutoría 08/10/2026 19:12 con Laura Vargas Suárez (margen real 26.0 h) → PATCH 400 · «Pendiente». El elemento #tostada tiene el texto «Faltan 21h para la tutoría y se requieren 24h de anticipación para cancelar (RN03). Escríbele al docente.» y las clases «tostada tostada--visible tostada--error», con opacidad calculada 0</w:t>
+      </w:r>
+    </w:p>
     <w:p/>
     <w:p>
       <w:pPr>
@@ -16399,6 +17862,9 @@
         <w:gridCol w:w="4873"/>
       </w:tblGrid>
       <w:tr>
+        <w:trPr>
+          <w:cantSplit w:val="true"/>
+        </w:trPr>
         <w:tc>
           <w:tcPr>
             <w:tcW w:type="dxa" w:w="2381"/>
@@ -16444,6 +17910,9 @@
         </w:tc>
       </w:tr>
       <w:tr>
+        <w:trPr>
+          <w:cantSplit w:val="true"/>
+        </w:trPr>
         <w:tc>
           <w:tcPr>
             <w:tcW w:type="dxa" w:w="2381"/>
@@ -16489,6 +17958,9 @@
         </w:tc>
       </w:tr>
       <w:tr>
+        <w:trPr>
+          <w:cantSplit w:val="true"/>
+        </w:trPr>
         <w:tc>
           <w:tcPr>
             <w:tcW w:type="dxa" w:w="2381"/>
@@ -16528,12 +18000,15 @@
                 <w:b w:val="0"/>
                 <w:sz w:val="19"/>
               </w:rPr>
-              <w:t>Chromium 141 · Linux · Railway/local, commit 693358a</w:t>
+              <w:t>Chromium 141.0.7390.37 · Linux · ConectaProfe en copia local del commit 693358a, la misma versión desplegada en Railway · ejecución automatizada con Playwright el 07/10/2026</w:t>
             </w:r>
           </w:p>
         </w:tc>
       </w:tr>
       <w:tr>
+        <w:trPr>
+          <w:cantSplit w:val="true"/>
+        </w:trPr>
         <w:tc>
           <w:tcPr>
             <w:tcW w:type="dxa" w:w="2381"/>
@@ -16579,6 +18054,9 @@
         </w:tc>
       </w:tr>
       <w:tr>
+        <w:trPr>
+          <w:cantSplit w:val="true"/>
+        </w:trPr>
         <w:tc>
           <w:tcPr>
             <w:tcW w:type="dxa" w:w="2381"/>
@@ -16642,6 +18120,9 @@
         </w:tc>
       </w:tr>
       <w:tr>
+        <w:trPr>
+          <w:cantSplit w:val="true"/>
+        </w:trPr>
         <w:tc>
           <w:tcPr>
             <w:tcW w:type="dxa" w:w="2381"/>
@@ -16687,6 +18168,9 @@
         </w:tc>
       </w:tr>
       <w:tr>
+        <w:trPr>
+          <w:cantSplit w:val="true"/>
+        </w:trPr>
         <w:tc>
           <w:tcPr>
             <w:tcW w:type="dxa" w:w="2381"/>
@@ -16732,6 +18216,9 @@
         </w:tc>
       </w:tr>
       <w:tr>
+        <w:trPr>
+          <w:cantSplit w:val="true"/>
+        </w:trPr>
         <w:tc>
           <w:tcPr>
             <w:tcW w:type="dxa" w:w="2381"/>
@@ -16777,6 +18264,9 @@
         </w:tc>
       </w:tr>
       <w:tr>
+        <w:trPr>
+          <w:cantSplit w:val="true"/>
+        </w:trPr>
         <w:tc>
           <w:tcPr>
             <w:tcW w:type="dxa" w:w="2381"/>
@@ -16822,6 +18312,9 @@
         </w:tc>
       </w:tr>
       <w:tr>
+        <w:trPr>
+          <w:cantSplit w:val="true"/>
+        </w:trPr>
         <w:tc>
           <w:tcPr>
             <w:tcW w:type="dxa" w:w="2381"/>
@@ -16867,6 +18360,9 @@
         </w:tc>
       </w:tr>
       <w:tr>
+        <w:trPr>
+          <w:cantSplit w:val="true"/>
+        </w:trPr>
         <w:tc>
           <w:tcPr>
             <w:tcW w:type="dxa" w:w="2381"/>
@@ -16906,12 +18402,15 @@
                 <w:b w:val="0"/>
                 <w:sz w:val="19"/>
               </w:rPr>
-              <w:t>EV-CP033-C1-01.png</w:t>
+              <w:t>EV-CP033-C1-01.png (figura 15, debajo de este reporte)</w:t>
             </w:r>
           </w:p>
         </w:tc>
       </w:tr>
       <w:tr>
+        <w:trPr>
+          <w:cantSplit w:val="true"/>
+        </w:trPr>
         <w:tc>
           <w:tcPr>
             <w:tcW w:type="dxa" w:w="2381"/>
@@ -16957,6 +18456,9 @@
         </w:tc>
       </w:tr>
       <w:tr>
+        <w:trPr>
+          <w:cantSplit w:val="true"/>
+        </w:trPr>
         <w:tc>
           <w:tcPr>
             <w:tcW w:type="dxa" w:w="2381"/>
@@ -17002,6 +18504,68 @@
         </w:tc>
       </w:tr>
     </w:tbl>
+    <w:p>
+      <w:pPr>
+        <w:keepNext/>
+        <w:spacing w:before="80" w:after="40"/>
+        <w:jc w:val="center"/>
+      </w:pPr>
+      <w:r>
+        <w:drawing>
+          <wp:inline xmlns:a="http://schemas.openxmlformats.org/drawingml/2006/main" xmlns:pic="http://schemas.openxmlformats.org/drawingml/2006/picture">
+            <wp:extent cx="5580000" cy="3138750"/>
+            <wp:docPr id="15" name="Picture 15"/>
+            <wp:cNvGraphicFramePr>
+              <a:graphicFrameLocks noChangeAspect="1"/>
+            </wp:cNvGraphicFramePr>
+            <a:graphic>
+              <a:graphicData uri="http://schemas.openxmlformats.org/drawingml/2006/picture">
+                <pic:pic>
+                  <pic:nvPicPr>
+                    <pic:cNvPr id="0" name="EV-CP033-C1-01.jpg"/>
+                    <pic:cNvPicPr/>
+                  </pic:nvPicPr>
+                  <pic:blipFill>
+                    <a:blip r:embed="rId24"/>
+                    <a:stretch>
+                      <a:fillRect/>
+                    </a:stretch>
+                  </pic:blipFill>
+                  <pic:spPr>
+                    <a:xfrm>
+                      <a:off x="0" y="0"/>
+                      <a:ext cx="5580000" cy="3138750"/>
+                    </a:xfrm>
+                    <a:prstGeom prst="rect"/>
+                  </pic:spPr>
+                </pic:pic>
+              </a:graphicData>
+            </a:graphic>
+          </wp:inline>
+        </w:drawing>
+      </w:r>
+    </w:p>
+    <w:p>
+      <w:pPr>
+        <w:spacing w:after="200"/>
+        <w:jc w:val="center"/>
+      </w:pPr>
+      <w:r>
+        <w:rPr>
+          <w:b/>
+          <w:i/>
+          <w:sz w:val="18"/>
+        </w:rPr>
+        <w:t xml:space="preserve">Figura 15. </w:t>
+      </w:r>
+      <w:r>
+        <w:rPr>
+          <w:i/>
+          <w:sz w:val="18"/>
+        </w:rPr>
+        <w:t>DEF-09 · EV-CP033-C1-01.png. Dos tutorías el 01/04/2027 09:00: 201 y 201; tarjetas a esa hora: 2</w:t>
+      </w:r>
+    </w:p>
     <w:p/>
     <w:p>
       <w:pPr>
@@ -17029,6 +18593,9 @@
         <w:gridCol w:w="4873"/>
       </w:tblGrid>
       <w:tr>
+        <w:trPr>
+          <w:cantSplit w:val="true"/>
+        </w:trPr>
         <w:tc>
           <w:tcPr>
             <w:tcW w:type="dxa" w:w="2381"/>
@@ -17074,6 +18641,9 @@
         </w:tc>
       </w:tr>
       <w:tr>
+        <w:trPr>
+          <w:cantSplit w:val="true"/>
+        </w:trPr>
         <w:tc>
           <w:tcPr>
             <w:tcW w:type="dxa" w:w="2381"/>
@@ -17119,6 +18689,9 @@
         </w:tc>
       </w:tr>
       <w:tr>
+        <w:trPr>
+          <w:cantSplit w:val="true"/>
+        </w:trPr>
         <w:tc>
           <w:tcPr>
             <w:tcW w:type="dxa" w:w="2381"/>
@@ -17158,12 +18731,15 @@
                 <w:b w:val="0"/>
                 <w:sz w:val="19"/>
               </w:rPr>
-              <w:t>Chromium 141 · Linux · Railway/local, commit 693358a</w:t>
+              <w:t>Chromium 141.0.7390.37 · Linux · ConectaProfe en copia local del commit 693358a, la misma versión desplegada en Railway · ejecución automatizada con Playwright el 07/10/2026</w:t>
             </w:r>
           </w:p>
         </w:tc>
       </w:tr>
       <w:tr>
+        <w:trPr>
+          <w:cantSplit w:val="true"/>
+        </w:trPr>
         <w:tc>
           <w:tcPr>
             <w:tcW w:type="dxa" w:w="2381"/>
@@ -17209,6 +18785,9 @@
         </w:tc>
       </w:tr>
       <w:tr>
+        <w:trPr>
+          <w:cantSplit w:val="true"/>
+        </w:trPr>
         <w:tc>
           <w:tcPr>
             <w:tcW w:type="dxa" w:w="2381"/>
@@ -17272,6 +18851,9 @@
         </w:tc>
       </w:tr>
       <w:tr>
+        <w:trPr>
+          <w:cantSplit w:val="true"/>
+        </w:trPr>
         <w:tc>
           <w:tcPr>
             <w:tcW w:type="dxa" w:w="2381"/>
@@ -17317,6 +18899,9 @@
         </w:tc>
       </w:tr>
       <w:tr>
+        <w:trPr>
+          <w:cantSplit w:val="true"/>
+        </w:trPr>
         <w:tc>
           <w:tcPr>
             <w:tcW w:type="dxa" w:w="2381"/>
@@ -17356,12 +18941,15 @@
                 <w:b w:val="0"/>
                 <w:sz w:val="19"/>
               </w:rPr>
-              <w:t>Las dos peticiones respondieron 201 {"mensaje":"Tutoría programada","id":3} y 201 {"mensaje":"Tutoría programada","id":4}. El servidor guarda fecha «2027-13-45» y hora «25:99» sin validar que existan; solo se llega por la API.</w:t>
+              <w:t>Las dos peticiones respondieron 201 {"mensaje":"Tutoría programada","id":17} y 201 {"mensaje":"Tutoría programada","id":18}. En «Mis Tutorías Programadas» las tarjetas muestran «📅 undefined/undefined/mañana · ⏰ 25:99» y «📅 45/13/2027 · ⏰ 09:00»: el servidor guarda fechas y horas que no existen sin validarlas; solo se llega por la API.</w:t>
             </w:r>
           </w:p>
         </w:tc>
       </w:tr>
       <w:tr>
+        <w:trPr>
+          <w:cantSplit w:val="true"/>
+        </w:trPr>
         <w:tc>
           <w:tcPr>
             <w:tcW w:type="dxa" w:w="2381"/>
@@ -17407,6 +18995,9 @@
         </w:tc>
       </w:tr>
       <w:tr>
+        <w:trPr>
+          <w:cantSplit w:val="true"/>
+        </w:trPr>
         <w:tc>
           <w:tcPr>
             <w:tcW w:type="dxa" w:w="2381"/>
@@ -17452,6 +19043,9 @@
         </w:tc>
       </w:tr>
       <w:tr>
+        <w:trPr>
+          <w:cantSplit w:val="true"/>
+        </w:trPr>
         <w:tc>
           <w:tcPr>
             <w:tcW w:type="dxa" w:w="2381"/>
@@ -17497,6 +19091,9 @@
         </w:tc>
       </w:tr>
       <w:tr>
+        <w:trPr>
+          <w:cantSplit w:val="true"/>
+        </w:trPr>
         <w:tc>
           <w:tcPr>
             <w:tcW w:type="dxa" w:w="2381"/>
@@ -17536,12 +19133,15 @@
                 <w:b w:val="0"/>
                 <w:sz w:val="19"/>
               </w:rPr>
-              <w:t>EV-DEF10-C1-01.png, EV-DEF10-CONSOLA.png</w:t>
+              <w:t>EV-DEF10-C1-01.png, EV-DEF10-C1-02.png (figuras 16 a 17, debajo de este reporte); EV-DEF10-CONSOLA.png (figura 30, consola F12 en el Anexo D)</w:t>
             </w:r>
           </w:p>
         </w:tc>
       </w:tr>
       <w:tr>
+        <w:trPr>
+          <w:cantSplit w:val="true"/>
+        </w:trPr>
         <w:tc>
           <w:tcPr>
             <w:tcW w:type="dxa" w:w="2381"/>
@@ -17587,6 +19187,9 @@
         </w:tc>
       </w:tr>
       <w:tr>
+        <w:trPr>
+          <w:cantSplit w:val="true"/>
+        </w:trPr>
         <w:tc>
           <w:tcPr>
             <w:tcW w:type="dxa" w:w="2381"/>
@@ -17632,6 +19235,130 @@
         </w:tc>
       </w:tr>
     </w:tbl>
+    <w:p>
+      <w:pPr>
+        <w:keepNext/>
+        <w:spacing w:before="80" w:after="40"/>
+        <w:jc w:val="center"/>
+      </w:pPr>
+      <w:r>
+        <w:drawing>
+          <wp:inline xmlns:a="http://schemas.openxmlformats.org/drawingml/2006/main" xmlns:pic="http://schemas.openxmlformats.org/drawingml/2006/picture">
+            <wp:extent cx="5580000" cy="3138750"/>
+            <wp:docPr id="16" name="Picture 16"/>
+            <wp:cNvGraphicFramePr>
+              <a:graphicFrameLocks noChangeAspect="1"/>
+            </wp:cNvGraphicFramePr>
+            <a:graphic>
+              <a:graphicData uri="http://schemas.openxmlformats.org/drawingml/2006/picture">
+                <pic:pic>
+                  <pic:nvPicPr>
+                    <pic:cNvPr id="0" name="EV-DEF10-C1-01.jpg"/>
+                    <pic:cNvPicPr/>
+                  </pic:nvPicPr>
+                  <pic:blipFill>
+                    <a:blip r:embed="rId25"/>
+                    <a:stretch>
+                      <a:fillRect/>
+                    </a:stretch>
+                  </pic:blipFill>
+                  <pic:spPr>
+                    <a:xfrm>
+                      <a:off x="0" y="0"/>
+                      <a:ext cx="5580000" cy="3138750"/>
+                    </a:xfrm>
+                    <a:prstGeom prst="rect"/>
+                  </pic:spPr>
+                </pic:pic>
+              </a:graphicData>
+            </a:graphic>
+          </wp:inline>
+        </w:drawing>
+      </w:r>
+    </w:p>
+    <w:p>
+      <w:pPr>
+        <w:spacing w:after="200"/>
+        <w:jc w:val="center"/>
+      </w:pPr>
+      <w:r>
+        <w:rPr>
+          <w:b/>
+          <w:i/>
+          <w:sz w:val="18"/>
+        </w:rPr>
+        <w:t xml:space="preserve">Figura 16. </w:t>
+      </w:r>
+      <w:r>
+        <w:rPr>
+          <w:i/>
+          <w:sz w:val="18"/>
+        </w:rPr>
+        <w:t>DEF-10 · EV-DEF10-C1-01.png. Consola F12: Sesión de dmontoya@amigo.edu.co (estudiante)</w:t>
+      </w:r>
+    </w:p>
+    <w:p>
+      <w:pPr>
+        <w:keepNext/>
+        <w:spacing w:before="80" w:after="40"/>
+        <w:jc w:val="center"/>
+      </w:pPr>
+      <w:r>
+        <w:drawing>
+          <wp:inline xmlns:a="http://schemas.openxmlformats.org/drawingml/2006/main" xmlns:pic="http://schemas.openxmlformats.org/drawingml/2006/picture">
+            <wp:extent cx="5580000" cy="3138750"/>
+            <wp:docPr id="17" name="Picture 17"/>
+            <wp:cNvGraphicFramePr>
+              <a:graphicFrameLocks noChangeAspect="1"/>
+            </wp:cNvGraphicFramePr>
+            <a:graphic>
+              <a:graphicData uri="http://schemas.openxmlformats.org/drawingml/2006/picture">
+                <pic:pic>
+                  <pic:nvPicPr>
+                    <pic:cNvPr id="0" name="EV-DEF10-C1-02.jpg"/>
+                    <pic:cNvPicPr/>
+                  </pic:nvPicPr>
+                  <pic:blipFill>
+                    <a:blip r:embed="rId26"/>
+                    <a:stretch>
+                      <a:fillRect/>
+                    </a:stretch>
+                  </pic:blipFill>
+                  <pic:spPr>
+                    <a:xfrm>
+                      <a:off x="0" y="0"/>
+                      <a:ext cx="5580000" cy="3138750"/>
+                    </a:xfrm>
+                    <a:prstGeom prst="rect"/>
+                  </pic:spPr>
+                </pic:pic>
+              </a:graphicData>
+            </a:graphic>
+          </wp:inline>
+        </w:drawing>
+      </w:r>
+    </w:p>
+    <w:p>
+      <w:pPr>
+        <w:spacing w:after="200"/>
+        <w:jc w:val="center"/>
+      </w:pPr>
+      <w:r>
+        <w:rPr>
+          <w:b/>
+          <w:i/>
+          <w:sz w:val="18"/>
+        </w:rPr>
+        <w:t xml:space="preserve">Figura 17. </w:t>
+      </w:r>
+      <w:r>
+        <w:rPr>
+          <w:i/>
+          <w:sz w:val="18"/>
+        </w:rPr>
+        <w:t>DEF-10 · EV-DEF10-C1-02.png. POST con fecha «2027-13-45» → 201; con fecha «mañana» y hora «25:99» → 201. Tarjetas: 📅 undefined/undefined/mañana · ⏰ 25:99 | 📅 45/13/2027 · ⏰ 09:00</w:t>
+      </w:r>
+    </w:p>
     <w:p/>
     <w:p>
       <w:pPr>
@@ -17659,6 +19386,9 @@
         <w:gridCol w:w="4873"/>
       </w:tblGrid>
       <w:tr>
+        <w:trPr>
+          <w:cantSplit w:val="true"/>
+        </w:trPr>
         <w:tc>
           <w:tcPr>
             <w:tcW w:type="dxa" w:w="2381"/>
@@ -17704,6 +19434,9 @@
         </w:tc>
       </w:tr>
       <w:tr>
+        <w:trPr>
+          <w:cantSplit w:val="true"/>
+        </w:trPr>
         <w:tc>
           <w:tcPr>
             <w:tcW w:type="dxa" w:w="2381"/>
@@ -17749,6 +19482,9 @@
         </w:tc>
       </w:tr>
       <w:tr>
+        <w:trPr>
+          <w:cantSplit w:val="true"/>
+        </w:trPr>
         <w:tc>
           <w:tcPr>
             <w:tcW w:type="dxa" w:w="2381"/>
@@ -17788,12 +19524,15 @@
                 <w:b w:val="0"/>
                 <w:sz w:val="19"/>
               </w:rPr>
-              <w:t>Chromium 141 · Linux · Railway/local, commit 693358a</w:t>
+              <w:t>Chromium 141.0.7390.37 · Linux · ConectaProfe en copia local del commit 693358a, la misma versión desplegada en Railway · ejecución automatizada con Playwright el 07/10/2026</w:t>
             </w:r>
           </w:p>
         </w:tc>
       </w:tr>
       <w:tr>
+        <w:trPr>
+          <w:cantSplit w:val="true"/>
+        </w:trPr>
         <w:tc>
           <w:tcPr>
             <w:tcW w:type="dxa" w:w="2381"/>
@@ -17839,6 +19578,9 @@
         </w:tc>
       </w:tr>
       <w:tr>
+        <w:trPr>
+          <w:cantSplit w:val="true"/>
+        </w:trPr>
         <w:tc>
           <w:tcPr>
             <w:tcW w:type="dxa" w:w="2381"/>
@@ -17902,6 +19644,9 @@
         </w:tc>
       </w:tr>
       <w:tr>
+        <w:trPr>
+          <w:cantSplit w:val="true"/>
+        </w:trPr>
         <w:tc>
           <w:tcPr>
             <w:tcW w:type="dxa" w:w="2381"/>
@@ -17947,6 +19692,9 @@
         </w:tc>
       </w:tr>
       <w:tr>
+        <w:trPr>
+          <w:cantSplit w:val="true"/>
+        </w:trPr>
         <w:tc>
           <w:tcPr>
             <w:tcW w:type="dxa" w:w="2381"/>
@@ -17992,6 +19740,9 @@
         </w:tc>
       </w:tr>
       <w:tr>
+        <w:trPr>
+          <w:cantSplit w:val="true"/>
+        </w:trPr>
         <w:tc>
           <w:tcPr>
             <w:tcW w:type="dxa" w:w="2381"/>
@@ -18037,6 +19788,9 @@
         </w:tc>
       </w:tr>
       <w:tr>
+        <w:trPr>
+          <w:cantSplit w:val="true"/>
+        </w:trPr>
         <w:tc>
           <w:tcPr>
             <w:tcW w:type="dxa" w:w="2381"/>
@@ -18082,6 +19836,9 @@
         </w:tc>
       </w:tr>
       <w:tr>
+        <w:trPr>
+          <w:cantSplit w:val="true"/>
+        </w:trPr>
         <w:tc>
           <w:tcPr>
             <w:tcW w:type="dxa" w:w="2381"/>
@@ -18127,6 +19884,9 @@
         </w:tc>
       </w:tr>
       <w:tr>
+        <w:trPr>
+          <w:cantSplit w:val="true"/>
+        </w:trPr>
         <w:tc>
           <w:tcPr>
             <w:tcW w:type="dxa" w:w="2381"/>
@@ -18166,12 +19926,15 @@
                 <w:b w:val="0"/>
                 <w:sz w:val="19"/>
               </w:rPr>
-              <w:t>EV-CP031-C1-01.png, EV-CP031-C1-02.png, EV-CP031-C1-03.png</w:t>
+              <w:t>EV-CP031-C1-01.png, EV-CP031-C1-02.png, EV-CP031-C1-03.png (figuras 18 a 20, debajo de este reporte)</w:t>
             </w:r>
           </w:p>
         </w:tc>
       </w:tr>
       <w:tr>
+        <w:trPr>
+          <w:cantSplit w:val="true"/>
+        </w:trPr>
         <w:tc>
           <w:tcPr>
             <w:tcW w:type="dxa" w:w="2381"/>
@@ -18217,6 +19980,9 @@
         </w:tc>
       </w:tr>
       <w:tr>
+        <w:trPr>
+          <w:cantSplit w:val="true"/>
+        </w:trPr>
         <w:tc>
           <w:tcPr>
             <w:tcW w:type="dxa" w:w="2381"/>
@@ -18262,6 +20028,192 @@
         </w:tc>
       </w:tr>
     </w:tbl>
+    <w:p>
+      <w:pPr>
+        <w:keepNext/>
+        <w:spacing w:before="80" w:after="40"/>
+        <w:jc w:val="center"/>
+      </w:pPr>
+      <w:r>
+        <w:drawing>
+          <wp:inline xmlns:a="http://schemas.openxmlformats.org/drawingml/2006/main" xmlns:pic="http://schemas.openxmlformats.org/drawingml/2006/picture">
+            <wp:extent cx="5580000" cy="3138750"/>
+            <wp:docPr id="18" name="Picture 18"/>
+            <wp:cNvGraphicFramePr>
+              <a:graphicFrameLocks noChangeAspect="1"/>
+            </wp:cNvGraphicFramePr>
+            <a:graphic>
+              <a:graphicData uri="http://schemas.openxmlformats.org/drawingml/2006/picture">
+                <pic:pic>
+                  <pic:nvPicPr>
+                    <pic:cNvPr id="0" name="EV-CP031-C1-01.jpg"/>
+                    <pic:cNvPicPr/>
+                  </pic:nvPicPr>
+                  <pic:blipFill>
+                    <a:blip r:embed="rId27"/>
+                    <a:stretch>
+                      <a:fillRect/>
+                    </a:stretch>
+                  </pic:blipFill>
+                  <pic:spPr>
+                    <a:xfrm>
+                      <a:off x="0" y="0"/>
+                      <a:ext cx="5580000" cy="3138750"/>
+                    </a:xfrm>
+                    <a:prstGeom prst="rect"/>
+                  </pic:spPr>
+                </pic:pic>
+              </a:graphicData>
+            </a:graphic>
+          </wp:inline>
+        </w:drawing>
+      </w:r>
+    </w:p>
+    <w:p>
+      <w:pPr>
+        <w:spacing w:after="200"/>
+        <w:jc w:val="center"/>
+      </w:pPr>
+      <w:r>
+        <w:rPr>
+          <w:b/>
+          <w:i/>
+          <w:sz w:val="18"/>
+        </w:rPr>
+        <w:t xml:space="preserve">Figura 18. </w:t>
+      </w:r>
+      <w:r>
+        <w:rPr>
+          <w:i/>
+          <w:sz w:val="18"/>
+        </w:rPr>
+        <w:t>DEF-11 · EV-CP031-C1-01.png. Estudiantes + Activos + «»: 11 visibles, 15 esperados. Sobran: vosorio@amigo.edu.co. Faltan: perfil.c1@amigo.edu.co, lcano@amigo.edu.co, dmontoya@amigo.edu.co, malvarez@amigo.edu.co, lramirez@amigo.edu.co</w:t>
+      </w:r>
+    </w:p>
+    <w:p>
+      <w:pPr>
+        <w:keepNext/>
+        <w:spacing w:before="80" w:after="40"/>
+        <w:jc w:val="center"/>
+      </w:pPr>
+      <w:r>
+        <w:drawing>
+          <wp:inline xmlns:a="http://schemas.openxmlformats.org/drawingml/2006/main" xmlns:pic="http://schemas.openxmlformats.org/drawingml/2006/picture">
+            <wp:extent cx="5580000" cy="3138750"/>
+            <wp:docPr id="19" name="Picture 19"/>
+            <wp:cNvGraphicFramePr>
+              <a:graphicFrameLocks noChangeAspect="1"/>
+            </wp:cNvGraphicFramePr>
+            <a:graphic>
+              <a:graphicData uri="http://schemas.openxmlformats.org/drawingml/2006/picture">
+                <pic:pic>
+                  <pic:nvPicPr>
+                    <pic:cNvPr id="0" name="EV-CP031-C1-02.jpg"/>
+                    <pic:cNvPicPr/>
+                  </pic:nvPicPr>
+                  <pic:blipFill>
+                    <a:blip r:embed="rId28"/>
+                    <a:stretch>
+                      <a:fillRect/>
+                    </a:stretch>
+                  </pic:blipFill>
+                  <pic:spPr>
+                    <a:xfrm>
+                      <a:off x="0" y="0"/>
+                      <a:ext cx="5580000" cy="3138750"/>
+                    </a:xfrm>
+                    <a:prstGeom prst="rect"/>
+                  </pic:spPr>
+                </pic:pic>
+              </a:graphicData>
+            </a:graphic>
+          </wp:inline>
+        </w:drawing>
+      </w:r>
+    </w:p>
+    <w:p>
+      <w:pPr>
+        <w:spacing w:after="200"/>
+        <w:jc w:val="center"/>
+      </w:pPr>
+      <w:r>
+        <w:rPr>
+          <w:b/>
+          <w:i/>
+          <w:sz w:val="18"/>
+        </w:rPr>
+        <w:t xml:space="preserve">Figura 19. </w:t>
+      </w:r>
+      <w:r>
+        <w:rPr>
+          <w:i/>
+          <w:sz w:val="18"/>
+        </w:rPr>
+        <w:t>DEF-11 · EV-CP031-C1-02.png. Docentes + Inactivos + «Peña»: 0 visibles, 0 esperados</w:t>
+      </w:r>
+    </w:p>
+    <w:p>
+      <w:pPr>
+        <w:keepNext/>
+        <w:spacing w:before="80" w:after="40"/>
+        <w:jc w:val="center"/>
+      </w:pPr>
+      <w:r>
+        <w:drawing>
+          <wp:inline xmlns:a="http://schemas.openxmlformats.org/drawingml/2006/main" xmlns:pic="http://schemas.openxmlformats.org/drawingml/2006/picture">
+            <wp:extent cx="5580000" cy="3138750"/>
+            <wp:docPr id="20" name="Picture 20"/>
+            <wp:cNvGraphicFramePr>
+              <a:graphicFrameLocks noChangeAspect="1"/>
+            </wp:cNvGraphicFramePr>
+            <a:graphic>
+              <a:graphicData uri="http://schemas.openxmlformats.org/drawingml/2006/picture">
+                <pic:pic>
+                  <pic:nvPicPr>
+                    <pic:cNvPr id="0" name="EV-CP031-C1-03.jpg"/>
+                    <pic:cNvPicPr/>
+                  </pic:nvPicPr>
+                  <pic:blipFill>
+                    <a:blip r:embed="rId29"/>
+                    <a:stretch>
+                      <a:fillRect/>
+                    </a:stretch>
+                  </pic:blipFill>
+                  <pic:spPr>
+                    <a:xfrm>
+                      <a:off x="0" y="0"/>
+                      <a:ext cx="5580000" cy="3138750"/>
+                    </a:xfrm>
+                    <a:prstGeom prst="rect"/>
+                  </pic:spPr>
+                </pic:pic>
+              </a:graphicData>
+            </a:graphic>
+          </wp:inline>
+        </w:drawing>
+      </w:r>
+    </w:p>
+    <w:p>
+      <w:pPr>
+        <w:spacing w:after="200"/>
+        <w:jc w:val="center"/>
+      </w:pPr>
+      <w:r>
+        <w:rPr>
+          <w:b/>
+          <w:i/>
+          <w:sz w:val="18"/>
+        </w:rPr>
+        <w:t xml:space="preserve">Figura 20. </w:t>
+      </w:r>
+      <w:r>
+        <w:rPr>
+          <w:i/>
+          <w:sz w:val="18"/>
+        </w:rPr>
+        <w:t>DEF-11 · EV-CP031-C1-03.png. Administradores + Activos + «zzz»: 0 visibles, 0 esperados</w:t>
+      </w:r>
+    </w:p>
     <w:p/>
     <w:p>
       <w:pPr>
@@ -18289,6 +20241,9 @@
         <w:gridCol w:w="4873"/>
       </w:tblGrid>
       <w:tr>
+        <w:trPr>
+          <w:cantSplit w:val="true"/>
+        </w:trPr>
         <w:tc>
           <w:tcPr>
             <w:tcW w:type="dxa" w:w="2381"/>
@@ -18334,6 +20289,9 @@
         </w:tc>
       </w:tr>
       <w:tr>
+        <w:trPr>
+          <w:cantSplit w:val="true"/>
+        </w:trPr>
         <w:tc>
           <w:tcPr>
             <w:tcW w:type="dxa" w:w="2381"/>
@@ -18379,6 +20337,9 @@
         </w:tc>
       </w:tr>
       <w:tr>
+        <w:trPr>
+          <w:cantSplit w:val="true"/>
+        </w:trPr>
         <w:tc>
           <w:tcPr>
             <w:tcW w:type="dxa" w:w="2381"/>
@@ -18418,12 +20379,15 @@
                 <w:b w:val="0"/>
                 <w:sz w:val="19"/>
               </w:rPr>
-              <w:t>Chromium 141 · Linux · Railway/local, commit 693358a</w:t>
+              <w:t>Chromium 141.0.7390.37 · Linux · ConectaProfe en copia local del commit 693358a, la misma versión desplegada en Railway · ejecución automatizada con Playwright el 07/10/2026</w:t>
             </w:r>
           </w:p>
         </w:tc>
       </w:tr>
       <w:tr>
+        <w:trPr>
+          <w:cantSplit w:val="true"/>
+        </w:trPr>
         <w:tc>
           <w:tcPr>
             <w:tcW w:type="dxa" w:w="2381"/>
@@ -18469,6 +20433,9 @@
         </w:tc>
       </w:tr>
       <w:tr>
+        <w:trPr>
+          <w:cantSplit w:val="true"/>
+        </w:trPr>
         <w:tc>
           <w:tcPr>
             <w:tcW w:type="dxa" w:w="2381"/>
@@ -18523,6 +20490,9 @@
         </w:tc>
       </w:tr>
       <w:tr>
+        <w:trPr>
+          <w:cantSplit w:val="true"/>
+        </w:trPr>
         <w:tc>
           <w:tcPr>
             <w:tcW w:type="dxa" w:w="2381"/>
@@ -18568,6 +20538,9 @@
         </w:tc>
       </w:tr>
       <w:tr>
+        <w:trPr>
+          <w:cantSplit w:val="true"/>
+        </w:trPr>
         <w:tc>
           <w:tcPr>
             <w:tcW w:type="dxa" w:w="2381"/>
@@ -18607,12 +20580,15 @@
                 <w:b w:val="0"/>
                 <w:sz w:val="19"/>
               </w:rPr>
-              <w:t>La primera fila es «07/10/2026 21:13 · admin.equipof@amigo.edu.co · 🔑 Login»: fecha legible y tipo correcto. El inicio de sesión se hizo a las 16:13 (hora de Colombia) y la tabla muestra 21:13: 5 horas de diferencia.</w:t>
+              <w:t>La primera fila es «07/10/2026 22:12 · admin.equipof@amigo.edu.co · 🔑 Login»: fecha legible y tipo correcto. El inicio de sesión se hizo a las 17:12 (hora de Colombia) y la tabla muestra 22:12: 5 horas de diferencia.</w:t>
             </w:r>
           </w:p>
         </w:tc>
       </w:tr>
       <w:tr>
+        <w:trPr>
+          <w:cantSplit w:val="true"/>
+        </w:trPr>
         <w:tc>
           <w:tcPr>
             <w:tcW w:type="dxa" w:w="2381"/>
@@ -18658,6 +20634,9 @@
         </w:tc>
       </w:tr>
       <w:tr>
+        <w:trPr>
+          <w:cantSplit w:val="true"/>
+        </w:trPr>
         <w:tc>
           <w:tcPr>
             <w:tcW w:type="dxa" w:w="2381"/>
@@ -18703,6 +20682,9 @@
         </w:tc>
       </w:tr>
       <w:tr>
+        <w:trPr>
+          <w:cantSplit w:val="true"/>
+        </w:trPr>
         <w:tc>
           <w:tcPr>
             <w:tcW w:type="dxa" w:w="2381"/>
@@ -18748,6 +20730,9 @@
         </w:tc>
       </w:tr>
       <w:tr>
+        <w:trPr>
+          <w:cantSplit w:val="true"/>
+        </w:trPr>
         <w:tc>
           <w:tcPr>
             <w:tcW w:type="dxa" w:w="2381"/>
@@ -18787,12 +20772,15 @@
                 <w:b w:val="0"/>
                 <w:sz w:val="19"/>
               </w:rPr>
-              <w:t>EV-CP029-C1-01.png</w:t>
+              <w:t>EV-CP029-C1-01.png (figura 21, debajo de este reporte)</w:t>
             </w:r>
           </w:p>
         </w:tc>
       </w:tr>
       <w:tr>
+        <w:trPr>
+          <w:cantSplit w:val="true"/>
+        </w:trPr>
         <w:tc>
           <w:tcPr>
             <w:tcW w:type="dxa" w:w="2381"/>
@@ -18838,6 +20826,9 @@
         </w:tc>
       </w:tr>
       <w:tr>
+        <w:trPr>
+          <w:cantSplit w:val="true"/>
+        </w:trPr>
         <w:tc>
           <w:tcPr>
             <w:tcW w:type="dxa" w:w="2381"/>
@@ -18883,6 +20874,68 @@
         </w:tc>
       </w:tr>
     </w:tbl>
+    <w:p>
+      <w:pPr>
+        <w:keepNext/>
+        <w:spacing w:before="80" w:after="40"/>
+        <w:jc w:val="center"/>
+      </w:pPr>
+      <w:r>
+        <w:drawing>
+          <wp:inline xmlns:a="http://schemas.openxmlformats.org/drawingml/2006/main" xmlns:pic="http://schemas.openxmlformats.org/drawingml/2006/picture">
+            <wp:extent cx="5580000" cy="3138750"/>
+            <wp:docPr id="21" name="Picture 21"/>
+            <wp:cNvGraphicFramePr>
+              <a:graphicFrameLocks noChangeAspect="1"/>
+            </wp:cNvGraphicFramePr>
+            <a:graphic>
+              <a:graphicData uri="http://schemas.openxmlformats.org/drawingml/2006/picture">
+                <pic:pic>
+                  <pic:nvPicPr>
+                    <pic:cNvPr id="0" name="EV-CP029-C1-01.jpg"/>
+                    <pic:cNvPicPr/>
+                  </pic:nvPicPr>
+                  <pic:blipFill>
+                    <a:blip r:embed="rId30"/>
+                    <a:stretch>
+                      <a:fillRect/>
+                    </a:stretch>
+                  </pic:blipFill>
+                  <pic:spPr>
+                    <a:xfrm>
+                      <a:off x="0" y="0"/>
+                      <a:ext cx="5580000" cy="3138750"/>
+                    </a:xfrm>
+                    <a:prstGeom prst="rect"/>
+                  </pic:spPr>
+                </pic:pic>
+              </a:graphicData>
+            </a:graphic>
+          </wp:inline>
+        </w:drawing>
+      </w:r>
+    </w:p>
+    <w:p>
+      <w:pPr>
+        <w:spacing w:after="200"/>
+        <w:jc w:val="center"/>
+      </w:pPr>
+      <w:r>
+        <w:rPr>
+          <w:b/>
+          <w:i/>
+          <w:sz w:val="18"/>
+        </w:rPr>
+        <w:t xml:space="preserve">Figura 21. </w:t>
+      </w:r>
+      <w:r>
+        <w:rPr>
+          <w:i/>
+          <w:sz w:val="18"/>
+        </w:rPr>
+        <w:t>DEF-12 · EV-CP029-C1-01.png. Primera fila: 07/10/2026 22:12 · admin.equipof@amigo.edu.co · 🔑 Login. Hora real del login: 07/10/2026 17:12</w:t>
+      </w:r>
+    </w:p>
     <w:p/>
     <w:p>
       <w:pPr>
@@ -18910,6 +20963,9 @@
         <w:gridCol w:w="4873"/>
       </w:tblGrid>
       <w:tr>
+        <w:trPr>
+          <w:cantSplit w:val="true"/>
+        </w:trPr>
         <w:tc>
           <w:tcPr>
             <w:tcW w:type="dxa" w:w="2381"/>
@@ -18955,6 +21011,9 @@
         </w:tc>
       </w:tr>
       <w:tr>
+        <w:trPr>
+          <w:cantSplit w:val="true"/>
+        </w:trPr>
         <w:tc>
           <w:tcPr>
             <w:tcW w:type="dxa" w:w="2381"/>
@@ -19000,6 +21059,9 @@
         </w:tc>
       </w:tr>
       <w:tr>
+        <w:trPr>
+          <w:cantSplit w:val="true"/>
+        </w:trPr>
         <w:tc>
           <w:tcPr>
             <w:tcW w:type="dxa" w:w="2381"/>
@@ -19039,12 +21101,15 @@
                 <w:b w:val="0"/>
                 <w:sz w:val="19"/>
               </w:rPr>
-              <w:t>Chromium 141 · Linux · Railway/local, commit 693358a</w:t>
+              <w:t>Chromium 141.0.7390.37 · Linux · ConectaProfe en copia local del commit 693358a, la misma versión desplegada en Railway · ejecución automatizada con Playwright el 07/10/2026</w:t>
             </w:r>
           </w:p>
         </w:tc>
       </w:tr>
       <w:tr>
+        <w:trPr>
+          <w:cantSplit w:val="true"/>
+        </w:trPr>
         <w:tc>
           <w:tcPr>
             <w:tcW w:type="dxa" w:w="2381"/>
@@ -19090,6 +21155,9 @@
         </w:tc>
       </w:tr>
       <w:tr>
+        <w:trPr>
+          <w:cantSplit w:val="true"/>
+        </w:trPr>
         <w:tc>
           <w:tcPr>
             <w:tcW w:type="dxa" w:w="2381"/>
@@ -19153,6 +21221,9 @@
         </w:tc>
       </w:tr>
       <w:tr>
+        <w:trPr>
+          <w:cantSplit w:val="true"/>
+        </w:trPr>
         <w:tc>
           <w:tcPr>
             <w:tcW w:type="dxa" w:w="2381"/>
@@ -19198,6 +21269,9 @@
         </w:tc>
       </w:tr>
       <w:tr>
+        <w:trPr>
+          <w:cantSplit w:val="true"/>
+        </w:trPr>
         <w:tc>
           <w:tcPr>
             <w:tcW w:type="dxa" w:w="2381"/>
@@ -19243,6 +21317,9 @@
         </w:tc>
       </w:tr>
       <w:tr>
+        <w:trPr>
+          <w:cantSplit w:val="true"/>
+        </w:trPr>
         <w:tc>
           <w:tcPr>
             <w:tcW w:type="dxa" w:w="2381"/>
@@ -19288,6 +21365,9 @@
         </w:tc>
       </w:tr>
       <w:tr>
+        <w:trPr>
+          <w:cantSplit w:val="true"/>
+        </w:trPr>
         <w:tc>
           <w:tcPr>
             <w:tcW w:type="dxa" w:w="2381"/>
@@ -19333,6 +21413,9 @@
         </w:tc>
       </w:tr>
       <w:tr>
+        <w:trPr>
+          <w:cantSplit w:val="true"/>
+        </w:trPr>
         <w:tc>
           <w:tcPr>
             <w:tcW w:type="dxa" w:w="2381"/>
@@ -19378,6 +21461,9 @@
         </w:tc>
       </w:tr>
       <w:tr>
+        <w:trPr>
+          <w:cantSplit w:val="true"/>
+        </w:trPr>
         <w:tc>
           <w:tcPr>
             <w:tcW w:type="dxa" w:w="2381"/>
@@ -19417,12 +21503,15 @@
                 <w:b w:val="0"/>
                 <w:sz w:val="19"/>
               </w:rPr>
-              <w:t>EV-CP016-C1-01.png</w:t>
+              <w:t>EV-CP016-C1-01.png, EV-CP024-C1-01.png (figuras 22 a 23, debajo de este reporte); EV-DEF13-CONSOLA.png (figura 31, consola F12 en el Anexo D)</w:t>
             </w:r>
           </w:p>
         </w:tc>
       </w:tr>
       <w:tr>
+        <w:trPr>
+          <w:cantSplit w:val="true"/>
+        </w:trPr>
         <w:tc>
           <w:tcPr>
             <w:tcW w:type="dxa" w:w="2381"/>
@@ -19468,6 +21557,9 @@
         </w:tc>
       </w:tr>
       <w:tr>
+        <w:trPr>
+          <w:cantSplit w:val="true"/>
+        </w:trPr>
         <w:tc>
           <w:tcPr>
             <w:tcW w:type="dxa" w:w="2381"/>
@@ -19513,6 +21605,130 @@
         </w:tc>
       </w:tr>
     </w:tbl>
+    <w:p>
+      <w:pPr>
+        <w:keepNext/>
+        <w:spacing w:before="80" w:after="40"/>
+        <w:jc w:val="center"/>
+      </w:pPr>
+      <w:r>
+        <w:drawing>
+          <wp:inline xmlns:a="http://schemas.openxmlformats.org/drawingml/2006/main" xmlns:pic="http://schemas.openxmlformats.org/drawingml/2006/picture">
+            <wp:extent cx="5580000" cy="3138750"/>
+            <wp:docPr id="22" name="Picture 22"/>
+            <wp:cNvGraphicFramePr>
+              <a:graphicFrameLocks noChangeAspect="1"/>
+            </wp:cNvGraphicFramePr>
+            <a:graphic>
+              <a:graphicData uri="http://schemas.openxmlformats.org/drawingml/2006/picture">
+                <pic:pic>
+                  <pic:nvPicPr>
+                    <pic:cNvPr id="0" name="EV-CP016-C1-01.jpg"/>
+                    <pic:cNvPicPr/>
+                  </pic:nvPicPr>
+                  <pic:blipFill>
+                    <a:blip r:embed="rId31"/>
+                    <a:stretch>
+                      <a:fillRect/>
+                    </a:stretch>
+                  </pic:blipFill>
+                  <pic:spPr>
+                    <a:xfrm>
+                      <a:off x="0" y="0"/>
+                      <a:ext cx="5580000" cy="3138750"/>
+                    </a:xfrm>
+                    <a:prstGeom prst="rect"/>
+                  </pic:spPr>
+                </pic:pic>
+              </a:graphicData>
+            </a:graphic>
+          </wp:inline>
+        </w:drawing>
+      </w:r>
+    </w:p>
+    <w:p>
+      <w:pPr>
+        <w:spacing w:after="200"/>
+        <w:jc w:val="center"/>
+      </w:pPr>
+      <w:r>
+        <w:rPr>
+          <w:b/>
+          <w:i/>
+          <w:sz w:val="18"/>
+        </w:rPr>
+        <w:t xml:space="preserve">Figura 22. </w:t>
+      </w:r>
+      <w:r>
+        <w:rPr>
+          <w:i/>
+          <w:sz w:val="18"/>
+        </w:rPr>
+        <w:t>DEF-13 · EV-CP016-C1-01.png. Perfil guardado → 200. El elemento #tostada tiene el texto «Perfil guardado correctamente» y las clases «tostada tostada--visible», con opacidad calculada 0</w:t>
+      </w:r>
+    </w:p>
+    <w:p>
+      <w:pPr>
+        <w:keepNext/>
+        <w:spacing w:before="80" w:after="40"/>
+        <w:jc w:val="center"/>
+      </w:pPr>
+      <w:r>
+        <w:drawing>
+          <wp:inline xmlns:a="http://schemas.openxmlformats.org/drawingml/2006/main" xmlns:pic="http://schemas.openxmlformats.org/drawingml/2006/picture">
+            <wp:extent cx="5580000" cy="3138750"/>
+            <wp:docPr id="23" name="Picture 23"/>
+            <wp:cNvGraphicFramePr>
+              <a:graphicFrameLocks noChangeAspect="1"/>
+            </wp:cNvGraphicFramePr>
+            <a:graphic>
+              <a:graphicData uri="http://schemas.openxmlformats.org/drawingml/2006/picture">
+                <pic:pic>
+                  <pic:nvPicPr>
+                    <pic:cNvPr id="0" name="EV-CP024-C1-01.jpg"/>
+                    <pic:cNvPicPr/>
+                  </pic:nvPicPr>
+                  <pic:blipFill>
+                    <a:blip r:embed="rId32"/>
+                    <a:stretch>
+                      <a:fillRect/>
+                    </a:stretch>
+                  </pic:blipFill>
+                  <pic:spPr>
+                    <a:xfrm>
+                      <a:off x="0" y="0"/>
+                      <a:ext cx="5580000" cy="3138750"/>
+                    </a:xfrm>
+                    <a:prstGeom prst="rect"/>
+                  </pic:spPr>
+                </pic:pic>
+              </a:graphicData>
+            </a:graphic>
+          </wp:inline>
+        </w:drawing>
+      </w:r>
+    </w:p>
+    <w:p>
+      <w:pPr>
+        <w:spacing w:after="200"/>
+        <w:jc w:val="center"/>
+      </w:pPr>
+      <w:r>
+        <w:rPr>
+          <w:b/>
+          <w:i/>
+          <w:sz w:val="18"/>
+        </w:rPr>
+        <w:t xml:space="preserve">Figura 23. </w:t>
+      </w:r>
+      <w:r>
+        <w:rPr>
+          <w:i/>
+          <w:sz w:val="18"/>
+        </w:rPr>
+        <w:t>DEF-13 · EV-CP024-C1-01.png. Tutoría 08/10/2026 05:12 con Juan Salazar Bedoya (margen real 12.0 h) → PATCH 400 · «Pendiente». El elemento #tostada tiene el texto «Faltan 7h para la tutoría y se requieren 24h de anticipación para cancelar (RN03). Escríbele al docente.» y las clases «tostada tostada--visible tostada--error», con opacidad calculada 0</w:t>
+      </w:r>
+    </w:p>
     <w:p/>
     <w:p>
       <w:pPr>
@@ -19540,6 +21756,9 @@
         <w:gridCol w:w="4873"/>
       </w:tblGrid>
       <w:tr>
+        <w:trPr>
+          <w:cantSplit w:val="true"/>
+        </w:trPr>
         <w:tc>
           <w:tcPr>
             <w:tcW w:type="dxa" w:w="2381"/>
@@ -19585,6 +21804,9 @@
         </w:tc>
       </w:tr>
       <w:tr>
+        <w:trPr>
+          <w:cantSplit w:val="true"/>
+        </w:trPr>
         <w:tc>
           <w:tcPr>
             <w:tcW w:type="dxa" w:w="2381"/>
@@ -19630,6 +21852,9 @@
         </w:tc>
       </w:tr>
       <w:tr>
+        <w:trPr>
+          <w:cantSplit w:val="true"/>
+        </w:trPr>
         <w:tc>
           <w:tcPr>
             <w:tcW w:type="dxa" w:w="2381"/>
@@ -19669,12 +21894,15 @@
                 <w:b w:val="0"/>
                 <w:sz w:val="19"/>
               </w:rPr>
-              <w:t>Chromium 141 · Linux · Railway/local, commit 693358a</w:t>
+              <w:t>Chromium 141.0.7390.37 · Linux · ConectaProfe en copia local del commit 693358a, la misma versión desplegada en Railway · ejecución automatizada con Playwright el 07/10/2026</w:t>
             </w:r>
           </w:p>
         </w:tc>
       </w:tr>
       <w:tr>
+        <w:trPr>
+          <w:cantSplit w:val="true"/>
+        </w:trPr>
         <w:tc>
           <w:tcPr>
             <w:tcW w:type="dxa" w:w="2381"/>
@@ -19720,6 +21948,9 @@
         </w:tc>
       </w:tr>
       <w:tr>
+        <w:trPr>
+          <w:cantSplit w:val="true"/>
+        </w:trPr>
         <w:tc>
           <w:tcPr>
             <w:tcW w:type="dxa" w:w="2381"/>
@@ -19783,6 +22014,9 @@
         </w:tc>
       </w:tr>
       <w:tr>
+        <w:trPr>
+          <w:cantSplit w:val="true"/>
+        </w:trPr>
         <w:tc>
           <w:tcPr>
             <w:tcW w:type="dxa" w:w="2381"/>
@@ -19828,6 +22062,9 @@
         </w:tc>
       </w:tr>
       <w:tr>
+        <w:trPr>
+          <w:cantSplit w:val="true"/>
+        </w:trPr>
         <w:tc>
           <w:tcPr>
             <w:tcW w:type="dxa" w:w="2381"/>
@@ -19873,6 +22110,9 @@
         </w:tc>
       </w:tr>
       <w:tr>
+        <w:trPr>
+          <w:cantSplit w:val="true"/>
+        </w:trPr>
         <w:tc>
           <w:tcPr>
             <w:tcW w:type="dxa" w:w="2381"/>
@@ -19918,6 +22158,9 @@
         </w:tc>
       </w:tr>
       <w:tr>
+        <w:trPr>
+          <w:cantSplit w:val="true"/>
+        </w:trPr>
         <w:tc>
           <w:tcPr>
             <w:tcW w:type="dxa" w:w="2381"/>
@@ -19963,6 +22206,9 @@
         </w:tc>
       </w:tr>
       <w:tr>
+        <w:trPr>
+          <w:cantSplit w:val="true"/>
+        </w:trPr>
         <w:tc>
           <w:tcPr>
             <w:tcW w:type="dxa" w:w="2381"/>
@@ -20008,6 +22254,9 @@
         </w:tc>
       </w:tr>
       <w:tr>
+        <w:trPr>
+          <w:cantSplit w:val="true"/>
+        </w:trPr>
         <w:tc>
           <w:tcPr>
             <w:tcW w:type="dxa" w:w="2381"/>
@@ -20047,12 +22296,15 @@
                 <w:b w:val="0"/>
                 <w:sz w:val="19"/>
               </w:rPr>
-              <w:t>EV-DEF14-C1-01.png</w:t>
+              <w:t>EV-DEF14-C1-01.png, EV-DEF14-C1-02.png (figuras 24 a 25, debajo de este reporte)</w:t>
             </w:r>
           </w:p>
         </w:tc>
       </w:tr>
       <w:tr>
+        <w:trPr>
+          <w:cantSplit w:val="true"/>
+        </w:trPr>
         <w:tc>
           <w:tcPr>
             <w:tcW w:type="dxa" w:w="2381"/>
@@ -20098,6 +22350,9 @@
         </w:tc>
       </w:tr>
       <w:tr>
+        <w:trPr>
+          <w:cantSplit w:val="true"/>
+        </w:trPr>
         <w:tc>
           <w:tcPr>
             <w:tcW w:type="dxa" w:w="2381"/>
@@ -20143,6 +22398,130 @@
         </w:tc>
       </w:tr>
     </w:tbl>
+    <w:p>
+      <w:pPr>
+        <w:keepNext/>
+        <w:spacing w:before="80" w:after="40"/>
+        <w:jc w:val="center"/>
+      </w:pPr>
+      <w:r>
+        <w:drawing>
+          <wp:inline xmlns:a="http://schemas.openxmlformats.org/drawingml/2006/main" xmlns:pic="http://schemas.openxmlformats.org/drawingml/2006/picture">
+            <wp:extent cx="5580000" cy="3138750"/>
+            <wp:docPr id="24" name="Picture 24"/>
+            <wp:cNvGraphicFramePr>
+              <a:graphicFrameLocks noChangeAspect="1"/>
+            </wp:cNvGraphicFramePr>
+            <a:graphic>
+              <a:graphicData uri="http://schemas.openxmlformats.org/drawingml/2006/picture">
+                <pic:pic>
+                  <pic:nvPicPr>
+                    <pic:cNvPr id="0" name="EV-DEF14-C1-01.jpg"/>
+                    <pic:cNvPicPr/>
+                  </pic:nvPicPr>
+                  <pic:blipFill>
+                    <a:blip r:embed="rId33"/>
+                    <a:stretch>
+                      <a:fillRect/>
+                    </a:stretch>
+                  </pic:blipFill>
+                  <pic:spPr>
+                    <a:xfrm>
+                      <a:off x="0" y="0"/>
+                      <a:ext cx="5580000" cy="3138750"/>
+                    </a:xfrm>
+                    <a:prstGeom prst="rect"/>
+                  </pic:spPr>
+                </pic:pic>
+              </a:graphicData>
+            </a:graphic>
+          </wp:inline>
+        </w:drawing>
+      </w:r>
+    </w:p>
+    <w:p>
+      <w:pPr>
+        <w:spacing w:after="200"/>
+        <w:jc w:val="center"/>
+      </w:pPr>
+      <w:r>
+        <w:rPr>
+          <w:b/>
+          <w:i/>
+          <w:sz w:val="18"/>
+        </w:rPr>
+        <w:t xml:space="preserve">Figura 24. </w:t>
+      </w:r>
+      <w:r>
+        <w:rPr>
+          <w:i/>
+          <w:sz w:val="18"/>
+        </w:rPr>
+        <w:t>DEF-14 · EV-DEF14-C1-01.png. Promedio guardado en la base: 0. El panel del estudiante dice «Sin alertas»</w:t>
+      </w:r>
+    </w:p>
+    <w:p>
+      <w:pPr>
+        <w:keepNext/>
+        <w:spacing w:before="80" w:after="40"/>
+        <w:jc w:val="center"/>
+      </w:pPr>
+      <w:r>
+        <w:drawing>
+          <wp:inline xmlns:a="http://schemas.openxmlformats.org/drawingml/2006/main" xmlns:pic="http://schemas.openxmlformats.org/drawingml/2006/picture">
+            <wp:extent cx="5580000" cy="3138750"/>
+            <wp:docPr id="25" name="Picture 25"/>
+            <wp:cNvGraphicFramePr>
+              <a:graphicFrameLocks noChangeAspect="1"/>
+            </wp:cNvGraphicFramePr>
+            <a:graphic>
+              <a:graphicData uri="http://schemas.openxmlformats.org/drawingml/2006/picture">
+                <pic:pic>
+                  <pic:nvPicPr>
+                    <pic:cNvPr id="0" name="EV-DEF14-C1-02.jpg"/>
+                    <pic:cNvPicPr/>
+                  </pic:nvPicPr>
+                  <pic:blipFill>
+                    <a:blip r:embed="rId34"/>
+                    <a:stretch>
+                      <a:fillRect/>
+                    </a:stretch>
+                  </pic:blipFill>
+                  <pic:spPr>
+                    <a:xfrm>
+                      <a:off x="0" y="0"/>
+                      <a:ext cx="5580000" cy="3138750"/>
+                    </a:xfrm>
+                    <a:prstGeom prst="rect"/>
+                  </pic:spPr>
+                </pic:pic>
+              </a:graphicData>
+            </a:graphic>
+          </wp:inline>
+        </w:drawing>
+      </w:r>
+    </w:p>
+    <w:p>
+      <w:pPr>
+        <w:spacing w:after="200"/>
+        <w:jc w:val="center"/>
+      </w:pPr>
+      <w:r>
+        <w:rPr>
+          <w:b/>
+          <w:i/>
+          <w:sz w:val="18"/>
+        </w:rPr>
+        <w:t xml:space="preserve">Figura 25. </w:t>
+      </w:r>
+      <w:r>
+        <w:rPr>
+          <w:i/>
+          <w:sz w:val="18"/>
+        </w:rPr>
+        <w:t>DEF-14 · EV-DEF14-C1-02.png. Campana abierta: llega «Seguimiento académico», enviada a «Todos los estudiantes en alerta»</w:t>
+      </w:r>
+    </w:p>
     <w:p/>
     <w:p>
       <w:r>
@@ -20167,7 +22546,7 @@
           <w:i w:val="0"/>
           <w:sz w:val="22"/>
         </w:rPr>
-        <w:t>Cinco verificaciones se hacen pegando un fetch() en la consola del navegador, con el token de la sesión, porque prueban la capa del servidor directamente: el control de acceso por rol, el manejo de datos inexistentes y las validaciones que el formulario no deja disparar. Son las pruebas más cercanas a cómo se tantea una API, así que las dejamos con el comando exacto para copiar y pegar, su resultado esperado y lo que respondió el servidor. Cada una tiene su captura de la consola (carpeta pruebas/e2/resultados/consola/).</w:t>
+        <w:t>Estas 6 verificaciones se hicieron desde la consola del navegador. En 5 se pega un fetch() con el token de la sesión, porque prueban la capa del servidor directamente: el control de acceso por rol, el manejo de datos inexistentes y las validaciones que el formulario no deja disparar. En la otra se inspecciona un elemento de la página con document.getElementById(), para ver algo que la pantalla no muestra. Son las pruebas más cercanas a cómo se tantea una API, así que van con el comando exacto para copiar y pegar, el resultado esperado, lo que respondió el sistema y la captura de la consola tal como quedó (carpeta pruebas/e2/resultados/consola/).</w:t>
       </w:r>
     </w:p>
     <w:p>
@@ -20234,6 +22613,9 @@
         <w:gridCol w:w="9746"/>
       </w:tblGrid>
       <w:tr>
+        <w:trPr>
+          <w:cantSplit w:val="true"/>
+        </w:trPr>
         <w:tc>
           <w:tcPr>
             <w:tcW w:type="dxa" w:w="9746"/>
@@ -20332,6 +22714,9 @@
         <w:gridCol w:w="4873"/>
       </w:tblGrid>
       <w:tr>
+        <w:trPr>
+          <w:cantSplit w:val="true"/>
+        </w:trPr>
         <w:tc>
           <w:tcPr>
             <w:tcW w:type="dxa" w:w="2381"/>
@@ -20377,6 +22762,9 @@
         </w:tc>
       </w:tr>
       <w:tr>
+        <w:trPr>
+          <w:cantSplit w:val="true"/>
+        </w:trPr>
         <w:tc>
           <w:tcPr>
             <w:tcW w:type="dxa" w:w="2381"/>
@@ -20422,6 +22810,9 @@
         </w:tc>
       </w:tr>
       <w:tr>
+        <w:trPr>
+          <w:cantSplit w:val="true"/>
+        </w:trPr>
         <w:tc>
           <w:tcPr>
             <w:tcW w:type="dxa" w:w="2381"/>
@@ -20467,6 +22858,9 @@
         </w:tc>
       </w:tr>
       <w:tr>
+        <w:trPr>
+          <w:cantSplit w:val="true"/>
+        </w:trPr>
         <w:tc>
           <w:tcPr>
             <w:tcW w:type="dxa" w:w="2381"/>
@@ -20512,6 +22906,9 @@
         </w:tc>
       </w:tr>
       <w:tr>
+        <w:trPr>
+          <w:cantSplit w:val="true"/>
+        </w:trPr>
         <w:tc>
           <w:tcPr>
             <w:tcW w:type="dxa" w:w="2381"/>
@@ -20557,6 +22954,9 @@
         </w:tc>
       </w:tr>
       <w:tr>
+        <w:trPr>
+          <w:cantSplit w:val="true"/>
+        </w:trPr>
         <w:tc>
           <w:tcPr>
             <w:tcW w:type="dxa" w:w="2381"/>
@@ -20596,12 +22996,74 @@
                 <w:b w:val="0"/>
                 <w:sz w:val="19"/>
               </w:rPr>
-              <w:t>EV-CP008-CONSOLA.png</w:t>
+              <w:t>EV-CP008-CONSOLA.png (figura 26, debajo)</w:t>
             </w:r>
           </w:p>
         </w:tc>
       </w:tr>
     </w:tbl>
+    <w:p>
+      <w:pPr>
+        <w:keepNext/>
+        <w:spacing w:before="80" w:after="40"/>
+        <w:jc w:val="center"/>
+      </w:pPr>
+      <w:r>
+        <w:drawing>
+          <wp:inline xmlns:a="http://schemas.openxmlformats.org/drawingml/2006/main" xmlns:pic="http://schemas.openxmlformats.org/drawingml/2006/picture">
+            <wp:extent cx="5580000" cy="3138750"/>
+            <wp:docPr id="26" name="Picture 26"/>
+            <wp:cNvGraphicFramePr>
+              <a:graphicFrameLocks noChangeAspect="1"/>
+            </wp:cNvGraphicFramePr>
+            <a:graphic>
+              <a:graphicData uri="http://schemas.openxmlformats.org/drawingml/2006/picture">
+                <pic:pic>
+                  <pic:nvPicPr>
+                    <pic:cNvPr id="0" name="EV-CP008-CONSOLA.jpg"/>
+                    <pic:cNvPicPr/>
+                  </pic:nvPicPr>
+                  <pic:blipFill>
+                    <a:blip r:embed="rId35"/>
+                    <a:stretch>
+                      <a:fillRect/>
+                    </a:stretch>
+                  </pic:blipFill>
+                  <pic:spPr>
+                    <a:xfrm>
+                      <a:off x="0" y="0"/>
+                      <a:ext cx="5580000" cy="3138750"/>
+                    </a:xfrm>
+                    <a:prstGeom prst="rect"/>
+                  </pic:spPr>
+                </pic:pic>
+              </a:graphicData>
+            </a:graphic>
+          </wp:inline>
+        </w:drawing>
+      </w:r>
+    </w:p>
+    <w:p>
+      <w:pPr>
+        <w:spacing w:after="200"/>
+        <w:jc w:val="center"/>
+      </w:pPr>
+      <w:r>
+        <w:rPr>
+          <w:b/>
+          <w:i/>
+          <w:sz w:val="18"/>
+        </w:rPr>
+        <w:t xml:space="preserve">Figura 26. </w:t>
+      </w:r>
+      <w:r>
+        <w:rPr>
+          <w:i/>
+          <w:sz w:val="18"/>
+        </w:rPr>
+        <w:t>CP-008 · EV-CP008-CONSOLA.png. Consola F12 con el comando ejecutado y la respuesta: rechazo de registro con rol de administrador.</w:t>
+      </w:r>
+    </w:p>
     <w:p/>
     <w:p>
       <w:pPr>
@@ -20654,6 +23116,9 @@
         <w:gridCol w:w="9746"/>
       </w:tblGrid>
       <w:tr>
+        <w:trPr>
+          <w:cantSplit w:val="true"/>
+        </w:trPr>
         <w:tc>
           <w:tcPr>
             <w:tcW w:type="dxa" w:w="9746"/>
@@ -20752,6 +23217,9 @@
         <w:gridCol w:w="4873"/>
       </w:tblGrid>
       <w:tr>
+        <w:trPr>
+          <w:cantSplit w:val="true"/>
+        </w:trPr>
         <w:tc>
           <w:tcPr>
             <w:tcW w:type="dxa" w:w="2381"/>
@@ -20797,6 +23265,9 @@
         </w:tc>
       </w:tr>
       <w:tr>
+        <w:trPr>
+          <w:cantSplit w:val="true"/>
+        </w:trPr>
         <w:tc>
           <w:tcPr>
             <w:tcW w:type="dxa" w:w="2381"/>
@@ -20842,6 +23313,9 @@
         </w:tc>
       </w:tr>
       <w:tr>
+        <w:trPr>
+          <w:cantSplit w:val="true"/>
+        </w:trPr>
         <w:tc>
           <w:tcPr>
             <w:tcW w:type="dxa" w:w="2381"/>
@@ -20887,6 +23361,9 @@
         </w:tc>
       </w:tr>
       <w:tr>
+        <w:trPr>
+          <w:cantSplit w:val="true"/>
+        </w:trPr>
         <w:tc>
           <w:tcPr>
             <w:tcW w:type="dxa" w:w="2381"/>
@@ -20932,6 +23409,9 @@
         </w:tc>
       </w:tr>
       <w:tr>
+        <w:trPr>
+          <w:cantSplit w:val="true"/>
+        </w:trPr>
         <w:tc>
           <w:tcPr>
             <w:tcW w:type="dxa" w:w="2381"/>
@@ -20977,6 +23457,9 @@
         </w:tc>
       </w:tr>
       <w:tr>
+        <w:trPr>
+          <w:cantSplit w:val="true"/>
+        </w:trPr>
         <w:tc>
           <w:tcPr>
             <w:tcW w:type="dxa" w:w="2381"/>
@@ -21016,12 +23499,74 @@
                 <w:b w:val="0"/>
                 <w:sz w:val="19"/>
               </w:rPr>
-              <w:t>EV-CP018-CONSOLA.png</w:t>
+              <w:t>EV-CP018-CONSOLA.png (figura 27, debajo)</w:t>
             </w:r>
           </w:p>
         </w:tc>
       </w:tr>
     </w:tbl>
+    <w:p>
+      <w:pPr>
+        <w:keepNext/>
+        <w:spacing w:before="80" w:after="40"/>
+        <w:jc w:val="center"/>
+      </w:pPr>
+      <w:r>
+        <w:drawing>
+          <wp:inline xmlns:a="http://schemas.openxmlformats.org/drawingml/2006/main" xmlns:pic="http://schemas.openxmlformats.org/drawingml/2006/picture">
+            <wp:extent cx="5580000" cy="3138750"/>
+            <wp:docPr id="27" name="Picture 27"/>
+            <wp:cNvGraphicFramePr>
+              <a:graphicFrameLocks noChangeAspect="1"/>
+            </wp:cNvGraphicFramePr>
+            <a:graphic>
+              <a:graphicData uri="http://schemas.openxmlformats.org/drawingml/2006/picture">
+                <pic:pic>
+                  <pic:nvPicPr>
+                    <pic:cNvPr id="0" name="EV-CP018-CONSOLA.jpg"/>
+                    <pic:cNvPicPr/>
+                  </pic:nvPicPr>
+                  <pic:blipFill>
+                    <a:blip r:embed="rId36"/>
+                    <a:stretch>
+                      <a:fillRect/>
+                    </a:stretch>
+                  </pic:blipFill>
+                  <pic:spPr>
+                    <a:xfrm>
+                      <a:off x="0" y="0"/>
+                      <a:ext cx="5580000" cy="3138750"/>
+                    </a:xfrm>
+                    <a:prstGeom prst="rect"/>
+                  </pic:spPr>
+                </pic:pic>
+              </a:graphicData>
+            </a:graphic>
+          </wp:inline>
+        </w:drawing>
+      </w:r>
+    </w:p>
+    <w:p>
+      <w:pPr>
+        <w:spacing w:after="200"/>
+        <w:jc w:val="center"/>
+      </w:pPr>
+      <w:r>
+        <w:rPr>
+          <w:b/>
+          <w:i/>
+          <w:sz w:val="18"/>
+        </w:rPr>
+        <w:t xml:space="preserve">Figura 27. </w:t>
+      </w:r>
+      <w:r>
+        <w:rPr>
+          <w:i/>
+          <w:sz w:val="18"/>
+        </w:rPr>
+        <w:t>CP-018 · EV-CP018-CONSOLA.png. Consola F12 con el comando ejecutado y la respuesta: un estudiante no puede guardar un perfil de docente.</w:t>
+      </w:r>
+    </w:p>
     <w:p/>
     <w:p>
       <w:pPr>
@@ -21074,6 +23619,9 @@
         <w:gridCol w:w="9746"/>
       </w:tblGrid>
       <w:tr>
+        <w:trPr>
+          <w:cantSplit w:val="true"/>
+        </w:trPr>
         <w:tc>
           <w:tcPr>
             <w:tcW w:type="dxa" w:w="9746"/>
@@ -21185,6 +23733,9 @@
         <w:gridCol w:w="4873"/>
       </w:tblGrid>
       <w:tr>
+        <w:trPr>
+          <w:cantSplit w:val="true"/>
+        </w:trPr>
         <w:tc>
           <w:tcPr>
             <w:tcW w:type="dxa" w:w="2381"/>
@@ -21230,6 +23781,9 @@
         </w:tc>
       </w:tr>
       <w:tr>
+        <w:trPr>
+          <w:cantSplit w:val="true"/>
+        </w:trPr>
         <w:tc>
           <w:tcPr>
             <w:tcW w:type="dxa" w:w="2381"/>
@@ -21275,6 +23829,9 @@
         </w:tc>
       </w:tr>
       <w:tr>
+        <w:trPr>
+          <w:cantSplit w:val="true"/>
+        </w:trPr>
         <w:tc>
           <w:tcPr>
             <w:tcW w:type="dxa" w:w="2381"/>
@@ -21320,6 +23877,9 @@
         </w:tc>
       </w:tr>
       <w:tr>
+        <w:trPr>
+          <w:cantSplit w:val="true"/>
+        </w:trPr>
         <w:tc>
           <w:tcPr>
             <w:tcW w:type="dxa" w:w="2381"/>
@@ -21365,6 +23925,9 @@
         </w:tc>
       </w:tr>
       <w:tr>
+        <w:trPr>
+          <w:cantSplit w:val="true"/>
+        </w:trPr>
         <w:tc>
           <w:tcPr>
             <w:tcW w:type="dxa" w:w="2381"/>
@@ -21410,6 +23973,9 @@
         </w:tc>
       </w:tr>
       <w:tr>
+        <w:trPr>
+          <w:cantSplit w:val="true"/>
+        </w:trPr>
         <w:tc>
           <w:tcPr>
             <w:tcW w:type="dxa" w:w="2381"/>
@@ -21449,12 +24015,74 @@
                 <w:b w:val="0"/>
                 <w:sz w:val="19"/>
               </w:rPr>
-              <w:t>EV-CP021-CONSOLA.png</w:t>
+              <w:t>EV-CP021-CONSOLA.png (figura 28, debajo)</w:t>
             </w:r>
           </w:p>
         </w:tc>
       </w:tr>
     </w:tbl>
+    <w:p>
+      <w:pPr>
+        <w:keepNext/>
+        <w:spacing w:before="80" w:after="40"/>
+        <w:jc w:val="center"/>
+      </w:pPr>
+      <w:r>
+        <w:drawing>
+          <wp:inline xmlns:a="http://schemas.openxmlformats.org/drawingml/2006/main" xmlns:pic="http://schemas.openxmlformats.org/drawingml/2006/picture">
+            <wp:extent cx="5580000" cy="3138750"/>
+            <wp:docPr id="28" name="Picture 28"/>
+            <wp:cNvGraphicFramePr>
+              <a:graphicFrameLocks noChangeAspect="1"/>
+            </wp:cNvGraphicFramePr>
+            <a:graphic>
+              <a:graphicData uri="http://schemas.openxmlformats.org/drawingml/2006/picture">
+                <pic:pic>
+                  <pic:nvPicPr>
+                    <pic:cNvPr id="0" name="EV-CP021-CONSOLA.jpg"/>
+                    <pic:cNvPicPr/>
+                  </pic:nvPicPr>
+                  <pic:blipFill>
+                    <a:blip r:embed="rId37"/>
+                    <a:stretch>
+                      <a:fillRect/>
+                    </a:stretch>
+                  </pic:blipFill>
+                  <pic:spPr>
+                    <a:xfrm>
+                      <a:off x="0" y="0"/>
+                      <a:ext cx="5580000" cy="3138750"/>
+                    </a:xfrm>
+                    <a:prstGeom prst="rect"/>
+                  </pic:spPr>
+                </pic:pic>
+              </a:graphicData>
+            </a:graphic>
+          </wp:inline>
+        </w:drawing>
+      </w:r>
+    </w:p>
+    <w:p>
+      <w:pPr>
+        <w:spacing w:after="200"/>
+        <w:jc w:val="center"/>
+      </w:pPr>
+      <w:r>
+        <w:rPr>
+          <w:b/>
+          <w:i/>
+          <w:sz w:val="18"/>
+        </w:rPr>
+        <w:t xml:space="preserve">Figura 28. </w:t>
+      </w:r>
+      <w:r>
+        <w:rPr>
+          <w:i/>
+          <w:sz w:val="18"/>
+        </w:rPr>
+        <w:t>CP-021 · EV-CP021-CONSOLA.png. Consola F12 con el comando ejecutado y la respuesta: rechazo de tutoría con docente inexistente.</w:t>
+      </w:r>
+    </w:p>
     <w:p/>
     <w:p>
       <w:pPr>
@@ -21507,6 +24135,9 @@
         <w:gridCol w:w="9746"/>
       </w:tblGrid>
       <w:tr>
+        <w:trPr>
+          <w:cantSplit w:val="true"/>
+        </w:trPr>
         <w:tc>
           <w:tcPr>
             <w:tcW w:type="dxa" w:w="9746"/>
@@ -21529,7 +24160,7 @@
                 <w:color w:val="E8EAED"/>
                 <w:sz w:val="18"/>
               </w:rPr>
-              <w:t>fetch("/api/tutorias/6/realizada",{method:"PATCH",headers:{Authorization:"Bearer "+localStorage.getItem("cp.token")}}).then(r=&gt;r.json()).then(console.log)</w:t>
+              <w:t>fetch("/api/tutorias/19/realizada",{method:"PATCH",headers:{Authorization:"Bearer "+localStorage.getItem("cp.token")}}).then(r=&gt;r.json()).then(console.log)</w:t>
             </w:r>
           </w:p>
         </w:tc>
@@ -21553,6 +24184,9 @@
         <w:gridCol w:w="4873"/>
       </w:tblGrid>
       <w:tr>
+        <w:trPr>
+          <w:cantSplit w:val="true"/>
+        </w:trPr>
         <w:tc>
           <w:tcPr>
             <w:tcW w:type="dxa" w:w="2381"/>
@@ -21598,6 +24232,9 @@
         </w:tc>
       </w:tr>
       <w:tr>
+        <w:trPr>
+          <w:cantSplit w:val="true"/>
+        </w:trPr>
         <w:tc>
           <w:tcPr>
             <w:tcW w:type="dxa" w:w="2381"/>
@@ -21643,6 +24280,9 @@
         </w:tc>
       </w:tr>
       <w:tr>
+        <w:trPr>
+          <w:cantSplit w:val="true"/>
+        </w:trPr>
         <w:tc>
           <w:tcPr>
             <w:tcW w:type="dxa" w:w="2381"/>
@@ -21688,6 +24328,9 @@
         </w:tc>
       </w:tr>
       <w:tr>
+        <w:trPr>
+          <w:cantSplit w:val="true"/>
+        </w:trPr>
         <w:tc>
           <w:tcPr>
             <w:tcW w:type="dxa" w:w="2381"/>
@@ -21733,6 +24376,9 @@
         </w:tc>
       </w:tr>
       <w:tr>
+        <w:trPr>
+          <w:cantSplit w:val="true"/>
+        </w:trPr>
         <w:tc>
           <w:tcPr>
             <w:tcW w:type="dxa" w:w="2381"/>
@@ -21778,6 +24424,9 @@
         </w:tc>
       </w:tr>
       <w:tr>
+        <w:trPr>
+          <w:cantSplit w:val="true"/>
+        </w:trPr>
         <w:tc>
           <w:tcPr>
             <w:tcW w:type="dxa" w:w="2381"/>
@@ -21817,12 +24466,74 @@
                 <w:b w:val="0"/>
                 <w:sz w:val="19"/>
               </w:rPr>
-              <w:t>EV-DEF06-CONSOLA.png</w:t>
+              <w:t>EV-DEF06-CONSOLA.png (figura 29, debajo)</w:t>
             </w:r>
           </w:p>
         </w:tc>
       </w:tr>
     </w:tbl>
+    <w:p>
+      <w:pPr>
+        <w:keepNext/>
+        <w:spacing w:before="80" w:after="40"/>
+        <w:jc w:val="center"/>
+      </w:pPr>
+      <w:r>
+        <w:drawing>
+          <wp:inline xmlns:a="http://schemas.openxmlformats.org/drawingml/2006/main" xmlns:pic="http://schemas.openxmlformats.org/drawingml/2006/picture">
+            <wp:extent cx="5580000" cy="3138750"/>
+            <wp:docPr id="29" name="Picture 29"/>
+            <wp:cNvGraphicFramePr>
+              <a:graphicFrameLocks noChangeAspect="1"/>
+            </wp:cNvGraphicFramePr>
+            <a:graphic>
+              <a:graphicData uri="http://schemas.openxmlformats.org/drawingml/2006/picture">
+                <pic:pic>
+                  <pic:nvPicPr>
+                    <pic:cNvPr id="0" name="EV-DEF06-CONSOLA.jpg"/>
+                    <pic:cNvPicPr/>
+                  </pic:nvPicPr>
+                  <pic:blipFill>
+                    <a:blip r:embed="rId38"/>
+                    <a:stretch>
+                      <a:fillRect/>
+                    </a:stretch>
+                  </pic:blipFill>
+                  <pic:spPr>
+                    <a:xfrm>
+                      <a:off x="0" y="0"/>
+                      <a:ext cx="5580000" cy="3138750"/>
+                    </a:xfrm>
+                    <a:prstGeom prst="rect"/>
+                  </pic:spPr>
+                </pic:pic>
+              </a:graphicData>
+            </a:graphic>
+          </wp:inline>
+        </w:drawing>
+      </w:r>
+    </w:p>
+    <w:p>
+      <w:pPr>
+        <w:spacing w:after="200"/>
+        <w:jc w:val="center"/>
+      </w:pPr>
+      <w:r>
+        <w:rPr>
+          <w:b/>
+          <w:i/>
+          <w:sz w:val="18"/>
+        </w:rPr>
+        <w:t xml:space="preserve">Figura 29. </w:t>
+      </w:r>
+      <w:r>
+        <w:rPr>
+          <w:i/>
+          <w:sz w:val="18"/>
+        </w:rPr>
+        <w:t>DEF-06 · EV-DEF06-CONSOLA.png. Consola F12 con el comando ejecutado y la respuesta: una tutoría cancelada se marca «completada» por la api.</w:t>
+      </w:r>
+    </w:p>
     <w:p/>
     <w:p>
       <w:pPr>
@@ -21875,6 +24586,9 @@
         <w:gridCol w:w="9746"/>
       </w:tblGrid>
       <w:tr>
+        <w:trPr>
+          <w:cantSplit w:val="true"/>
+        </w:trPr>
         <w:tc>
           <w:tcPr>
             <w:tcW w:type="dxa" w:w="9746"/>
@@ -21986,6 +24700,9 @@
         <w:gridCol w:w="4873"/>
       </w:tblGrid>
       <w:tr>
+        <w:trPr>
+          <w:cantSplit w:val="true"/>
+        </w:trPr>
         <w:tc>
           <w:tcPr>
             <w:tcW w:type="dxa" w:w="2381"/>
@@ -22031,6 +24748,9 @@
         </w:tc>
       </w:tr>
       <w:tr>
+        <w:trPr>
+          <w:cantSplit w:val="true"/>
+        </w:trPr>
         <w:tc>
           <w:tcPr>
             <w:tcW w:type="dxa" w:w="2381"/>
@@ -22076,6 +24796,9 @@
         </w:tc>
       </w:tr>
       <w:tr>
+        <w:trPr>
+          <w:cantSplit w:val="true"/>
+        </w:trPr>
         <w:tc>
           <w:tcPr>
             <w:tcW w:type="dxa" w:w="2381"/>
@@ -22115,12 +24838,15 @@
                 <w:b w:val="0"/>
                 <w:sz w:val="19"/>
               </w:rPr>
-              <w:t>El servidor respondió 201 {mensaje: 'Tutoría programada', id: 7}: acepta la fecha «2027-13-45» y la hora «25:99» sin validar que existan.</w:t>
+              <w:t>El servidor respondió 201 {mensaje: 'Tutoría programada', id: 20}: acepta la fecha «2027-13-45» y la hora «25:99» sin validar que existan.</w:t>
             </w:r>
           </w:p>
         </w:tc>
       </w:tr>
       <w:tr>
+        <w:trPr>
+          <w:cantSplit w:val="true"/>
+        </w:trPr>
         <w:tc>
           <w:tcPr>
             <w:tcW w:type="dxa" w:w="2381"/>
@@ -22166,6 +24892,9 @@
         </w:tc>
       </w:tr>
       <w:tr>
+        <w:trPr>
+          <w:cantSplit w:val="true"/>
+        </w:trPr>
         <w:tc>
           <w:tcPr>
             <w:tcW w:type="dxa" w:w="2381"/>
@@ -22211,6 +24940,9 @@
         </w:tc>
       </w:tr>
       <w:tr>
+        <w:trPr>
+          <w:cantSplit w:val="true"/>
+        </w:trPr>
         <w:tc>
           <w:tcPr>
             <w:tcW w:type="dxa" w:w="2381"/>
@@ -22250,13 +24982,3703 @@
                 <w:b w:val="0"/>
                 <w:sz w:val="19"/>
               </w:rPr>
-              <w:t>EV-DEF10-CONSOLA.png</w:t>
+              <w:t>EV-DEF10-CONSOLA.png (figura 30, debajo)</w:t>
             </w:r>
           </w:p>
         </w:tc>
       </w:tr>
     </w:tbl>
+    <w:p>
+      <w:pPr>
+        <w:keepNext/>
+        <w:spacing w:before="80" w:after="40"/>
+        <w:jc w:val="center"/>
+      </w:pPr>
+      <w:r>
+        <w:drawing>
+          <wp:inline xmlns:a="http://schemas.openxmlformats.org/drawingml/2006/main" xmlns:pic="http://schemas.openxmlformats.org/drawingml/2006/picture">
+            <wp:extent cx="5580000" cy="3138750"/>
+            <wp:docPr id="30" name="Picture 30"/>
+            <wp:cNvGraphicFramePr>
+              <a:graphicFrameLocks noChangeAspect="1"/>
+            </wp:cNvGraphicFramePr>
+            <a:graphic>
+              <a:graphicData uri="http://schemas.openxmlformats.org/drawingml/2006/picture">
+                <pic:pic>
+                  <pic:nvPicPr>
+                    <pic:cNvPr id="0" name="EV-DEF10-CONSOLA.jpg"/>
+                    <pic:cNvPicPr/>
+                  </pic:nvPicPr>
+                  <pic:blipFill>
+                    <a:blip r:embed="rId39"/>
+                    <a:stretch>
+                      <a:fillRect/>
+                    </a:stretch>
+                  </pic:blipFill>
+                  <pic:spPr>
+                    <a:xfrm>
+                      <a:off x="0" y="0"/>
+                      <a:ext cx="5580000" cy="3138750"/>
+                    </a:xfrm>
+                    <a:prstGeom prst="rect"/>
+                  </pic:spPr>
+                </pic:pic>
+              </a:graphicData>
+            </a:graphic>
+          </wp:inline>
+        </w:drawing>
+      </w:r>
+    </w:p>
+    <w:p>
+      <w:pPr>
+        <w:spacing w:after="200"/>
+        <w:jc w:val="center"/>
+      </w:pPr>
+      <w:r>
+        <w:rPr>
+          <w:b/>
+          <w:i/>
+          <w:sz w:val="18"/>
+        </w:rPr>
+        <w:t xml:space="preserve">Figura 30. </w:t>
+      </w:r>
+      <w:r>
+        <w:rPr>
+          <w:i/>
+          <w:sz w:val="18"/>
+        </w:rPr>
+        <w:t>DEF-10 · EV-DEF10-CONSOLA.png. Consola F12 con el comando ejecutado y la respuesta: la api guarda tutorías con fechas y horas que no existen.</w:t>
+      </w:r>
+    </w:p>
     <w:p/>
+    <w:p>
+      <w:pPr>
+        <w:pStyle w:val="Heading3"/>
+      </w:pPr>
+      <w:r>
+        <w:t>DEF-13 · Los mensajes emergentes se generan pero nunca se ven</w:t>
+      </w:r>
+    </w:p>
+    <w:p>
+      <w:pPr>
+        <w:spacing w:after="60"/>
+      </w:pPr>
+      <w:r>
+        <w:rPr>
+          <w:b w:val="0"/>
+          <w:i w:val="0"/>
+          <w:sz w:val="21"/>
+        </w:rPr>
+        <w:t>Justo después de una acción que muestra un mensaje (cancelar una tutoría con menos de 24 horas), se inspecciona el elemento #tostada desde la consola, que es el paso 3 del reporte.</w:t>
+      </w:r>
+    </w:p>
+    <w:p>
+      <w:pPr>
+        <w:spacing w:after="40"/>
+      </w:pPr>
+      <w:r>
+        <w:rPr>
+          <w:b/>
+          <w:i w:val="0"/>
+          <w:sz w:val="19"/>
+        </w:rPr>
+        <w:t>Comando (se pega en la pestaña Consola de F12):</w:t>
+      </w:r>
+    </w:p>
+    <w:tbl>
+      <w:tblPr>
+        <w:tblW w:type="auto" w:w="0"/>
+        <w:tblLook w:firstColumn="1" w:firstRow="1" w:lastColumn="0" w:lastRow="0" w:noHBand="0" w:noVBand="1" w:val="04A0"/>
+        <w:tblBorders>
+          <w:top w:val="single" w:sz="4" w:space="0" w:color="D1D5DB"/>
+          <w:left w:val="single" w:sz="4" w:space="0" w:color="D1D5DB"/>
+          <w:bottom w:val="single" w:sz="4" w:space="0" w:color="D1D5DB"/>
+          <w:right w:val="single" w:sz="4" w:space="0" w:color="D1D5DB"/>
+          <w:insideH w:val="single" w:sz="4" w:space="0" w:color="D1D5DB"/>
+          <w:insideV w:val="single" w:sz="4" w:space="0" w:color="D1D5DB"/>
+        </w:tblBorders>
+      </w:tblPr>
+      <w:tblGrid>
+        <w:gridCol w:w="9746"/>
+      </w:tblGrid>
+      <w:tr>
+        <w:trPr>
+          <w:cantSplit w:val="true"/>
+        </w:trPr>
+        <w:tc>
+          <w:tcPr>
+            <w:tcW w:type="dxa" w:w="9746"/>
+            <w:shd w:val="clear" w:color="auto" w:fill="1E1E1F"/>
+            <w:tcMar>
+              <w:top w:w="80" w:type="dxa"/>
+              <w:bottom w:w="80" w:type="dxa"/>
+              <w:start w:w="120" w:type="dxa"/>
+              <w:end w:w="120" w:type="dxa"/>
+            </w:tcMar>
+          </w:tcPr>
+          <w:p>
+            <w:pPr>
+              <w:spacing w:after="0" w:line="240" w:lineRule="auto"/>
+            </w:pPr>
+            <w:r/>
+            <w:r>
+              <w:rPr>
+                <w:rFonts w:ascii="Consolas" w:hAnsi="Consolas"/>
+                <w:color w:val="E8EAED"/>
+                <w:sz w:val="18"/>
+              </w:rPr>
+              <w:t>const t = document.getElementById("tostada");</w:t>
+            </w:r>
+          </w:p>
+          <w:p>
+            <w:pPr>
+              <w:spacing w:after="0" w:line="240" w:lineRule="auto"/>
+            </w:pPr>
+            <w:r>
+              <w:rPr>
+                <w:rFonts w:ascii="Consolas" w:hAnsi="Consolas"/>
+                <w:color w:val="E8EAED"/>
+                <w:sz w:val="18"/>
+              </w:rPr>
+              <w:t>console.log(t.textContent, "|", t.className,</w:t>
+            </w:r>
+          </w:p>
+          <w:p>
+            <w:pPr>
+              <w:spacing w:after="0" w:line="240" w:lineRule="auto"/>
+            </w:pPr>
+            <w:r>
+              <w:rPr>
+                <w:rFonts w:ascii="Consolas" w:hAnsi="Consolas"/>
+                <w:color w:val="E8EAED"/>
+                <w:sz w:val="18"/>
+              </w:rPr>
+              <w:t xml:space="preserve">  "| opacidad:", getComputedStyle(t).opacity)</w:t>
+            </w:r>
+          </w:p>
+        </w:tc>
+      </w:tr>
+    </w:tbl>
+    <w:tbl>
+      <w:tblPr>
+        <w:tblW w:type="auto" w:w="0"/>
+        <w:tblLook w:firstColumn="1" w:firstRow="1" w:lastColumn="0" w:lastRow="0" w:noHBand="0" w:noVBand="1" w:val="04A0"/>
+        <w:tblBorders>
+          <w:top w:val="single" w:sz="4" w:space="0" w:color="D1D5DB"/>
+          <w:left w:val="single" w:sz="4" w:space="0" w:color="D1D5DB"/>
+          <w:bottom w:val="single" w:sz="4" w:space="0" w:color="D1D5DB"/>
+          <w:right w:val="single" w:sz="4" w:space="0" w:color="D1D5DB"/>
+          <w:insideH w:val="single" w:sz="4" w:space="0" w:color="D1D5DB"/>
+          <w:insideV w:val="single" w:sz="4" w:space="0" w:color="D1D5DB"/>
+        </w:tblBorders>
+      </w:tblPr>
+      <w:tblGrid>
+        <w:gridCol w:w="4873"/>
+        <w:gridCol w:w="4873"/>
+      </w:tblGrid>
+      <w:tr>
+        <w:trPr>
+          <w:cantSplit w:val="true"/>
+        </w:trPr>
+        <w:tc>
+          <w:tcPr>
+            <w:tcW w:type="dxa" w:w="2381"/>
+            <w:shd w:val="clear" w:color="auto" w:fill="D7EDEA"/>
+            <w:tcMar>
+              <w:top w:w="40" w:type="dxa"/>
+              <w:bottom w:w="40" w:type="dxa"/>
+              <w:start w:w="80" w:type="dxa"/>
+              <w:end w:w="80" w:type="dxa"/>
+            </w:tcMar>
+          </w:tcPr>
+          <w:p>
+            <w:r/>
+            <w:r>
+              <w:rPr>
+                <w:b/>
+                <w:sz w:val="19"/>
+              </w:rPr>
+              <w:t>Requisito</w:t>
+            </w:r>
+          </w:p>
+        </w:tc>
+        <w:tc>
+          <w:tcPr>
+            <w:tcW w:type="dxa" w:w="7087"/>
+            <w:tcMar>
+              <w:top w:w="40" w:type="dxa"/>
+              <w:bottom w:w="40" w:type="dxa"/>
+              <w:start w:w="80" w:type="dxa"/>
+              <w:end w:w="80" w:type="dxa"/>
+            </w:tcMar>
+          </w:tcPr>
+          <w:p>
+            <w:r/>
+            <w:r>
+              <w:rPr>
+                <w:b w:val="0"/>
+                <w:sz w:val="19"/>
+              </w:rPr>
+              <w:t>RF028 · transversal</w:t>
+            </w:r>
+          </w:p>
+        </w:tc>
+      </w:tr>
+      <w:tr>
+        <w:trPr>
+          <w:cantSplit w:val="true"/>
+        </w:trPr>
+        <w:tc>
+          <w:tcPr>
+            <w:tcW w:type="dxa" w:w="2381"/>
+            <w:shd w:val="clear" w:color="auto" w:fill="D7EDEA"/>
+            <w:tcMar>
+              <w:top w:w="40" w:type="dxa"/>
+              <w:bottom w:w="40" w:type="dxa"/>
+              <w:start w:w="80" w:type="dxa"/>
+              <w:end w:w="80" w:type="dxa"/>
+            </w:tcMar>
+          </w:tcPr>
+          <w:p>
+            <w:r/>
+            <w:r>
+              <w:rPr>
+                <w:b/>
+                <w:sz w:val="19"/>
+              </w:rPr>
+              <w:t>Resultado esperado</w:t>
+            </w:r>
+          </w:p>
+        </w:tc>
+        <w:tc>
+          <w:tcPr>
+            <w:tcW w:type="dxa" w:w="7087"/>
+            <w:tcMar>
+              <w:top w:w="40" w:type="dxa"/>
+              <w:bottom w:w="40" w:type="dxa"/>
+              <w:start w:w="80" w:type="dxa"/>
+              <w:end w:w="80" w:type="dxa"/>
+            </w:tcMar>
+          </w:tcPr>
+          <w:p>
+            <w:r/>
+            <w:r>
+              <w:rPr>
+                <w:b w:val="0"/>
+                <w:sz w:val="19"/>
+              </w:rPr>
+              <w:t>RF028: el mensaje emergente se ve en pantalla (opacidad 1) y después desaparece solo.</w:t>
+            </w:r>
+          </w:p>
+        </w:tc>
+      </w:tr>
+      <w:tr>
+        <w:trPr>
+          <w:cantSplit w:val="true"/>
+        </w:trPr>
+        <w:tc>
+          <w:tcPr>
+            <w:tcW w:type="dxa" w:w="2381"/>
+            <w:shd w:val="clear" w:color="auto" w:fill="D7EDEA"/>
+            <w:tcMar>
+              <w:top w:w="40" w:type="dxa"/>
+              <w:bottom w:w="40" w:type="dxa"/>
+              <w:start w:w="80" w:type="dxa"/>
+              <w:end w:w="80" w:type="dxa"/>
+            </w:tcMar>
+          </w:tcPr>
+          <w:p>
+            <w:r/>
+            <w:r>
+              <w:rPr>
+                <w:b/>
+                <w:sz w:val="19"/>
+              </w:rPr>
+              <w:t>Resultado real</w:t>
+            </w:r>
+          </w:p>
+        </w:tc>
+        <w:tc>
+          <w:tcPr>
+            <w:tcW w:type="dxa" w:w="7087"/>
+            <w:tcMar>
+              <w:top w:w="40" w:type="dxa"/>
+              <w:bottom w:w="40" w:type="dxa"/>
+              <w:start w:w="80" w:type="dxa"/>
+              <w:end w:w="80" w:type="dxa"/>
+            </w:tcMar>
+          </w:tcPr>
+          <w:p>
+            <w:r/>
+            <w:r>
+              <w:rPr>
+                <w:b w:val="0"/>
+                <w:sz w:val="19"/>
+              </w:rPr>
+              <w:t>La consola imprime «Faltan 7h para la tutoría y se requieren 24h de anticipación para cancelar (RN03). Escríbele al docente. | tostada tostada--visible tostada--error | opacidad: 0». El elemento tiene el mensaje y la clase «tostada--visible», pero la hoja de estilos solo define «.tostada.visible»; por eso la opacidad se queda en 0 y en pantalla no aparece nada.</w:t>
+            </w:r>
+          </w:p>
+        </w:tc>
+      </w:tr>
+      <w:tr>
+        <w:trPr>
+          <w:cantSplit w:val="true"/>
+        </w:trPr>
+        <w:tc>
+          <w:tcPr>
+            <w:tcW w:type="dxa" w:w="2381"/>
+            <w:shd w:val="clear" w:color="auto" w:fill="D7EDEA"/>
+            <w:tcMar>
+              <w:top w:w="40" w:type="dxa"/>
+              <w:bottom w:w="40" w:type="dxa"/>
+              <w:start w:w="80" w:type="dxa"/>
+              <w:end w:w="80" w:type="dxa"/>
+            </w:tcMar>
+          </w:tcPr>
+          <w:p>
+            <w:r/>
+            <w:r>
+              <w:rPr>
+                <w:b/>
+                <w:sz w:val="19"/>
+              </w:rPr>
+              <w:t>Código HTTP</w:t>
+            </w:r>
+          </w:p>
+        </w:tc>
+        <w:tc>
+          <w:tcPr>
+            <w:tcW w:type="dxa" w:w="7087"/>
+            <w:tcMar>
+              <w:top w:w="40" w:type="dxa"/>
+              <w:bottom w:w="40" w:type="dxa"/>
+              <w:start w:w="80" w:type="dxa"/>
+              <w:end w:w="80" w:type="dxa"/>
+            </w:tcMar>
+          </w:tcPr>
+          <w:p>
+            <w:r/>
+            <w:r>
+              <w:rPr>
+                <w:b w:val="0"/>
+                <w:sz w:val="19"/>
+              </w:rPr>
+              <w:t>— (inspección del elemento, sin petición al servidor)</w:t>
+            </w:r>
+          </w:p>
+        </w:tc>
+      </w:tr>
+      <w:tr>
+        <w:trPr>
+          <w:cantSplit w:val="true"/>
+        </w:trPr>
+        <w:tc>
+          <w:tcPr>
+            <w:tcW w:type="dxa" w:w="2381"/>
+            <w:shd w:val="clear" w:color="auto" w:fill="D7EDEA"/>
+            <w:tcMar>
+              <w:top w:w="40" w:type="dxa"/>
+              <w:bottom w:w="40" w:type="dxa"/>
+              <w:start w:w="80" w:type="dxa"/>
+              <w:end w:w="80" w:type="dxa"/>
+            </w:tcMar>
+          </w:tcPr>
+          <w:p>
+            <w:r/>
+            <w:r>
+              <w:rPr>
+                <w:b/>
+                <w:sz w:val="19"/>
+              </w:rPr>
+              <w:t>Estado</w:t>
+            </w:r>
+          </w:p>
+        </w:tc>
+        <w:tc>
+          <w:tcPr>
+            <w:tcW w:type="dxa" w:w="7087"/>
+            <w:tcMar>
+              <w:top w:w="40" w:type="dxa"/>
+              <w:bottom w:w="40" w:type="dxa"/>
+              <w:start w:w="80" w:type="dxa"/>
+              <w:end w:w="80" w:type="dxa"/>
+            </w:tcMar>
+          </w:tcPr>
+          <w:p>
+            <w:r/>
+            <w:r>
+              <w:rPr>
+                <w:b w:val="0"/>
+                <w:sz w:val="19"/>
+              </w:rPr>
+              <w:t>Defecto confirmado</w:t>
+            </w:r>
+          </w:p>
+        </w:tc>
+      </w:tr>
+      <w:tr>
+        <w:trPr>
+          <w:cantSplit w:val="true"/>
+        </w:trPr>
+        <w:tc>
+          <w:tcPr>
+            <w:tcW w:type="dxa" w:w="2381"/>
+            <w:shd w:val="clear" w:color="auto" w:fill="D7EDEA"/>
+            <w:tcMar>
+              <w:top w:w="40" w:type="dxa"/>
+              <w:bottom w:w="40" w:type="dxa"/>
+              <w:start w:w="80" w:type="dxa"/>
+              <w:end w:w="80" w:type="dxa"/>
+            </w:tcMar>
+          </w:tcPr>
+          <w:p>
+            <w:r/>
+            <w:r>
+              <w:rPr>
+                <w:b/>
+                <w:sz w:val="19"/>
+              </w:rPr>
+              <w:t>Evidencia</w:t>
+            </w:r>
+          </w:p>
+        </w:tc>
+        <w:tc>
+          <w:tcPr>
+            <w:tcW w:type="dxa" w:w="7087"/>
+            <w:tcMar>
+              <w:top w:w="40" w:type="dxa"/>
+              <w:bottom w:w="40" w:type="dxa"/>
+              <w:start w:w="80" w:type="dxa"/>
+              <w:end w:w="80" w:type="dxa"/>
+            </w:tcMar>
+          </w:tcPr>
+          <w:p>
+            <w:r/>
+            <w:r>
+              <w:rPr>
+                <w:b w:val="0"/>
+                <w:sz w:val="19"/>
+              </w:rPr>
+              <w:t>EV-DEF13-CONSOLA.png (figura 31, debajo)</w:t>
+            </w:r>
+          </w:p>
+        </w:tc>
+      </w:tr>
+    </w:tbl>
+    <w:p>
+      <w:pPr>
+        <w:keepNext/>
+        <w:spacing w:before="80" w:after="40"/>
+        <w:jc w:val="center"/>
+      </w:pPr>
+      <w:r>
+        <w:drawing>
+          <wp:inline xmlns:a="http://schemas.openxmlformats.org/drawingml/2006/main" xmlns:pic="http://schemas.openxmlformats.org/drawingml/2006/picture">
+            <wp:extent cx="5580000" cy="3138750"/>
+            <wp:docPr id="31" name="Picture 31"/>
+            <wp:cNvGraphicFramePr>
+              <a:graphicFrameLocks noChangeAspect="1"/>
+            </wp:cNvGraphicFramePr>
+            <a:graphic>
+              <a:graphicData uri="http://schemas.openxmlformats.org/drawingml/2006/picture">
+                <pic:pic>
+                  <pic:nvPicPr>
+                    <pic:cNvPr id="0" name="EV-DEF13-CONSOLA.jpg"/>
+                    <pic:cNvPicPr/>
+                  </pic:nvPicPr>
+                  <pic:blipFill>
+                    <a:blip r:embed="rId40"/>
+                    <a:stretch>
+                      <a:fillRect/>
+                    </a:stretch>
+                  </pic:blipFill>
+                  <pic:spPr>
+                    <a:xfrm>
+                      <a:off x="0" y="0"/>
+                      <a:ext cx="5580000" cy="3138750"/>
+                    </a:xfrm>
+                    <a:prstGeom prst="rect"/>
+                  </pic:spPr>
+                </pic:pic>
+              </a:graphicData>
+            </a:graphic>
+          </wp:inline>
+        </w:drawing>
+      </w:r>
+    </w:p>
+    <w:p>
+      <w:pPr>
+        <w:spacing w:after="200"/>
+        <w:jc w:val="center"/>
+      </w:pPr>
+      <w:r>
+        <w:rPr>
+          <w:b/>
+          <w:i/>
+          <w:sz w:val="18"/>
+        </w:rPr>
+        <w:t xml:space="preserve">Figura 31. </w:t>
+      </w:r>
+      <w:r>
+        <w:rPr>
+          <w:i/>
+          <w:sz w:val="18"/>
+        </w:rPr>
+        <w:t>DEF-13 · EV-DEF13-CONSOLA.png. Consola F12 con el comando ejecutado y la respuesta: los mensajes emergentes se generan pero nunca se ven.</w:t>
+      </w:r>
+    </w:p>
+    <w:p/>
+    <w:p>
+      <w:r>
+        <w:br w:type="page"/>
+      </w:r>
+    </w:p>
+    <w:p>
+      <w:pPr>
+        <w:pStyle w:val="Heading1"/>
+      </w:pPr>
+      <w:r>
+        <w:t>Anexo E. Evidencia de cada ejecución (ciclos 1 y 2)</w:t>
+      </w:r>
+    </w:p>
+    <w:p>
+      <w:pPr>
+        <w:spacing w:after="120"/>
+      </w:pPr>
+      <w:r>
+        <w:rPr>
+          <w:b w:val="0"/>
+          <w:i w:val="0"/>
+          <w:sz w:val="21"/>
+        </w:rPr>
+        <w:t>Aquí están todas las capturas de los dos ciclos, en el orden de la suite. Cada una lleva estampado en la esquina el caso, el ciclo, la URL, la hora de Colombia y el navegador, y algunas el recuadro con la respuesta del servidor. Las de los casos que se probaron desde la consola tienen el aspecto de la pestaña Consola de F12. Cuando una captura ya está debajo del reporte de su defecto (Anexo C), aquí solo se indica en qué figura verla, para no repetirla.</w:t>
+      </w:r>
+    </w:p>
+    <w:p>
+      <w:pPr>
+        <w:pStyle w:val="Heading2"/>
+      </w:pPr>
+      <w:r>
+        <w:t>E.1 Ciclo 1 · Chromium 141.0.7390.37</w:t>
+      </w:r>
+    </w:p>
+    <w:p>
+      <w:pPr>
+        <w:keepNext/>
+        <w:spacing w:before="80" w:after="40"/>
+        <w:jc w:val="center"/>
+      </w:pPr>
+      <w:r>
+        <w:drawing>
+          <wp:inline xmlns:a="http://schemas.openxmlformats.org/drawingml/2006/main" xmlns:pic="http://schemas.openxmlformats.org/drawingml/2006/picture">
+            <wp:extent cx="4500000" cy="2531250"/>
+            <wp:docPr id="32" name="Picture 32"/>
+            <wp:cNvGraphicFramePr>
+              <a:graphicFrameLocks noChangeAspect="1"/>
+            </wp:cNvGraphicFramePr>
+            <a:graphic>
+              <a:graphicData uri="http://schemas.openxmlformats.org/drawingml/2006/picture">
+                <pic:pic>
+                  <pic:nvPicPr>
+                    <pic:cNvPr id="0" name="EV-CP001-C1-01.jpg"/>
+                    <pic:cNvPicPr/>
+                  </pic:nvPicPr>
+                  <pic:blipFill>
+                    <a:blip r:embed="rId41"/>
+                    <a:stretch>
+                      <a:fillRect/>
+                    </a:stretch>
+                  </pic:blipFill>
+                  <pic:spPr>
+                    <a:xfrm>
+                      <a:off x="0" y="0"/>
+                      <a:ext cx="4500000" cy="2531250"/>
+                    </a:xfrm>
+                    <a:prstGeom prst="rect"/>
+                  </pic:spPr>
+                </pic:pic>
+              </a:graphicData>
+            </a:graphic>
+          </wp:inline>
+        </w:drawing>
+      </w:r>
+    </w:p>
+    <w:p>
+      <w:pPr>
+        <w:spacing w:after="200"/>
+        <w:jc w:val="center"/>
+      </w:pPr>
+      <w:r>
+        <w:rPr>
+          <w:b/>
+          <w:i/>
+          <w:sz w:val="18"/>
+        </w:rPr>
+        <w:t xml:space="preserve">Figura 32. </w:t>
+      </w:r>
+      <w:r>
+        <w:rPr>
+          <w:i/>
+          <w:sz w:val="18"/>
+        </w:rPr>
+        <w:t>CP-001 · ciclo 1 · Aprobado · EV-CP001-C1-01.png. Rechazo de contraseña con menos de 8 caracteres. Contraseña «abc1234»: mensaje bajo la contraseña «Mínimo 8 caracteres»</w:t>
+      </w:r>
+    </w:p>
+    <w:p>
+      <w:pPr>
+        <w:keepNext/>
+        <w:spacing w:before="80" w:after="40"/>
+        <w:jc w:val="center"/>
+      </w:pPr>
+      <w:r>
+        <w:drawing>
+          <wp:inline xmlns:a="http://schemas.openxmlformats.org/drawingml/2006/main" xmlns:pic="http://schemas.openxmlformats.org/drawingml/2006/picture">
+            <wp:extent cx="4500000" cy="2531250"/>
+            <wp:docPr id="33" name="Picture 33"/>
+            <wp:cNvGraphicFramePr>
+              <a:graphicFrameLocks noChangeAspect="1"/>
+            </wp:cNvGraphicFramePr>
+            <a:graphic>
+              <a:graphicData uri="http://schemas.openxmlformats.org/drawingml/2006/picture">
+                <pic:pic>
+                  <pic:nvPicPr>
+                    <pic:cNvPr id="0" name="EV-CP002-C1-01.jpg"/>
+                    <pic:cNvPicPr/>
+                  </pic:nvPicPr>
+                  <pic:blipFill>
+                    <a:blip r:embed="rId42"/>
+                    <a:stretch>
+                      <a:fillRect/>
+                    </a:stretch>
+                  </pic:blipFill>
+                  <pic:spPr>
+                    <a:xfrm>
+                      <a:off x="0" y="0"/>
+                      <a:ext cx="4500000" cy="2531250"/>
+                    </a:xfrm>
+                    <a:prstGeom prst="rect"/>
+                  </pic:spPr>
+                </pic:pic>
+              </a:graphicData>
+            </a:graphic>
+          </wp:inline>
+        </w:drawing>
+      </w:r>
+    </w:p>
+    <w:p>
+      <w:pPr>
+        <w:spacing w:after="200"/>
+        <w:jc w:val="center"/>
+      </w:pPr>
+      <w:r>
+        <w:rPr>
+          <w:b/>
+          <w:i/>
+          <w:sz w:val="18"/>
+        </w:rPr>
+        <w:t xml:space="preserve">Figura 33. </w:t>
+      </w:r>
+      <w:r>
+        <w:rPr>
+          <w:i/>
+          <w:sz w:val="18"/>
+        </w:rPr>
+        <w:t>CP-002 · ciclo 1 · Aprobado · EV-CP002-C1-01.png. Aceptación de contraseña de exactamente 8 caracteres. Registro de ana8.c1@amigo.edu.co (estudiante, clave «abcd1234»)</w:t>
+      </w:r>
+    </w:p>
+    <w:p>
+      <w:pPr>
+        <w:keepNext/>
+        <w:spacing w:before="80" w:after="40"/>
+        <w:jc w:val="center"/>
+      </w:pPr>
+      <w:r>
+        <w:drawing>
+          <wp:inline xmlns:a="http://schemas.openxmlformats.org/drawingml/2006/main" xmlns:pic="http://schemas.openxmlformats.org/drawingml/2006/picture">
+            <wp:extent cx="4500000" cy="2531250"/>
+            <wp:docPr id="34" name="Picture 34"/>
+            <wp:cNvGraphicFramePr>
+              <a:graphicFrameLocks noChangeAspect="1"/>
+            </wp:cNvGraphicFramePr>
+            <a:graphic>
+              <a:graphicData uri="http://schemas.openxmlformats.org/drawingml/2006/picture">
+                <pic:pic>
+                  <pic:nvPicPr>
+                    <pic:cNvPr id="0" name="EV-CP003-C1-01.jpg"/>
+                    <pic:cNvPicPr/>
+                  </pic:nvPicPr>
+                  <pic:blipFill>
+                    <a:blip r:embed="rId43"/>
+                    <a:stretch>
+                      <a:fillRect/>
+                    </a:stretch>
+                  </pic:blipFill>
+                  <pic:spPr>
+                    <a:xfrm>
+                      <a:off x="0" y="0"/>
+                      <a:ext cx="4500000" cy="2531250"/>
+                    </a:xfrm>
+                    <a:prstGeom prst="rect"/>
+                  </pic:spPr>
+                </pic:pic>
+              </a:graphicData>
+            </a:graphic>
+          </wp:inline>
+        </w:drawing>
+      </w:r>
+    </w:p>
+    <w:p>
+      <w:pPr>
+        <w:spacing w:after="200"/>
+        <w:jc w:val="center"/>
+      </w:pPr>
+      <w:r>
+        <w:rPr>
+          <w:b/>
+          <w:i/>
+          <w:sz w:val="18"/>
+        </w:rPr>
+        <w:t xml:space="preserve">Figura 34. </w:t>
+      </w:r>
+      <w:r>
+        <w:rPr>
+          <w:i/>
+          <w:sz w:val="18"/>
+        </w:rPr>
+        <w:t>CP-003 · ciclo 1 · Aprobado · EV-CP003-C1-01.png. Rechazo de contraseña sin números. Contraseña «contraseña»: mensaje bajo la contraseña «Debe incluir al menos un número»</w:t>
+      </w:r>
+    </w:p>
+    <w:p>
+      <w:pPr>
+        <w:keepNext/>
+        <w:spacing w:before="80" w:after="40"/>
+        <w:jc w:val="center"/>
+      </w:pPr>
+      <w:r>
+        <w:drawing>
+          <wp:inline xmlns:a="http://schemas.openxmlformats.org/drawingml/2006/main" xmlns:pic="http://schemas.openxmlformats.org/drawingml/2006/picture">
+            <wp:extent cx="4500000" cy="2531250"/>
+            <wp:docPr id="35" name="Picture 35"/>
+            <wp:cNvGraphicFramePr>
+              <a:graphicFrameLocks noChangeAspect="1"/>
+            </wp:cNvGraphicFramePr>
+            <a:graphic>
+              <a:graphicData uri="http://schemas.openxmlformats.org/drawingml/2006/picture">
+                <pic:pic>
+                  <pic:nvPicPr>
+                    <pic:cNvPr id="0" name="EV-CP004-C1-01.jpg"/>
+                    <pic:cNvPicPr/>
+                  </pic:nvPicPr>
+                  <pic:blipFill>
+                    <a:blip r:embed="rId44"/>
+                    <a:stretch>
+                      <a:fillRect/>
+                    </a:stretch>
+                  </pic:blipFill>
+                  <pic:spPr>
+                    <a:xfrm>
+                      <a:off x="0" y="0"/>
+                      <a:ext cx="4500000" cy="2531250"/>
+                    </a:xfrm>
+                    <a:prstGeom prst="rect"/>
+                  </pic:spPr>
+                </pic:pic>
+              </a:graphicData>
+            </a:graphic>
+          </wp:inline>
+        </w:drawing>
+      </w:r>
+    </w:p>
+    <w:p>
+      <w:pPr>
+        <w:spacing w:after="200"/>
+        <w:jc w:val="center"/>
+      </w:pPr>
+      <w:r>
+        <w:rPr>
+          <w:b/>
+          <w:i/>
+          <w:sz w:val="18"/>
+        </w:rPr>
+        <w:t xml:space="preserve">Figura 35. </w:t>
+      </w:r>
+      <w:r>
+        <w:rPr>
+          <w:i/>
+          <w:sz w:val="18"/>
+        </w:rPr>
+        <w:t>CP-004 · ciclo 1 · Aprobado · EV-CP004-C1-01.png. Rechazo de contraseña sin letras. Contraseña «12345678»: mensaje bajo la contraseña «Debe incluir al menos una letra»</w:t>
+      </w:r>
+    </w:p>
+    <w:p>
+      <w:pPr>
+        <w:keepNext/>
+        <w:spacing w:before="80" w:after="40"/>
+        <w:jc w:val="center"/>
+      </w:pPr>
+      <w:r>
+        <w:drawing>
+          <wp:inline xmlns:a="http://schemas.openxmlformats.org/drawingml/2006/main" xmlns:pic="http://schemas.openxmlformats.org/drawingml/2006/picture">
+            <wp:extent cx="4500000" cy="2531250"/>
+            <wp:docPr id="36" name="Picture 36"/>
+            <wp:cNvGraphicFramePr>
+              <a:graphicFrameLocks noChangeAspect="1"/>
+            </wp:cNvGraphicFramePr>
+            <a:graphic>
+              <a:graphicData uri="http://schemas.openxmlformats.org/drawingml/2006/picture">
+                <pic:pic>
+                  <pic:nvPicPr>
+                    <pic:cNvPr id="0" name="EV-CP005-C1-01.jpg"/>
+                    <pic:cNvPicPr/>
+                  </pic:nvPicPr>
+                  <pic:blipFill>
+                    <a:blip r:embed="rId45"/>
+                    <a:stretch>
+                      <a:fillRect/>
+                    </a:stretch>
+                  </pic:blipFill>
+                  <pic:spPr>
+                    <a:xfrm>
+                      <a:off x="0" y="0"/>
+                      <a:ext cx="4500000" cy="2531250"/>
+                    </a:xfrm>
+                    <a:prstGeom prst="rect"/>
+                  </pic:spPr>
+                </pic:pic>
+              </a:graphicData>
+            </a:graphic>
+          </wp:inline>
+        </w:drawing>
+      </w:r>
+    </w:p>
+    <w:p>
+      <w:pPr>
+        <w:spacing w:after="200"/>
+        <w:jc w:val="center"/>
+      </w:pPr>
+      <w:r>
+        <w:rPr>
+          <w:b/>
+          <w:i/>
+          <w:sz w:val="18"/>
+        </w:rPr>
+        <w:t xml:space="preserve">Figura 36. </w:t>
+      </w:r>
+      <w:r>
+        <w:rPr>
+          <w:i/>
+          <w:sz w:val="18"/>
+        </w:rPr>
+        <w:t>CP-005 · ciclo 1 · Aprobado · EV-CP005-C1-01.png. Rechazo de correo fuera del dominio institucional. Correo persona@gmail.com: mensaje bajo el correo «Solo correos @amigo.edu.co»</w:t>
+      </w:r>
+    </w:p>
+    <w:p>
+      <w:pPr>
+        <w:keepNext/>
+        <w:spacing w:before="80" w:after="40"/>
+        <w:jc w:val="center"/>
+      </w:pPr>
+      <w:r>
+        <w:drawing>
+          <wp:inline xmlns:a="http://schemas.openxmlformats.org/drawingml/2006/main" xmlns:pic="http://schemas.openxmlformats.org/drawingml/2006/picture">
+            <wp:extent cx="4500000" cy="2531250"/>
+            <wp:docPr id="37" name="Picture 37"/>
+            <wp:cNvGraphicFramePr>
+              <a:graphicFrameLocks noChangeAspect="1"/>
+            </wp:cNvGraphicFramePr>
+            <a:graphic>
+              <a:graphicData uri="http://schemas.openxmlformats.org/drawingml/2006/picture">
+                <pic:pic>
+                  <pic:nvPicPr>
+                    <pic:cNvPr id="0" name="EV-CP006-C1-01.jpg"/>
+                    <pic:cNvPicPr/>
+                  </pic:nvPicPr>
+                  <pic:blipFill>
+                    <a:blip r:embed="rId46"/>
+                    <a:stretch>
+                      <a:fillRect/>
+                    </a:stretch>
+                  </pic:blipFill>
+                  <pic:spPr>
+                    <a:xfrm>
+                      <a:off x="0" y="0"/>
+                      <a:ext cx="4500000" cy="2531250"/>
+                    </a:xfrm>
+                    <a:prstGeom prst="rect"/>
+                  </pic:spPr>
+                </pic:pic>
+              </a:graphicData>
+            </a:graphic>
+          </wp:inline>
+        </w:drawing>
+      </w:r>
+    </w:p>
+    <w:p>
+      <w:pPr>
+        <w:spacing w:after="200"/>
+        <w:jc w:val="center"/>
+      </w:pPr>
+      <w:r>
+        <w:rPr>
+          <w:b/>
+          <w:i/>
+          <w:sz w:val="18"/>
+        </w:rPr>
+        <w:t xml:space="preserve">Figura 37. </w:t>
+      </w:r>
+      <w:r>
+        <w:rPr>
+          <w:i/>
+          <w:sz w:val="18"/>
+        </w:rPr>
+        <w:t>CP-006 · ciclo 1 · Aprobado · EV-CP006-C1-01.png. Aceptación de correo del dominio institucional. Registro de docente.c1@amigo.edu.co (docente, clave «Password123»)</w:t>
+      </w:r>
+    </w:p>
+    <w:p>
+      <w:pPr>
+        <w:keepNext/>
+        <w:spacing w:before="80" w:after="40"/>
+        <w:jc w:val="center"/>
+      </w:pPr>
+      <w:r>
+        <w:drawing>
+          <wp:inline xmlns:a="http://schemas.openxmlformats.org/drawingml/2006/main" xmlns:pic="http://schemas.openxmlformats.org/drawingml/2006/picture">
+            <wp:extent cx="4500000" cy="2531250"/>
+            <wp:docPr id="38" name="Picture 38"/>
+            <wp:cNvGraphicFramePr>
+              <a:graphicFrameLocks noChangeAspect="1"/>
+            </wp:cNvGraphicFramePr>
+            <a:graphic>
+              <a:graphicData uri="http://schemas.openxmlformats.org/drawingml/2006/picture">
+                <pic:pic>
+                  <pic:nvPicPr>
+                    <pic:cNvPr id="0" name="EV-CP007-C1-01.jpg"/>
+                    <pic:cNvPicPr/>
+                  </pic:nvPicPr>
+                  <pic:blipFill>
+                    <a:blip r:embed="rId47"/>
+                    <a:stretch>
+                      <a:fillRect/>
+                    </a:stretch>
+                  </pic:blipFill>
+                  <pic:spPr>
+                    <a:xfrm>
+                      <a:off x="0" y="0"/>
+                      <a:ext cx="4500000" cy="2531250"/>
+                    </a:xfrm>
+                    <a:prstGeom prst="rect"/>
+                  </pic:spPr>
+                </pic:pic>
+              </a:graphicData>
+            </a:graphic>
+          </wp:inline>
+        </w:drawing>
+      </w:r>
+    </w:p>
+    <w:p>
+      <w:pPr>
+        <w:spacing w:after="200"/>
+        <w:jc w:val="center"/>
+      </w:pPr>
+      <w:r>
+        <w:rPr>
+          <w:b/>
+          <w:i/>
+          <w:sz w:val="18"/>
+        </w:rPr>
+        <w:t xml:space="preserve">Figura 38. </w:t>
+      </w:r>
+      <w:r>
+        <w:rPr>
+          <w:i/>
+          <w:sz w:val="18"/>
+        </w:rPr>
+        <w:t>CP-007 · ciclo 1 · Aprobado · EV-CP007-C1-01.png. Registro válido con todas las condiciones satisfechas. Registro de valido.c1@amigo.edu.co (estudiante, clave «Password123»)</w:t>
+      </w:r>
+    </w:p>
+    <w:p>
+      <w:pPr>
+        <w:keepNext/>
+        <w:spacing w:before="80" w:after="40"/>
+        <w:jc w:val="center"/>
+      </w:pPr>
+      <w:r>
+        <w:drawing>
+          <wp:inline xmlns:a="http://schemas.openxmlformats.org/drawingml/2006/main" xmlns:pic="http://schemas.openxmlformats.org/drawingml/2006/picture">
+            <wp:extent cx="4500000" cy="2531250"/>
+            <wp:docPr id="39" name="Picture 39"/>
+            <wp:cNvGraphicFramePr>
+              <a:graphicFrameLocks noChangeAspect="1"/>
+            </wp:cNvGraphicFramePr>
+            <a:graphic>
+              <a:graphicData uri="http://schemas.openxmlformats.org/drawingml/2006/picture">
+                <pic:pic>
+                  <pic:nvPicPr>
+                    <pic:cNvPr id="0" name="EV-CP008-C1-01.jpg"/>
+                    <pic:cNvPicPr/>
+                  </pic:nvPicPr>
+                  <pic:blipFill>
+                    <a:blip r:embed="rId48"/>
+                    <a:stretch>
+                      <a:fillRect/>
+                    </a:stretch>
+                  </pic:blipFill>
+                  <pic:spPr>
+                    <a:xfrm>
+                      <a:off x="0" y="0"/>
+                      <a:ext cx="4500000" cy="2531250"/>
+                    </a:xfrm>
+                    <a:prstGeom prst="rect"/>
+                  </pic:spPr>
+                </pic:pic>
+              </a:graphicData>
+            </a:graphic>
+          </wp:inline>
+        </w:drawing>
+      </w:r>
+    </w:p>
+    <w:p>
+      <w:pPr>
+        <w:spacing w:after="200"/>
+        <w:jc w:val="center"/>
+      </w:pPr>
+      <w:r>
+        <w:rPr>
+          <w:b/>
+          <w:i/>
+          <w:sz w:val="18"/>
+        </w:rPr>
+        <w:t xml:space="preserve">Figura 39. </w:t>
+      </w:r>
+      <w:r>
+        <w:rPr>
+          <w:i/>
+          <w:sz w:val="18"/>
+        </w:rPr>
+        <w:t>CP-008 · ciclo 1 · Aprobado · EV-CP008-C1-01.png. Rechazo de registro con rol de administrador. Consola F12: Registro forzado con rol «admin» desde la consola, sin sesión</w:t>
+      </w:r>
+    </w:p>
+    <w:p>
+      <w:pPr>
+        <w:keepNext/>
+        <w:spacing w:before="80" w:after="40"/>
+        <w:jc w:val="center"/>
+      </w:pPr>
+      <w:r>
+        <w:drawing>
+          <wp:inline xmlns:a="http://schemas.openxmlformats.org/drawingml/2006/main" xmlns:pic="http://schemas.openxmlformats.org/drawingml/2006/picture">
+            <wp:extent cx="4500000" cy="2531250"/>
+            <wp:docPr id="40" name="Picture 40"/>
+            <wp:cNvGraphicFramePr>
+              <a:graphicFrameLocks noChangeAspect="1"/>
+            </wp:cNvGraphicFramePr>
+            <a:graphic>
+              <a:graphicData uri="http://schemas.openxmlformats.org/drawingml/2006/picture">
+                <pic:pic>
+                  <pic:nvPicPr>
+                    <pic:cNvPr id="0" name="EV-CP009-C1-01.jpg"/>
+                    <pic:cNvPicPr/>
+                  </pic:nvPicPr>
+                  <pic:blipFill>
+                    <a:blip r:embed="rId49"/>
+                    <a:stretch>
+                      <a:fillRect/>
+                    </a:stretch>
+                  </pic:blipFill>
+                  <pic:spPr>
+                    <a:xfrm>
+                      <a:off x="0" y="0"/>
+                      <a:ext cx="4500000" cy="2531250"/>
+                    </a:xfrm>
+                    <a:prstGeom prst="rect"/>
+                  </pic:spPr>
+                </pic:pic>
+              </a:graphicData>
+            </a:graphic>
+          </wp:inline>
+        </w:drawing>
+      </w:r>
+    </w:p>
+    <w:p>
+      <w:pPr>
+        <w:spacing w:after="200"/>
+        <w:jc w:val="center"/>
+      </w:pPr>
+      <w:r>
+        <w:rPr>
+          <w:b/>
+          <w:i/>
+          <w:sz w:val="18"/>
+        </w:rPr>
+        <w:t xml:space="preserve">Figura 40. </w:t>
+      </w:r>
+      <w:r>
+        <w:rPr>
+          <w:i/>
+          <w:sz w:val="18"/>
+        </w:rPr>
+        <w:t>CP-009 · ciclo 1 · Aprobado · EV-CP009-C1-01.png. Rechazo de registro con correo ya existente. Correo sgarcia@amigo.edu.co (ya existe): «Ya existe una cuenta con ese correo»</w:t>
+      </w:r>
+    </w:p>
+    <w:p>
+      <w:pPr>
+        <w:keepNext/>
+        <w:spacing w:before="80" w:after="40"/>
+        <w:jc w:val="center"/>
+      </w:pPr>
+      <w:r>
+        <w:drawing>
+          <wp:inline xmlns:a="http://schemas.openxmlformats.org/drawingml/2006/main" xmlns:pic="http://schemas.openxmlformats.org/drawingml/2006/picture">
+            <wp:extent cx="4500000" cy="2531250"/>
+            <wp:docPr id="41" name="Picture 41"/>
+            <wp:cNvGraphicFramePr>
+              <a:graphicFrameLocks noChangeAspect="1"/>
+            </wp:cNvGraphicFramePr>
+            <a:graphic>
+              <a:graphicData uri="http://schemas.openxmlformats.org/drawingml/2006/picture">
+                <pic:pic>
+                  <pic:nvPicPr>
+                    <pic:cNvPr id="0" name="EV-CP010-C1-01.jpg"/>
+                    <pic:cNvPicPr/>
+                  </pic:nvPicPr>
+                  <pic:blipFill>
+                    <a:blip r:embed="rId50"/>
+                    <a:stretch>
+                      <a:fillRect/>
+                    </a:stretch>
+                  </pic:blipFill>
+                  <pic:spPr>
+                    <a:xfrm>
+                      <a:off x="0" y="0"/>
+                      <a:ext cx="4500000" cy="2531250"/>
+                    </a:xfrm>
+                    <a:prstGeom prst="rect"/>
+                  </pic:spPr>
+                </pic:pic>
+              </a:graphicData>
+            </a:graphic>
+          </wp:inline>
+        </w:drawing>
+      </w:r>
+    </w:p>
+    <w:p>
+      <w:pPr>
+        <w:spacing w:after="200"/>
+        <w:jc w:val="center"/>
+      </w:pPr>
+      <w:r>
+        <w:rPr>
+          <w:b/>
+          <w:i/>
+          <w:sz w:val="18"/>
+        </w:rPr>
+        <w:t xml:space="preserve">Figura 41. </w:t>
+      </w:r>
+      <w:r>
+        <w:rPr>
+          <w:i/>
+          <w:sz w:val="18"/>
+        </w:rPr>
+        <w:t>CP-010 · ciclo 1 · Aprobado · EV-CP010-C1-01.png. Inicio de sesión con credenciales correctas. Login sgarcia@amigo.edu.co / 123456 → 200</w:t>
+      </w:r>
+    </w:p>
+    <w:p>
+      <w:pPr>
+        <w:keepNext/>
+        <w:spacing w:before="80" w:after="40"/>
+        <w:jc w:val="center"/>
+      </w:pPr>
+      <w:r>
+        <w:drawing>
+          <wp:inline xmlns:a="http://schemas.openxmlformats.org/drawingml/2006/main" xmlns:pic="http://schemas.openxmlformats.org/drawingml/2006/picture">
+            <wp:extent cx="4500000" cy="2531250"/>
+            <wp:docPr id="42" name="Picture 42"/>
+            <wp:cNvGraphicFramePr>
+              <a:graphicFrameLocks noChangeAspect="1"/>
+            </wp:cNvGraphicFramePr>
+            <a:graphic>
+              <a:graphicData uri="http://schemas.openxmlformats.org/drawingml/2006/picture">
+                <pic:pic>
+                  <pic:nvPicPr>
+                    <pic:cNvPr id="0" name="EV-CP011-C1-01.jpg"/>
+                    <pic:cNvPicPr/>
+                  </pic:nvPicPr>
+                  <pic:blipFill>
+                    <a:blip r:embed="rId51"/>
+                    <a:stretch>
+                      <a:fillRect/>
+                    </a:stretch>
+                  </pic:blipFill>
+                  <pic:spPr>
+                    <a:xfrm>
+                      <a:off x="0" y="0"/>
+                      <a:ext cx="4500000" cy="2531250"/>
+                    </a:xfrm>
+                    <a:prstGeom prst="rect"/>
+                  </pic:spPr>
+                </pic:pic>
+              </a:graphicData>
+            </a:graphic>
+          </wp:inline>
+        </w:drawing>
+      </w:r>
+    </w:p>
+    <w:p>
+      <w:pPr>
+        <w:spacing w:after="200"/>
+        <w:jc w:val="center"/>
+      </w:pPr>
+      <w:r>
+        <w:rPr>
+          <w:b/>
+          <w:i/>
+          <w:sz w:val="18"/>
+        </w:rPr>
+        <w:t xml:space="preserve">Figura 42. </w:t>
+      </w:r>
+      <w:r>
+        <w:rPr>
+          <w:i/>
+          <w:sz w:val="18"/>
+        </w:rPr>
+        <w:t>CP-011 · ciclo 1 · Aprobado · EV-CP011-C1-01.png. Inicio de sesión con contraseña incorrecta. Login con clave incorrecta → 401: «Correo o contraseña incorrectos»</w:t>
+      </w:r>
+    </w:p>
+    <w:p>
+      <w:pPr>
+        <w:keepNext/>
+        <w:spacing w:before="80" w:after="40"/>
+        <w:jc w:val="center"/>
+      </w:pPr>
+      <w:r>
+        <w:drawing>
+          <wp:inline xmlns:a="http://schemas.openxmlformats.org/drawingml/2006/main" xmlns:pic="http://schemas.openxmlformats.org/drawingml/2006/picture">
+            <wp:extent cx="4500000" cy="2531250"/>
+            <wp:docPr id="43" name="Picture 43"/>
+            <wp:cNvGraphicFramePr>
+              <a:graphicFrameLocks noChangeAspect="1"/>
+            </wp:cNvGraphicFramePr>
+            <a:graphic>
+              <a:graphicData uri="http://schemas.openxmlformats.org/drawingml/2006/picture">
+                <pic:pic>
+                  <pic:nvPicPr>
+                    <pic:cNvPr id="0" name="EV-CP012-C1-01.jpg"/>
+                    <pic:cNvPicPr/>
+                  </pic:nvPicPr>
+                  <pic:blipFill>
+                    <a:blip r:embed="rId52"/>
+                    <a:stretch>
+                      <a:fillRect/>
+                    </a:stretch>
+                  </pic:blipFill>
+                  <pic:spPr>
+                    <a:xfrm>
+                      <a:off x="0" y="0"/>
+                      <a:ext cx="4500000" cy="2531250"/>
+                    </a:xfrm>
+                    <a:prstGeom prst="rect"/>
+                  </pic:spPr>
+                </pic:pic>
+              </a:graphicData>
+            </a:graphic>
+          </wp:inline>
+        </w:drawing>
+      </w:r>
+    </w:p>
+    <w:p>
+      <w:pPr>
+        <w:spacing w:after="200"/>
+        <w:jc w:val="center"/>
+      </w:pPr>
+      <w:r>
+        <w:rPr>
+          <w:b/>
+          <w:i/>
+          <w:sz w:val="18"/>
+        </w:rPr>
+        <w:t xml:space="preserve">Figura 43. </w:t>
+      </w:r>
+      <w:r>
+        <w:rPr>
+          <w:i/>
+          <w:sz w:val="18"/>
+        </w:rPr>
+        <w:t>CP-012 · ciclo 1 · Aprobado · EV-CP012-C1-01.png. Un intento fallido no bloquea la cuenta. Un intento fallido con prueba.bloqueo.c1@amigo.edu.co → 401</w:t>
+      </w:r>
+    </w:p>
+    <w:p>
+      <w:pPr>
+        <w:spacing w:after="160"/>
+      </w:pPr>
+      <w:r>
+        <w:rPr>
+          <w:b w:val="0"/>
+          <w:i/>
+          <w:sz w:val="19"/>
+        </w:rPr>
+        <w:t>EV-CP013-C1-01.png (CP-013, ciclo 1, Fallido): se ve en la figura 7, en el reporte de DEF-04 (Anexo C).</w:t>
+      </w:r>
+    </w:p>
+    <w:p>
+      <w:pPr>
+        <w:spacing w:after="160"/>
+      </w:pPr>
+      <w:r>
+        <w:rPr>
+          <w:b w:val="0"/>
+          <w:i/>
+          <w:sz w:val="19"/>
+        </w:rPr>
+        <w:t>EV-CP013-C1-02.png (CP-013, ciclo 1, Fallido): se ve en la figura 8, en el reporte de DEF-04 (Anexo C).</w:t>
+      </w:r>
+    </w:p>
+    <w:p>
+      <w:pPr>
+        <w:keepNext/>
+        <w:spacing w:before="80" w:after="40"/>
+        <w:jc w:val="center"/>
+      </w:pPr>
+      <w:r>
+        <w:drawing>
+          <wp:inline xmlns:a="http://schemas.openxmlformats.org/drawingml/2006/main" xmlns:pic="http://schemas.openxmlformats.org/drawingml/2006/picture">
+            <wp:extent cx="4500000" cy="2531250"/>
+            <wp:docPr id="44" name="Picture 44"/>
+            <wp:cNvGraphicFramePr>
+              <a:graphicFrameLocks noChangeAspect="1"/>
+            </wp:cNvGraphicFramePr>
+            <a:graphic>
+              <a:graphicData uri="http://schemas.openxmlformats.org/drawingml/2006/picture">
+                <pic:pic>
+                  <pic:nvPicPr>
+                    <pic:cNvPr id="0" name="EV-CP014-C1-01.jpg"/>
+                    <pic:cNvPicPr/>
+                  </pic:nvPicPr>
+                  <pic:blipFill>
+                    <a:blip r:embed="rId53"/>
+                    <a:stretch>
+                      <a:fillRect/>
+                    </a:stretch>
+                  </pic:blipFill>
+                  <pic:spPr>
+                    <a:xfrm>
+                      <a:off x="0" y="0"/>
+                      <a:ext cx="4500000" cy="2531250"/>
+                    </a:xfrm>
+                    <a:prstGeom prst="rect"/>
+                  </pic:spPr>
+                </pic:pic>
+              </a:graphicData>
+            </a:graphic>
+          </wp:inline>
+        </w:drawing>
+      </w:r>
+    </w:p>
+    <w:p>
+      <w:pPr>
+        <w:spacing w:after="200"/>
+        <w:jc w:val="center"/>
+      </w:pPr>
+      <w:r>
+        <w:rPr>
+          <w:b/>
+          <w:i/>
+          <w:sz w:val="18"/>
+        </w:rPr>
+        <w:t xml:space="preserve">Figura 44. </w:t>
+      </w:r>
+      <w:r>
+        <w:rPr>
+          <w:i/>
+          <w:sz w:val="18"/>
+        </w:rPr>
+        <w:t>CP-014 · ciclo 1 · Bloqueado · EV-CP014-C1-01.png. Ingreso con Google usando cuenta institucional verificada. GET /api/auth/google/estado → {"disponible":false} · http://localhost:3000/api/auth/google → {"error":"El inicio de sesión con Google no está configurado"}</w:t>
+      </w:r>
+    </w:p>
+    <w:p>
+      <w:pPr>
+        <w:keepNext/>
+        <w:spacing w:before="80" w:after="40"/>
+        <w:jc w:val="center"/>
+      </w:pPr>
+      <w:r>
+        <w:drawing>
+          <wp:inline xmlns:a="http://schemas.openxmlformats.org/drawingml/2006/main" xmlns:pic="http://schemas.openxmlformats.org/drawingml/2006/picture">
+            <wp:extent cx="4500000" cy="2531250"/>
+            <wp:docPr id="45" name="Picture 45"/>
+            <wp:cNvGraphicFramePr>
+              <a:graphicFrameLocks noChangeAspect="1"/>
+            </wp:cNvGraphicFramePr>
+            <a:graphic>
+              <a:graphicData uri="http://schemas.openxmlformats.org/drawingml/2006/picture">
+                <pic:pic>
+                  <pic:nvPicPr>
+                    <pic:cNvPr id="0" name="EV-CP015-C1-01.jpg"/>
+                    <pic:cNvPicPr/>
+                  </pic:nvPicPr>
+                  <pic:blipFill>
+                    <a:blip r:embed="rId54"/>
+                    <a:stretch>
+                      <a:fillRect/>
+                    </a:stretch>
+                  </pic:blipFill>
+                  <pic:spPr>
+                    <a:xfrm>
+                      <a:off x="0" y="0"/>
+                      <a:ext cx="4500000" cy="2531250"/>
+                    </a:xfrm>
+                    <a:prstGeom prst="rect"/>
+                  </pic:spPr>
+                </pic:pic>
+              </a:graphicData>
+            </a:graphic>
+          </wp:inline>
+        </w:drawing>
+      </w:r>
+    </w:p>
+    <w:p>
+      <w:pPr>
+        <w:spacing w:after="200"/>
+        <w:jc w:val="center"/>
+      </w:pPr>
+      <w:r>
+        <w:rPr>
+          <w:b/>
+          <w:i/>
+          <w:sz w:val="18"/>
+        </w:rPr>
+        <w:t xml:space="preserve">Figura 45. </w:t>
+      </w:r>
+      <w:r>
+        <w:rPr>
+          <w:i/>
+          <w:sz w:val="18"/>
+        </w:rPr>
+        <w:t>CP-015 · ciclo 1 · Bloqueado · EV-CP015-C1-01.png. Rechazo de Google con cuenta fuera del dominio. GET /api/auth/google/estado → {"disponible":false} · http://localhost:3000/api/auth/google → {"error":"El inicio de sesión con Google no está configurado"}</w:t>
+      </w:r>
+    </w:p>
+    <w:p>
+      <w:pPr>
+        <w:spacing w:after="160"/>
+      </w:pPr>
+      <w:r>
+        <w:rPr>
+          <w:b w:val="0"/>
+          <w:i/>
+          <w:sz w:val="19"/>
+        </w:rPr>
+        <w:t>EV-CP016-C1-01.png (CP-016, ciclo 1, Fallido): se ve en la figura 22, en el reporte de DEF-13 (Anexo C).</w:t>
+      </w:r>
+    </w:p>
+    <w:p>
+      <w:pPr>
+        <w:spacing w:after="160"/>
+      </w:pPr>
+      <w:r>
+        <w:rPr>
+          <w:b w:val="0"/>
+          <w:i/>
+          <w:sz w:val="19"/>
+        </w:rPr>
+        <w:t>EV-CP017-C1-01.png (CP-017, ciclo 1, Fallido): se ve en la figura 6, en el reporte de DEF-03 (Anexo C).</w:t>
+      </w:r>
+    </w:p>
+    <w:p>
+      <w:pPr>
+        <w:keepNext/>
+        <w:spacing w:before="80" w:after="40"/>
+        <w:jc w:val="center"/>
+      </w:pPr>
+      <w:r>
+        <w:drawing>
+          <wp:inline xmlns:a="http://schemas.openxmlformats.org/drawingml/2006/main" xmlns:pic="http://schemas.openxmlformats.org/drawingml/2006/picture">
+            <wp:extent cx="4500000" cy="2531250"/>
+            <wp:docPr id="46" name="Picture 46"/>
+            <wp:cNvGraphicFramePr>
+              <a:graphicFrameLocks noChangeAspect="1"/>
+            </wp:cNvGraphicFramePr>
+            <a:graphic>
+              <a:graphicData uri="http://schemas.openxmlformats.org/drawingml/2006/picture">
+                <pic:pic>
+                  <pic:nvPicPr>
+                    <pic:cNvPr id="0" name="EV-CP018-C1-01.jpg"/>
+                    <pic:cNvPicPr/>
+                  </pic:nvPicPr>
+                  <pic:blipFill>
+                    <a:blip r:embed="rId55"/>
+                    <a:stretch>
+                      <a:fillRect/>
+                    </a:stretch>
+                  </pic:blipFill>
+                  <pic:spPr>
+                    <a:xfrm>
+                      <a:off x="0" y="0"/>
+                      <a:ext cx="4500000" cy="2531250"/>
+                    </a:xfrm>
+                    <a:prstGeom prst="rect"/>
+                  </pic:spPr>
+                </pic:pic>
+              </a:graphicData>
+            </a:graphic>
+          </wp:inline>
+        </w:drawing>
+      </w:r>
+    </w:p>
+    <w:p>
+      <w:pPr>
+        <w:spacing w:after="200"/>
+        <w:jc w:val="center"/>
+      </w:pPr>
+      <w:r>
+        <w:rPr>
+          <w:b/>
+          <w:i/>
+          <w:sz w:val="18"/>
+        </w:rPr>
+        <w:t xml:space="preserve">Figura 46. </w:t>
+      </w:r>
+      <w:r>
+        <w:rPr>
+          <w:i/>
+          <w:sz w:val="18"/>
+        </w:rPr>
+        <w:t>CP-018 · ciclo 1 · Aprobado · EV-CP018-C1-01.png. Un estudiante no puede guardar un perfil de docente. Consola F12: Sesión de sgarcia@amigo.edu.co (estudiante)</w:t>
+      </w:r>
+    </w:p>
+    <w:p>
+      <w:pPr>
+        <w:keepNext/>
+        <w:spacing w:before="80" w:after="40"/>
+        <w:jc w:val="center"/>
+      </w:pPr>
+      <w:r>
+        <w:drawing>
+          <wp:inline xmlns:a="http://schemas.openxmlformats.org/drawingml/2006/main" xmlns:pic="http://schemas.openxmlformats.org/drawingml/2006/picture">
+            <wp:extent cx="4500000" cy="2531250"/>
+            <wp:docPr id="47" name="Picture 47"/>
+            <wp:cNvGraphicFramePr>
+              <a:graphicFrameLocks noChangeAspect="1"/>
+            </wp:cNvGraphicFramePr>
+            <a:graphic>
+              <a:graphicData uri="http://schemas.openxmlformats.org/drawingml/2006/picture">
+                <pic:pic>
+                  <pic:nvPicPr>
+                    <pic:cNvPr id="0" name="EV-CP019-C1-01.jpg"/>
+                    <pic:cNvPicPr/>
+                  </pic:nvPicPr>
+                  <pic:blipFill>
+                    <a:blip r:embed="rId56"/>
+                    <a:stretch>
+                      <a:fillRect/>
+                    </a:stretch>
+                  </pic:blipFill>
+                  <pic:spPr>
+                    <a:xfrm>
+                      <a:off x="0" y="0"/>
+                      <a:ext cx="4500000" cy="2531250"/>
+                    </a:xfrm>
+                    <a:prstGeom prst="rect"/>
+                  </pic:spPr>
+                </pic:pic>
+              </a:graphicData>
+            </a:graphic>
+          </wp:inline>
+        </w:drawing>
+      </w:r>
+    </w:p>
+    <w:p>
+      <w:pPr>
+        <w:spacing w:after="200"/>
+        <w:jc w:val="center"/>
+      </w:pPr>
+      <w:r>
+        <w:rPr>
+          <w:b/>
+          <w:i/>
+          <w:sz w:val="18"/>
+        </w:rPr>
+        <w:t xml:space="preserve">Figura 47. </w:t>
+      </w:r>
+      <w:r>
+        <w:rPr>
+          <w:i/>
+          <w:sz w:val="18"/>
+        </w:rPr>
+        <w:t>CP-019 · ciclo 1 · Aprobado · EV-CP019-C1-01.png. Rechazo de tutoría con fecha del mismo día. Fecha 07/10/2026 23:00: «La fecha debe ser a partir de mañana (RN06)»</w:t>
+      </w:r>
+    </w:p>
+    <w:p>
+      <w:pPr>
+        <w:keepNext/>
+        <w:spacing w:before="80" w:after="40"/>
+        <w:jc w:val="center"/>
+      </w:pPr>
+      <w:r>
+        <w:drawing>
+          <wp:inline xmlns:a="http://schemas.openxmlformats.org/drawingml/2006/main" xmlns:pic="http://schemas.openxmlformats.org/drawingml/2006/picture">
+            <wp:extent cx="4500000" cy="2531250"/>
+            <wp:docPr id="48" name="Picture 48"/>
+            <wp:cNvGraphicFramePr>
+              <a:graphicFrameLocks noChangeAspect="1"/>
+            </wp:cNvGraphicFramePr>
+            <a:graphic>
+              <a:graphicData uri="http://schemas.openxmlformats.org/drawingml/2006/picture">
+                <pic:pic>
+                  <pic:nvPicPr>
+                    <pic:cNvPr id="0" name="EV-CP020-C1-01.jpg"/>
+                    <pic:cNvPicPr/>
+                  </pic:nvPicPr>
+                  <pic:blipFill>
+                    <a:blip r:embed="rId57"/>
+                    <a:stretch>
+                      <a:fillRect/>
+                    </a:stretch>
+                  </pic:blipFill>
+                  <pic:spPr>
+                    <a:xfrm>
+                      <a:off x="0" y="0"/>
+                      <a:ext cx="4500000" cy="2531250"/>
+                    </a:xfrm>
+                    <a:prstGeom prst="rect"/>
+                  </pic:spPr>
+                </pic:pic>
+              </a:graphicData>
+            </a:graphic>
+          </wp:inline>
+        </w:drawing>
+      </w:r>
+    </w:p>
+    <w:p>
+      <w:pPr>
+        <w:spacing w:after="200"/>
+        <w:jc w:val="center"/>
+      </w:pPr>
+      <w:r>
+        <w:rPr>
+          <w:b/>
+          <w:i/>
+          <w:sz w:val="18"/>
+        </w:rPr>
+        <w:t xml:space="preserve">Figura 48. </w:t>
+      </w:r>
+      <w:r>
+        <w:rPr>
+          <w:i/>
+          <w:sz w:val="18"/>
+        </w:rPr>
+        <w:t>CP-020 · ciclo 1 · Aprobado · EV-CP020-C1-01.png. Rechazo de tutoría con fecha pasada. Fecha 06/10/2026 10:00: «La fecha debe ser a partir de mañana (RN06)»</w:t>
+      </w:r>
+    </w:p>
+    <w:p>
+      <w:pPr>
+        <w:keepNext/>
+        <w:spacing w:before="80" w:after="40"/>
+        <w:jc w:val="center"/>
+      </w:pPr>
+      <w:r>
+        <w:drawing>
+          <wp:inline xmlns:a="http://schemas.openxmlformats.org/drawingml/2006/main" xmlns:pic="http://schemas.openxmlformats.org/drawingml/2006/picture">
+            <wp:extent cx="4500000" cy="2531250"/>
+            <wp:docPr id="49" name="Picture 49"/>
+            <wp:cNvGraphicFramePr>
+              <a:graphicFrameLocks noChangeAspect="1"/>
+            </wp:cNvGraphicFramePr>
+            <a:graphic>
+              <a:graphicData uri="http://schemas.openxmlformats.org/drawingml/2006/picture">
+                <pic:pic>
+                  <pic:nvPicPr>
+                    <pic:cNvPr id="0" name="EV-CP021-C1-01.jpg"/>
+                    <pic:cNvPicPr/>
+                  </pic:nvPicPr>
+                  <pic:blipFill>
+                    <a:blip r:embed="rId58"/>
+                    <a:stretch>
+                      <a:fillRect/>
+                    </a:stretch>
+                  </pic:blipFill>
+                  <pic:spPr>
+                    <a:xfrm>
+                      <a:off x="0" y="0"/>
+                      <a:ext cx="4500000" cy="2531250"/>
+                    </a:xfrm>
+                    <a:prstGeom prst="rect"/>
+                  </pic:spPr>
+                </pic:pic>
+              </a:graphicData>
+            </a:graphic>
+          </wp:inline>
+        </w:drawing>
+      </w:r>
+    </w:p>
+    <w:p>
+      <w:pPr>
+        <w:spacing w:after="200"/>
+        <w:jc w:val="center"/>
+      </w:pPr>
+      <w:r>
+        <w:rPr>
+          <w:b/>
+          <w:i/>
+          <w:sz w:val="18"/>
+        </w:rPr>
+        <w:t xml:space="preserve">Figura 49. </w:t>
+      </w:r>
+      <w:r>
+        <w:rPr>
+          <w:i/>
+          <w:sz w:val="18"/>
+        </w:rPr>
+        <w:t>CP-021 · ciclo 1 · Aprobado · EV-CP021-C1-01.png. Rechazo de tutoría con docente inexistente. Consola F12: Sesión de sgarcia@amigo.edu.co (estudiante)</w:t>
+      </w:r>
+    </w:p>
+    <w:p>
+      <w:pPr>
+        <w:keepNext/>
+        <w:spacing w:before="80" w:after="40"/>
+        <w:jc w:val="center"/>
+      </w:pPr>
+      <w:r>
+        <w:drawing>
+          <wp:inline xmlns:a="http://schemas.openxmlformats.org/drawingml/2006/main" xmlns:pic="http://schemas.openxmlformats.org/drawingml/2006/picture">
+            <wp:extent cx="4500000" cy="2531250"/>
+            <wp:docPr id="50" name="Picture 50"/>
+            <wp:cNvGraphicFramePr>
+              <a:graphicFrameLocks noChangeAspect="1"/>
+            </wp:cNvGraphicFramePr>
+            <a:graphic>
+              <a:graphicData uri="http://schemas.openxmlformats.org/drawingml/2006/picture">
+                <pic:pic>
+                  <pic:nvPicPr>
+                    <pic:cNvPr id="0" name="EV-CP021-C1-02.jpg"/>
+                    <pic:cNvPicPr/>
+                  </pic:nvPicPr>
+                  <pic:blipFill>
+                    <a:blip r:embed="rId59"/>
+                    <a:stretch>
+                      <a:fillRect/>
+                    </a:stretch>
+                  </pic:blipFill>
+                  <pic:spPr>
+                    <a:xfrm>
+                      <a:off x="0" y="0"/>
+                      <a:ext cx="4500000" cy="2531250"/>
+                    </a:xfrm>
+                    <a:prstGeom prst="rect"/>
+                  </pic:spPr>
+                </pic:pic>
+              </a:graphicData>
+            </a:graphic>
+          </wp:inline>
+        </w:drawing>
+      </w:r>
+    </w:p>
+    <w:p>
+      <w:pPr>
+        <w:spacing w:after="200"/>
+        <w:jc w:val="center"/>
+      </w:pPr>
+      <w:r>
+        <w:rPr>
+          <w:b/>
+          <w:i/>
+          <w:sz w:val="18"/>
+        </w:rPr>
+        <w:t xml:space="preserve">Figura 50. </w:t>
+      </w:r>
+      <w:r>
+        <w:rPr>
+          <w:i/>
+          <w:sz w:val="18"/>
+        </w:rPr>
+        <w:t>CP-021 · ciclo 1 · Aprobado · EV-CP021-C1-02.png. Rechazo de tutoría con docente inexistente. docente_id 999999 → 404; después de recargar el panel carga normal</w:t>
+      </w:r>
+    </w:p>
+    <w:p>
+      <w:pPr>
+        <w:keepNext/>
+        <w:spacing w:before="80" w:after="40"/>
+        <w:jc w:val="center"/>
+      </w:pPr>
+      <w:r>
+        <w:drawing>
+          <wp:inline xmlns:a="http://schemas.openxmlformats.org/drawingml/2006/main" xmlns:pic="http://schemas.openxmlformats.org/drawingml/2006/picture">
+            <wp:extent cx="4500000" cy="2531250"/>
+            <wp:docPr id="51" name="Picture 51"/>
+            <wp:cNvGraphicFramePr>
+              <a:graphicFrameLocks noChangeAspect="1"/>
+            </wp:cNvGraphicFramePr>
+            <a:graphic>
+              <a:graphicData uri="http://schemas.openxmlformats.org/drawingml/2006/picture">
+                <pic:pic>
+                  <pic:nvPicPr>
+                    <pic:cNvPr id="0" name="EV-CP022-C1-01.jpg"/>
+                    <pic:cNvPicPr/>
+                  </pic:nvPicPr>
+                  <pic:blipFill>
+                    <a:blip r:embed="rId60"/>
+                    <a:stretch>
+                      <a:fillRect/>
+                    </a:stretch>
+                  </pic:blipFill>
+                  <pic:spPr>
+                    <a:xfrm>
+                      <a:off x="0" y="0"/>
+                      <a:ext cx="4500000" cy="2531250"/>
+                    </a:xfrm>
+                    <a:prstGeom prst="rect"/>
+                  </pic:spPr>
+                </pic:pic>
+              </a:graphicData>
+            </a:graphic>
+          </wp:inline>
+        </w:drawing>
+      </w:r>
+    </w:p>
+    <w:p>
+      <w:pPr>
+        <w:spacing w:after="200"/>
+        <w:jc w:val="center"/>
+      </w:pPr>
+      <w:r>
+        <w:rPr>
+          <w:b/>
+          <w:i/>
+          <w:sz w:val="18"/>
+        </w:rPr>
+        <w:t xml:space="preserve">Figura 51. </w:t>
+      </w:r>
+      <w:r>
+        <w:rPr>
+          <w:i/>
+          <w:sz w:val="18"/>
+        </w:rPr>
+        <w:t>CP-022 · ciclo 1 · Aprobado · EV-CP022-C1-01.png. Rechazo de tutoría por choque de horario del docente. crios programa con Carlos Peña el 10/03/2027 10:00 → 409</w:t>
+      </w:r>
+    </w:p>
+    <w:p>
+      <w:pPr>
+        <w:keepNext/>
+        <w:spacing w:before="80" w:after="40"/>
+        <w:jc w:val="center"/>
+      </w:pPr>
+      <w:r>
+        <w:drawing>
+          <wp:inline xmlns:a="http://schemas.openxmlformats.org/drawingml/2006/main" xmlns:pic="http://schemas.openxmlformats.org/drawingml/2006/picture">
+            <wp:extent cx="4500000" cy="2531250"/>
+            <wp:docPr id="52" name="Picture 52"/>
+            <wp:cNvGraphicFramePr>
+              <a:graphicFrameLocks noChangeAspect="1"/>
+            </wp:cNvGraphicFramePr>
+            <a:graphic>
+              <a:graphicData uri="http://schemas.openxmlformats.org/drawingml/2006/picture">
+                <pic:pic>
+                  <pic:nvPicPr>
+                    <pic:cNvPr id="0" name="EV-CP023-C1-01.jpg"/>
+                    <pic:cNvPicPr/>
+                  </pic:nvPicPr>
+                  <pic:blipFill>
+                    <a:blip r:embed="rId61"/>
+                    <a:stretch>
+                      <a:fillRect/>
+                    </a:stretch>
+                  </pic:blipFill>
+                  <pic:spPr>
+                    <a:xfrm>
+                      <a:off x="0" y="0"/>
+                      <a:ext cx="4500000" cy="2531250"/>
+                    </a:xfrm>
+                    <a:prstGeom prst="rect"/>
+                  </pic:spPr>
+                </pic:pic>
+              </a:graphicData>
+            </a:graphic>
+          </wp:inline>
+        </w:drawing>
+      </w:r>
+    </w:p>
+    <w:p>
+      <w:pPr>
+        <w:spacing w:after="200"/>
+        <w:jc w:val="center"/>
+      </w:pPr>
+      <w:r>
+        <w:rPr>
+          <w:b/>
+          <w:i/>
+          <w:sz w:val="18"/>
+        </w:rPr>
+        <w:t xml:space="preserve">Figura 52. </w:t>
+      </w:r>
+      <w:r>
+        <w:rPr>
+          <w:i/>
+          <w:sz w:val="18"/>
+        </w:rPr>
+        <w:t>CP-023 · ciclo 1 · Aprobado · EV-CP023-C1-01.png. Ciclo de vida de la tutoría: de pendiente a cancelada. Tutoría del 12/10/2026 15:00 con Diego Herrera → «Cancelada»</w:t>
+      </w:r>
+    </w:p>
+    <w:p>
+      <w:pPr>
+        <w:spacing w:after="160"/>
+      </w:pPr>
+      <w:r>
+        <w:rPr>
+          <w:b w:val="0"/>
+          <w:i/>
+          <w:sz w:val="19"/>
+        </w:rPr>
+        <w:t>EV-CP024-C1-01.png (CP-024, ciclo 1, Fallido): se ve en la figura 23, en el reporte de DEF-13 (Anexo C).</w:t>
+      </w:r>
+    </w:p>
+    <w:p>
+      <w:pPr>
+        <w:spacing w:after="160"/>
+      </w:pPr>
+      <w:r>
+        <w:rPr>
+          <w:b w:val="0"/>
+          <w:i/>
+          <w:sz w:val="19"/>
+        </w:rPr>
+        <w:t>EV-CP025-C1-01.png (CP-025, ciclo 1, Fallido): se ve en la figura 14, en el reporte de DEF-08 (Anexo C).</w:t>
+      </w:r>
+    </w:p>
+    <w:p>
+      <w:pPr>
+        <w:keepNext/>
+        <w:spacing w:before="80" w:after="40"/>
+        <w:jc w:val="center"/>
+      </w:pPr>
+      <w:r>
+        <w:drawing>
+          <wp:inline xmlns:a="http://schemas.openxmlformats.org/drawingml/2006/main" xmlns:pic="http://schemas.openxmlformats.org/drawingml/2006/picture">
+            <wp:extent cx="4500000" cy="2531250"/>
+            <wp:docPr id="53" name="Picture 53"/>
+            <wp:cNvGraphicFramePr>
+              <a:graphicFrameLocks noChangeAspect="1"/>
+            </wp:cNvGraphicFramePr>
+            <a:graphic>
+              <a:graphicData uri="http://schemas.openxmlformats.org/drawingml/2006/picture">
+                <pic:pic>
+                  <pic:nvPicPr>
+                    <pic:cNvPr id="0" name="EV-CP026-C1-01.jpg"/>
+                    <pic:cNvPicPr/>
+                  </pic:nvPicPr>
+                  <pic:blipFill>
+                    <a:blip r:embed="rId62"/>
+                    <a:stretch>
+                      <a:fillRect/>
+                    </a:stretch>
+                  </pic:blipFill>
+                  <pic:spPr>
+                    <a:xfrm>
+                      <a:off x="0" y="0"/>
+                      <a:ext cx="4500000" cy="2531250"/>
+                    </a:xfrm>
+                    <a:prstGeom prst="rect"/>
+                  </pic:spPr>
+                </pic:pic>
+              </a:graphicData>
+            </a:graphic>
+          </wp:inline>
+        </w:drawing>
+      </w:r>
+    </w:p>
+    <w:p>
+      <w:pPr>
+        <w:spacing w:after="200"/>
+        <w:jc w:val="center"/>
+      </w:pPr>
+      <w:r>
+        <w:rPr>
+          <w:b/>
+          <w:i/>
+          <w:sz w:val="18"/>
+        </w:rPr>
+        <w:t xml:space="preserve">Figura 53. </w:t>
+      </w:r>
+      <w:r>
+        <w:rPr>
+          <w:i/>
+          <w:sz w:val="18"/>
+        </w:rPr>
+        <w:t>CP-026 · ciclo 1 · Aprobado · EV-CP026-C1-01.png. Cierre de tutoría vencida por el docente (marcar realizada). Docente mgonzalez, reloj en 2026-10-08 08:00 → «Completada»</w:t>
+      </w:r>
+    </w:p>
+    <w:p>
+      <w:pPr>
+        <w:keepNext/>
+        <w:spacing w:before="80" w:after="40"/>
+        <w:jc w:val="center"/>
+      </w:pPr>
+      <w:r>
+        <w:drawing>
+          <wp:inline xmlns:a="http://schemas.openxmlformats.org/drawingml/2006/main" xmlns:pic="http://schemas.openxmlformats.org/drawingml/2006/picture">
+            <wp:extent cx="4500000" cy="2531250"/>
+            <wp:docPr id="54" name="Picture 54"/>
+            <wp:cNvGraphicFramePr>
+              <a:graphicFrameLocks noChangeAspect="1"/>
+            </wp:cNvGraphicFramePr>
+            <a:graphic>
+              <a:graphicData uri="http://schemas.openxmlformats.org/drawingml/2006/picture">
+                <pic:pic>
+                  <pic:nvPicPr>
+                    <pic:cNvPr id="0" name="EV-CP027-C1-01.jpg"/>
+                    <pic:cNvPicPr/>
+                  </pic:nvPicPr>
+                  <pic:blipFill>
+                    <a:blip r:embed="rId63"/>
+                    <a:stretch>
+                      <a:fillRect/>
+                    </a:stretch>
+                  </pic:blipFill>
+                  <pic:spPr>
+                    <a:xfrm>
+                      <a:off x="0" y="0"/>
+                      <a:ext cx="4500000" cy="2531250"/>
+                    </a:xfrm>
+                    <a:prstGeom prst="rect"/>
+                  </pic:spPr>
+                </pic:pic>
+              </a:graphicData>
+            </a:graphic>
+          </wp:inline>
+        </w:drawing>
+      </w:r>
+    </w:p>
+    <w:p>
+      <w:pPr>
+        <w:spacing w:after="200"/>
+        <w:jc w:val="center"/>
+      </w:pPr>
+      <w:r>
+        <w:rPr>
+          <w:b/>
+          <w:i/>
+          <w:sz w:val="18"/>
+        </w:rPr>
+        <w:t xml:space="preserve">Figura 54. </w:t>
+      </w:r>
+      <w:r>
+        <w:rPr>
+          <w:i/>
+          <w:sz w:val="18"/>
+        </w:rPr>
+        <w:t>CP-027 · ciclo 1 · Aprobado · EV-CP027-C1-01.png. Creación de usuario por el administrador con contraseña válida. Nuevo usuario laura.gomez.c1@amigo.edu.co → 200</w:t>
+      </w:r>
+    </w:p>
+    <w:p>
+      <w:pPr>
+        <w:keepNext/>
+        <w:spacing w:before="80" w:after="40"/>
+        <w:jc w:val="center"/>
+      </w:pPr>
+      <w:r>
+        <w:drawing>
+          <wp:inline xmlns:a="http://schemas.openxmlformats.org/drawingml/2006/main" xmlns:pic="http://schemas.openxmlformats.org/drawingml/2006/picture">
+            <wp:extent cx="4500000" cy="2531250"/>
+            <wp:docPr id="55" name="Picture 55"/>
+            <wp:cNvGraphicFramePr>
+              <a:graphicFrameLocks noChangeAspect="1"/>
+            </wp:cNvGraphicFramePr>
+            <a:graphic>
+              <a:graphicData uri="http://schemas.openxmlformats.org/drawingml/2006/picture">
+                <pic:pic>
+                  <pic:nvPicPr>
+                    <pic:cNvPr id="0" name="EV-CP028-C1-01.jpg"/>
+                    <pic:cNvPicPr/>
+                  </pic:nvPicPr>
+                  <pic:blipFill>
+                    <a:blip r:embed="rId64"/>
+                    <a:stretch>
+                      <a:fillRect/>
+                    </a:stretch>
+                  </pic:blipFill>
+                  <pic:spPr>
+                    <a:xfrm>
+                      <a:off x="0" y="0"/>
+                      <a:ext cx="4500000" cy="2531250"/>
+                    </a:xfrm>
+                    <a:prstGeom prst="rect"/>
+                  </pic:spPr>
+                </pic:pic>
+              </a:graphicData>
+            </a:graphic>
+          </wp:inline>
+        </w:drawing>
+      </w:r>
+    </w:p>
+    <w:p>
+      <w:pPr>
+        <w:spacing w:after="200"/>
+        <w:jc w:val="center"/>
+      </w:pPr>
+      <w:r>
+        <w:rPr>
+          <w:b/>
+          <w:i/>
+          <w:sz w:val="18"/>
+        </w:rPr>
+        <w:t xml:space="preserve">Figura 55. </w:t>
+      </w:r>
+      <w:r>
+        <w:rPr>
+          <w:i/>
+          <w:sz w:val="18"/>
+        </w:rPr>
+        <w:t>CP-028 · ciclo 1 · Aprobado · EV-CP028-C1-01.png. Rechazo al editar un usuario con un correo ya usado por otro. Ventana del navegador: «Error al guardar: Ya existe otro usuario con ese correo»</w:t>
+      </w:r>
+    </w:p>
+    <w:p>
+      <w:pPr>
+        <w:spacing w:after="160"/>
+      </w:pPr>
+      <w:r>
+        <w:rPr>
+          <w:b w:val="0"/>
+          <w:i/>
+          <w:sz w:val="19"/>
+        </w:rPr>
+        <w:t>EV-CP029-C1-01.png (CP-029, ciclo 1, Aprobado): se ve en la figura 21, en el reporte de DEF-12 (Anexo C).</w:t>
+      </w:r>
+    </w:p>
+    <w:p>
+      <w:pPr>
+        <w:keepNext/>
+        <w:spacing w:before="80" w:after="40"/>
+        <w:jc w:val="center"/>
+      </w:pPr>
+      <w:r>
+        <w:drawing>
+          <wp:inline xmlns:a="http://schemas.openxmlformats.org/drawingml/2006/main" xmlns:pic="http://schemas.openxmlformats.org/drawingml/2006/picture">
+            <wp:extent cx="4500000" cy="2531250"/>
+            <wp:docPr id="56" name="Picture 56"/>
+            <wp:cNvGraphicFramePr>
+              <a:graphicFrameLocks noChangeAspect="1"/>
+            </wp:cNvGraphicFramePr>
+            <a:graphic>
+              <a:graphicData uri="http://schemas.openxmlformats.org/drawingml/2006/picture">
+                <pic:pic>
+                  <pic:nvPicPr>
+                    <pic:cNvPr id="0" name="EV-CP030-C1-01.jpg"/>
+                    <pic:cNvPicPr/>
+                  </pic:nvPicPr>
+                  <pic:blipFill>
+                    <a:blip r:embed="rId65"/>
+                    <a:stretch>
+                      <a:fillRect/>
+                    </a:stretch>
+                  </pic:blipFill>
+                  <pic:spPr>
+                    <a:xfrm>
+                      <a:off x="0" y="0"/>
+                      <a:ext cx="4500000" cy="2531250"/>
+                    </a:xfrm>
+                    <a:prstGeom prst="rect"/>
+                  </pic:spPr>
+                </pic:pic>
+              </a:graphicData>
+            </a:graphic>
+          </wp:inline>
+        </w:drawing>
+      </w:r>
+    </w:p>
+    <w:p>
+      <w:pPr>
+        <w:spacing w:after="200"/>
+        <w:jc w:val="center"/>
+      </w:pPr>
+      <w:r>
+        <w:rPr>
+          <w:b/>
+          <w:i/>
+          <w:sz w:val="18"/>
+        </w:rPr>
+        <w:t xml:space="preserve">Figura 56. </w:t>
+      </w:r>
+      <w:r>
+        <w:rPr>
+          <w:i/>
+          <w:sz w:val="18"/>
+        </w:rPr>
+        <w:t>CP-030 · ciclo 1 · Aprobado · EV-CP030-C1-01.png. Envío de notificación a un grupo de usuarios. Notificación a «Todos los estudiantes en alerta» → 200</w:t>
+      </w:r>
+    </w:p>
+    <w:p>
+      <w:pPr>
+        <w:spacing w:after="160"/>
+      </w:pPr>
+      <w:r>
+        <w:rPr>
+          <w:b w:val="0"/>
+          <w:i/>
+          <w:sz w:val="19"/>
+        </w:rPr>
+        <w:t>EV-CP031-C1-01.png (CP-031, ciclo 1, Fallido): se ve en la figura 18, en el reporte de DEF-11 (Anexo C).</w:t>
+      </w:r>
+    </w:p>
+    <w:p>
+      <w:pPr>
+        <w:spacing w:after="160"/>
+      </w:pPr>
+      <w:r>
+        <w:rPr>
+          <w:b w:val="0"/>
+          <w:i/>
+          <w:sz w:val="19"/>
+        </w:rPr>
+        <w:t>EV-CP031-C1-02.png (CP-031, ciclo 1, Fallido): se ve en la figura 19, en el reporte de DEF-11 (Anexo C).</w:t>
+      </w:r>
+    </w:p>
+    <w:p>
+      <w:pPr>
+        <w:spacing w:after="160"/>
+      </w:pPr>
+      <w:r>
+        <w:rPr>
+          <w:b w:val="0"/>
+          <w:i/>
+          <w:sz w:val="19"/>
+        </w:rPr>
+        <w:t>EV-CP031-C1-03.png (CP-031, ciclo 1, Fallido): se ve en la figura 20, en el reporte de DEF-11 (Anexo C).</w:t>
+      </w:r>
+    </w:p>
+    <w:p>
+      <w:pPr>
+        <w:spacing w:after="160"/>
+      </w:pPr>
+      <w:r>
+        <w:rPr>
+          <w:b w:val="0"/>
+          <w:i/>
+          <w:sz w:val="19"/>
+        </w:rPr>
+        <w:t>EV-CP032-C1-01.png (CP-032, ciclo 1, Fallido): se ve en la figura 5, en el reporte de DEF-02 (Anexo C).</w:t>
+      </w:r>
+    </w:p>
+    <w:p>
+      <w:pPr>
+        <w:spacing w:after="160"/>
+      </w:pPr>
+      <w:r>
+        <w:rPr>
+          <w:b w:val="0"/>
+          <w:i/>
+          <w:sz w:val="19"/>
+        </w:rPr>
+        <w:t>EV-CP033-C1-01.png (CP-033, ciclo 1, Fallido): se ve en la figura 15, en el reporte de DEF-09 (Anexo C).</w:t>
+      </w:r>
+    </w:p>
+    <w:p>
+      <w:pPr>
+        <w:spacing w:after="160"/>
+      </w:pPr>
+      <w:r>
+        <w:rPr>
+          <w:b w:val="0"/>
+          <w:i/>
+          <w:sz w:val="19"/>
+        </w:rPr>
+        <w:t>EV-CP034-C1-01.png (CP-034, ciclo 1, Fallido): se ve en la figura 2, en el reporte de DEF-01 (Anexo C).</w:t>
+      </w:r>
+    </w:p>
+    <w:p>
+      <w:pPr>
+        <w:spacing w:after="160"/>
+      </w:pPr>
+      <w:r>
+        <w:rPr>
+          <w:b w:val="0"/>
+          <w:i/>
+          <w:sz w:val="19"/>
+        </w:rPr>
+        <w:t>EV-CP034-C1-02.png (CP-034, ciclo 1, Fallido): se ve en la figura 3, en el reporte de DEF-01 (Anexo C).</w:t>
+      </w:r>
+    </w:p>
+    <w:p>
+      <w:pPr>
+        <w:spacing w:after="160"/>
+      </w:pPr>
+      <w:r>
+        <w:rPr>
+          <w:b w:val="0"/>
+          <w:i/>
+          <w:sz w:val="19"/>
+        </w:rPr>
+        <w:t>EV-CP034-C1-03.png (CP-034, ciclo 1, Fallido): se ve en la figura 4, en el reporte de DEF-01 (Anexo C).</w:t>
+      </w:r>
+    </w:p>
+    <w:p>
+      <w:pPr>
+        <w:pStyle w:val="Heading2"/>
+      </w:pPr>
+      <w:r>
+        <w:t>E.2 Ciclo 2 · Chromium 141.0.7390.37</w:t>
+      </w:r>
+    </w:p>
+    <w:p>
+      <w:pPr>
+        <w:keepNext/>
+        <w:spacing w:before="80" w:after="40"/>
+        <w:jc w:val="center"/>
+      </w:pPr>
+      <w:r>
+        <w:drawing>
+          <wp:inline xmlns:a="http://schemas.openxmlformats.org/drawingml/2006/main" xmlns:pic="http://schemas.openxmlformats.org/drawingml/2006/picture">
+            <wp:extent cx="4500000" cy="2531250"/>
+            <wp:docPr id="57" name="Picture 57"/>
+            <wp:cNvGraphicFramePr>
+              <a:graphicFrameLocks noChangeAspect="1"/>
+            </wp:cNvGraphicFramePr>
+            <a:graphic>
+              <a:graphicData uri="http://schemas.openxmlformats.org/drawingml/2006/picture">
+                <pic:pic>
+                  <pic:nvPicPr>
+                    <pic:cNvPr id="0" name="EV-CP007-C2-01.jpg"/>
+                    <pic:cNvPicPr/>
+                  </pic:nvPicPr>
+                  <pic:blipFill>
+                    <a:blip r:embed="rId66"/>
+                    <a:stretch>
+                      <a:fillRect/>
+                    </a:stretch>
+                  </pic:blipFill>
+                  <pic:spPr>
+                    <a:xfrm>
+                      <a:off x="0" y="0"/>
+                      <a:ext cx="4500000" cy="2531250"/>
+                    </a:xfrm>
+                    <a:prstGeom prst="rect"/>
+                  </pic:spPr>
+                </pic:pic>
+              </a:graphicData>
+            </a:graphic>
+          </wp:inline>
+        </w:drawing>
+      </w:r>
+    </w:p>
+    <w:p>
+      <w:pPr>
+        <w:spacing w:after="200"/>
+        <w:jc w:val="center"/>
+      </w:pPr>
+      <w:r>
+        <w:rPr>
+          <w:b/>
+          <w:i/>
+          <w:sz w:val="18"/>
+        </w:rPr>
+        <w:t xml:space="preserve">Figura 57. </w:t>
+      </w:r>
+      <w:r>
+        <w:rPr>
+          <w:i/>
+          <w:sz w:val="18"/>
+        </w:rPr>
+        <w:t>CP-007 · ciclo 2 · Aprobado · EV-CP007-C2-01.png. Registro válido con todas las condiciones satisfechas. Registro de valido.c2@amigo.edu.co (estudiante, clave «Password123»)</w:t>
+      </w:r>
+    </w:p>
+    <w:p>
+      <w:pPr>
+        <w:keepNext/>
+        <w:spacing w:before="80" w:after="40"/>
+        <w:jc w:val="center"/>
+      </w:pPr>
+      <w:r>
+        <w:drawing>
+          <wp:inline xmlns:a="http://schemas.openxmlformats.org/drawingml/2006/main" xmlns:pic="http://schemas.openxmlformats.org/drawingml/2006/picture">
+            <wp:extent cx="4500000" cy="2531250"/>
+            <wp:docPr id="58" name="Picture 58"/>
+            <wp:cNvGraphicFramePr>
+              <a:graphicFrameLocks noChangeAspect="1"/>
+            </wp:cNvGraphicFramePr>
+            <a:graphic>
+              <a:graphicData uri="http://schemas.openxmlformats.org/drawingml/2006/picture">
+                <pic:pic>
+                  <pic:nvPicPr>
+                    <pic:cNvPr id="0" name="EV-CP008-C2-01.jpg"/>
+                    <pic:cNvPicPr/>
+                  </pic:nvPicPr>
+                  <pic:blipFill>
+                    <a:blip r:embed="rId67"/>
+                    <a:stretch>
+                      <a:fillRect/>
+                    </a:stretch>
+                  </pic:blipFill>
+                  <pic:spPr>
+                    <a:xfrm>
+                      <a:off x="0" y="0"/>
+                      <a:ext cx="4500000" cy="2531250"/>
+                    </a:xfrm>
+                    <a:prstGeom prst="rect"/>
+                  </pic:spPr>
+                </pic:pic>
+              </a:graphicData>
+            </a:graphic>
+          </wp:inline>
+        </w:drawing>
+      </w:r>
+    </w:p>
+    <w:p>
+      <w:pPr>
+        <w:spacing w:after="200"/>
+        <w:jc w:val="center"/>
+      </w:pPr>
+      <w:r>
+        <w:rPr>
+          <w:b/>
+          <w:i/>
+          <w:sz w:val="18"/>
+        </w:rPr>
+        <w:t xml:space="preserve">Figura 58. </w:t>
+      </w:r>
+      <w:r>
+        <w:rPr>
+          <w:i/>
+          <w:sz w:val="18"/>
+        </w:rPr>
+        <w:t>CP-008 · ciclo 2 · Aprobado · EV-CP008-C2-01.png. Rechazo de registro con rol de administrador. Consola F12: Registro forzado con rol «admin» desde la consola, sin sesión</w:t>
+      </w:r>
+    </w:p>
+    <w:p>
+      <w:pPr>
+        <w:keepNext/>
+        <w:spacing w:before="80" w:after="40"/>
+        <w:jc w:val="center"/>
+      </w:pPr>
+      <w:r>
+        <w:drawing>
+          <wp:inline xmlns:a="http://schemas.openxmlformats.org/drawingml/2006/main" xmlns:pic="http://schemas.openxmlformats.org/drawingml/2006/picture">
+            <wp:extent cx="4500000" cy="2531250"/>
+            <wp:docPr id="59" name="Picture 59"/>
+            <wp:cNvGraphicFramePr>
+              <a:graphicFrameLocks noChangeAspect="1"/>
+            </wp:cNvGraphicFramePr>
+            <a:graphic>
+              <a:graphicData uri="http://schemas.openxmlformats.org/drawingml/2006/picture">
+                <pic:pic>
+                  <pic:nvPicPr>
+                    <pic:cNvPr id="0" name="EV-CP013-C2-01.jpg"/>
+                    <pic:cNvPicPr/>
+                  </pic:nvPicPr>
+                  <pic:blipFill>
+                    <a:blip r:embed="rId68"/>
+                    <a:stretch>
+                      <a:fillRect/>
+                    </a:stretch>
+                  </pic:blipFill>
+                  <pic:spPr>
+                    <a:xfrm>
+                      <a:off x="0" y="0"/>
+                      <a:ext cx="4500000" cy="2531250"/>
+                    </a:xfrm>
+                    <a:prstGeom prst="rect"/>
+                  </pic:spPr>
+                </pic:pic>
+              </a:graphicData>
+            </a:graphic>
+          </wp:inline>
+        </w:drawing>
+      </w:r>
+    </w:p>
+    <w:p>
+      <w:pPr>
+        <w:spacing w:after="200"/>
+        <w:jc w:val="center"/>
+      </w:pPr>
+      <w:r>
+        <w:rPr>
+          <w:b/>
+          <w:i/>
+          <w:sz w:val="18"/>
+        </w:rPr>
+        <w:t xml:space="preserve">Figura 59. </w:t>
+      </w:r>
+      <w:r>
+        <w:rPr>
+          <w:i/>
+          <w:sz w:val="18"/>
+        </w:rPr>
+        <w:t>CP-013 · ciclo 2 · Fallido · EV-CP013-C2-01.png. Bloqueo después del tercer intento fallido. Tercer intento fallido con prueba.bloqueo2.c2@amigo.edu.co: 401, 401, 401</w:t>
+      </w:r>
+    </w:p>
+    <w:p>
+      <w:pPr>
+        <w:keepNext/>
+        <w:spacing w:before="80" w:after="40"/>
+        <w:jc w:val="center"/>
+      </w:pPr>
+      <w:r>
+        <w:drawing>
+          <wp:inline xmlns:a="http://schemas.openxmlformats.org/drawingml/2006/main" xmlns:pic="http://schemas.openxmlformats.org/drawingml/2006/picture">
+            <wp:extent cx="4500000" cy="2531250"/>
+            <wp:docPr id="60" name="Picture 60"/>
+            <wp:cNvGraphicFramePr>
+              <a:graphicFrameLocks noChangeAspect="1"/>
+            </wp:cNvGraphicFramePr>
+            <a:graphic>
+              <a:graphicData uri="http://schemas.openxmlformats.org/drawingml/2006/picture">
+                <pic:pic>
+                  <pic:nvPicPr>
+                    <pic:cNvPr id="0" name="EV-CP013-C2-02.jpg"/>
+                    <pic:cNvPicPr/>
+                  </pic:nvPicPr>
+                  <pic:blipFill>
+                    <a:blip r:embed="rId69"/>
+                    <a:stretch>
+                      <a:fillRect/>
+                    </a:stretch>
+                  </pic:blipFill>
+                  <pic:spPr>
+                    <a:xfrm>
+                      <a:off x="0" y="0"/>
+                      <a:ext cx="4500000" cy="2531250"/>
+                    </a:xfrm>
+                    <a:prstGeom prst="rect"/>
+                  </pic:spPr>
+                </pic:pic>
+              </a:graphicData>
+            </a:graphic>
+          </wp:inline>
+        </w:drawing>
+      </w:r>
+    </w:p>
+    <w:p>
+      <w:pPr>
+        <w:spacing w:after="200"/>
+        <w:jc w:val="center"/>
+      </w:pPr>
+      <w:r>
+        <w:rPr>
+          <w:b/>
+          <w:i/>
+          <w:sz w:val="18"/>
+        </w:rPr>
+        <w:t xml:space="preserve">Figura 60. </w:t>
+      </w:r>
+      <w:r>
+        <w:rPr>
+          <w:i/>
+          <w:sz w:val="18"/>
+        </w:rPr>
+        <w:t>CP-013 · ciclo 2 · Fallido · EV-CP013-C2-02.png. Bloqueo después del tercer intento fallido. Cuarto intento con la clave correcta → 200 · entra al panel</w:t>
+      </w:r>
+    </w:p>
+    <w:p>
+      <w:pPr>
+        <w:keepNext/>
+        <w:spacing w:before="80" w:after="40"/>
+        <w:jc w:val="center"/>
+      </w:pPr>
+      <w:r>
+        <w:drawing>
+          <wp:inline xmlns:a="http://schemas.openxmlformats.org/drawingml/2006/main" xmlns:pic="http://schemas.openxmlformats.org/drawingml/2006/picture">
+            <wp:extent cx="4500000" cy="2531250"/>
+            <wp:docPr id="61" name="Picture 61"/>
+            <wp:cNvGraphicFramePr>
+              <a:graphicFrameLocks noChangeAspect="1"/>
+            </wp:cNvGraphicFramePr>
+            <a:graphic>
+              <a:graphicData uri="http://schemas.openxmlformats.org/drawingml/2006/picture">
+                <pic:pic>
+                  <pic:nvPicPr>
+                    <pic:cNvPr id="0" name="EV-CP016-C2-01.jpg"/>
+                    <pic:cNvPicPr/>
+                  </pic:nvPicPr>
+                  <pic:blipFill>
+                    <a:blip r:embed="rId70"/>
+                    <a:stretch>
+                      <a:fillRect/>
+                    </a:stretch>
+                  </pic:blipFill>
+                  <pic:spPr>
+                    <a:xfrm>
+                      <a:off x="0" y="0"/>
+                      <a:ext cx="4500000" cy="2531250"/>
+                    </a:xfrm>
+                    <a:prstGeom prst="rect"/>
+                  </pic:spPr>
+                </pic:pic>
+              </a:graphicData>
+            </a:graphic>
+          </wp:inline>
+        </w:drawing>
+      </w:r>
+    </w:p>
+    <w:p>
+      <w:pPr>
+        <w:spacing w:after="200"/>
+        <w:jc w:val="center"/>
+      </w:pPr>
+      <w:r>
+        <w:rPr>
+          <w:b/>
+          <w:i/>
+          <w:sz w:val="18"/>
+        </w:rPr>
+        <w:t xml:space="preserve">Figura 61. </w:t>
+      </w:r>
+      <w:r>
+        <w:rPr>
+          <w:i/>
+          <w:sz w:val="18"/>
+        </w:rPr>
+        <w:t>CP-016 · ciclo 2 · Fallido · EV-CP016-C2-01.png. Guardar perfil de estudiante con datos válidos. Perfil guardado → 200. El elemento #tostada tiene el texto «Perfil guardado correctamente» y las clases «tostada tostada--visible», con opacidad calculada 0</w:t>
+      </w:r>
+    </w:p>
+    <w:p>
+      <w:pPr>
+        <w:keepNext/>
+        <w:spacing w:before="80" w:after="40"/>
+        <w:jc w:val="center"/>
+      </w:pPr>
+      <w:r>
+        <w:drawing>
+          <wp:inline xmlns:a="http://schemas.openxmlformats.org/drawingml/2006/main" xmlns:pic="http://schemas.openxmlformats.org/drawingml/2006/picture">
+            <wp:extent cx="4500000" cy="2531250"/>
+            <wp:docPr id="62" name="Picture 62"/>
+            <wp:cNvGraphicFramePr>
+              <a:graphicFrameLocks noChangeAspect="1"/>
+            </wp:cNvGraphicFramePr>
+            <a:graphic>
+              <a:graphicData uri="http://schemas.openxmlformats.org/drawingml/2006/picture">
+                <pic:pic>
+                  <pic:nvPicPr>
+                    <pic:cNvPr id="0" name="EV-CP017-C2-01.jpg"/>
+                    <pic:cNvPicPr/>
+                  </pic:nvPicPr>
+                  <pic:blipFill>
+                    <a:blip r:embed="rId71"/>
+                    <a:stretch>
+                      <a:fillRect/>
+                    </a:stretch>
+                  </pic:blipFill>
+                  <pic:spPr>
+                    <a:xfrm>
+                      <a:off x="0" y="0"/>
+                      <a:ext cx="4500000" cy="2531250"/>
+                    </a:xfrm>
+                    <a:prstGeom prst="rect"/>
+                  </pic:spPr>
+                </pic:pic>
+              </a:graphicData>
+            </a:graphic>
+          </wp:inline>
+        </w:drawing>
+      </w:r>
+    </w:p>
+    <w:p>
+      <w:pPr>
+        <w:spacing w:after="200"/>
+        <w:jc w:val="center"/>
+      </w:pPr>
+      <w:r>
+        <w:rPr>
+          <w:b/>
+          <w:i/>
+          <w:sz w:val="18"/>
+        </w:rPr>
+        <w:t xml:space="preserve">Figura 62. </w:t>
+      </w:r>
+      <w:r>
+        <w:rPr>
+          <w:i/>
+          <w:sz w:val="18"/>
+        </w:rPr>
+        <w:t>CP-017 · ciclo 2 · Fallido · EV-CP017-C2-01.png. Rechazo de foto de perfil mayor a 2 MB. Archivo foto_2-5MB.jpg (2621440 bytes) → 200</w:t>
+      </w:r>
+    </w:p>
+    <w:p>
+      <w:pPr>
+        <w:keepNext/>
+        <w:spacing w:before="80" w:after="40"/>
+        <w:jc w:val="center"/>
+      </w:pPr>
+      <w:r>
+        <w:drawing>
+          <wp:inline xmlns:a="http://schemas.openxmlformats.org/drawingml/2006/main" xmlns:pic="http://schemas.openxmlformats.org/drawingml/2006/picture">
+            <wp:extent cx="4500000" cy="2531250"/>
+            <wp:docPr id="63" name="Picture 63"/>
+            <wp:cNvGraphicFramePr>
+              <a:graphicFrameLocks noChangeAspect="1"/>
+            </wp:cNvGraphicFramePr>
+            <a:graphic>
+              <a:graphicData uri="http://schemas.openxmlformats.org/drawingml/2006/picture">
+                <pic:pic>
+                  <pic:nvPicPr>
+                    <pic:cNvPr id="0" name="EV-CP018-C2-01.jpg"/>
+                    <pic:cNvPicPr/>
+                  </pic:nvPicPr>
+                  <pic:blipFill>
+                    <a:blip r:embed="rId72"/>
+                    <a:stretch>
+                      <a:fillRect/>
+                    </a:stretch>
+                  </pic:blipFill>
+                  <pic:spPr>
+                    <a:xfrm>
+                      <a:off x="0" y="0"/>
+                      <a:ext cx="4500000" cy="2531250"/>
+                    </a:xfrm>
+                    <a:prstGeom prst="rect"/>
+                  </pic:spPr>
+                </pic:pic>
+              </a:graphicData>
+            </a:graphic>
+          </wp:inline>
+        </w:drawing>
+      </w:r>
+    </w:p>
+    <w:p>
+      <w:pPr>
+        <w:spacing w:after="200"/>
+        <w:jc w:val="center"/>
+      </w:pPr>
+      <w:r>
+        <w:rPr>
+          <w:b/>
+          <w:i/>
+          <w:sz w:val="18"/>
+        </w:rPr>
+        <w:t xml:space="preserve">Figura 63. </w:t>
+      </w:r>
+      <w:r>
+        <w:rPr>
+          <w:i/>
+          <w:sz w:val="18"/>
+        </w:rPr>
+        <w:t>CP-018 · ciclo 2 · Aprobado · EV-CP018-C2-01.png. Un estudiante no puede guardar un perfil de docente. Consola F12: Sesión de sgarcia@amigo.edu.co (estudiante)</w:t>
+      </w:r>
+    </w:p>
+    <w:p>
+      <w:pPr>
+        <w:keepNext/>
+        <w:spacing w:before="80" w:after="40"/>
+        <w:jc w:val="center"/>
+      </w:pPr>
+      <w:r>
+        <w:drawing>
+          <wp:inline xmlns:a="http://schemas.openxmlformats.org/drawingml/2006/main" xmlns:pic="http://schemas.openxmlformats.org/drawingml/2006/picture">
+            <wp:extent cx="4500000" cy="2531250"/>
+            <wp:docPr id="64" name="Picture 64"/>
+            <wp:cNvGraphicFramePr>
+              <a:graphicFrameLocks noChangeAspect="1"/>
+            </wp:cNvGraphicFramePr>
+            <a:graphic>
+              <a:graphicData uri="http://schemas.openxmlformats.org/drawingml/2006/picture">
+                <pic:pic>
+                  <pic:nvPicPr>
+                    <pic:cNvPr id="0" name="EV-CP019-C2-01.jpg"/>
+                    <pic:cNvPicPr/>
+                  </pic:nvPicPr>
+                  <pic:blipFill>
+                    <a:blip r:embed="rId73"/>
+                    <a:stretch>
+                      <a:fillRect/>
+                    </a:stretch>
+                  </pic:blipFill>
+                  <pic:spPr>
+                    <a:xfrm>
+                      <a:off x="0" y="0"/>
+                      <a:ext cx="4500000" cy="2531250"/>
+                    </a:xfrm>
+                    <a:prstGeom prst="rect"/>
+                  </pic:spPr>
+                </pic:pic>
+              </a:graphicData>
+            </a:graphic>
+          </wp:inline>
+        </w:drawing>
+      </w:r>
+    </w:p>
+    <w:p>
+      <w:pPr>
+        <w:spacing w:after="200"/>
+        <w:jc w:val="center"/>
+      </w:pPr>
+      <w:r>
+        <w:rPr>
+          <w:b/>
+          <w:i/>
+          <w:sz w:val="18"/>
+        </w:rPr>
+        <w:t xml:space="preserve">Figura 64. </w:t>
+      </w:r>
+      <w:r>
+        <w:rPr>
+          <w:i/>
+          <w:sz w:val="18"/>
+        </w:rPr>
+        <w:t>CP-019 · ciclo 2 · Aprobado · EV-CP019-C2-01.png. Rechazo de tutoría con fecha del mismo día. Fecha 07/10/2026 23:00: «La fecha debe ser a partir de mañana (RN06)»</w:t>
+      </w:r>
+    </w:p>
+    <w:p>
+      <w:pPr>
+        <w:keepNext/>
+        <w:spacing w:before="80" w:after="40"/>
+        <w:jc w:val="center"/>
+      </w:pPr>
+      <w:r>
+        <w:drawing>
+          <wp:inline xmlns:a="http://schemas.openxmlformats.org/drawingml/2006/main" xmlns:pic="http://schemas.openxmlformats.org/drawingml/2006/picture">
+            <wp:extent cx="4500000" cy="2531250"/>
+            <wp:docPr id="65" name="Picture 65"/>
+            <wp:cNvGraphicFramePr>
+              <a:graphicFrameLocks noChangeAspect="1"/>
+            </wp:cNvGraphicFramePr>
+            <a:graphic>
+              <a:graphicData uri="http://schemas.openxmlformats.org/drawingml/2006/picture">
+                <pic:pic>
+                  <pic:nvPicPr>
+                    <pic:cNvPr id="0" name="EV-CP020-C2-01.jpg"/>
+                    <pic:cNvPicPr/>
+                  </pic:nvPicPr>
+                  <pic:blipFill>
+                    <a:blip r:embed="rId74"/>
+                    <a:stretch>
+                      <a:fillRect/>
+                    </a:stretch>
+                  </pic:blipFill>
+                  <pic:spPr>
+                    <a:xfrm>
+                      <a:off x="0" y="0"/>
+                      <a:ext cx="4500000" cy="2531250"/>
+                    </a:xfrm>
+                    <a:prstGeom prst="rect"/>
+                  </pic:spPr>
+                </pic:pic>
+              </a:graphicData>
+            </a:graphic>
+          </wp:inline>
+        </w:drawing>
+      </w:r>
+    </w:p>
+    <w:p>
+      <w:pPr>
+        <w:spacing w:after="200"/>
+        <w:jc w:val="center"/>
+      </w:pPr>
+      <w:r>
+        <w:rPr>
+          <w:b/>
+          <w:i/>
+          <w:sz w:val="18"/>
+        </w:rPr>
+        <w:t xml:space="preserve">Figura 65. </w:t>
+      </w:r>
+      <w:r>
+        <w:rPr>
+          <w:i/>
+          <w:sz w:val="18"/>
+        </w:rPr>
+        <w:t>CP-020 · ciclo 2 · Aprobado · EV-CP020-C2-01.png. Rechazo de tutoría con fecha pasada. Fecha 06/10/2026 10:00: «La fecha debe ser a partir de mañana (RN06)»</w:t>
+      </w:r>
+    </w:p>
+    <w:p>
+      <w:pPr>
+        <w:keepNext/>
+        <w:spacing w:before="80" w:after="40"/>
+        <w:jc w:val="center"/>
+      </w:pPr>
+      <w:r>
+        <w:drawing>
+          <wp:inline xmlns:a="http://schemas.openxmlformats.org/drawingml/2006/main" xmlns:pic="http://schemas.openxmlformats.org/drawingml/2006/picture">
+            <wp:extent cx="4500000" cy="2531250"/>
+            <wp:docPr id="66" name="Picture 66"/>
+            <wp:cNvGraphicFramePr>
+              <a:graphicFrameLocks noChangeAspect="1"/>
+            </wp:cNvGraphicFramePr>
+            <a:graphic>
+              <a:graphicData uri="http://schemas.openxmlformats.org/drawingml/2006/picture">
+                <pic:pic>
+                  <pic:nvPicPr>
+                    <pic:cNvPr id="0" name="EV-CP021-C2-01.jpg"/>
+                    <pic:cNvPicPr/>
+                  </pic:nvPicPr>
+                  <pic:blipFill>
+                    <a:blip r:embed="rId75"/>
+                    <a:stretch>
+                      <a:fillRect/>
+                    </a:stretch>
+                  </pic:blipFill>
+                  <pic:spPr>
+                    <a:xfrm>
+                      <a:off x="0" y="0"/>
+                      <a:ext cx="4500000" cy="2531250"/>
+                    </a:xfrm>
+                    <a:prstGeom prst="rect"/>
+                  </pic:spPr>
+                </pic:pic>
+              </a:graphicData>
+            </a:graphic>
+          </wp:inline>
+        </w:drawing>
+      </w:r>
+    </w:p>
+    <w:p>
+      <w:pPr>
+        <w:spacing w:after="200"/>
+        <w:jc w:val="center"/>
+      </w:pPr>
+      <w:r>
+        <w:rPr>
+          <w:b/>
+          <w:i/>
+          <w:sz w:val="18"/>
+        </w:rPr>
+        <w:t xml:space="preserve">Figura 66. </w:t>
+      </w:r>
+      <w:r>
+        <w:rPr>
+          <w:i/>
+          <w:sz w:val="18"/>
+        </w:rPr>
+        <w:t>CP-021 · ciclo 2 · Aprobado · EV-CP021-C2-01.png. Rechazo de tutoría con docente inexistente. Consola F12: Sesión de sgarcia@amigo.edu.co (estudiante)</w:t>
+      </w:r>
+    </w:p>
+    <w:p>
+      <w:pPr>
+        <w:keepNext/>
+        <w:spacing w:before="80" w:after="40"/>
+        <w:jc w:val="center"/>
+      </w:pPr>
+      <w:r>
+        <w:drawing>
+          <wp:inline xmlns:a="http://schemas.openxmlformats.org/drawingml/2006/main" xmlns:pic="http://schemas.openxmlformats.org/drawingml/2006/picture">
+            <wp:extent cx="4500000" cy="2531250"/>
+            <wp:docPr id="67" name="Picture 67"/>
+            <wp:cNvGraphicFramePr>
+              <a:graphicFrameLocks noChangeAspect="1"/>
+            </wp:cNvGraphicFramePr>
+            <a:graphic>
+              <a:graphicData uri="http://schemas.openxmlformats.org/drawingml/2006/picture">
+                <pic:pic>
+                  <pic:nvPicPr>
+                    <pic:cNvPr id="0" name="EV-CP021-C2-02.jpg"/>
+                    <pic:cNvPicPr/>
+                  </pic:nvPicPr>
+                  <pic:blipFill>
+                    <a:blip r:embed="rId76"/>
+                    <a:stretch>
+                      <a:fillRect/>
+                    </a:stretch>
+                  </pic:blipFill>
+                  <pic:spPr>
+                    <a:xfrm>
+                      <a:off x="0" y="0"/>
+                      <a:ext cx="4500000" cy="2531250"/>
+                    </a:xfrm>
+                    <a:prstGeom prst="rect"/>
+                  </pic:spPr>
+                </pic:pic>
+              </a:graphicData>
+            </a:graphic>
+          </wp:inline>
+        </w:drawing>
+      </w:r>
+    </w:p>
+    <w:p>
+      <w:pPr>
+        <w:spacing w:after="200"/>
+        <w:jc w:val="center"/>
+      </w:pPr>
+      <w:r>
+        <w:rPr>
+          <w:b/>
+          <w:i/>
+          <w:sz w:val="18"/>
+        </w:rPr>
+        <w:t xml:space="preserve">Figura 67. </w:t>
+      </w:r>
+      <w:r>
+        <w:rPr>
+          <w:i/>
+          <w:sz w:val="18"/>
+        </w:rPr>
+        <w:t>CP-021 · ciclo 2 · Aprobado · EV-CP021-C2-02.png. Rechazo de tutoría con docente inexistente. docente_id 999999 → 404; después de recargar el panel carga normal</w:t>
+      </w:r>
+    </w:p>
+    <w:p>
+      <w:pPr>
+        <w:keepNext/>
+        <w:spacing w:before="80" w:after="40"/>
+        <w:jc w:val="center"/>
+      </w:pPr>
+      <w:r>
+        <w:drawing>
+          <wp:inline xmlns:a="http://schemas.openxmlformats.org/drawingml/2006/main" xmlns:pic="http://schemas.openxmlformats.org/drawingml/2006/picture">
+            <wp:extent cx="4500000" cy="2531250"/>
+            <wp:docPr id="68" name="Picture 68"/>
+            <wp:cNvGraphicFramePr>
+              <a:graphicFrameLocks noChangeAspect="1"/>
+            </wp:cNvGraphicFramePr>
+            <a:graphic>
+              <a:graphicData uri="http://schemas.openxmlformats.org/drawingml/2006/picture">
+                <pic:pic>
+                  <pic:nvPicPr>
+                    <pic:cNvPr id="0" name="EV-CP022-C2-01.jpg"/>
+                    <pic:cNvPicPr/>
+                  </pic:nvPicPr>
+                  <pic:blipFill>
+                    <a:blip r:embed="rId77"/>
+                    <a:stretch>
+                      <a:fillRect/>
+                    </a:stretch>
+                  </pic:blipFill>
+                  <pic:spPr>
+                    <a:xfrm>
+                      <a:off x="0" y="0"/>
+                      <a:ext cx="4500000" cy="2531250"/>
+                    </a:xfrm>
+                    <a:prstGeom prst="rect"/>
+                  </pic:spPr>
+                </pic:pic>
+              </a:graphicData>
+            </a:graphic>
+          </wp:inline>
+        </w:drawing>
+      </w:r>
+    </w:p>
+    <w:p>
+      <w:pPr>
+        <w:spacing w:after="200"/>
+        <w:jc w:val="center"/>
+      </w:pPr>
+      <w:r>
+        <w:rPr>
+          <w:b/>
+          <w:i/>
+          <w:sz w:val="18"/>
+        </w:rPr>
+        <w:t xml:space="preserve">Figura 68. </w:t>
+      </w:r>
+      <w:r>
+        <w:rPr>
+          <w:i/>
+          <w:sz w:val="18"/>
+        </w:rPr>
+        <w:t>CP-022 · ciclo 2 · Aprobado · EV-CP022-C2-01.png. Rechazo de tutoría por choque de horario del docente. crios programa con Carlos Peña el 11/03/2027 10:00 → 409</w:t>
+      </w:r>
+    </w:p>
+    <w:p>
+      <w:pPr>
+        <w:keepNext/>
+        <w:spacing w:before="80" w:after="40"/>
+        <w:jc w:val="center"/>
+      </w:pPr>
+      <w:r>
+        <w:drawing>
+          <wp:inline xmlns:a="http://schemas.openxmlformats.org/drawingml/2006/main" xmlns:pic="http://schemas.openxmlformats.org/drawingml/2006/picture">
+            <wp:extent cx="4500000" cy="2531250"/>
+            <wp:docPr id="69" name="Picture 69"/>
+            <wp:cNvGraphicFramePr>
+              <a:graphicFrameLocks noChangeAspect="1"/>
+            </wp:cNvGraphicFramePr>
+            <a:graphic>
+              <a:graphicData uri="http://schemas.openxmlformats.org/drawingml/2006/picture">
+                <pic:pic>
+                  <pic:nvPicPr>
+                    <pic:cNvPr id="0" name="EV-CP024-C2-01.jpg"/>
+                    <pic:cNvPicPr/>
+                  </pic:nvPicPr>
+                  <pic:blipFill>
+                    <a:blip r:embed="rId78"/>
+                    <a:stretch>
+                      <a:fillRect/>
+                    </a:stretch>
+                  </pic:blipFill>
+                  <pic:spPr>
+                    <a:xfrm>
+                      <a:off x="0" y="0"/>
+                      <a:ext cx="4500000" cy="2531250"/>
+                    </a:xfrm>
+                    <a:prstGeom prst="rect"/>
+                  </pic:spPr>
+                </pic:pic>
+              </a:graphicData>
+            </a:graphic>
+          </wp:inline>
+        </w:drawing>
+      </w:r>
+    </w:p>
+    <w:p>
+      <w:pPr>
+        <w:spacing w:after="200"/>
+        <w:jc w:val="center"/>
+      </w:pPr>
+      <w:r>
+        <w:rPr>
+          <w:b/>
+          <w:i/>
+          <w:sz w:val="18"/>
+        </w:rPr>
+        <w:t xml:space="preserve">Figura 69. </w:t>
+      </w:r>
+      <w:r>
+        <w:rPr>
+          <w:i/>
+          <w:sz w:val="18"/>
+        </w:rPr>
+        <w:t>CP-024 · ciclo 2 · Fallido · EV-CP024-C2-01.png. Rechazo de cancelación con menos de 24 h de antelación. Tutoría 08/10/2026 05:14 con Juan Salazar Bedoya (margen real 12.0 h) → PATCH 400 · «Pendiente». El elemento #tostada tiene el texto «Faltan 7h para la tutoría y se requieren 24h de anticipación para cancelar (RN03). Escríbele al docente.» y las clases «tostada tostada--visible tostada--error», con opacidad calculada 0</w:t>
+      </w:r>
+    </w:p>
+    <w:p>
+      <w:pPr>
+        <w:keepNext/>
+        <w:spacing w:before="80" w:after="40"/>
+        <w:jc w:val="center"/>
+      </w:pPr>
+      <w:r>
+        <w:drawing>
+          <wp:inline xmlns:a="http://schemas.openxmlformats.org/drawingml/2006/main" xmlns:pic="http://schemas.openxmlformats.org/drawingml/2006/picture">
+            <wp:extent cx="4500000" cy="2531250"/>
+            <wp:docPr id="70" name="Picture 70"/>
+            <wp:cNvGraphicFramePr>
+              <a:graphicFrameLocks noChangeAspect="1"/>
+            </wp:cNvGraphicFramePr>
+            <a:graphic>
+              <a:graphicData uri="http://schemas.openxmlformats.org/drawingml/2006/picture">
+                <pic:pic>
+                  <pic:nvPicPr>
+                    <pic:cNvPr id="0" name="EV-CP025-C2-01.jpg"/>
+                    <pic:cNvPicPr/>
+                  </pic:nvPicPr>
+                  <pic:blipFill>
+                    <a:blip r:embed="rId79"/>
+                    <a:stretch>
+                      <a:fillRect/>
+                    </a:stretch>
+                  </pic:blipFill>
+                  <pic:spPr>
+                    <a:xfrm>
+                      <a:off x="0" y="0"/>
+                      <a:ext cx="4500000" cy="2531250"/>
+                    </a:xfrm>
+                    <a:prstGeom prst="rect"/>
+                  </pic:spPr>
+                </pic:pic>
+              </a:graphicData>
+            </a:graphic>
+          </wp:inline>
+        </w:drawing>
+      </w:r>
+    </w:p>
+    <w:p>
+      <w:pPr>
+        <w:spacing w:after="200"/>
+        <w:jc w:val="center"/>
+      </w:pPr>
+      <w:r>
+        <w:rPr>
+          <w:b/>
+          <w:i/>
+          <w:sz w:val="18"/>
+        </w:rPr>
+        <w:t xml:space="preserve">Figura 70. </w:t>
+      </w:r>
+      <w:r>
+        <w:rPr>
+          <w:i/>
+          <w:sz w:val="18"/>
+        </w:rPr>
+        <w:t>CP-025 · ciclo 2 · Fallido · EV-CP025-C2-01.png. Cancelación permitida con 24 h o más de antelación. Tutoría 08/10/2026 19:14 con Laura Vargas Suárez (margen real 26.0 h) → PATCH 400 · «Pendiente». El elemento #tostada tiene el texto «Faltan 21h para la tutoría y se requieren 24h de anticipación para cancelar (RN03). Escríbele al docente.» y las clases «tostada tostada--visible tostada--error», con opacidad calculada 0</w:t>
+      </w:r>
+    </w:p>
+    <w:p>
+      <w:pPr>
+        <w:keepNext/>
+        <w:spacing w:before="80" w:after="40"/>
+        <w:jc w:val="center"/>
+      </w:pPr>
+      <w:r>
+        <w:drawing>
+          <wp:inline xmlns:a="http://schemas.openxmlformats.org/drawingml/2006/main" xmlns:pic="http://schemas.openxmlformats.org/drawingml/2006/picture">
+            <wp:extent cx="4500000" cy="2531250"/>
+            <wp:docPr id="71" name="Picture 71"/>
+            <wp:cNvGraphicFramePr>
+              <a:graphicFrameLocks noChangeAspect="1"/>
+            </wp:cNvGraphicFramePr>
+            <a:graphic>
+              <a:graphicData uri="http://schemas.openxmlformats.org/drawingml/2006/picture">
+                <pic:pic>
+                  <pic:nvPicPr>
+                    <pic:cNvPr id="0" name="EV-CP031-C2-01.jpg"/>
+                    <pic:cNvPicPr/>
+                  </pic:nvPicPr>
+                  <pic:blipFill>
+                    <a:blip r:embed="rId80"/>
+                    <a:stretch>
+                      <a:fillRect/>
+                    </a:stretch>
+                  </pic:blipFill>
+                  <pic:spPr>
+                    <a:xfrm>
+                      <a:off x="0" y="0"/>
+                      <a:ext cx="4500000" cy="2531250"/>
+                    </a:xfrm>
+                    <a:prstGeom prst="rect"/>
+                  </pic:spPr>
+                </pic:pic>
+              </a:graphicData>
+            </a:graphic>
+          </wp:inline>
+        </w:drawing>
+      </w:r>
+    </w:p>
+    <w:p>
+      <w:pPr>
+        <w:spacing w:after="200"/>
+        <w:jc w:val="center"/>
+      </w:pPr>
+      <w:r>
+        <w:rPr>
+          <w:b/>
+          <w:i/>
+          <w:sz w:val="18"/>
+        </w:rPr>
+        <w:t xml:space="preserve">Figura 71. </w:t>
+      </w:r>
+      <w:r>
+        <w:rPr>
+          <w:i/>
+          <w:sz w:val="18"/>
+        </w:rPr>
+        <w:t>CP-031 · ciclo 2 · Fallido · EV-CP031-C2-01.png. Filtro de la tabla de usuarios (combinaciones por pares). Estudiantes + Activos + «»: 13 visibles, 18 esperados. Sobran: vosorio@amigo.edu.co. Faltan: perfil.c2@amigo.edu.co, perfil.c1@amigo.edu.co, lcano@amigo.edu.co, dmontoya@amigo.edu.co, malvarez@amigo.edu.co, lramirez@amigo.edu.co</w:t>
+      </w:r>
+    </w:p>
+    <w:p>
+      <w:pPr>
+        <w:keepNext/>
+        <w:spacing w:before="80" w:after="40"/>
+        <w:jc w:val="center"/>
+      </w:pPr>
+      <w:r>
+        <w:drawing>
+          <wp:inline xmlns:a="http://schemas.openxmlformats.org/drawingml/2006/main" xmlns:pic="http://schemas.openxmlformats.org/drawingml/2006/picture">
+            <wp:extent cx="4500000" cy="2531250"/>
+            <wp:docPr id="72" name="Picture 72"/>
+            <wp:cNvGraphicFramePr>
+              <a:graphicFrameLocks noChangeAspect="1"/>
+            </wp:cNvGraphicFramePr>
+            <a:graphic>
+              <a:graphicData uri="http://schemas.openxmlformats.org/drawingml/2006/picture">
+                <pic:pic>
+                  <pic:nvPicPr>
+                    <pic:cNvPr id="0" name="EV-CP031-C2-02.jpg"/>
+                    <pic:cNvPicPr/>
+                  </pic:nvPicPr>
+                  <pic:blipFill>
+                    <a:blip r:embed="rId81"/>
+                    <a:stretch>
+                      <a:fillRect/>
+                    </a:stretch>
+                  </pic:blipFill>
+                  <pic:spPr>
+                    <a:xfrm>
+                      <a:off x="0" y="0"/>
+                      <a:ext cx="4500000" cy="2531250"/>
+                    </a:xfrm>
+                    <a:prstGeom prst="rect"/>
+                  </pic:spPr>
+                </pic:pic>
+              </a:graphicData>
+            </a:graphic>
+          </wp:inline>
+        </w:drawing>
+      </w:r>
+    </w:p>
+    <w:p>
+      <w:pPr>
+        <w:spacing w:after="200"/>
+        <w:jc w:val="center"/>
+      </w:pPr>
+      <w:r>
+        <w:rPr>
+          <w:b/>
+          <w:i/>
+          <w:sz w:val="18"/>
+        </w:rPr>
+        <w:t xml:space="preserve">Figura 72. </w:t>
+      </w:r>
+      <w:r>
+        <w:rPr>
+          <w:i/>
+          <w:sz w:val="18"/>
+        </w:rPr>
+        <w:t>CP-031 · ciclo 2 · Fallido · EV-CP031-C2-02.png. Filtro de la tabla de usuarios (combinaciones por pares). Docentes + Inactivos + «Peña»: 0 visibles, 0 esperados</w:t>
+      </w:r>
+    </w:p>
+    <w:p>
+      <w:pPr>
+        <w:keepNext/>
+        <w:spacing w:before="80" w:after="40"/>
+        <w:jc w:val="center"/>
+      </w:pPr>
+      <w:r>
+        <w:drawing>
+          <wp:inline xmlns:a="http://schemas.openxmlformats.org/drawingml/2006/main" xmlns:pic="http://schemas.openxmlformats.org/drawingml/2006/picture">
+            <wp:extent cx="4500000" cy="2531250"/>
+            <wp:docPr id="73" name="Picture 73"/>
+            <wp:cNvGraphicFramePr>
+              <a:graphicFrameLocks noChangeAspect="1"/>
+            </wp:cNvGraphicFramePr>
+            <a:graphic>
+              <a:graphicData uri="http://schemas.openxmlformats.org/drawingml/2006/picture">
+                <pic:pic>
+                  <pic:nvPicPr>
+                    <pic:cNvPr id="0" name="EV-CP031-C2-03.jpg"/>
+                    <pic:cNvPicPr/>
+                  </pic:nvPicPr>
+                  <pic:blipFill>
+                    <a:blip r:embed="rId82"/>
+                    <a:stretch>
+                      <a:fillRect/>
+                    </a:stretch>
+                  </pic:blipFill>
+                  <pic:spPr>
+                    <a:xfrm>
+                      <a:off x="0" y="0"/>
+                      <a:ext cx="4500000" cy="2531250"/>
+                    </a:xfrm>
+                    <a:prstGeom prst="rect"/>
+                  </pic:spPr>
+                </pic:pic>
+              </a:graphicData>
+            </a:graphic>
+          </wp:inline>
+        </w:drawing>
+      </w:r>
+    </w:p>
+    <w:p>
+      <w:pPr>
+        <w:spacing w:after="200"/>
+        <w:jc w:val="center"/>
+      </w:pPr>
+      <w:r>
+        <w:rPr>
+          <w:b/>
+          <w:i/>
+          <w:sz w:val="18"/>
+        </w:rPr>
+        <w:t xml:space="preserve">Figura 73. </w:t>
+      </w:r>
+      <w:r>
+        <w:rPr>
+          <w:i/>
+          <w:sz w:val="18"/>
+        </w:rPr>
+        <w:t>CP-031 · ciclo 2 · Fallido · EV-CP031-C2-03.png. Filtro de la tabla de usuarios (combinaciones por pares). Administradores + Activos + «zzz»: 0 visibles, 0 esperados</w:t>
+      </w:r>
+    </w:p>
+    <w:p>
+      <w:pPr>
+        <w:keepNext/>
+        <w:spacing w:before="80" w:after="40"/>
+        <w:jc w:val="center"/>
+      </w:pPr>
+      <w:r>
+        <w:drawing>
+          <wp:inline xmlns:a="http://schemas.openxmlformats.org/drawingml/2006/main" xmlns:pic="http://schemas.openxmlformats.org/drawingml/2006/picture">
+            <wp:extent cx="4500000" cy="2531250"/>
+            <wp:docPr id="74" name="Picture 74"/>
+            <wp:cNvGraphicFramePr>
+              <a:graphicFrameLocks noChangeAspect="1"/>
+            </wp:cNvGraphicFramePr>
+            <a:graphic>
+              <a:graphicData uri="http://schemas.openxmlformats.org/drawingml/2006/picture">
+                <pic:pic>
+                  <pic:nvPicPr>
+                    <pic:cNvPr id="0" name="EV-CP032-C2-01.jpg"/>
+                    <pic:cNvPicPr/>
+                  </pic:nvPicPr>
+                  <pic:blipFill>
+                    <a:blip r:embed="rId83"/>
+                    <a:stretch>
+                      <a:fillRect/>
+                    </a:stretch>
+                  </pic:blipFill>
+                  <pic:spPr>
+                    <a:xfrm>
+                      <a:off x="0" y="0"/>
+                      <a:ext cx="4500000" cy="2531250"/>
+                    </a:xfrm>
+                    <a:prstGeom prst="rect"/>
+                  </pic:spPr>
+                </pic:pic>
+              </a:graphicData>
+            </a:graphic>
+          </wp:inline>
+        </w:drawing>
+      </w:r>
+    </w:p>
+    <w:p>
+      <w:pPr>
+        <w:spacing w:after="200"/>
+        <w:jc w:val="center"/>
+      </w:pPr>
+      <w:r>
+        <w:rPr>
+          <w:b/>
+          <w:i/>
+          <w:sz w:val="18"/>
+        </w:rPr>
+        <w:t xml:space="preserve">Figura 74. </w:t>
+      </w:r>
+      <w:r>
+        <w:rPr>
+          <w:i/>
+          <w:sz w:val="18"/>
+        </w:rPr>
+        <w:t>CP-032 · ciclo 2 · Fallido · EV-CP032-C2-01.png. El administrador no programa asesorías para hoy. Asesoría Sandra Ríos + Camilo Ríos, 07/10/2026 19:13 → 200</w:t>
+      </w:r>
+    </w:p>
+    <w:p>
+      <w:pPr>
+        <w:keepNext/>
+        <w:spacing w:before="80" w:after="40"/>
+        <w:jc w:val="center"/>
+      </w:pPr>
+      <w:r>
+        <w:drawing>
+          <wp:inline xmlns:a="http://schemas.openxmlformats.org/drawingml/2006/main" xmlns:pic="http://schemas.openxmlformats.org/drawingml/2006/picture">
+            <wp:extent cx="4500000" cy="2531250"/>
+            <wp:docPr id="75" name="Picture 75"/>
+            <wp:cNvGraphicFramePr>
+              <a:graphicFrameLocks noChangeAspect="1"/>
+            </wp:cNvGraphicFramePr>
+            <a:graphic>
+              <a:graphicData uri="http://schemas.openxmlformats.org/drawingml/2006/picture">
+                <pic:pic>
+                  <pic:nvPicPr>
+                    <pic:cNvPr id="0" name="EV-CP033-C2-01.jpg"/>
+                    <pic:cNvPicPr/>
+                  </pic:nvPicPr>
+                  <pic:blipFill>
+                    <a:blip r:embed="rId84"/>
+                    <a:stretch>
+                      <a:fillRect/>
+                    </a:stretch>
+                  </pic:blipFill>
+                  <pic:spPr>
+                    <a:xfrm>
+                      <a:off x="0" y="0"/>
+                      <a:ext cx="4500000" cy="2531250"/>
+                    </a:xfrm>
+                    <a:prstGeom prst="rect"/>
+                  </pic:spPr>
+                </pic:pic>
+              </a:graphicData>
+            </a:graphic>
+          </wp:inline>
+        </w:drawing>
+      </w:r>
+    </w:p>
+    <w:p>
+      <w:pPr>
+        <w:spacing w:after="200"/>
+        <w:jc w:val="center"/>
+      </w:pPr>
+      <w:r>
+        <w:rPr>
+          <w:b/>
+          <w:i/>
+          <w:sz w:val="18"/>
+        </w:rPr>
+        <w:t xml:space="preserve">Figura 75. </w:t>
+      </w:r>
+      <w:r>
+        <w:rPr>
+          <w:i/>
+          <w:sz w:val="18"/>
+        </w:rPr>
+        <w:t>CP-033 · ciclo 2 · Fallido · EV-CP033-C2-01.png. Un estudiante no queda con dos tutorías a la misma hora. Dos tutorías el 02/04/2027 09:00: 201 y 201; tarjetas a esa hora: 2</w:t>
+      </w:r>
+    </w:p>
+    <w:p>
+      <w:pPr>
+        <w:keepNext/>
+        <w:spacing w:before="80" w:after="40"/>
+        <w:jc w:val="center"/>
+      </w:pPr>
+      <w:r>
+        <w:drawing>
+          <wp:inline xmlns:a="http://schemas.openxmlformats.org/drawingml/2006/main" xmlns:pic="http://schemas.openxmlformats.org/drawingml/2006/picture">
+            <wp:extent cx="4500000" cy="2531250"/>
+            <wp:docPr id="76" name="Picture 76"/>
+            <wp:cNvGraphicFramePr>
+              <a:graphicFrameLocks noChangeAspect="1"/>
+            </wp:cNvGraphicFramePr>
+            <a:graphic>
+              <a:graphicData uri="http://schemas.openxmlformats.org/drawingml/2006/picture">
+                <pic:pic>
+                  <pic:nvPicPr>
+                    <pic:cNvPr id="0" name="EV-CP034-C2-01.jpg"/>
+                    <pic:cNvPicPr/>
+                  </pic:nvPicPr>
+                  <pic:blipFill>
+                    <a:blip r:embed="rId85"/>
+                    <a:stretch>
+                      <a:fillRect/>
+                    </a:stretch>
+                  </pic:blipFill>
+                  <pic:spPr>
+                    <a:xfrm>
+                      <a:off x="0" y="0"/>
+                      <a:ext cx="4500000" cy="2531250"/>
+                    </a:xfrm>
+                    <a:prstGeom prst="rect"/>
+                  </pic:spPr>
+                </pic:pic>
+              </a:graphicData>
+            </a:graphic>
+          </wp:inline>
+        </w:drawing>
+      </w:r>
+    </w:p>
+    <w:p>
+      <w:pPr>
+        <w:spacing w:after="200"/>
+        <w:jc w:val="center"/>
+      </w:pPr>
+      <w:r>
+        <w:rPr>
+          <w:b/>
+          <w:i/>
+          <w:sz w:val="18"/>
+        </w:rPr>
+        <w:t xml:space="preserve">Figura 76. </w:t>
+      </w:r>
+      <w:r>
+        <w:rPr>
+          <w:i/>
+          <w:sz w:val="18"/>
+        </w:rPr>
+        <w:t>CP-034 · ciclo 2 · Fallido · EV-CP034-C2-01.png. La sesión expira tras 15 minutos sin actividad. Inicio: sesión de sgarcia abierta</w:t>
+      </w:r>
+    </w:p>
+    <w:p>
+      <w:pPr>
+        <w:keepNext/>
+        <w:spacing w:before="80" w:after="40"/>
+        <w:jc w:val="center"/>
+      </w:pPr>
+      <w:r>
+        <w:drawing>
+          <wp:inline xmlns:a="http://schemas.openxmlformats.org/drawingml/2006/main" xmlns:pic="http://schemas.openxmlformats.org/drawingml/2006/picture">
+            <wp:extent cx="4500000" cy="2531250"/>
+            <wp:docPr id="77" name="Picture 77"/>
+            <wp:cNvGraphicFramePr>
+              <a:graphicFrameLocks noChangeAspect="1"/>
+            </wp:cNvGraphicFramePr>
+            <a:graphic>
+              <a:graphicData uri="http://schemas.openxmlformats.org/drawingml/2006/picture">
+                <pic:pic>
+                  <pic:nvPicPr>
+                    <pic:cNvPr id="0" name="EV-CP034-C2-02.jpg"/>
+                    <pic:cNvPicPr/>
+                  </pic:nvPicPr>
+                  <pic:blipFill>
+                    <a:blip r:embed="rId86"/>
+                    <a:stretch>
+                      <a:fillRect/>
+                    </a:stretch>
+                  </pic:blipFill>
+                  <pic:spPr>
+                    <a:xfrm>
+                      <a:off x="0" y="0"/>
+                      <a:ext cx="4500000" cy="2531250"/>
+                    </a:xfrm>
+                    <a:prstGeom prst="rect"/>
+                  </pic:spPr>
+                </pic:pic>
+              </a:graphicData>
+            </a:graphic>
+          </wp:inline>
+        </w:drawing>
+      </w:r>
+    </w:p>
+    <w:p>
+      <w:pPr>
+        <w:spacing w:after="200"/>
+        <w:jc w:val="center"/>
+      </w:pPr>
+      <w:r>
+        <w:rPr>
+          <w:b/>
+          <w:i/>
+          <w:sz w:val="18"/>
+        </w:rPr>
+        <w:t xml:space="preserve">Figura 77. </w:t>
+      </w:r>
+      <w:r>
+        <w:rPr>
+          <w:i/>
+          <w:sz w:val="18"/>
+        </w:rPr>
+        <w:t>CP-034 · ciclo 2 · Fallido · EV-CP034-C2-02.png. La sesión expira tras 15 minutos sin actividad. 16 min sin actividad: sigue en el panel; token presente</w:t>
+      </w:r>
+    </w:p>
+    <w:p>
+      <w:pPr>
+        <w:keepNext/>
+        <w:spacing w:before="80" w:after="40"/>
+        <w:jc w:val="center"/>
+      </w:pPr>
+      <w:r>
+        <w:drawing>
+          <wp:inline xmlns:a="http://schemas.openxmlformats.org/drawingml/2006/main" xmlns:pic="http://schemas.openxmlformats.org/drawingml/2006/picture">
+            <wp:extent cx="4500000" cy="2531250"/>
+            <wp:docPr id="78" name="Picture 78"/>
+            <wp:cNvGraphicFramePr>
+              <a:graphicFrameLocks noChangeAspect="1"/>
+            </wp:cNvGraphicFramePr>
+            <a:graphic>
+              <a:graphicData uri="http://schemas.openxmlformats.org/drawingml/2006/picture">
+                <pic:pic>
+                  <pic:nvPicPr>
+                    <pic:cNvPr id="0" name="EV-CP034-C2-03.jpg"/>
+                    <pic:cNvPicPr/>
+                  </pic:nvPicPr>
+                  <pic:blipFill>
+                    <a:blip r:embed="rId87"/>
+                    <a:stretch>
+                      <a:fillRect/>
+                    </a:stretch>
+                  </pic:blipFill>
+                  <pic:spPr>
+                    <a:xfrm>
+                      <a:off x="0" y="0"/>
+                      <a:ext cx="4500000" cy="2531250"/>
+                    </a:xfrm>
+                    <a:prstGeom prst="rect"/>
+                  </pic:spPr>
+                </pic:pic>
+              </a:graphicData>
+            </a:graphic>
+          </wp:inline>
+        </w:drawing>
+      </w:r>
+    </w:p>
+    <w:p>
+      <w:pPr>
+        <w:spacing w:after="200"/>
+        <w:jc w:val="center"/>
+      </w:pPr>
+      <w:r>
+        <w:rPr>
+          <w:b/>
+          <w:i/>
+          <w:sz w:val="18"/>
+        </w:rPr>
+        <w:t xml:space="preserve">Figura 78. </w:t>
+      </w:r>
+      <w:r>
+        <w:rPr>
+          <w:i/>
+          <w:sz w:val="18"/>
+        </w:rPr>
+        <w:t>CP-034 · ciclo 2 · Fallido · EV-CP034-C2-03.png. La sesión expira tras 15 minutos sin actividad. Después de «Programar Tutoría» y recargar: panel con la sesión activa</w:t>
+      </w:r>
+    </w:p>
     <w:sectPr>
       <w:footerReference w:type="default" r:id="rId9"/>
       <w:pgSz w:w="12240" w:h="15840"/>

--- a/docs/entrega-2/E2_F_Equipo.docx
+++ b/docs/entrega-2/E2_F_Equipo.docx
@@ -2602,7 +2602,7 @@
           <w:i w:val="0"/>
           <w:sz w:val="21"/>
         </w:rPr>
-        <w:t>El registro completo, con una fila por ejecución, está en la hoja de cálculo enlazada en la portada. Aquí van las filas que mejor muestran cómo se llevó. Todas las capturas de los dos ciclos, una por una y con su pie, están en el Anexo E; las de los casos fallidos aparecen también debajo del reporte de su defecto, en el Anexo C.</w:t>
+        <w:t>El registro completo, con una fila por ejecución, está en la hoja de cálculo enlazada en la portada. Aquí van las filas que mejor muestran cómo se llevó. Todas las capturas de los dos ciclos, una por una y con su pie, están en el Anexo E; las de los casos fallidos aparecen también debajo del reporte de su defecto, en el Anexo C. Lo que se ejecuta a mano en Railway (CP-014 y CP-015 con Google, y el contraste del ciclo 2 en Firefox) va en el Anexo F.</w:t>
       </w:r>
     </w:p>
     <w:tbl>
@@ -10634,7 +10634,7 @@
                 <w:b w:val="0"/>
                 <w:sz w:val="17"/>
               </w:rPr>
-              <w:t>Sección 3</w:t>
+              <w:t>Sección 3 y Anexo F (Firefox)</w:t>
             </w:r>
           </w:p>
         </w:tc>
@@ -28679,6 +28679,7976 @@
         <w:t>CP-034 · ciclo 2 · Fallido · EV-CP034-C2-03.png. La sesión expira tras 15 minutos sin actividad. Después de «Programar Tutoría» y recargar: panel con la sesión activa</w:t>
       </w:r>
     </w:p>
+    <w:p>
+      <w:r>
+        <w:br w:type="page"/>
+      </w:r>
+    </w:p>
+    <w:p>
+      <w:pPr>
+        <w:pStyle w:val="Heading1"/>
+      </w:pPr>
+      <w:r>
+        <w:t>Anexo F. Ejecución manual en Railway (Google y Firefox)</w:t>
+      </w:r>
+    </w:p>
+    <w:p>
+      <w:pPr>
+        <w:spacing w:after="120"/>
+      </w:pPr>
+      <w:r>
+        <w:rPr>
+          <w:b w:val="0"/>
+          <w:i w:val="0"/>
+          <w:sz w:val="21"/>
+        </w:rPr>
+        <w:t>Estas ejecuciones se hacen a mano sobre la aplicación desplegada en Railway. CP-014 y CP-015 necesitan una cuenta real de Google, que el entorno automatizado no tiene, y el contraste del ciclo 2 en Firefox se hace a mano porque ese entorno solo dispone de Chromium. Cada caso sigue los mismos pasos del ciclo 1 y lo ejecuta el integrante que no lo corrió antes.</w:t>
+      </w:r>
+    </w:p>
+    <w:p>
+      <w:pPr>
+        <w:spacing w:after="120"/>
+      </w:pPr>
+      <w:r>
+        <w:rPr>
+          <w:b w:val="0"/>
+          <w:i/>
+          <w:sz w:val="19"/>
+        </w:rPr>
+        <w:t>Nota para el equipo (borrar antes de entregar): faltan 18 capturas. Para cada una, abrir este archivo en Word, hacer clic dentro del recuadro punteado, borrar el texto gris, pegar la captura con Ctrl+V y llenar «Estado obtenido», «Resultado real» y «Fecha y navegador». Que en la captura se vean la barra de direcciones de Railway y la hora del computador.</w:t>
+      </w:r>
+    </w:p>
+    <w:p>
+      <w:pPr>
+        <w:pStyle w:val="Heading2"/>
+      </w:pPr>
+      <w:r>
+        <w:t>F.1 Inicio de sesión con Google (ciclo 1)</w:t>
+      </w:r>
+    </w:p>
+    <w:p>
+      <w:pPr>
+        <w:pStyle w:val="Heading3"/>
+      </w:pPr>
+      <w:r>
+        <w:t>CP-014 · Ingreso con Google usando cuenta institucional verificada</w:t>
+      </w:r>
+    </w:p>
+    <w:tbl>
+      <w:tblPr>
+        <w:tblW w:type="auto" w:w="0"/>
+        <w:tblLook w:firstColumn="1" w:firstRow="1" w:lastColumn="0" w:lastRow="0" w:noHBand="0" w:noVBand="1" w:val="04A0"/>
+        <w:tblBorders>
+          <w:top w:val="single" w:sz="4" w:space="0" w:color="D1D5DB"/>
+          <w:left w:val="single" w:sz="4" w:space="0" w:color="D1D5DB"/>
+          <w:bottom w:val="single" w:sz="4" w:space="0" w:color="D1D5DB"/>
+          <w:right w:val="single" w:sz="4" w:space="0" w:color="D1D5DB"/>
+          <w:insideH w:val="single" w:sz="4" w:space="0" w:color="D1D5DB"/>
+          <w:insideV w:val="single" w:sz="4" w:space="0" w:color="D1D5DB"/>
+        </w:tblBorders>
+      </w:tblPr>
+      <w:tblGrid>
+        <w:gridCol w:w="4873"/>
+        <w:gridCol w:w="4873"/>
+      </w:tblGrid>
+      <w:tr>
+        <w:trPr>
+          <w:cantSplit w:val="true"/>
+        </w:trPr>
+        <w:tc>
+          <w:tcPr>
+            <w:tcW w:type="dxa" w:w="2381"/>
+            <w:shd w:val="clear" w:color="auto" w:fill="D7EDEA"/>
+            <w:tcMar>
+              <w:top w:w="40" w:type="dxa"/>
+              <w:bottom w:w="40" w:type="dxa"/>
+              <w:start w:w="80" w:type="dxa"/>
+              <w:end w:w="80" w:type="dxa"/>
+            </w:tcMar>
+          </w:tcPr>
+          <w:p>
+            <w:r/>
+            <w:r>
+              <w:rPr>
+                <w:b/>
+                <w:sz w:val="19"/>
+              </w:rPr>
+              <w:t>Lo ejecuta · entorno</w:t>
+            </w:r>
+          </w:p>
+        </w:tc>
+        <w:tc>
+          <w:tcPr>
+            <w:tcW w:type="dxa" w:w="7087"/>
+            <w:tcMar>
+              <w:top w:w="40" w:type="dxa"/>
+              <w:bottom w:w="40" w:type="dxa"/>
+              <w:start w:w="80" w:type="dxa"/>
+              <w:end w:w="80" w:type="dxa"/>
+            </w:tcMar>
+          </w:tcPr>
+          <w:p>
+            <w:r/>
+            <w:r>
+              <w:rPr>
+                <w:b w:val="0"/>
+                <w:sz w:val="19"/>
+              </w:rPr>
+              <w:t>Esteban Palencia · Railway · Chrome o Firefox</w:t>
+            </w:r>
+          </w:p>
+        </w:tc>
+      </w:tr>
+      <w:tr>
+        <w:trPr>
+          <w:cantSplit w:val="true"/>
+        </w:trPr>
+        <w:tc>
+          <w:tcPr>
+            <w:tcW w:type="dxa" w:w="2381"/>
+            <w:shd w:val="clear" w:color="auto" w:fill="D7EDEA"/>
+            <w:tcMar>
+              <w:top w:w="40" w:type="dxa"/>
+              <w:bottom w:w="40" w:type="dxa"/>
+              <w:start w:w="80" w:type="dxa"/>
+              <w:end w:w="80" w:type="dxa"/>
+            </w:tcMar>
+          </w:tcPr>
+          <w:p>
+            <w:r/>
+            <w:r>
+              <w:rPr>
+                <w:b/>
+                <w:sz w:val="19"/>
+              </w:rPr>
+              <w:t>Qué se hace</w:t>
+            </w:r>
+          </w:p>
+        </w:tc>
+        <w:tc>
+          <w:tcPr>
+            <w:tcW w:type="dxa" w:w="7087"/>
+            <w:tcMar>
+              <w:top w:w="40" w:type="dxa"/>
+              <w:bottom w:w="40" w:type="dxa"/>
+              <w:start w:w="80" w:type="dxa"/>
+              <w:end w:w="80" w:type="dxa"/>
+            </w:tcMar>
+          </w:tcPr>
+          <w:p>
+            <w:r/>
+            <w:r>
+              <w:rPr>
+                <w:b w:val="0"/>
+                <w:sz w:val="19"/>
+              </w:rPr>
+              <w:t>En Railway, presionar «Continuar con Google» y entrar con una cuenta @amigo.edu.co.</w:t>
+            </w:r>
+          </w:p>
+        </w:tc>
+      </w:tr>
+      <w:tr>
+        <w:trPr>
+          <w:cantSplit w:val="true"/>
+        </w:trPr>
+        <w:tc>
+          <w:tcPr>
+            <w:tcW w:type="dxa" w:w="2381"/>
+            <w:shd w:val="clear" w:color="auto" w:fill="D7EDEA"/>
+            <w:tcMar>
+              <w:top w:w="40" w:type="dxa"/>
+              <w:bottom w:w="40" w:type="dxa"/>
+              <w:start w:w="80" w:type="dxa"/>
+              <w:end w:w="80" w:type="dxa"/>
+            </w:tcMar>
+          </w:tcPr>
+          <w:p>
+            <w:r/>
+            <w:r>
+              <w:rPr>
+                <w:b/>
+                <w:sz w:val="19"/>
+              </w:rPr>
+              <w:t>Resultado esperado</w:t>
+            </w:r>
+          </w:p>
+        </w:tc>
+        <w:tc>
+          <w:tcPr>
+            <w:tcW w:type="dxa" w:w="7087"/>
+            <w:tcMar>
+              <w:top w:w="40" w:type="dxa"/>
+              <w:bottom w:w="40" w:type="dxa"/>
+              <w:start w:w="80" w:type="dxa"/>
+              <w:end w:w="80" w:type="dxa"/>
+            </w:tcMar>
+          </w:tcPr>
+          <w:p>
+            <w:r/>
+            <w:r>
+              <w:rPr>
+                <w:b w:val="0"/>
+                <w:sz w:val="19"/>
+              </w:rPr>
+              <w:t>Crea o vincula la cuenta y abre sesión con rol estudiante. Estado esperado: Aprobado.</w:t>
+            </w:r>
+          </w:p>
+        </w:tc>
+      </w:tr>
+      <w:tr>
+        <w:trPr>
+          <w:cantSplit w:val="true"/>
+        </w:trPr>
+        <w:tc>
+          <w:tcPr>
+            <w:tcW w:type="dxa" w:w="2381"/>
+            <w:shd w:val="clear" w:color="auto" w:fill="D7EDEA"/>
+            <w:tcMar>
+              <w:top w:w="40" w:type="dxa"/>
+              <w:bottom w:w="40" w:type="dxa"/>
+              <w:start w:w="80" w:type="dxa"/>
+              <w:end w:w="80" w:type="dxa"/>
+            </w:tcMar>
+          </w:tcPr>
+          <w:p>
+            <w:r/>
+            <w:r>
+              <w:rPr>
+                <w:b/>
+                <w:sz w:val="19"/>
+              </w:rPr>
+              <w:t>Estado obtenido</w:t>
+            </w:r>
+          </w:p>
+        </w:tc>
+        <w:tc>
+          <w:tcPr>
+            <w:tcW w:type="dxa" w:w="7087"/>
+            <w:tcMar>
+              <w:top w:w="40" w:type="dxa"/>
+              <w:bottom w:w="40" w:type="dxa"/>
+              <w:start w:w="80" w:type="dxa"/>
+              <w:end w:w="80" w:type="dxa"/>
+            </w:tcMar>
+          </w:tcPr>
+          <w:p>
+            <w:r/>
+            <w:r>
+              <w:rPr>
+                <w:b w:val="0"/>
+                <w:sz w:val="19"/>
+              </w:rPr>
+              <w:t>☐ Aprobado     ☐ Fallido</w:t>
+            </w:r>
+          </w:p>
+        </w:tc>
+      </w:tr>
+      <w:tr>
+        <w:trPr>
+          <w:cantSplit w:val="true"/>
+        </w:trPr>
+        <w:tc>
+          <w:tcPr>
+            <w:tcW w:type="dxa" w:w="2381"/>
+            <w:shd w:val="clear" w:color="auto" w:fill="D7EDEA"/>
+            <w:tcMar>
+              <w:top w:w="40" w:type="dxa"/>
+              <w:bottom w:w="40" w:type="dxa"/>
+              <w:start w:w="80" w:type="dxa"/>
+              <w:end w:w="80" w:type="dxa"/>
+            </w:tcMar>
+          </w:tcPr>
+          <w:p>
+            <w:r/>
+            <w:r>
+              <w:rPr>
+                <w:b/>
+                <w:sz w:val="19"/>
+              </w:rPr>
+              <w:t>Resultado real</w:t>
+            </w:r>
+          </w:p>
+        </w:tc>
+        <w:tc>
+          <w:tcPr>
+            <w:tcW w:type="dxa" w:w="7087"/>
+            <w:tcMar>
+              <w:top w:w="40" w:type="dxa"/>
+              <w:bottom w:w="40" w:type="dxa"/>
+              <w:start w:w="80" w:type="dxa"/>
+              <w:end w:w="80" w:type="dxa"/>
+            </w:tcMar>
+          </w:tcPr>
+          <w:p>
+            <w:r/>
+            <w:r>
+              <w:rPr>
+                <w:b w:val="0"/>
+                <w:sz w:val="19"/>
+              </w:rPr>
+              <w:t xml:space="preserve"> </w:t>
+            </w:r>
+          </w:p>
+        </w:tc>
+      </w:tr>
+      <w:tr>
+        <w:trPr>
+          <w:cantSplit w:val="true"/>
+        </w:trPr>
+        <w:tc>
+          <w:tcPr>
+            <w:tcW w:type="dxa" w:w="2381"/>
+            <w:shd w:val="clear" w:color="auto" w:fill="D7EDEA"/>
+            <w:tcMar>
+              <w:top w:w="40" w:type="dxa"/>
+              <w:bottom w:w="40" w:type="dxa"/>
+              <w:start w:w="80" w:type="dxa"/>
+              <w:end w:w="80" w:type="dxa"/>
+            </w:tcMar>
+          </w:tcPr>
+          <w:p>
+            <w:r/>
+            <w:r>
+              <w:rPr>
+                <w:b/>
+                <w:sz w:val="19"/>
+              </w:rPr>
+              <w:t>Fecha y navegador</w:t>
+            </w:r>
+          </w:p>
+        </w:tc>
+        <w:tc>
+          <w:tcPr>
+            <w:tcW w:type="dxa" w:w="7087"/>
+            <w:tcMar>
+              <w:top w:w="40" w:type="dxa"/>
+              <w:bottom w:w="40" w:type="dxa"/>
+              <w:start w:w="80" w:type="dxa"/>
+              <w:end w:w="80" w:type="dxa"/>
+            </w:tcMar>
+          </w:tcPr>
+          <w:p>
+            <w:r/>
+            <w:r>
+              <w:rPr>
+                <w:b w:val="0"/>
+                <w:sz w:val="19"/>
+              </w:rPr>
+              <w:t>____ /10/2026 · navegador y versión: ____________</w:t>
+            </w:r>
+          </w:p>
+        </w:tc>
+      </w:tr>
+      <w:tr>
+        <w:trPr>
+          <w:cantSplit w:val="true"/>
+        </w:trPr>
+        <w:tc>
+          <w:tcPr>
+            <w:tcW w:type="dxa" w:w="2381"/>
+            <w:shd w:val="clear" w:color="auto" w:fill="D7EDEA"/>
+            <w:tcMar>
+              <w:top w:w="40" w:type="dxa"/>
+              <w:bottom w:w="40" w:type="dxa"/>
+              <w:start w:w="80" w:type="dxa"/>
+              <w:end w:w="80" w:type="dxa"/>
+            </w:tcMar>
+          </w:tcPr>
+          <w:p>
+            <w:r/>
+            <w:r>
+              <w:rPr>
+                <w:b/>
+                <w:sz w:val="19"/>
+              </w:rPr>
+              <w:t>Evidencia</w:t>
+            </w:r>
+          </w:p>
+        </w:tc>
+        <w:tc>
+          <w:tcPr>
+            <w:tcW w:type="dxa" w:w="7087"/>
+            <w:tcMar>
+              <w:top w:w="40" w:type="dxa"/>
+              <w:bottom w:w="40" w:type="dxa"/>
+              <w:start w:w="80" w:type="dxa"/>
+              <w:end w:w="80" w:type="dxa"/>
+            </w:tcMar>
+          </w:tcPr>
+          <w:p>
+            <w:r/>
+            <w:r>
+              <w:rPr>
+                <w:b w:val="0"/>
+                <w:sz w:val="19"/>
+              </w:rPr>
+              <w:t>EV-CP014-RAILWAY.png (recuadro de abajo)</w:t>
+            </w:r>
+          </w:p>
+        </w:tc>
+      </w:tr>
+    </w:tbl>
+    <w:p>
+      <w:pPr>
+        <w:keepNext/>
+        <w:spacing w:after="0"/>
+      </w:pPr>
+      <w:r>
+        <w:rPr>
+          <w:b w:val="0"/>
+          <w:i w:val="0"/>
+          <w:sz w:val="4"/>
+        </w:rPr>
+        <w:t xml:space="preserve"> </w:t>
+      </w:r>
+    </w:p>
+    <w:tbl>
+      <w:tblPr>
+        <w:tblW w:type="auto" w:w="0"/>
+        <w:jc w:val="center"/>
+        <w:tblLook w:firstColumn="1" w:firstRow="1" w:lastColumn="0" w:lastRow="0" w:noHBand="0" w:noVBand="1" w:val="04A0"/>
+        <w:tblLayout w:type="fixed"/>
+        <w:tblBorders>
+          <w:top w:val="dashed" w:sz="8" w:space="0" w:color="9CA3AF"/>
+          <w:left w:val="dashed" w:sz="8" w:space="0" w:color="9CA3AF"/>
+          <w:bottom w:val="dashed" w:sz="8" w:space="0" w:color="9CA3AF"/>
+          <w:right w:val="dashed" w:sz="8" w:space="0" w:color="9CA3AF"/>
+        </w:tblBorders>
+      </w:tblPr>
+      <w:tblGrid>
+        <w:gridCol w:w="9746"/>
+      </w:tblGrid>
+      <w:tr>
+        <w:trPr>
+          <w:trHeight w:val="4876" w:hRule="atLeast"/>
+          <w:cantSplit w:val="true"/>
+        </w:trPr>
+        <w:tc>
+          <w:tcPr>
+            <w:tcW w:type="dxa" w:w="8787"/>
+            <w:vAlign w:val="center"/>
+            <w:shd w:val="clear" w:color="auto" w:fill="F9FAFB"/>
+          </w:tcPr>
+          <w:p>
+            <w:pPr>
+              <w:jc w:val="center"/>
+            </w:pPr>
+            <w:r/>
+            <w:r>
+              <w:rPr>
+                <w:b/>
+                <w:i w:val="0"/>
+                <w:color w:val="6B7280"/>
+                <w:sz w:val="20"/>
+              </w:rPr>
+              <w:t>Pegue aquí la captura de CP-014 · EV-CP014-RAILWAY.png</w:t>
+            </w:r>
+          </w:p>
+          <w:p>
+            <w:pPr>
+              <w:jc w:val="center"/>
+            </w:pPr>
+            <w:r>
+              <w:rPr>
+                <w:b w:val="0"/>
+                <w:i/>
+                <w:color w:val="6B7280"/>
+                <w:sz w:val="18"/>
+              </w:rPr>
+              <w:t>Clic dentro del recuadro, borrar este texto y Ctrl+V</w:t>
+            </w:r>
+          </w:p>
+        </w:tc>
+      </w:tr>
+    </w:tbl>
+    <w:p>
+      <w:r>
+        <w:br w:type="page"/>
+      </w:r>
+    </w:p>
+    <w:p>
+      <w:pPr>
+        <w:pStyle w:val="Heading3"/>
+      </w:pPr>
+      <w:r>
+        <w:t>CP-015 · Rechazo de Google con cuenta fuera del dominio</w:t>
+      </w:r>
+    </w:p>
+    <w:tbl>
+      <w:tblPr>
+        <w:tblW w:type="auto" w:w="0"/>
+        <w:tblLook w:firstColumn="1" w:firstRow="1" w:lastColumn="0" w:lastRow="0" w:noHBand="0" w:noVBand="1" w:val="04A0"/>
+        <w:tblBorders>
+          <w:top w:val="single" w:sz="4" w:space="0" w:color="D1D5DB"/>
+          <w:left w:val="single" w:sz="4" w:space="0" w:color="D1D5DB"/>
+          <w:bottom w:val="single" w:sz="4" w:space="0" w:color="D1D5DB"/>
+          <w:right w:val="single" w:sz="4" w:space="0" w:color="D1D5DB"/>
+          <w:insideH w:val="single" w:sz="4" w:space="0" w:color="D1D5DB"/>
+          <w:insideV w:val="single" w:sz="4" w:space="0" w:color="D1D5DB"/>
+        </w:tblBorders>
+      </w:tblPr>
+      <w:tblGrid>
+        <w:gridCol w:w="4873"/>
+        <w:gridCol w:w="4873"/>
+      </w:tblGrid>
+      <w:tr>
+        <w:trPr>
+          <w:cantSplit w:val="true"/>
+        </w:trPr>
+        <w:tc>
+          <w:tcPr>
+            <w:tcW w:type="dxa" w:w="2381"/>
+            <w:shd w:val="clear" w:color="auto" w:fill="D7EDEA"/>
+            <w:tcMar>
+              <w:top w:w="40" w:type="dxa"/>
+              <w:bottom w:w="40" w:type="dxa"/>
+              <w:start w:w="80" w:type="dxa"/>
+              <w:end w:w="80" w:type="dxa"/>
+            </w:tcMar>
+          </w:tcPr>
+          <w:p>
+            <w:r/>
+            <w:r>
+              <w:rPr>
+                <w:b/>
+                <w:sz w:val="19"/>
+              </w:rPr>
+              <w:t>Lo ejecuta · entorno</w:t>
+            </w:r>
+          </w:p>
+        </w:tc>
+        <w:tc>
+          <w:tcPr>
+            <w:tcW w:type="dxa" w:w="7087"/>
+            <w:tcMar>
+              <w:top w:w="40" w:type="dxa"/>
+              <w:bottom w:w="40" w:type="dxa"/>
+              <w:start w:w="80" w:type="dxa"/>
+              <w:end w:w="80" w:type="dxa"/>
+            </w:tcMar>
+          </w:tcPr>
+          <w:p>
+            <w:r/>
+            <w:r>
+              <w:rPr>
+                <w:b w:val="0"/>
+                <w:sz w:val="19"/>
+              </w:rPr>
+              <w:t>Esteban Palencia · Railway · Chrome o Firefox</w:t>
+            </w:r>
+          </w:p>
+        </w:tc>
+      </w:tr>
+      <w:tr>
+        <w:trPr>
+          <w:cantSplit w:val="true"/>
+        </w:trPr>
+        <w:tc>
+          <w:tcPr>
+            <w:tcW w:type="dxa" w:w="2381"/>
+            <w:shd w:val="clear" w:color="auto" w:fill="D7EDEA"/>
+            <w:tcMar>
+              <w:top w:w="40" w:type="dxa"/>
+              <w:bottom w:w="40" w:type="dxa"/>
+              <w:start w:w="80" w:type="dxa"/>
+              <w:end w:w="80" w:type="dxa"/>
+            </w:tcMar>
+          </w:tcPr>
+          <w:p>
+            <w:r/>
+            <w:r>
+              <w:rPr>
+                <w:b/>
+                <w:sz w:val="19"/>
+              </w:rPr>
+              <w:t>Qué se hace</w:t>
+            </w:r>
+          </w:p>
+        </w:tc>
+        <w:tc>
+          <w:tcPr>
+            <w:tcW w:type="dxa" w:w="7087"/>
+            <w:tcMar>
+              <w:top w:w="40" w:type="dxa"/>
+              <w:bottom w:w="40" w:type="dxa"/>
+              <w:start w:w="80" w:type="dxa"/>
+              <w:end w:w="80" w:type="dxa"/>
+            </w:tcMar>
+          </w:tcPr>
+          <w:p>
+            <w:r/>
+            <w:r>
+              <w:rPr>
+                <w:b w:val="0"/>
+                <w:sz w:val="19"/>
+              </w:rPr>
+              <w:t>En Railway, presionar «Continuar con Google» y entrar con una cuenta @gmail.com.</w:t>
+            </w:r>
+          </w:p>
+        </w:tc>
+      </w:tr>
+      <w:tr>
+        <w:trPr>
+          <w:cantSplit w:val="true"/>
+        </w:trPr>
+        <w:tc>
+          <w:tcPr>
+            <w:tcW w:type="dxa" w:w="2381"/>
+            <w:shd w:val="clear" w:color="auto" w:fill="D7EDEA"/>
+            <w:tcMar>
+              <w:top w:w="40" w:type="dxa"/>
+              <w:bottom w:w="40" w:type="dxa"/>
+              <w:start w:w="80" w:type="dxa"/>
+              <w:end w:w="80" w:type="dxa"/>
+            </w:tcMar>
+          </w:tcPr>
+          <w:p>
+            <w:r/>
+            <w:r>
+              <w:rPr>
+                <w:b/>
+                <w:sz w:val="19"/>
+              </w:rPr>
+              <w:t>Resultado esperado</w:t>
+            </w:r>
+          </w:p>
+        </w:tc>
+        <w:tc>
+          <w:tcPr>
+            <w:tcW w:type="dxa" w:w="7087"/>
+            <w:tcMar>
+              <w:top w:w="40" w:type="dxa"/>
+              <w:bottom w:w="40" w:type="dxa"/>
+              <w:start w:w="80" w:type="dxa"/>
+              <w:end w:w="80" w:type="dxa"/>
+            </w:tcMar>
+          </w:tcPr>
+          <w:p>
+            <w:r/>
+            <w:r>
+              <w:rPr>
+                <w:b w:val="0"/>
+                <w:sz w:val="19"/>
+              </w:rPr>
+              <w:t>No abre sesión y vuelve al inicio con el error de dominio. Estado esperado: Aprobado.</w:t>
+            </w:r>
+          </w:p>
+        </w:tc>
+      </w:tr>
+      <w:tr>
+        <w:trPr>
+          <w:cantSplit w:val="true"/>
+        </w:trPr>
+        <w:tc>
+          <w:tcPr>
+            <w:tcW w:type="dxa" w:w="2381"/>
+            <w:shd w:val="clear" w:color="auto" w:fill="D7EDEA"/>
+            <w:tcMar>
+              <w:top w:w="40" w:type="dxa"/>
+              <w:bottom w:w="40" w:type="dxa"/>
+              <w:start w:w="80" w:type="dxa"/>
+              <w:end w:w="80" w:type="dxa"/>
+            </w:tcMar>
+          </w:tcPr>
+          <w:p>
+            <w:r/>
+            <w:r>
+              <w:rPr>
+                <w:b/>
+                <w:sz w:val="19"/>
+              </w:rPr>
+              <w:t>Estado obtenido</w:t>
+            </w:r>
+          </w:p>
+        </w:tc>
+        <w:tc>
+          <w:tcPr>
+            <w:tcW w:type="dxa" w:w="7087"/>
+            <w:tcMar>
+              <w:top w:w="40" w:type="dxa"/>
+              <w:bottom w:w="40" w:type="dxa"/>
+              <w:start w:w="80" w:type="dxa"/>
+              <w:end w:w="80" w:type="dxa"/>
+            </w:tcMar>
+          </w:tcPr>
+          <w:p>
+            <w:r/>
+            <w:r>
+              <w:rPr>
+                <w:b w:val="0"/>
+                <w:sz w:val="19"/>
+              </w:rPr>
+              <w:t>☐ Aprobado     ☐ Fallido</w:t>
+            </w:r>
+          </w:p>
+        </w:tc>
+      </w:tr>
+      <w:tr>
+        <w:trPr>
+          <w:cantSplit w:val="true"/>
+        </w:trPr>
+        <w:tc>
+          <w:tcPr>
+            <w:tcW w:type="dxa" w:w="2381"/>
+            <w:shd w:val="clear" w:color="auto" w:fill="D7EDEA"/>
+            <w:tcMar>
+              <w:top w:w="40" w:type="dxa"/>
+              <w:bottom w:w="40" w:type="dxa"/>
+              <w:start w:w="80" w:type="dxa"/>
+              <w:end w:w="80" w:type="dxa"/>
+            </w:tcMar>
+          </w:tcPr>
+          <w:p>
+            <w:r/>
+            <w:r>
+              <w:rPr>
+                <w:b/>
+                <w:sz w:val="19"/>
+              </w:rPr>
+              <w:t>Resultado real</w:t>
+            </w:r>
+          </w:p>
+        </w:tc>
+        <w:tc>
+          <w:tcPr>
+            <w:tcW w:type="dxa" w:w="7087"/>
+            <w:tcMar>
+              <w:top w:w="40" w:type="dxa"/>
+              <w:bottom w:w="40" w:type="dxa"/>
+              <w:start w:w="80" w:type="dxa"/>
+              <w:end w:w="80" w:type="dxa"/>
+            </w:tcMar>
+          </w:tcPr>
+          <w:p>
+            <w:r/>
+            <w:r>
+              <w:rPr>
+                <w:b w:val="0"/>
+                <w:sz w:val="19"/>
+              </w:rPr>
+              <w:t xml:space="preserve"> </w:t>
+            </w:r>
+          </w:p>
+        </w:tc>
+      </w:tr>
+      <w:tr>
+        <w:trPr>
+          <w:cantSplit w:val="true"/>
+        </w:trPr>
+        <w:tc>
+          <w:tcPr>
+            <w:tcW w:type="dxa" w:w="2381"/>
+            <w:shd w:val="clear" w:color="auto" w:fill="D7EDEA"/>
+            <w:tcMar>
+              <w:top w:w="40" w:type="dxa"/>
+              <w:bottom w:w="40" w:type="dxa"/>
+              <w:start w:w="80" w:type="dxa"/>
+              <w:end w:w="80" w:type="dxa"/>
+            </w:tcMar>
+          </w:tcPr>
+          <w:p>
+            <w:r/>
+            <w:r>
+              <w:rPr>
+                <w:b/>
+                <w:sz w:val="19"/>
+              </w:rPr>
+              <w:t>Fecha y navegador</w:t>
+            </w:r>
+          </w:p>
+        </w:tc>
+        <w:tc>
+          <w:tcPr>
+            <w:tcW w:type="dxa" w:w="7087"/>
+            <w:tcMar>
+              <w:top w:w="40" w:type="dxa"/>
+              <w:bottom w:w="40" w:type="dxa"/>
+              <w:start w:w="80" w:type="dxa"/>
+              <w:end w:w="80" w:type="dxa"/>
+            </w:tcMar>
+          </w:tcPr>
+          <w:p>
+            <w:r/>
+            <w:r>
+              <w:rPr>
+                <w:b w:val="0"/>
+                <w:sz w:val="19"/>
+              </w:rPr>
+              <w:t>____ /10/2026 · navegador y versión: ____________</w:t>
+            </w:r>
+          </w:p>
+        </w:tc>
+      </w:tr>
+      <w:tr>
+        <w:trPr>
+          <w:cantSplit w:val="true"/>
+        </w:trPr>
+        <w:tc>
+          <w:tcPr>
+            <w:tcW w:type="dxa" w:w="2381"/>
+            <w:shd w:val="clear" w:color="auto" w:fill="D7EDEA"/>
+            <w:tcMar>
+              <w:top w:w="40" w:type="dxa"/>
+              <w:bottom w:w="40" w:type="dxa"/>
+              <w:start w:w="80" w:type="dxa"/>
+              <w:end w:w="80" w:type="dxa"/>
+            </w:tcMar>
+          </w:tcPr>
+          <w:p>
+            <w:r/>
+            <w:r>
+              <w:rPr>
+                <w:b/>
+                <w:sz w:val="19"/>
+              </w:rPr>
+              <w:t>Evidencia</w:t>
+            </w:r>
+          </w:p>
+        </w:tc>
+        <w:tc>
+          <w:tcPr>
+            <w:tcW w:type="dxa" w:w="7087"/>
+            <w:tcMar>
+              <w:top w:w="40" w:type="dxa"/>
+              <w:bottom w:w="40" w:type="dxa"/>
+              <w:start w:w="80" w:type="dxa"/>
+              <w:end w:w="80" w:type="dxa"/>
+            </w:tcMar>
+          </w:tcPr>
+          <w:p>
+            <w:r/>
+            <w:r>
+              <w:rPr>
+                <w:b w:val="0"/>
+                <w:sz w:val="19"/>
+              </w:rPr>
+              <w:t>EV-CP015-RAILWAY.png (recuadro de abajo)</w:t>
+            </w:r>
+          </w:p>
+        </w:tc>
+      </w:tr>
+    </w:tbl>
+    <w:p>
+      <w:pPr>
+        <w:keepNext/>
+        <w:spacing w:after="0"/>
+      </w:pPr>
+      <w:r>
+        <w:rPr>
+          <w:b w:val="0"/>
+          <w:i w:val="0"/>
+          <w:sz w:val="4"/>
+        </w:rPr>
+        <w:t xml:space="preserve"> </w:t>
+      </w:r>
+    </w:p>
+    <w:tbl>
+      <w:tblPr>
+        <w:tblW w:type="auto" w:w="0"/>
+        <w:jc w:val="center"/>
+        <w:tblLook w:firstColumn="1" w:firstRow="1" w:lastColumn="0" w:lastRow="0" w:noHBand="0" w:noVBand="1" w:val="04A0"/>
+        <w:tblLayout w:type="fixed"/>
+        <w:tblBorders>
+          <w:top w:val="dashed" w:sz="8" w:space="0" w:color="9CA3AF"/>
+          <w:left w:val="dashed" w:sz="8" w:space="0" w:color="9CA3AF"/>
+          <w:bottom w:val="dashed" w:sz="8" w:space="0" w:color="9CA3AF"/>
+          <w:right w:val="dashed" w:sz="8" w:space="0" w:color="9CA3AF"/>
+        </w:tblBorders>
+      </w:tblPr>
+      <w:tblGrid>
+        <w:gridCol w:w="9746"/>
+      </w:tblGrid>
+      <w:tr>
+        <w:trPr>
+          <w:trHeight w:val="4876" w:hRule="atLeast"/>
+          <w:cantSplit w:val="true"/>
+        </w:trPr>
+        <w:tc>
+          <w:tcPr>
+            <w:tcW w:type="dxa" w:w="8787"/>
+            <w:vAlign w:val="center"/>
+            <w:shd w:val="clear" w:color="auto" w:fill="F9FAFB"/>
+          </w:tcPr>
+          <w:p>
+            <w:pPr>
+              <w:jc w:val="center"/>
+            </w:pPr>
+            <w:r/>
+            <w:r>
+              <w:rPr>
+                <w:b/>
+                <w:i w:val="0"/>
+                <w:color w:val="6B7280"/>
+                <w:sz w:val="20"/>
+              </w:rPr>
+              <w:t>Pegue aquí la captura de CP-015 · EV-CP015-RAILWAY.png</w:t>
+            </w:r>
+          </w:p>
+          <w:p>
+            <w:pPr>
+              <w:jc w:val="center"/>
+            </w:pPr>
+            <w:r>
+              <w:rPr>
+                <w:b w:val="0"/>
+                <w:i/>
+                <w:color w:val="6B7280"/>
+                <w:sz w:val="18"/>
+              </w:rPr>
+              <w:t>Clic dentro del recuadro, borrar este texto y Ctrl+V</w:t>
+            </w:r>
+          </w:p>
+        </w:tc>
+      </w:tr>
+    </w:tbl>
+    <w:p>
+      <w:r>
+        <w:br w:type="page"/>
+      </w:r>
+    </w:p>
+    <w:p>
+      <w:pPr>
+        <w:pStyle w:val="Heading2"/>
+      </w:pPr>
+      <w:r>
+        <w:t>F.2 Ciclo 2 en Firefox</w:t>
+      </w:r>
+    </w:p>
+    <w:p>
+      <w:pPr>
+        <w:pStyle w:val="Heading3"/>
+      </w:pPr>
+      <w:r>
+        <w:t>CP-007 · Registro válido con todas las condiciones satisfechas</w:t>
+      </w:r>
+    </w:p>
+    <w:tbl>
+      <w:tblPr>
+        <w:tblW w:type="auto" w:w="0"/>
+        <w:tblLook w:firstColumn="1" w:firstRow="1" w:lastColumn="0" w:lastRow="0" w:noHBand="0" w:noVBand="1" w:val="04A0"/>
+        <w:tblBorders>
+          <w:top w:val="single" w:sz="4" w:space="0" w:color="D1D5DB"/>
+          <w:left w:val="single" w:sz="4" w:space="0" w:color="D1D5DB"/>
+          <w:bottom w:val="single" w:sz="4" w:space="0" w:color="D1D5DB"/>
+          <w:right w:val="single" w:sz="4" w:space="0" w:color="D1D5DB"/>
+          <w:insideH w:val="single" w:sz="4" w:space="0" w:color="D1D5DB"/>
+          <w:insideV w:val="single" w:sz="4" w:space="0" w:color="D1D5DB"/>
+        </w:tblBorders>
+      </w:tblPr>
+      <w:tblGrid>
+        <w:gridCol w:w="4873"/>
+        <w:gridCol w:w="4873"/>
+      </w:tblGrid>
+      <w:tr>
+        <w:trPr>
+          <w:cantSplit w:val="true"/>
+        </w:trPr>
+        <w:tc>
+          <w:tcPr>
+            <w:tcW w:type="dxa" w:w="2381"/>
+            <w:shd w:val="clear" w:color="auto" w:fill="D7EDEA"/>
+            <w:tcMar>
+              <w:top w:w="40" w:type="dxa"/>
+              <w:bottom w:w="40" w:type="dxa"/>
+              <w:start w:w="80" w:type="dxa"/>
+              <w:end w:w="80" w:type="dxa"/>
+            </w:tcMar>
+          </w:tcPr>
+          <w:p>
+            <w:r/>
+            <w:r>
+              <w:rPr>
+                <w:b/>
+                <w:sz w:val="19"/>
+              </w:rPr>
+              <w:t>Lo ejecuta · entorno</w:t>
+            </w:r>
+          </w:p>
+        </w:tc>
+        <w:tc>
+          <w:tcPr>
+            <w:tcW w:type="dxa" w:w="7087"/>
+            <w:tcMar>
+              <w:top w:w="40" w:type="dxa"/>
+              <w:bottom w:w="40" w:type="dxa"/>
+              <w:start w:w="80" w:type="dxa"/>
+              <w:end w:w="80" w:type="dxa"/>
+            </w:tcMar>
+          </w:tcPr>
+          <w:p>
+            <w:r/>
+            <w:r>
+              <w:rPr>
+                <w:b w:val="0"/>
+                <w:sz w:val="19"/>
+              </w:rPr>
+              <w:t>Sebastián González González · Railway · Firefox</w:t>
+            </w:r>
+          </w:p>
+        </w:tc>
+      </w:tr>
+      <w:tr>
+        <w:trPr>
+          <w:cantSplit w:val="true"/>
+        </w:trPr>
+        <w:tc>
+          <w:tcPr>
+            <w:tcW w:type="dxa" w:w="2381"/>
+            <w:shd w:val="clear" w:color="auto" w:fill="D7EDEA"/>
+            <w:tcMar>
+              <w:top w:w="40" w:type="dxa"/>
+              <w:bottom w:w="40" w:type="dxa"/>
+              <w:start w:w="80" w:type="dxa"/>
+              <w:end w:w="80" w:type="dxa"/>
+            </w:tcMar>
+          </w:tcPr>
+          <w:p>
+            <w:r/>
+            <w:r>
+              <w:rPr>
+                <w:b/>
+                <w:sz w:val="19"/>
+              </w:rPr>
+              <w:t>Qué se hace</w:t>
+            </w:r>
+          </w:p>
+        </w:tc>
+        <w:tc>
+          <w:tcPr>
+            <w:tcW w:type="dxa" w:w="7087"/>
+            <w:tcMar>
+              <w:top w:w="40" w:type="dxa"/>
+              <w:bottom w:w="40" w:type="dxa"/>
+              <w:start w:w="80" w:type="dxa"/>
+              <w:end w:w="80" w:type="dxa"/>
+            </w:tcMar>
+          </w:tcPr>
+          <w:p>
+            <w:r/>
+            <w:r>
+              <w:rPr>
+                <w:b w:val="0"/>
+                <w:sz w:val="19"/>
+              </w:rPr>
+              <w:t>Repetir en Firefox, sobre Railway, los mismos pasos del ciclo 1. Datos: Correo valido.c2@amigo.edu.co (si ya existe en Railway, valido.c3@amigo.edu.co).</w:t>
+            </w:r>
+          </w:p>
+        </w:tc>
+      </w:tr>
+      <w:tr>
+        <w:trPr>
+          <w:cantSplit w:val="true"/>
+        </w:trPr>
+        <w:tc>
+          <w:tcPr>
+            <w:tcW w:type="dxa" w:w="2381"/>
+            <w:shd w:val="clear" w:color="auto" w:fill="D7EDEA"/>
+            <w:tcMar>
+              <w:top w:w="40" w:type="dxa"/>
+              <w:bottom w:w="40" w:type="dxa"/>
+              <w:start w:w="80" w:type="dxa"/>
+              <w:end w:w="80" w:type="dxa"/>
+            </w:tcMar>
+          </w:tcPr>
+          <w:p>
+            <w:r/>
+            <w:r>
+              <w:rPr>
+                <w:b/>
+                <w:sz w:val="19"/>
+              </w:rPr>
+              <w:t>Resultado esperado</w:t>
+            </w:r>
+          </w:p>
+        </w:tc>
+        <w:tc>
+          <w:tcPr>
+            <w:tcW w:type="dxa" w:w="7087"/>
+            <w:tcMar>
+              <w:top w:w="40" w:type="dxa"/>
+              <w:bottom w:w="40" w:type="dxa"/>
+              <w:start w:w="80" w:type="dxa"/>
+              <w:end w:w="80" w:type="dxa"/>
+            </w:tcMar>
+          </w:tcPr>
+          <w:p>
+            <w:r/>
+            <w:r>
+              <w:rPr>
+                <w:b w:val="0"/>
+                <w:sz w:val="19"/>
+              </w:rPr>
+              <w:t>Crea la cuenta (HTTP 201) y continúa al formulario de perfil. Estado esperado: Aprobado.</w:t>
+            </w:r>
+          </w:p>
+        </w:tc>
+      </w:tr>
+      <w:tr>
+        <w:trPr>
+          <w:cantSplit w:val="true"/>
+        </w:trPr>
+        <w:tc>
+          <w:tcPr>
+            <w:tcW w:type="dxa" w:w="2381"/>
+            <w:shd w:val="clear" w:color="auto" w:fill="D7EDEA"/>
+            <w:tcMar>
+              <w:top w:w="40" w:type="dxa"/>
+              <w:bottom w:w="40" w:type="dxa"/>
+              <w:start w:w="80" w:type="dxa"/>
+              <w:end w:w="80" w:type="dxa"/>
+            </w:tcMar>
+          </w:tcPr>
+          <w:p>
+            <w:r/>
+            <w:r>
+              <w:rPr>
+                <w:b/>
+                <w:sz w:val="19"/>
+              </w:rPr>
+              <w:t>Estado obtenido</w:t>
+            </w:r>
+          </w:p>
+        </w:tc>
+        <w:tc>
+          <w:tcPr>
+            <w:tcW w:type="dxa" w:w="7087"/>
+            <w:tcMar>
+              <w:top w:w="40" w:type="dxa"/>
+              <w:bottom w:w="40" w:type="dxa"/>
+              <w:start w:w="80" w:type="dxa"/>
+              <w:end w:w="80" w:type="dxa"/>
+            </w:tcMar>
+          </w:tcPr>
+          <w:p>
+            <w:r/>
+            <w:r>
+              <w:rPr>
+                <w:b w:val="0"/>
+                <w:sz w:val="19"/>
+              </w:rPr>
+              <w:t>☐ Aprobado     ☐ Fallido</w:t>
+            </w:r>
+          </w:p>
+        </w:tc>
+      </w:tr>
+      <w:tr>
+        <w:trPr>
+          <w:cantSplit w:val="true"/>
+        </w:trPr>
+        <w:tc>
+          <w:tcPr>
+            <w:tcW w:type="dxa" w:w="2381"/>
+            <w:shd w:val="clear" w:color="auto" w:fill="D7EDEA"/>
+            <w:tcMar>
+              <w:top w:w="40" w:type="dxa"/>
+              <w:bottom w:w="40" w:type="dxa"/>
+              <w:start w:w="80" w:type="dxa"/>
+              <w:end w:w="80" w:type="dxa"/>
+            </w:tcMar>
+          </w:tcPr>
+          <w:p>
+            <w:r/>
+            <w:r>
+              <w:rPr>
+                <w:b/>
+                <w:sz w:val="19"/>
+              </w:rPr>
+              <w:t>Resultado real</w:t>
+            </w:r>
+          </w:p>
+        </w:tc>
+        <w:tc>
+          <w:tcPr>
+            <w:tcW w:type="dxa" w:w="7087"/>
+            <w:tcMar>
+              <w:top w:w="40" w:type="dxa"/>
+              <w:bottom w:w="40" w:type="dxa"/>
+              <w:start w:w="80" w:type="dxa"/>
+              <w:end w:w="80" w:type="dxa"/>
+            </w:tcMar>
+          </w:tcPr>
+          <w:p>
+            <w:r/>
+            <w:r>
+              <w:rPr>
+                <w:b w:val="0"/>
+                <w:sz w:val="19"/>
+              </w:rPr>
+              <w:t xml:space="preserve"> </w:t>
+            </w:r>
+          </w:p>
+        </w:tc>
+      </w:tr>
+      <w:tr>
+        <w:trPr>
+          <w:cantSplit w:val="true"/>
+        </w:trPr>
+        <w:tc>
+          <w:tcPr>
+            <w:tcW w:type="dxa" w:w="2381"/>
+            <w:shd w:val="clear" w:color="auto" w:fill="D7EDEA"/>
+            <w:tcMar>
+              <w:top w:w="40" w:type="dxa"/>
+              <w:bottom w:w="40" w:type="dxa"/>
+              <w:start w:w="80" w:type="dxa"/>
+              <w:end w:w="80" w:type="dxa"/>
+            </w:tcMar>
+          </w:tcPr>
+          <w:p>
+            <w:r/>
+            <w:r>
+              <w:rPr>
+                <w:b/>
+                <w:sz w:val="19"/>
+              </w:rPr>
+              <w:t>Fecha y navegador</w:t>
+            </w:r>
+          </w:p>
+        </w:tc>
+        <w:tc>
+          <w:tcPr>
+            <w:tcW w:type="dxa" w:w="7087"/>
+            <w:tcMar>
+              <w:top w:w="40" w:type="dxa"/>
+              <w:bottom w:w="40" w:type="dxa"/>
+              <w:start w:w="80" w:type="dxa"/>
+              <w:end w:w="80" w:type="dxa"/>
+            </w:tcMar>
+          </w:tcPr>
+          <w:p>
+            <w:r/>
+            <w:r>
+              <w:rPr>
+                <w:b w:val="0"/>
+                <w:sz w:val="19"/>
+              </w:rPr>
+              <w:t>____ /10/2026 · navegador y versión: ____________</w:t>
+            </w:r>
+          </w:p>
+        </w:tc>
+      </w:tr>
+      <w:tr>
+        <w:trPr>
+          <w:cantSplit w:val="true"/>
+        </w:trPr>
+        <w:tc>
+          <w:tcPr>
+            <w:tcW w:type="dxa" w:w="2381"/>
+            <w:shd w:val="clear" w:color="auto" w:fill="D7EDEA"/>
+            <w:tcMar>
+              <w:top w:w="40" w:type="dxa"/>
+              <w:bottom w:w="40" w:type="dxa"/>
+              <w:start w:w="80" w:type="dxa"/>
+              <w:end w:w="80" w:type="dxa"/>
+            </w:tcMar>
+          </w:tcPr>
+          <w:p>
+            <w:r/>
+            <w:r>
+              <w:rPr>
+                <w:b/>
+                <w:sz w:val="19"/>
+              </w:rPr>
+              <w:t>Evidencia</w:t>
+            </w:r>
+          </w:p>
+        </w:tc>
+        <w:tc>
+          <w:tcPr>
+            <w:tcW w:type="dxa" w:w="7087"/>
+            <w:tcMar>
+              <w:top w:w="40" w:type="dxa"/>
+              <w:bottom w:w="40" w:type="dxa"/>
+              <w:start w:w="80" w:type="dxa"/>
+              <w:end w:w="80" w:type="dxa"/>
+            </w:tcMar>
+          </w:tcPr>
+          <w:p>
+            <w:r/>
+            <w:r>
+              <w:rPr>
+                <w:b w:val="0"/>
+                <w:sz w:val="19"/>
+              </w:rPr>
+              <w:t>EV-CP007-FIREFOX.png (recuadro de abajo)</w:t>
+            </w:r>
+          </w:p>
+        </w:tc>
+      </w:tr>
+    </w:tbl>
+    <w:p>
+      <w:pPr>
+        <w:keepNext/>
+        <w:spacing w:after="0"/>
+      </w:pPr>
+      <w:r>
+        <w:rPr>
+          <w:b w:val="0"/>
+          <w:i w:val="0"/>
+          <w:sz w:val="4"/>
+        </w:rPr>
+        <w:t xml:space="preserve"> </w:t>
+      </w:r>
+    </w:p>
+    <w:tbl>
+      <w:tblPr>
+        <w:tblW w:type="auto" w:w="0"/>
+        <w:jc w:val="center"/>
+        <w:tblLook w:firstColumn="1" w:firstRow="1" w:lastColumn="0" w:lastRow="0" w:noHBand="0" w:noVBand="1" w:val="04A0"/>
+        <w:tblLayout w:type="fixed"/>
+        <w:tblBorders>
+          <w:top w:val="dashed" w:sz="8" w:space="0" w:color="9CA3AF"/>
+          <w:left w:val="dashed" w:sz="8" w:space="0" w:color="9CA3AF"/>
+          <w:bottom w:val="dashed" w:sz="8" w:space="0" w:color="9CA3AF"/>
+          <w:right w:val="dashed" w:sz="8" w:space="0" w:color="9CA3AF"/>
+        </w:tblBorders>
+      </w:tblPr>
+      <w:tblGrid>
+        <w:gridCol w:w="9746"/>
+      </w:tblGrid>
+      <w:tr>
+        <w:trPr>
+          <w:trHeight w:val="4876" w:hRule="atLeast"/>
+          <w:cantSplit w:val="true"/>
+        </w:trPr>
+        <w:tc>
+          <w:tcPr>
+            <w:tcW w:type="dxa" w:w="8787"/>
+            <w:vAlign w:val="center"/>
+            <w:shd w:val="clear" w:color="auto" w:fill="F9FAFB"/>
+          </w:tcPr>
+          <w:p>
+            <w:pPr>
+              <w:jc w:val="center"/>
+            </w:pPr>
+            <w:r/>
+            <w:r>
+              <w:rPr>
+                <w:b/>
+                <w:i w:val="0"/>
+                <w:color w:val="6B7280"/>
+                <w:sz w:val="20"/>
+              </w:rPr>
+              <w:t>Pegue aquí la captura de CP-007 · EV-CP007-FIREFOX.png</w:t>
+            </w:r>
+          </w:p>
+          <w:p>
+            <w:pPr>
+              <w:jc w:val="center"/>
+            </w:pPr>
+            <w:r>
+              <w:rPr>
+                <w:b w:val="0"/>
+                <w:i/>
+                <w:color w:val="6B7280"/>
+                <w:sz w:val="18"/>
+              </w:rPr>
+              <w:t>Clic dentro del recuadro, borrar este texto y Ctrl+V</w:t>
+            </w:r>
+          </w:p>
+        </w:tc>
+      </w:tr>
+    </w:tbl>
+    <w:p>
+      <w:r>
+        <w:br w:type="page"/>
+      </w:r>
+    </w:p>
+    <w:p>
+      <w:pPr>
+        <w:pStyle w:val="Heading3"/>
+      </w:pPr>
+      <w:r>
+        <w:t>CP-008 · Rechazo de registro con rol de administrador</w:t>
+      </w:r>
+    </w:p>
+    <w:tbl>
+      <w:tblPr>
+        <w:tblW w:type="auto" w:w="0"/>
+        <w:tblLook w:firstColumn="1" w:firstRow="1" w:lastColumn="0" w:lastRow="0" w:noHBand="0" w:noVBand="1" w:val="04A0"/>
+        <w:tblBorders>
+          <w:top w:val="single" w:sz="4" w:space="0" w:color="D1D5DB"/>
+          <w:left w:val="single" w:sz="4" w:space="0" w:color="D1D5DB"/>
+          <w:bottom w:val="single" w:sz="4" w:space="0" w:color="D1D5DB"/>
+          <w:right w:val="single" w:sz="4" w:space="0" w:color="D1D5DB"/>
+          <w:insideH w:val="single" w:sz="4" w:space="0" w:color="D1D5DB"/>
+          <w:insideV w:val="single" w:sz="4" w:space="0" w:color="D1D5DB"/>
+        </w:tblBorders>
+      </w:tblPr>
+      <w:tblGrid>
+        <w:gridCol w:w="4873"/>
+        <w:gridCol w:w="4873"/>
+      </w:tblGrid>
+      <w:tr>
+        <w:trPr>
+          <w:cantSplit w:val="true"/>
+        </w:trPr>
+        <w:tc>
+          <w:tcPr>
+            <w:tcW w:type="dxa" w:w="2381"/>
+            <w:shd w:val="clear" w:color="auto" w:fill="D7EDEA"/>
+            <w:tcMar>
+              <w:top w:w="40" w:type="dxa"/>
+              <w:bottom w:w="40" w:type="dxa"/>
+              <w:start w:w="80" w:type="dxa"/>
+              <w:end w:w="80" w:type="dxa"/>
+            </w:tcMar>
+          </w:tcPr>
+          <w:p>
+            <w:r/>
+            <w:r>
+              <w:rPr>
+                <w:b/>
+                <w:sz w:val="19"/>
+              </w:rPr>
+              <w:t>Lo ejecuta · entorno</w:t>
+            </w:r>
+          </w:p>
+        </w:tc>
+        <w:tc>
+          <w:tcPr>
+            <w:tcW w:type="dxa" w:w="7087"/>
+            <w:tcMar>
+              <w:top w:w="40" w:type="dxa"/>
+              <w:bottom w:w="40" w:type="dxa"/>
+              <w:start w:w="80" w:type="dxa"/>
+              <w:end w:w="80" w:type="dxa"/>
+            </w:tcMar>
+          </w:tcPr>
+          <w:p>
+            <w:r/>
+            <w:r>
+              <w:rPr>
+                <w:b w:val="0"/>
+                <w:sz w:val="19"/>
+              </w:rPr>
+              <w:t>Sebastián González González · Railway · Firefox</w:t>
+            </w:r>
+          </w:p>
+        </w:tc>
+      </w:tr>
+      <w:tr>
+        <w:trPr>
+          <w:cantSplit w:val="true"/>
+        </w:trPr>
+        <w:tc>
+          <w:tcPr>
+            <w:tcW w:type="dxa" w:w="2381"/>
+            <w:shd w:val="clear" w:color="auto" w:fill="D7EDEA"/>
+            <w:tcMar>
+              <w:top w:w="40" w:type="dxa"/>
+              <w:bottom w:w="40" w:type="dxa"/>
+              <w:start w:w="80" w:type="dxa"/>
+              <w:end w:w="80" w:type="dxa"/>
+            </w:tcMar>
+          </w:tcPr>
+          <w:p>
+            <w:r/>
+            <w:r>
+              <w:rPr>
+                <w:b/>
+                <w:sz w:val="19"/>
+              </w:rPr>
+              <w:t>Qué se hace</w:t>
+            </w:r>
+          </w:p>
+        </w:tc>
+        <w:tc>
+          <w:tcPr>
+            <w:tcW w:type="dxa" w:w="7087"/>
+            <w:tcMar>
+              <w:top w:w="40" w:type="dxa"/>
+              <w:bottom w:w="40" w:type="dxa"/>
+              <w:start w:w="80" w:type="dxa"/>
+              <w:end w:w="80" w:type="dxa"/>
+            </w:tcMar>
+          </w:tcPr>
+          <w:p>
+            <w:r/>
+            <w:r>
+              <w:rPr>
+                <w:b w:val="0"/>
+                <w:sz w:val="19"/>
+              </w:rPr>
+              <w:t>Repetir en Firefox, sobre Railway, los mismos pasos del ciclo 1. Datos: Correo admin.c2@amigo.edu.co, pegando el comando en la consola (F12).</w:t>
+            </w:r>
+          </w:p>
+        </w:tc>
+      </w:tr>
+      <w:tr>
+        <w:trPr>
+          <w:cantSplit w:val="true"/>
+        </w:trPr>
+        <w:tc>
+          <w:tcPr>
+            <w:tcW w:type="dxa" w:w="2381"/>
+            <w:shd w:val="clear" w:color="auto" w:fill="D7EDEA"/>
+            <w:tcMar>
+              <w:top w:w="40" w:type="dxa"/>
+              <w:bottom w:w="40" w:type="dxa"/>
+              <w:start w:w="80" w:type="dxa"/>
+              <w:end w:w="80" w:type="dxa"/>
+            </w:tcMar>
+          </w:tcPr>
+          <w:p>
+            <w:r/>
+            <w:r>
+              <w:rPr>
+                <w:b/>
+                <w:sz w:val="19"/>
+              </w:rPr>
+              <w:t>Resultado esperado</w:t>
+            </w:r>
+          </w:p>
+        </w:tc>
+        <w:tc>
+          <w:tcPr>
+            <w:tcW w:type="dxa" w:w="7087"/>
+            <w:tcMar>
+              <w:top w:w="40" w:type="dxa"/>
+              <w:bottom w:w="40" w:type="dxa"/>
+              <w:start w:w="80" w:type="dxa"/>
+              <w:end w:w="80" w:type="dxa"/>
+            </w:tcMar>
+          </w:tcPr>
+          <w:p>
+            <w:r/>
+            <w:r>
+              <w:rPr>
+                <w:b w:val="0"/>
+                <w:sz w:val="19"/>
+              </w:rPr>
+              <w:t>HTTP 400 con «Rol inválido»; no se crea la cuenta de administrador. Estado esperado: Aprobado.</w:t>
+            </w:r>
+          </w:p>
+        </w:tc>
+      </w:tr>
+      <w:tr>
+        <w:trPr>
+          <w:cantSplit w:val="true"/>
+        </w:trPr>
+        <w:tc>
+          <w:tcPr>
+            <w:tcW w:type="dxa" w:w="2381"/>
+            <w:shd w:val="clear" w:color="auto" w:fill="D7EDEA"/>
+            <w:tcMar>
+              <w:top w:w="40" w:type="dxa"/>
+              <w:bottom w:w="40" w:type="dxa"/>
+              <w:start w:w="80" w:type="dxa"/>
+              <w:end w:w="80" w:type="dxa"/>
+            </w:tcMar>
+          </w:tcPr>
+          <w:p>
+            <w:r/>
+            <w:r>
+              <w:rPr>
+                <w:b/>
+                <w:sz w:val="19"/>
+              </w:rPr>
+              <w:t>Estado obtenido</w:t>
+            </w:r>
+          </w:p>
+        </w:tc>
+        <w:tc>
+          <w:tcPr>
+            <w:tcW w:type="dxa" w:w="7087"/>
+            <w:tcMar>
+              <w:top w:w="40" w:type="dxa"/>
+              <w:bottom w:w="40" w:type="dxa"/>
+              <w:start w:w="80" w:type="dxa"/>
+              <w:end w:w="80" w:type="dxa"/>
+            </w:tcMar>
+          </w:tcPr>
+          <w:p>
+            <w:r/>
+            <w:r>
+              <w:rPr>
+                <w:b w:val="0"/>
+                <w:sz w:val="19"/>
+              </w:rPr>
+              <w:t>☐ Aprobado     ☐ Fallido</w:t>
+            </w:r>
+          </w:p>
+        </w:tc>
+      </w:tr>
+      <w:tr>
+        <w:trPr>
+          <w:cantSplit w:val="true"/>
+        </w:trPr>
+        <w:tc>
+          <w:tcPr>
+            <w:tcW w:type="dxa" w:w="2381"/>
+            <w:shd w:val="clear" w:color="auto" w:fill="D7EDEA"/>
+            <w:tcMar>
+              <w:top w:w="40" w:type="dxa"/>
+              <w:bottom w:w="40" w:type="dxa"/>
+              <w:start w:w="80" w:type="dxa"/>
+              <w:end w:w="80" w:type="dxa"/>
+            </w:tcMar>
+          </w:tcPr>
+          <w:p>
+            <w:r/>
+            <w:r>
+              <w:rPr>
+                <w:b/>
+                <w:sz w:val="19"/>
+              </w:rPr>
+              <w:t>Resultado real</w:t>
+            </w:r>
+          </w:p>
+        </w:tc>
+        <w:tc>
+          <w:tcPr>
+            <w:tcW w:type="dxa" w:w="7087"/>
+            <w:tcMar>
+              <w:top w:w="40" w:type="dxa"/>
+              <w:bottom w:w="40" w:type="dxa"/>
+              <w:start w:w="80" w:type="dxa"/>
+              <w:end w:w="80" w:type="dxa"/>
+            </w:tcMar>
+          </w:tcPr>
+          <w:p>
+            <w:r/>
+            <w:r>
+              <w:rPr>
+                <w:b w:val="0"/>
+                <w:sz w:val="19"/>
+              </w:rPr>
+              <w:t xml:space="preserve"> </w:t>
+            </w:r>
+          </w:p>
+        </w:tc>
+      </w:tr>
+      <w:tr>
+        <w:trPr>
+          <w:cantSplit w:val="true"/>
+        </w:trPr>
+        <w:tc>
+          <w:tcPr>
+            <w:tcW w:type="dxa" w:w="2381"/>
+            <w:shd w:val="clear" w:color="auto" w:fill="D7EDEA"/>
+            <w:tcMar>
+              <w:top w:w="40" w:type="dxa"/>
+              <w:bottom w:w="40" w:type="dxa"/>
+              <w:start w:w="80" w:type="dxa"/>
+              <w:end w:w="80" w:type="dxa"/>
+            </w:tcMar>
+          </w:tcPr>
+          <w:p>
+            <w:r/>
+            <w:r>
+              <w:rPr>
+                <w:b/>
+                <w:sz w:val="19"/>
+              </w:rPr>
+              <w:t>Fecha y navegador</w:t>
+            </w:r>
+          </w:p>
+        </w:tc>
+        <w:tc>
+          <w:tcPr>
+            <w:tcW w:type="dxa" w:w="7087"/>
+            <w:tcMar>
+              <w:top w:w="40" w:type="dxa"/>
+              <w:bottom w:w="40" w:type="dxa"/>
+              <w:start w:w="80" w:type="dxa"/>
+              <w:end w:w="80" w:type="dxa"/>
+            </w:tcMar>
+          </w:tcPr>
+          <w:p>
+            <w:r/>
+            <w:r>
+              <w:rPr>
+                <w:b w:val="0"/>
+                <w:sz w:val="19"/>
+              </w:rPr>
+              <w:t>____ /10/2026 · navegador y versión: ____________</w:t>
+            </w:r>
+          </w:p>
+        </w:tc>
+      </w:tr>
+      <w:tr>
+        <w:trPr>
+          <w:cantSplit w:val="true"/>
+        </w:trPr>
+        <w:tc>
+          <w:tcPr>
+            <w:tcW w:type="dxa" w:w="2381"/>
+            <w:shd w:val="clear" w:color="auto" w:fill="D7EDEA"/>
+            <w:tcMar>
+              <w:top w:w="40" w:type="dxa"/>
+              <w:bottom w:w="40" w:type="dxa"/>
+              <w:start w:w="80" w:type="dxa"/>
+              <w:end w:w="80" w:type="dxa"/>
+            </w:tcMar>
+          </w:tcPr>
+          <w:p>
+            <w:r/>
+            <w:r>
+              <w:rPr>
+                <w:b/>
+                <w:sz w:val="19"/>
+              </w:rPr>
+              <w:t>Evidencia</w:t>
+            </w:r>
+          </w:p>
+        </w:tc>
+        <w:tc>
+          <w:tcPr>
+            <w:tcW w:type="dxa" w:w="7087"/>
+            <w:tcMar>
+              <w:top w:w="40" w:type="dxa"/>
+              <w:bottom w:w="40" w:type="dxa"/>
+              <w:start w:w="80" w:type="dxa"/>
+              <w:end w:w="80" w:type="dxa"/>
+            </w:tcMar>
+          </w:tcPr>
+          <w:p>
+            <w:r/>
+            <w:r>
+              <w:rPr>
+                <w:b w:val="0"/>
+                <w:sz w:val="19"/>
+              </w:rPr>
+              <w:t>EV-CP008-FIREFOX.png (recuadro de abajo)</w:t>
+            </w:r>
+          </w:p>
+        </w:tc>
+      </w:tr>
+    </w:tbl>
+    <w:p>
+      <w:pPr>
+        <w:keepNext/>
+        <w:spacing w:after="0"/>
+      </w:pPr>
+      <w:r>
+        <w:rPr>
+          <w:b w:val="0"/>
+          <w:i w:val="0"/>
+          <w:sz w:val="4"/>
+        </w:rPr>
+        <w:t xml:space="preserve"> </w:t>
+      </w:r>
+    </w:p>
+    <w:tbl>
+      <w:tblPr>
+        <w:tblW w:type="auto" w:w="0"/>
+        <w:jc w:val="center"/>
+        <w:tblLook w:firstColumn="1" w:firstRow="1" w:lastColumn="0" w:lastRow="0" w:noHBand="0" w:noVBand="1" w:val="04A0"/>
+        <w:tblLayout w:type="fixed"/>
+        <w:tblBorders>
+          <w:top w:val="dashed" w:sz="8" w:space="0" w:color="9CA3AF"/>
+          <w:left w:val="dashed" w:sz="8" w:space="0" w:color="9CA3AF"/>
+          <w:bottom w:val="dashed" w:sz="8" w:space="0" w:color="9CA3AF"/>
+          <w:right w:val="dashed" w:sz="8" w:space="0" w:color="9CA3AF"/>
+        </w:tblBorders>
+      </w:tblPr>
+      <w:tblGrid>
+        <w:gridCol w:w="9746"/>
+      </w:tblGrid>
+      <w:tr>
+        <w:trPr>
+          <w:trHeight w:val="4876" w:hRule="atLeast"/>
+          <w:cantSplit w:val="true"/>
+        </w:trPr>
+        <w:tc>
+          <w:tcPr>
+            <w:tcW w:type="dxa" w:w="8787"/>
+            <w:vAlign w:val="center"/>
+            <w:shd w:val="clear" w:color="auto" w:fill="F9FAFB"/>
+          </w:tcPr>
+          <w:p>
+            <w:pPr>
+              <w:jc w:val="center"/>
+            </w:pPr>
+            <w:r/>
+            <w:r>
+              <w:rPr>
+                <w:b/>
+                <w:i w:val="0"/>
+                <w:color w:val="6B7280"/>
+                <w:sz w:val="20"/>
+              </w:rPr>
+              <w:t>Pegue aquí la captura de CP-008 · EV-CP008-FIREFOX.png</w:t>
+            </w:r>
+          </w:p>
+          <w:p>
+            <w:pPr>
+              <w:jc w:val="center"/>
+            </w:pPr>
+            <w:r>
+              <w:rPr>
+                <w:b w:val="0"/>
+                <w:i/>
+                <w:color w:val="6B7280"/>
+                <w:sz w:val="18"/>
+              </w:rPr>
+              <w:t>Clic dentro del recuadro, borrar este texto y Ctrl+V</w:t>
+            </w:r>
+          </w:p>
+        </w:tc>
+      </w:tr>
+    </w:tbl>
+    <w:p>
+      <w:r>
+        <w:br w:type="page"/>
+      </w:r>
+    </w:p>
+    <w:p>
+      <w:pPr>
+        <w:pStyle w:val="Heading3"/>
+      </w:pPr>
+      <w:r>
+        <w:t>CP-013 · Bloqueo después del tercer intento fallido</w:t>
+      </w:r>
+    </w:p>
+    <w:tbl>
+      <w:tblPr>
+        <w:tblW w:type="auto" w:w="0"/>
+        <w:tblLook w:firstColumn="1" w:firstRow="1" w:lastColumn="0" w:lastRow="0" w:noHBand="0" w:noVBand="1" w:val="04A0"/>
+        <w:tblBorders>
+          <w:top w:val="single" w:sz="4" w:space="0" w:color="D1D5DB"/>
+          <w:left w:val="single" w:sz="4" w:space="0" w:color="D1D5DB"/>
+          <w:bottom w:val="single" w:sz="4" w:space="0" w:color="D1D5DB"/>
+          <w:right w:val="single" w:sz="4" w:space="0" w:color="D1D5DB"/>
+          <w:insideH w:val="single" w:sz="4" w:space="0" w:color="D1D5DB"/>
+          <w:insideV w:val="single" w:sz="4" w:space="0" w:color="D1D5DB"/>
+        </w:tblBorders>
+      </w:tblPr>
+      <w:tblGrid>
+        <w:gridCol w:w="4873"/>
+        <w:gridCol w:w="4873"/>
+      </w:tblGrid>
+      <w:tr>
+        <w:trPr>
+          <w:cantSplit w:val="true"/>
+        </w:trPr>
+        <w:tc>
+          <w:tcPr>
+            <w:tcW w:type="dxa" w:w="2381"/>
+            <w:shd w:val="clear" w:color="auto" w:fill="D7EDEA"/>
+            <w:tcMar>
+              <w:top w:w="40" w:type="dxa"/>
+              <w:bottom w:w="40" w:type="dxa"/>
+              <w:start w:w="80" w:type="dxa"/>
+              <w:end w:w="80" w:type="dxa"/>
+            </w:tcMar>
+          </w:tcPr>
+          <w:p>
+            <w:r/>
+            <w:r>
+              <w:rPr>
+                <w:b/>
+                <w:sz w:val="19"/>
+              </w:rPr>
+              <w:t>Lo ejecuta · entorno</w:t>
+            </w:r>
+          </w:p>
+        </w:tc>
+        <w:tc>
+          <w:tcPr>
+            <w:tcW w:type="dxa" w:w="7087"/>
+            <w:tcMar>
+              <w:top w:w="40" w:type="dxa"/>
+              <w:bottom w:w="40" w:type="dxa"/>
+              <w:start w:w="80" w:type="dxa"/>
+              <w:end w:w="80" w:type="dxa"/>
+            </w:tcMar>
+          </w:tcPr>
+          <w:p>
+            <w:r/>
+            <w:r>
+              <w:rPr>
+                <w:b w:val="0"/>
+                <w:sz w:val="19"/>
+              </w:rPr>
+              <w:t>Sebastián González González · Railway · Firefox</w:t>
+            </w:r>
+          </w:p>
+        </w:tc>
+      </w:tr>
+      <w:tr>
+        <w:trPr>
+          <w:cantSplit w:val="true"/>
+        </w:trPr>
+        <w:tc>
+          <w:tcPr>
+            <w:tcW w:type="dxa" w:w="2381"/>
+            <w:shd w:val="clear" w:color="auto" w:fill="D7EDEA"/>
+            <w:tcMar>
+              <w:top w:w="40" w:type="dxa"/>
+              <w:bottom w:w="40" w:type="dxa"/>
+              <w:start w:w="80" w:type="dxa"/>
+              <w:end w:w="80" w:type="dxa"/>
+            </w:tcMar>
+          </w:tcPr>
+          <w:p>
+            <w:r/>
+            <w:r>
+              <w:rPr>
+                <w:b/>
+                <w:sz w:val="19"/>
+              </w:rPr>
+              <w:t>Qué se hace</w:t>
+            </w:r>
+          </w:p>
+        </w:tc>
+        <w:tc>
+          <w:tcPr>
+            <w:tcW w:type="dxa" w:w="7087"/>
+            <w:tcMar>
+              <w:top w:w="40" w:type="dxa"/>
+              <w:bottom w:w="40" w:type="dxa"/>
+              <w:start w:w="80" w:type="dxa"/>
+              <w:end w:w="80" w:type="dxa"/>
+            </w:tcMar>
+          </w:tcPr>
+          <w:p>
+            <w:r/>
+            <w:r>
+              <w:rPr>
+                <w:b w:val="0"/>
+                <w:sz w:val="19"/>
+              </w:rPr>
+              <w:t>Repetir en Firefox, sobre Railway, los mismos pasos del ciclo 1. Datos: Cuenta nueva prueba.bloqueo3@amigo.edu.co.</w:t>
+            </w:r>
+          </w:p>
+        </w:tc>
+      </w:tr>
+      <w:tr>
+        <w:trPr>
+          <w:cantSplit w:val="true"/>
+        </w:trPr>
+        <w:tc>
+          <w:tcPr>
+            <w:tcW w:type="dxa" w:w="2381"/>
+            <w:shd w:val="clear" w:color="auto" w:fill="D7EDEA"/>
+            <w:tcMar>
+              <w:top w:w="40" w:type="dxa"/>
+              <w:bottom w:w="40" w:type="dxa"/>
+              <w:start w:w="80" w:type="dxa"/>
+              <w:end w:w="80" w:type="dxa"/>
+            </w:tcMar>
+          </w:tcPr>
+          <w:p>
+            <w:r/>
+            <w:r>
+              <w:rPr>
+                <w:b/>
+                <w:sz w:val="19"/>
+              </w:rPr>
+              <w:t>Resultado esperado</w:t>
+            </w:r>
+          </w:p>
+        </w:tc>
+        <w:tc>
+          <w:tcPr>
+            <w:tcW w:type="dxa" w:w="7087"/>
+            <w:tcMar>
+              <w:top w:w="40" w:type="dxa"/>
+              <w:bottom w:w="40" w:type="dxa"/>
+              <w:start w:w="80" w:type="dxa"/>
+              <w:end w:w="80" w:type="dxa"/>
+            </w:tcMar>
+          </w:tcPr>
+          <w:p>
+            <w:r/>
+            <w:r>
+              <w:rPr>
+                <w:b w:val="0"/>
+                <w:sz w:val="19"/>
+              </w:rPr>
+              <w:t>RRN01: tras 3 intentos incorrectos el acceso se bloquea 5 minutos; el cuarto intento se rechaza aunque la clave sea correcta. Estado esperado: Fallido.</w:t>
+            </w:r>
+          </w:p>
+        </w:tc>
+      </w:tr>
+      <w:tr>
+        <w:trPr>
+          <w:cantSplit w:val="true"/>
+        </w:trPr>
+        <w:tc>
+          <w:tcPr>
+            <w:tcW w:type="dxa" w:w="2381"/>
+            <w:shd w:val="clear" w:color="auto" w:fill="D7EDEA"/>
+            <w:tcMar>
+              <w:top w:w="40" w:type="dxa"/>
+              <w:bottom w:w="40" w:type="dxa"/>
+              <w:start w:w="80" w:type="dxa"/>
+              <w:end w:w="80" w:type="dxa"/>
+            </w:tcMar>
+          </w:tcPr>
+          <w:p>
+            <w:r/>
+            <w:r>
+              <w:rPr>
+                <w:b/>
+                <w:sz w:val="19"/>
+              </w:rPr>
+              <w:t>Estado obtenido</w:t>
+            </w:r>
+          </w:p>
+        </w:tc>
+        <w:tc>
+          <w:tcPr>
+            <w:tcW w:type="dxa" w:w="7087"/>
+            <w:tcMar>
+              <w:top w:w="40" w:type="dxa"/>
+              <w:bottom w:w="40" w:type="dxa"/>
+              <w:start w:w="80" w:type="dxa"/>
+              <w:end w:w="80" w:type="dxa"/>
+            </w:tcMar>
+          </w:tcPr>
+          <w:p>
+            <w:r/>
+            <w:r>
+              <w:rPr>
+                <w:b w:val="0"/>
+                <w:sz w:val="19"/>
+              </w:rPr>
+              <w:t>☐ Aprobado     ☐ Fallido</w:t>
+            </w:r>
+          </w:p>
+        </w:tc>
+      </w:tr>
+      <w:tr>
+        <w:trPr>
+          <w:cantSplit w:val="true"/>
+        </w:trPr>
+        <w:tc>
+          <w:tcPr>
+            <w:tcW w:type="dxa" w:w="2381"/>
+            <w:shd w:val="clear" w:color="auto" w:fill="D7EDEA"/>
+            <w:tcMar>
+              <w:top w:w="40" w:type="dxa"/>
+              <w:bottom w:w="40" w:type="dxa"/>
+              <w:start w:w="80" w:type="dxa"/>
+              <w:end w:w="80" w:type="dxa"/>
+            </w:tcMar>
+          </w:tcPr>
+          <w:p>
+            <w:r/>
+            <w:r>
+              <w:rPr>
+                <w:b/>
+                <w:sz w:val="19"/>
+              </w:rPr>
+              <w:t>Resultado real</w:t>
+            </w:r>
+          </w:p>
+        </w:tc>
+        <w:tc>
+          <w:tcPr>
+            <w:tcW w:type="dxa" w:w="7087"/>
+            <w:tcMar>
+              <w:top w:w="40" w:type="dxa"/>
+              <w:bottom w:w="40" w:type="dxa"/>
+              <w:start w:w="80" w:type="dxa"/>
+              <w:end w:w="80" w:type="dxa"/>
+            </w:tcMar>
+          </w:tcPr>
+          <w:p>
+            <w:r/>
+            <w:r>
+              <w:rPr>
+                <w:b w:val="0"/>
+                <w:sz w:val="19"/>
+              </w:rPr>
+              <w:t xml:space="preserve"> </w:t>
+            </w:r>
+          </w:p>
+        </w:tc>
+      </w:tr>
+      <w:tr>
+        <w:trPr>
+          <w:cantSplit w:val="true"/>
+        </w:trPr>
+        <w:tc>
+          <w:tcPr>
+            <w:tcW w:type="dxa" w:w="2381"/>
+            <w:shd w:val="clear" w:color="auto" w:fill="D7EDEA"/>
+            <w:tcMar>
+              <w:top w:w="40" w:type="dxa"/>
+              <w:bottom w:w="40" w:type="dxa"/>
+              <w:start w:w="80" w:type="dxa"/>
+              <w:end w:w="80" w:type="dxa"/>
+            </w:tcMar>
+          </w:tcPr>
+          <w:p>
+            <w:r/>
+            <w:r>
+              <w:rPr>
+                <w:b/>
+                <w:sz w:val="19"/>
+              </w:rPr>
+              <w:t>Fecha y navegador</w:t>
+            </w:r>
+          </w:p>
+        </w:tc>
+        <w:tc>
+          <w:tcPr>
+            <w:tcW w:type="dxa" w:w="7087"/>
+            <w:tcMar>
+              <w:top w:w="40" w:type="dxa"/>
+              <w:bottom w:w="40" w:type="dxa"/>
+              <w:start w:w="80" w:type="dxa"/>
+              <w:end w:w="80" w:type="dxa"/>
+            </w:tcMar>
+          </w:tcPr>
+          <w:p>
+            <w:r/>
+            <w:r>
+              <w:rPr>
+                <w:b w:val="0"/>
+                <w:sz w:val="19"/>
+              </w:rPr>
+              <w:t>____ /10/2026 · navegador y versión: ____________</w:t>
+            </w:r>
+          </w:p>
+        </w:tc>
+      </w:tr>
+      <w:tr>
+        <w:trPr>
+          <w:cantSplit w:val="true"/>
+        </w:trPr>
+        <w:tc>
+          <w:tcPr>
+            <w:tcW w:type="dxa" w:w="2381"/>
+            <w:shd w:val="clear" w:color="auto" w:fill="D7EDEA"/>
+            <w:tcMar>
+              <w:top w:w="40" w:type="dxa"/>
+              <w:bottom w:w="40" w:type="dxa"/>
+              <w:start w:w="80" w:type="dxa"/>
+              <w:end w:w="80" w:type="dxa"/>
+            </w:tcMar>
+          </w:tcPr>
+          <w:p>
+            <w:r/>
+            <w:r>
+              <w:rPr>
+                <w:b/>
+                <w:sz w:val="19"/>
+              </w:rPr>
+              <w:t>Evidencia</w:t>
+            </w:r>
+          </w:p>
+        </w:tc>
+        <w:tc>
+          <w:tcPr>
+            <w:tcW w:type="dxa" w:w="7087"/>
+            <w:tcMar>
+              <w:top w:w="40" w:type="dxa"/>
+              <w:bottom w:w="40" w:type="dxa"/>
+              <w:start w:w="80" w:type="dxa"/>
+              <w:end w:w="80" w:type="dxa"/>
+            </w:tcMar>
+          </w:tcPr>
+          <w:p>
+            <w:r/>
+            <w:r>
+              <w:rPr>
+                <w:b w:val="0"/>
+                <w:sz w:val="19"/>
+              </w:rPr>
+              <w:t>EV-CP013-FIREFOX.png (recuadro de abajo)</w:t>
+            </w:r>
+          </w:p>
+        </w:tc>
+      </w:tr>
+    </w:tbl>
+    <w:p>
+      <w:pPr>
+        <w:keepNext/>
+        <w:spacing w:after="0"/>
+      </w:pPr>
+      <w:r>
+        <w:rPr>
+          <w:b w:val="0"/>
+          <w:i w:val="0"/>
+          <w:sz w:val="4"/>
+        </w:rPr>
+        <w:t xml:space="preserve"> </w:t>
+      </w:r>
+    </w:p>
+    <w:tbl>
+      <w:tblPr>
+        <w:tblW w:type="auto" w:w="0"/>
+        <w:jc w:val="center"/>
+        <w:tblLook w:firstColumn="1" w:firstRow="1" w:lastColumn="0" w:lastRow="0" w:noHBand="0" w:noVBand="1" w:val="04A0"/>
+        <w:tblLayout w:type="fixed"/>
+        <w:tblBorders>
+          <w:top w:val="dashed" w:sz="8" w:space="0" w:color="9CA3AF"/>
+          <w:left w:val="dashed" w:sz="8" w:space="0" w:color="9CA3AF"/>
+          <w:bottom w:val="dashed" w:sz="8" w:space="0" w:color="9CA3AF"/>
+          <w:right w:val="dashed" w:sz="8" w:space="0" w:color="9CA3AF"/>
+        </w:tblBorders>
+      </w:tblPr>
+      <w:tblGrid>
+        <w:gridCol w:w="9746"/>
+      </w:tblGrid>
+      <w:tr>
+        <w:trPr>
+          <w:trHeight w:val="4876" w:hRule="atLeast"/>
+          <w:cantSplit w:val="true"/>
+        </w:trPr>
+        <w:tc>
+          <w:tcPr>
+            <w:tcW w:type="dxa" w:w="8787"/>
+            <w:vAlign w:val="center"/>
+            <w:shd w:val="clear" w:color="auto" w:fill="F9FAFB"/>
+          </w:tcPr>
+          <w:p>
+            <w:pPr>
+              <w:jc w:val="center"/>
+            </w:pPr>
+            <w:r/>
+            <w:r>
+              <w:rPr>
+                <w:b/>
+                <w:i w:val="0"/>
+                <w:color w:val="6B7280"/>
+                <w:sz w:val="20"/>
+              </w:rPr>
+              <w:t>Pegue aquí la captura de CP-013 · EV-CP013-FIREFOX.png</w:t>
+            </w:r>
+          </w:p>
+          <w:p>
+            <w:pPr>
+              <w:jc w:val="center"/>
+            </w:pPr>
+            <w:r>
+              <w:rPr>
+                <w:b w:val="0"/>
+                <w:i/>
+                <w:color w:val="6B7280"/>
+                <w:sz w:val="18"/>
+              </w:rPr>
+              <w:t>Clic dentro del recuadro, borrar este texto y Ctrl+V</w:t>
+            </w:r>
+          </w:p>
+        </w:tc>
+      </w:tr>
+    </w:tbl>
+    <w:p>
+      <w:r>
+        <w:br w:type="page"/>
+      </w:r>
+    </w:p>
+    <w:p>
+      <w:pPr>
+        <w:pStyle w:val="Heading3"/>
+      </w:pPr>
+      <w:r>
+        <w:t>CP-016 · Guardar perfil de estudiante con datos válidos</w:t>
+      </w:r>
+    </w:p>
+    <w:tbl>
+      <w:tblPr>
+        <w:tblW w:type="auto" w:w="0"/>
+        <w:tblLook w:firstColumn="1" w:firstRow="1" w:lastColumn="0" w:lastRow="0" w:noHBand="0" w:noVBand="1" w:val="04A0"/>
+        <w:tblBorders>
+          <w:top w:val="single" w:sz="4" w:space="0" w:color="D1D5DB"/>
+          <w:left w:val="single" w:sz="4" w:space="0" w:color="D1D5DB"/>
+          <w:bottom w:val="single" w:sz="4" w:space="0" w:color="D1D5DB"/>
+          <w:right w:val="single" w:sz="4" w:space="0" w:color="D1D5DB"/>
+          <w:insideH w:val="single" w:sz="4" w:space="0" w:color="D1D5DB"/>
+          <w:insideV w:val="single" w:sz="4" w:space="0" w:color="D1D5DB"/>
+        </w:tblBorders>
+      </w:tblPr>
+      <w:tblGrid>
+        <w:gridCol w:w="4873"/>
+        <w:gridCol w:w="4873"/>
+      </w:tblGrid>
+      <w:tr>
+        <w:trPr>
+          <w:cantSplit w:val="true"/>
+        </w:trPr>
+        <w:tc>
+          <w:tcPr>
+            <w:tcW w:type="dxa" w:w="2381"/>
+            <w:shd w:val="clear" w:color="auto" w:fill="D7EDEA"/>
+            <w:tcMar>
+              <w:top w:w="40" w:type="dxa"/>
+              <w:bottom w:w="40" w:type="dxa"/>
+              <w:start w:w="80" w:type="dxa"/>
+              <w:end w:w="80" w:type="dxa"/>
+            </w:tcMar>
+          </w:tcPr>
+          <w:p>
+            <w:r/>
+            <w:r>
+              <w:rPr>
+                <w:b/>
+                <w:sz w:val="19"/>
+              </w:rPr>
+              <w:t>Lo ejecuta · entorno</w:t>
+            </w:r>
+          </w:p>
+        </w:tc>
+        <w:tc>
+          <w:tcPr>
+            <w:tcW w:type="dxa" w:w="7087"/>
+            <w:tcMar>
+              <w:top w:w="40" w:type="dxa"/>
+              <w:bottom w:w="40" w:type="dxa"/>
+              <w:start w:w="80" w:type="dxa"/>
+              <w:end w:w="80" w:type="dxa"/>
+            </w:tcMar>
+          </w:tcPr>
+          <w:p>
+            <w:r/>
+            <w:r>
+              <w:rPr>
+                <w:b w:val="0"/>
+                <w:sz w:val="19"/>
+              </w:rPr>
+              <w:t>Esteban Palencia · Railway · Firefox</w:t>
+            </w:r>
+          </w:p>
+        </w:tc>
+      </w:tr>
+      <w:tr>
+        <w:trPr>
+          <w:cantSplit w:val="true"/>
+        </w:trPr>
+        <w:tc>
+          <w:tcPr>
+            <w:tcW w:type="dxa" w:w="2381"/>
+            <w:shd w:val="clear" w:color="auto" w:fill="D7EDEA"/>
+            <w:tcMar>
+              <w:top w:w="40" w:type="dxa"/>
+              <w:bottom w:w="40" w:type="dxa"/>
+              <w:start w:w="80" w:type="dxa"/>
+              <w:end w:w="80" w:type="dxa"/>
+            </w:tcMar>
+          </w:tcPr>
+          <w:p>
+            <w:r/>
+            <w:r>
+              <w:rPr>
+                <w:b/>
+                <w:sz w:val="19"/>
+              </w:rPr>
+              <w:t>Qué se hace</w:t>
+            </w:r>
+          </w:p>
+        </w:tc>
+        <w:tc>
+          <w:tcPr>
+            <w:tcW w:type="dxa" w:w="7087"/>
+            <w:tcMar>
+              <w:top w:w="40" w:type="dxa"/>
+              <w:bottom w:w="40" w:type="dxa"/>
+              <w:start w:w="80" w:type="dxa"/>
+              <w:end w:w="80" w:type="dxa"/>
+            </w:tcMar>
+          </w:tcPr>
+          <w:p>
+            <w:r/>
+            <w:r>
+              <w:rPr>
+                <w:b w:val="0"/>
+                <w:sz w:val="19"/>
+              </w:rPr>
+              <w:t>Repetir en Firefox, sobre Railway, los mismos pasos del ciclo 1. Datos: Cuenta nueva perfil.c2@amigo.edu.co.</w:t>
+            </w:r>
+          </w:p>
+        </w:tc>
+      </w:tr>
+      <w:tr>
+        <w:trPr>
+          <w:cantSplit w:val="true"/>
+        </w:trPr>
+        <w:tc>
+          <w:tcPr>
+            <w:tcW w:type="dxa" w:w="2381"/>
+            <w:shd w:val="clear" w:color="auto" w:fill="D7EDEA"/>
+            <w:tcMar>
+              <w:top w:w="40" w:type="dxa"/>
+              <w:bottom w:w="40" w:type="dxa"/>
+              <w:start w:w="80" w:type="dxa"/>
+              <w:end w:w="80" w:type="dxa"/>
+            </w:tcMar>
+          </w:tcPr>
+          <w:p>
+            <w:r/>
+            <w:r>
+              <w:rPr>
+                <w:b/>
+                <w:sz w:val="19"/>
+              </w:rPr>
+              <w:t>Resultado esperado</w:t>
+            </w:r>
+          </w:p>
+        </w:tc>
+        <w:tc>
+          <w:tcPr>
+            <w:tcW w:type="dxa" w:w="7087"/>
+            <w:tcMar>
+              <w:top w:w="40" w:type="dxa"/>
+              <w:bottom w:w="40" w:type="dxa"/>
+              <w:start w:w="80" w:type="dxa"/>
+              <w:end w:w="80" w:type="dxa"/>
+            </w:tcMar>
+          </w:tcPr>
+          <w:p>
+            <w:r/>
+            <w:r>
+              <w:rPr>
+                <w:b w:val="0"/>
+                <w:sz w:val="19"/>
+              </w:rPr>
+              <w:t>Guarda el perfil y muestra en pantalla «Perfil guardado». Estado esperado: Fallido.</w:t>
+            </w:r>
+          </w:p>
+        </w:tc>
+      </w:tr>
+      <w:tr>
+        <w:trPr>
+          <w:cantSplit w:val="true"/>
+        </w:trPr>
+        <w:tc>
+          <w:tcPr>
+            <w:tcW w:type="dxa" w:w="2381"/>
+            <w:shd w:val="clear" w:color="auto" w:fill="D7EDEA"/>
+            <w:tcMar>
+              <w:top w:w="40" w:type="dxa"/>
+              <w:bottom w:w="40" w:type="dxa"/>
+              <w:start w:w="80" w:type="dxa"/>
+              <w:end w:w="80" w:type="dxa"/>
+            </w:tcMar>
+          </w:tcPr>
+          <w:p>
+            <w:r/>
+            <w:r>
+              <w:rPr>
+                <w:b/>
+                <w:sz w:val="19"/>
+              </w:rPr>
+              <w:t>Estado obtenido</w:t>
+            </w:r>
+          </w:p>
+        </w:tc>
+        <w:tc>
+          <w:tcPr>
+            <w:tcW w:type="dxa" w:w="7087"/>
+            <w:tcMar>
+              <w:top w:w="40" w:type="dxa"/>
+              <w:bottom w:w="40" w:type="dxa"/>
+              <w:start w:w="80" w:type="dxa"/>
+              <w:end w:w="80" w:type="dxa"/>
+            </w:tcMar>
+          </w:tcPr>
+          <w:p>
+            <w:r/>
+            <w:r>
+              <w:rPr>
+                <w:b w:val="0"/>
+                <w:sz w:val="19"/>
+              </w:rPr>
+              <w:t>☐ Aprobado     ☐ Fallido</w:t>
+            </w:r>
+          </w:p>
+        </w:tc>
+      </w:tr>
+      <w:tr>
+        <w:trPr>
+          <w:cantSplit w:val="true"/>
+        </w:trPr>
+        <w:tc>
+          <w:tcPr>
+            <w:tcW w:type="dxa" w:w="2381"/>
+            <w:shd w:val="clear" w:color="auto" w:fill="D7EDEA"/>
+            <w:tcMar>
+              <w:top w:w="40" w:type="dxa"/>
+              <w:bottom w:w="40" w:type="dxa"/>
+              <w:start w:w="80" w:type="dxa"/>
+              <w:end w:w="80" w:type="dxa"/>
+            </w:tcMar>
+          </w:tcPr>
+          <w:p>
+            <w:r/>
+            <w:r>
+              <w:rPr>
+                <w:b/>
+                <w:sz w:val="19"/>
+              </w:rPr>
+              <w:t>Resultado real</w:t>
+            </w:r>
+          </w:p>
+        </w:tc>
+        <w:tc>
+          <w:tcPr>
+            <w:tcW w:type="dxa" w:w="7087"/>
+            <w:tcMar>
+              <w:top w:w="40" w:type="dxa"/>
+              <w:bottom w:w="40" w:type="dxa"/>
+              <w:start w:w="80" w:type="dxa"/>
+              <w:end w:w="80" w:type="dxa"/>
+            </w:tcMar>
+          </w:tcPr>
+          <w:p>
+            <w:r/>
+            <w:r>
+              <w:rPr>
+                <w:b w:val="0"/>
+                <w:sz w:val="19"/>
+              </w:rPr>
+              <w:t xml:space="preserve"> </w:t>
+            </w:r>
+          </w:p>
+        </w:tc>
+      </w:tr>
+      <w:tr>
+        <w:trPr>
+          <w:cantSplit w:val="true"/>
+        </w:trPr>
+        <w:tc>
+          <w:tcPr>
+            <w:tcW w:type="dxa" w:w="2381"/>
+            <w:shd w:val="clear" w:color="auto" w:fill="D7EDEA"/>
+            <w:tcMar>
+              <w:top w:w="40" w:type="dxa"/>
+              <w:bottom w:w="40" w:type="dxa"/>
+              <w:start w:w="80" w:type="dxa"/>
+              <w:end w:w="80" w:type="dxa"/>
+            </w:tcMar>
+          </w:tcPr>
+          <w:p>
+            <w:r/>
+            <w:r>
+              <w:rPr>
+                <w:b/>
+                <w:sz w:val="19"/>
+              </w:rPr>
+              <w:t>Fecha y navegador</w:t>
+            </w:r>
+          </w:p>
+        </w:tc>
+        <w:tc>
+          <w:tcPr>
+            <w:tcW w:type="dxa" w:w="7087"/>
+            <w:tcMar>
+              <w:top w:w="40" w:type="dxa"/>
+              <w:bottom w:w="40" w:type="dxa"/>
+              <w:start w:w="80" w:type="dxa"/>
+              <w:end w:w="80" w:type="dxa"/>
+            </w:tcMar>
+          </w:tcPr>
+          <w:p>
+            <w:r/>
+            <w:r>
+              <w:rPr>
+                <w:b w:val="0"/>
+                <w:sz w:val="19"/>
+              </w:rPr>
+              <w:t>____ /10/2026 · navegador y versión: ____________</w:t>
+            </w:r>
+          </w:p>
+        </w:tc>
+      </w:tr>
+      <w:tr>
+        <w:trPr>
+          <w:cantSplit w:val="true"/>
+        </w:trPr>
+        <w:tc>
+          <w:tcPr>
+            <w:tcW w:type="dxa" w:w="2381"/>
+            <w:shd w:val="clear" w:color="auto" w:fill="D7EDEA"/>
+            <w:tcMar>
+              <w:top w:w="40" w:type="dxa"/>
+              <w:bottom w:w="40" w:type="dxa"/>
+              <w:start w:w="80" w:type="dxa"/>
+              <w:end w:w="80" w:type="dxa"/>
+            </w:tcMar>
+          </w:tcPr>
+          <w:p>
+            <w:r/>
+            <w:r>
+              <w:rPr>
+                <w:b/>
+                <w:sz w:val="19"/>
+              </w:rPr>
+              <w:t>Evidencia</w:t>
+            </w:r>
+          </w:p>
+        </w:tc>
+        <w:tc>
+          <w:tcPr>
+            <w:tcW w:type="dxa" w:w="7087"/>
+            <w:tcMar>
+              <w:top w:w="40" w:type="dxa"/>
+              <w:bottom w:w="40" w:type="dxa"/>
+              <w:start w:w="80" w:type="dxa"/>
+              <w:end w:w="80" w:type="dxa"/>
+            </w:tcMar>
+          </w:tcPr>
+          <w:p>
+            <w:r/>
+            <w:r>
+              <w:rPr>
+                <w:b w:val="0"/>
+                <w:sz w:val="19"/>
+              </w:rPr>
+              <w:t>EV-CP016-FIREFOX.png (recuadro de abajo)</w:t>
+            </w:r>
+          </w:p>
+        </w:tc>
+      </w:tr>
+    </w:tbl>
+    <w:p>
+      <w:pPr>
+        <w:keepNext/>
+        <w:spacing w:after="0"/>
+      </w:pPr>
+      <w:r>
+        <w:rPr>
+          <w:b w:val="0"/>
+          <w:i w:val="0"/>
+          <w:sz w:val="4"/>
+        </w:rPr>
+        <w:t xml:space="preserve"> </w:t>
+      </w:r>
+    </w:p>
+    <w:tbl>
+      <w:tblPr>
+        <w:tblW w:type="auto" w:w="0"/>
+        <w:jc w:val="center"/>
+        <w:tblLook w:firstColumn="1" w:firstRow="1" w:lastColumn="0" w:lastRow="0" w:noHBand="0" w:noVBand="1" w:val="04A0"/>
+        <w:tblLayout w:type="fixed"/>
+        <w:tblBorders>
+          <w:top w:val="dashed" w:sz="8" w:space="0" w:color="9CA3AF"/>
+          <w:left w:val="dashed" w:sz="8" w:space="0" w:color="9CA3AF"/>
+          <w:bottom w:val="dashed" w:sz="8" w:space="0" w:color="9CA3AF"/>
+          <w:right w:val="dashed" w:sz="8" w:space="0" w:color="9CA3AF"/>
+        </w:tblBorders>
+      </w:tblPr>
+      <w:tblGrid>
+        <w:gridCol w:w="9746"/>
+      </w:tblGrid>
+      <w:tr>
+        <w:trPr>
+          <w:trHeight w:val="4876" w:hRule="atLeast"/>
+          <w:cantSplit w:val="true"/>
+        </w:trPr>
+        <w:tc>
+          <w:tcPr>
+            <w:tcW w:type="dxa" w:w="8787"/>
+            <w:vAlign w:val="center"/>
+            <w:shd w:val="clear" w:color="auto" w:fill="F9FAFB"/>
+          </w:tcPr>
+          <w:p>
+            <w:pPr>
+              <w:jc w:val="center"/>
+            </w:pPr>
+            <w:r/>
+            <w:r>
+              <w:rPr>
+                <w:b/>
+                <w:i w:val="0"/>
+                <w:color w:val="6B7280"/>
+                <w:sz w:val="20"/>
+              </w:rPr>
+              <w:t>Pegue aquí la captura de CP-016 · EV-CP016-FIREFOX.png</w:t>
+            </w:r>
+          </w:p>
+          <w:p>
+            <w:pPr>
+              <w:jc w:val="center"/>
+            </w:pPr>
+            <w:r>
+              <w:rPr>
+                <w:b w:val="0"/>
+                <w:i/>
+                <w:color w:val="6B7280"/>
+                <w:sz w:val="18"/>
+              </w:rPr>
+              <w:t>Clic dentro del recuadro, borrar este texto y Ctrl+V</w:t>
+            </w:r>
+          </w:p>
+        </w:tc>
+      </w:tr>
+    </w:tbl>
+    <w:p>
+      <w:r>
+        <w:br w:type="page"/>
+      </w:r>
+    </w:p>
+    <w:p>
+      <w:pPr>
+        <w:pStyle w:val="Heading3"/>
+      </w:pPr>
+      <w:r>
+        <w:t>CP-017 · Rechazo de foto de perfil mayor a 2 MB</w:t>
+      </w:r>
+    </w:p>
+    <w:tbl>
+      <w:tblPr>
+        <w:tblW w:type="auto" w:w="0"/>
+        <w:tblLook w:firstColumn="1" w:firstRow="1" w:lastColumn="0" w:lastRow="0" w:noHBand="0" w:noVBand="1" w:val="04A0"/>
+        <w:tblBorders>
+          <w:top w:val="single" w:sz="4" w:space="0" w:color="D1D5DB"/>
+          <w:left w:val="single" w:sz="4" w:space="0" w:color="D1D5DB"/>
+          <w:bottom w:val="single" w:sz="4" w:space="0" w:color="D1D5DB"/>
+          <w:right w:val="single" w:sz="4" w:space="0" w:color="D1D5DB"/>
+          <w:insideH w:val="single" w:sz="4" w:space="0" w:color="D1D5DB"/>
+          <w:insideV w:val="single" w:sz="4" w:space="0" w:color="D1D5DB"/>
+        </w:tblBorders>
+      </w:tblPr>
+      <w:tblGrid>
+        <w:gridCol w:w="4873"/>
+        <w:gridCol w:w="4873"/>
+      </w:tblGrid>
+      <w:tr>
+        <w:trPr>
+          <w:cantSplit w:val="true"/>
+        </w:trPr>
+        <w:tc>
+          <w:tcPr>
+            <w:tcW w:type="dxa" w:w="2381"/>
+            <w:shd w:val="clear" w:color="auto" w:fill="D7EDEA"/>
+            <w:tcMar>
+              <w:top w:w="40" w:type="dxa"/>
+              <w:bottom w:w="40" w:type="dxa"/>
+              <w:start w:w="80" w:type="dxa"/>
+              <w:end w:w="80" w:type="dxa"/>
+            </w:tcMar>
+          </w:tcPr>
+          <w:p>
+            <w:r/>
+            <w:r>
+              <w:rPr>
+                <w:b/>
+                <w:sz w:val="19"/>
+              </w:rPr>
+              <w:t>Lo ejecuta · entorno</w:t>
+            </w:r>
+          </w:p>
+        </w:tc>
+        <w:tc>
+          <w:tcPr>
+            <w:tcW w:type="dxa" w:w="7087"/>
+            <w:tcMar>
+              <w:top w:w="40" w:type="dxa"/>
+              <w:bottom w:w="40" w:type="dxa"/>
+              <w:start w:w="80" w:type="dxa"/>
+              <w:end w:w="80" w:type="dxa"/>
+            </w:tcMar>
+          </w:tcPr>
+          <w:p>
+            <w:r/>
+            <w:r>
+              <w:rPr>
+                <w:b w:val="0"/>
+                <w:sz w:val="19"/>
+              </w:rPr>
+              <w:t>Esteban Palencia · Railway · Firefox</w:t>
+            </w:r>
+          </w:p>
+        </w:tc>
+      </w:tr>
+      <w:tr>
+        <w:trPr>
+          <w:cantSplit w:val="true"/>
+        </w:trPr>
+        <w:tc>
+          <w:tcPr>
+            <w:tcW w:type="dxa" w:w="2381"/>
+            <w:shd w:val="clear" w:color="auto" w:fill="D7EDEA"/>
+            <w:tcMar>
+              <w:top w:w="40" w:type="dxa"/>
+              <w:bottom w:w="40" w:type="dxa"/>
+              <w:start w:w="80" w:type="dxa"/>
+              <w:end w:w="80" w:type="dxa"/>
+            </w:tcMar>
+          </w:tcPr>
+          <w:p>
+            <w:r/>
+            <w:r>
+              <w:rPr>
+                <w:b/>
+                <w:sz w:val="19"/>
+              </w:rPr>
+              <w:t>Qué se hace</w:t>
+            </w:r>
+          </w:p>
+        </w:tc>
+        <w:tc>
+          <w:tcPr>
+            <w:tcW w:type="dxa" w:w="7087"/>
+            <w:tcMar>
+              <w:top w:w="40" w:type="dxa"/>
+              <w:bottom w:w="40" w:type="dxa"/>
+              <w:start w:w="80" w:type="dxa"/>
+              <w:end w:w="80" w:type="dxa"/>
+            </w:tcMar>
+          </w:tcPr>
+          <w:p>
+            <w:r/>
+            <w:r>
+              <w:rPr>
+                <w:b w:val="0"/>
+                <w:sz w:val="19"/>
+              </w:rPr>
+              <w:t>Repetir en Firefox, sobre Railway, los mismos pasos del ciclo 1. Datos: Otro estudiante, por ejemplo crios@amigo.edu.co.</w:t>
+            </w:r>
+          </w:p>
+        </w:tc>
+      </w:tr>
+      <w:tr>
+        <w:trPr>
+          <w:cantSplit w:val="true"/>
+        </w:trPr>
+        <w:tc>
+          <w:tcPr>
+            <w:tcW w:type="dxa" w:w="2381"/>
+            <w:shd w:val="clear" w:color="auto" w:fill="D7EDEA"/>
+            <w:tcMar>
+              <w:top w:w="40" w:type="dxa"/>
+              <w:bottom w:w="40" w:type="dxa"/>
+              <w:start w:w="80" w:type="dxa"/>
+              <w:end w:w="80" w:type="dxa"/>
+            </w:tcMar>
+          </w:tcPr>
+          <w:p>
+            <w:r/>
+            <w:r>
+              <w:rPr>
+                <w:b/>
+                <w:sz w:val="19"/>
+              </w:rPr>
+              <w:t>Resultado esperado</w:t>
+            </w:r>
+          </w:p>
+        </w:tc>
+        <w:tc>
+          <w:tcPr>
+            <w:tcW w:type="dxa" w:w="7087"/>
+            <w:tcMar>
+              <w:top w:w="40" w:type="dxa"/>
+              <w:bottom w:w="40" w:type="dxa"/>
+              <w:start w:w="80" w:type="dxa"/>
+              <w:end w:w="80" w:type="dxa"/>
+            </w:tcMar>
+          </w:tcPr>
+          <w:p>
+            <w:r/>
+            <w:r>
+              <w:rPr>
+                <w:b w:val="0"/>
+                <w:sz w:val="19"/>
+              </w:rPr>
+              <w:t>Rechaza la imagen e informa que el tamaño máximo permitido es 2 MB. Estado esperado: Fallido.</w:t>
+            </w:r>
+          </w:p>
+        </w:tc>
+      </w:tr>
+      <w:tr>
+        <w:trPr>
+          <w:cantSplit w:val="true"/>
+        </w:trPr>
+        <w:tc>
+          <w:tcPr>
+            <w:tcW w:type="dxa" w:w="2381"/>
+            <w:shd w:val="clear" w:color="auto" w:fill="D7EDEA"/>
+            <w:tcMar>
+              <w:top w:w="40" w:type="dxa"/>
+              <w:bottom w:w="40" w:type="dxa"/>
+              <w:start w:w="80" w:type="dxa"/>
+              <w:end w:w="80" w:type="dxa"/>
+            </w:tcMar>
+          </w:tcPr>
+          <w:p>
+            <w:r/>
+            <w:r>
+              <w:rPr>
+                <w:b/>
+                <w:sz w:val="19"/>
+              </w:rPr>
+              <w:t>Estado obtenido</w:t>
+            </w:r>
+          </w:p>
+        </w:tc>
+        <w:tc>
+          <w:tcPr>
+            <w:tcW w:type="dxa" w:w="7087"/>
+            <w:tcMar>
+              <w:top w:w="40" w:type="dxa"/>
+              <w:bottom w:w="40" w:type="dxa"/>
+              <w:start w:w="80" w:type="dxa"/>
+              <w:end w:w="80" w:type="dxa"/>
+            </w:tcMar>
+          </w:tcPr>
+          <w:p>
+            <w:r/>
+            <w:r>
+              <w:rPr>
+                <w:b w:val="0"/>
+                <w:sz w:val="19"/>
+              </w:rPr>
+              <w:t>☐ Aprobado     ☐ Fallido</w:t>
+            </w:r>
+          </w:p>
+        </w:tc>
+      </w:tr>
+      <w:tr>
+        <w:trPr>
+          <w:cantSplit w:val="true"/>
+        </w:trPr>
+        <w:tc>
+          <w:tcPr>
+            <w:tcW w:type="dxa" w:w="2381"/>
+            <w:shd w:val="clear" w:color="auto" w:fill="D7EDEA"/>
+            <w:tcMar>
+              <w:top w:w="40" w:type="dxa"/>
+              <w:bottom w:w="40" w:type="dxa"/>
+              <w:start w:w="80" w:type="dxa"/>
+              <w:end w:w="80" w:type="dxa"/>
+            </w:tcMar>
+          </w:tcPr>
+          <w:p>
+            <w:r/>
+            <w:r>
+              <w:rPr>
+                <w:b/>
+                <w:sz w:val="19"/>
+              </w:rPr>
+              <w:t>Resultado real</w:t>
+            </w:r>
+          </w:p>
+        </w:tc>
+        <w:tc>
+          <w:tcPr>
+            <w:tcW w:type="dxa" w:w="7087"/>
+            <w:tcMar>
+              <w:top w:w="40" w:type="dxa"/>
+              <w:bottom w:w="40" w:type="dxa"/>
+              <w:start w:w="80" w:type="dxa"/>
+              <w:end w:w="80" w:type="dxa"/>
+            </w:tcMar>
+          </w:tcPr>
+          <w:p>
+            <w:r/>
+            <w:r>
+              <w:rPr>
+                <w:b w:val="0"/>
+                <w:sz w:val="19"/>
+              </w:rPr>
+              <w:t xml:space="preserve"> </w:t>
+            </w:r>
+          </w:p>
+        </w:tc>
+      </w:tr>
+      <w:tr>
+        <w:trPr>
+          <w:cantSplit w:val="true"/>
+        </w:trPr>
+        <w:tc>
+          <w:tcPr>
+            <w:tcW w:type="dxa" w:w="2381"/>
+            <w:shd w:val="clear" w:color="auto" w:fill="D7EDEA"/>
+            <w:tcMar>
+              <w:top w:w="40" w:type="dxa"/>
+              <w:bottom w:w="40" w:type="dxa"/>
+              <w:start w:w="80" w:type="dxa"/>
+              <w:end w:w="80" w:type="dxa"/>
+            </w:tcMar>
+          </w:tcPr>
+          <w:p>
+            <w:r/>
+            <w:r>
+              <w:rPr>
+                <w:b/>
+                <w:sz w:val="19"/>
+              </w:rPr>
+              <w:t>Fecha y navegador</w:t>
+            </w:r>
+          </w:p>
+        </w:tc>
+        <w:tc>
+          <w:tcPr>
+            <w:tcW w:type="dxa" w:w="7087"/>
+            <w:tcMar>
+              <w:top w:w="40" w:type="dxa"/>
+              <w:bottom w:w="40" w:type="dxa"/>
+              <w:start w:w="80" w:type="dxa"/>
+              <w:end w:w="80" w:type="dxa"/>
+            </w:tcMar>
+          </w:tcPr>
+          <w:p>
+            <w:r/>
+            <w:r>
+              <w:rPr>
+                <w:b w:val="0"/>
+                <w:sz w:val="19"/>
+              </w:rPr>
+              <w:t>____ /10/2026 · navegador y versión: ____________</w:t>
+            </w:r>
+          </w:p>
+        </w:tc>
+      </w:tr>
+      <w:tr>
+        <w:trPr>
+          <w:cantSplit w:val="true"/>
+        </w:trPr>
+        <w:tc>
+          <w:tcPr>
+            <w:tcW w:type="dxa" w:w="2381"/>
+            <w:shd w:val="clear" w:color="auto" w:fill="D7EDEA"/>
+            <w:tcMar>
+              <w:top w:w="40" w:type="dxa"/>
+              <w:bottom w:w="40" w:type="dxa"/>
+              <w:start w:w="80" w:type="dxa"/>
+              <w:end w:w="80" w:type="dxa"/>
+            </w:tcMar>
+          </w:tcPr>
+          <w:p>
+            <w:r/>
+            <w:r>
+              <w:rPr>
+                <w:b/>
+                <w:sz w:val="19"/>
+              </w:rPr>
+              <w:t>Evidencia</w:t>
+            </w:r>
+          </w:p>
+        </w:tc>
+        <w:tc>
+          <w:tcPr>
+            <w:tcW w:type="dxa" w:w="7087"/>
+            <w:tcMar>
+              <w:top w:w="40" w:type="dxa"/>
+              <w:bottom w:w="40" w:type="dxa"/>
+              <w:start w:w="80" w:type="dxa"/>
+              <w:end w:w="80" w:type="dxa"/>
+            </w:tcMar>
+          </w:tcPr>
+          <w:p>
+            <w:r/>
+            <w:r>
+              <w:rPr>
+                <w:b w:val="0"/>
+                <w:sz w:val="19"/>
+              </w:rPr>
+              <w:t>EV-CP017-FIREFOX.png (recuadro de abajo)</w:t>
+            </w:r>
+          </w:p>
+        </w:tc>
+      </w:tr>
+    </w:tbl>
+    <w:p>
+      <w:pPr>
+        <w:keepNext/>
+        <w:spacing w:after="0"/>
+      </w:pPr>
+      <w:r>
+        <w:rPr>
+          <w:b w:val="0"/>
+          <w:i w:val="0"/>
+          <w:sz w:val="4"/>
+        </w:rPr>
+        <w:t xml:space="preserve"> </w:t>
+      </w:r>
+    </w:p>
+    <w:tbl>
+      <w:tblPr>
+        <w:tblW w:type="auto" w:w="0"/>
+        <w:jc w:val="center"/>
+        <w:tblLook w:firstColumn="1" w:firstRow="1" w:lastColumn="0" w:lastRow="0" w:noHBand="0" w:noVBand="1" w:val="04A0"/>
+        <w:tblLayout w:type="fixed"/>
+        <w:tblBorders>
+          <w:top w:val="dashed" w:sz="8" w:space="0" w:color="9CA3AF"/>
+          <w:left w:val="dashed" w:sz="8" w:space="0" w:color="9CA3AF"/>
+          <w:bottom w:val="dashed" w:sz="8" w:space="0" w:color="9CA3AF"/>
+          <w:right w:val="dashed" w:sz="8" w:space="0" w:color="9CA3AF"/>
+        </w:tblBorders>
+      </w:tblPr>
+      <w:tblGrid>
+        <w:gridCol w:w="9746"/>
+      </w:tblGrid>
+      <w:tr>
+        <w:trPr>
+          <w:trHeight w:val="4876" w:hRule="atLeast"/>
+          <w:cantSplit w:val="true"/>
+        </w:trPr>
+        <w:tc>
+          <w:tcPr>
+            <w:tcW w:type="dxa" w:w="8787"/>
+            <w:vAlign w:val="center"/>
+            <w:shd w:val="clear" w:color="auto" w:fill="F9FAFB"/>
+          </w:tcPr>
+          <w:p>
+            <w:pPr>
+              <w:jc w:val="center"/>
+            </w:pPr>
+            <w:r/>
+            <w:r>
+              <w:rPr>
+                <w:b/>
+                <w:i w:val="0"/>
+                <w:color w:val="6B7280"/>
+                <w:sz w:val="20"/>
+              </w:rPr>
+              <w:t>Pegue aquí la captura de CP-017 · EV-CP017-FIREFOX.png</w:t>
+            </w:r>
+          </w:p>
+          <w:p>
+            <w:pPr>
+              <w:jc w:val="center"/>
+            </w:pPr>
+            <w:r>
+              <w:rPr>
+                <w:b w:val="0"/>
+                <w:i/>
+                <w:color w:val="6B7280"/>
+                <w:sz w:val="18"/>
+              </w:rPr>
+              <w:t>Clic dentro del recuadro, borrar este texto y Ctrl+V</w:t>
+            </w:r>
+          </w:p>
+        </w:tc>
+      </w:tr>
+    </w:tbl>
+    <w:p>
+      <w:r>
+        <w:br w:type="page"/>
+      </w:r>
+    </w:p>
+    <w:p>
+      <w:pPr>
+        <w:pStyle w:val="Heading3"/>
+      </w:pPr>
+      <w:r>
+        <w:t>CP-018 · Un estudiante no puede guardar un perfil de docente</w:t>
+      </w:r>
+    </w:p>
+    <w:tbl>
+      <w:tblPr>
+        <w:tblW w:type="auto" w:w="0"/>
+        <w:tblLook w:firstColumn="1" w:firstRow="1" w:lastColumn="0" w:lastRow="0" w:noHBand="0" w:noVBand="1" w:val="04A0"/>
+        <w:tblBorders>
+          <w:top w:val="single" w:sz="4" w:space="0" w:color="D1D5DB"/>
+          <w:left w:val="single" w:sz="4" w:space="0" w:color="D1D5DB"/>
+          <w:bottom w:val="single" w:sz="4" w:space="0" w:color="D1D5DB"/>
+          <w:right w:val="single" w:sz="4" w:space="0" w:color="D1D5DB"/>
+          <w:insideH w:val="single" w:sz="4" w:space="0" w:color="D1D5DB"/>
+          <w:insideV w:val="single" w:sz="4" w:space="0" w:color="D1D5DB"/>
+        </w:tblBorders>
+      </w:tblPr>
+      <w:tblGrid>
+        <w:gridCol w:w="4873"/>
+        <w:gridCol w:w="4873"/>
+      </w:tblGrid>
+      <w:tr>
+        <w:trPr>
+          <w:cantSplit w:val="true"/>
+        </w:trPr>
+        <w:tc>
+          <w:tcPr>
+            <w:tcW w:type="dxa" w:w="2381"/>
+            <w:shd w:val="clear" w:color="auto" w:fill="D7EDEA"/>
+            <w:tcMar>
+              <w:top w:w="40" w:type="dxa"/>
+              <w:bottom w:w="40" w:type="dxa"/>
+              <w:start w:w="80" w:type="dxa"/>
+              <w:end w:w="80" w:type="dxa"/>
+            </w:tcMar>
+          </w:tcPr>
+          <w:p>
+            <w:r/>
+            <w:r>
+              <w:rPr>
+                <w:b/>
+                <w:sz w:val="19"/>
+              </w:rPr>
+              <w:t>Lo ejecuta · entorno</w:t>
+            </w:r>
+          </w:p>
+        </w:tc>
+        <w:tc>
+          <w:tcPr>
+            <w:tcW w:type="dxa" w:w="7087"/>
+            <w:tcMar>
+              <w:top w:w="40" w:type="dxa"/>
+              <w:bottom w:w="40" w:type="dxa"/>
+              <w:start w:w="80" w:type="dxa"/>
+              <w:end w:w="80" w:type="dxa"/>
+            </w:tcMar>
+          </w:tcPr>
+          <w:p>
+            <w:r/>
+            <w:r>
+              <w:rPr>
+                <w:b w:val="0"/>
+                <w:sz w:val="19"/>
+              </w:rPr>
+              <w:t>Esteban Palencia · Railway · Firefox</w:t>
+            </w:r>
+          </w:p>
+        </w:tc>
+      </w:tr>
+      <w:tr>
+        <w:trPr>
+          <w:cantSplit w:val="true"/>
+        </w:trPr>
+        <w:tc>
+          <w:tcPr>
+            <w:tcW w:type="dxa" w:w="2381"/>
+            <w:shd w:val="clear" w:color="auto" w:fill="D7EDEA"/>
+            <w:tcMar>
+              <w:top w:w="40" w:type="dxa"/>
+              <w:bottom w:w="40" w:type="dxa"/>
+              <w:start w:w="80" w:type="dxa"/>
+              <w:end w:w="80" w:type="dxa"/>
+            </w:tcMar>
+          </w:tcPr>
+          <w:p>
+            <w:r/>
+            <w:r>
+              <w:rPr>
+                <w:b/>
+                <w:sz w:val="19"/>
+              </w:rPr>
+              <w:t>Qué se hace</w:t>
+            </w:r>
+          </w:p>
+        </w:tc>
+        <w:tc>
+          <w:tcPr>
+            <w:tcW w:type="dxa" w:w="7087"/>
+            <w:tcMar>
+              <w:top w:w="40" w:type="dxa"/>
+              <w:bottom w:w="40" w:type="dxa"/>
+              <w:start w:w="80" w:type="dxa"/>
+              <w:end w:w="80" w:type="dxa"/>
+            </w:tcMar>
+          </w:tcPr>
+          <w:p>
+            <w:r/>
+            <w:r>
+              <w:rPr>
+                <w:b w:val="0"/>
+                <w:sz w:val="19"/>
+              </w:rPr>
+              <w:t>Repetir en Firefox, sobre Railway, los mismos pasos del ciclo 1. Datos: Nada; el comando se pega en la consola (F12).</w:t>
+            </w:r>
+          </w:p>
+        </w:tc>
+      </w:tr>
+      <w:tr>
+        <w:trPr>
+          <w:cantSplit w:val="true"/>
+        </w:trPr>
+        <w:tc>
+          <w:tcPr>
+            <w:tcW w:type="dxa" w:w="2381"/>
+            <w:shd w:val="clear" w:color="auto" w:fill="D7EDEA"/>
+            <w:tcMar>
+              <w:top w:w="40" w:type="dxa"/>
+              <w:bottom w:w="40" w:type="dxa"/>
+              <w:start w:w="80" w:type="dxa"/>
+              <w:end w:w="80" w:type="dxa"/>
+            </w:tcMar>
+          </w:tcPr>
+          <w:p>
+            <w:r/>
+            <w:r>
+              <w:rPr>
+                <w:b/>
+                <w:sz w:val="19"/>
+              </w:rPr>
+              <w:t>Resultado esperado</w:t>
+            </w:r>
+          </w:p>
+        </w:tc>
+        <w:tc>
+          <w:tcPr>
+            <w:tcW w:type="dxa" w:w="7087"/>
+            <w:tcMar>
+              <w:top w:w="40" w:type="dxa"/>
+              <w:bottom w:w="40" w:type="dxa"/>
+              <w:start w:w="80" w:type="dxa"/>
+              <w:end w:w="80" w:type="dxa"/>
+            </w:tcMar>
+          </w:tcPr>
+          <w:p>
+            <w:r/>
+            <w:r>
+              <w:rPr>
+                <w:b w:val="0"/>
+                <w:sz w:val="19"/>
+              </w:rPr>
+              <w:t>HTTP 403 y no se crea ningún perfil de docente. Estado esperado: Aprobado.</w:t>
+            </w:r>
+          </w:p>
+        </w:tc>
+      </w:tr>
+      <w:tr>
+        <w:trPr>
+          <w:cantSplit w:val="true"/>
+        </w:trPr>
+        <w:tc>
+          <w:tcPr>
+            <w:tcW w:type="dxa" w:w="2381"/>
+            <w:shd w:val="clear" w:color="auto" w:fill="D7EDEA"/>
+            <w:tcMar>
+              <w:top w:w="40" w:type="dxa"/>
+              <w:bottom w:w="40" w:type="dxa"/>
+              <w:start w:w="80" w:type="dxa"/>
+              <w:end w:w="80" w:type="dxa"/>
+            </w:tcMar>
+          </w:tcPr>
+          <w:p>
+            <w:r/>
+            <w:r>
+              <w:rPr>
+                <w:b/>
+                <w:sz w:val="19"/>
+              </w:rPr>
+              <w:t>Estado obtenido</w:t>
+            </w:r>
+          </w:p>
+        </w:tc>
+        <w:tc>
+          <w:tcPr>
+            <w:tcW w:type="dxa" w:w="7087"/>
+            <w:tcMar>
+              <w:top w:w="40" w:type="dxa"/>
+              <w:bottom w:w="40" w:type="dxa"/>
+              <w:start w:w="80" w:type="dxa"/>
+              <w:end w:w="80" w:type="dxa"/>
+            </w:tcMar>
+          </w:tcPr>
+          <w:p>
+            <w:r/>
+            <w:r>
+              <w:rPr>
+                <w:b w:val="0"/>
+                <w:sz w:val="19"/>
+              </w:rPr>
+              <w:t>☐ Aprobado     ☐ Fallido</w:t>
+            </w:r>
+          </w:p>
+        </w:tc>
+      </w:tr>
+      <w:tr>
+        <w:trPr>
+          <w:cantSplit w:val="true"/>
+        </w:trPr>
+        <w:tc>
+          <w:tcPr>
+            <w:tcW w:type="dxa" w:w="2381"/>
+            <w:shd w:val="clear" w:color="auto" w:fill="D7EDEA"/>
+            <w:tcMar>
+              <w:top w:w="40" w:type="dxa"/>
+              <w:bottom w:w="40" w:type="dxa"/>
+              <w:start w:w="80" w:type="dxa"/>
+              <w:end w:w="80" w:type="dxa"/>
+            </w:tcMar>
+          </w:tcPr>
+          <w:p>
+            <w:r/>
+            <w:r>
+              <w:rPr>
+                <w:b/>
+                <w:sz w:val="19"/>
+              </w:rPr>
+              <w:t>Resultado real</w:t>
+            </w:r>
+          </w:p>
+        </w:tc>
+        <w:tc>
+          <w:tcPr>
+            <w:tcW w:type="dxa" w:w="7087"/>
+            <w:tcMar>
+              <w:top w:w="40" w:type="dxa"/>
+              <w:bottom w:w="40" w:type="dxa"/>
+              <w:start w:w="80" w:type="dxa"/>
+              <w:end w:w="80" w:type="dxa"/>
+            </w:tcMar>
+          </w:tcPr>
+          <w:p>
+            <w:r/>
+            <w:r>
+              <w:rPr>
+                <w:b w:val="0"/>
+                <w:sz w:val="19"/>
+              </w:rPr>
+              <w:t xml:space="preserve"> </w:t>
+            </w:r>
+          </w:p>
+        </w:tc>
+      </w:tr>
+      <w:tr>
+        <w:trPr>
+          <w:cantSplit w:val="true"/>
+        </w:trPr>
+        <w:tc>
+          <w:tcPr>
+            <w:tcW w:type="dxa" w:w="2381"/>
+            <w:shd w:val="clear" w:color="auto" w:fill="D7EDEA"/>
+            <w:tcMar>
+              <w:top w:w="40" w:type="dxa"/>
+              <w:bottom w:w="40" w:type="dxa"/>
+              <w:start w:w="80" w:type="dxa"/>
+              <w:end w:w="80" w:type="dxa"/>
+            </w:tcMar>
+          </w:tcPr>
+          <w:p>
+            <w:r/>
+            <w:r>
+              <w:rPr>
+                <w:b/>
+                <w:sz w:val="19"/>
+              </w:rPr>
+              <w:t>Fecha y navegador</w:t>
+            </w:r>
+          </w:p>
+        </w:tc>
+        <w:tc>
+          <w:tcPr>
+            <w:tcW w:type="dxa" w:w="7087"/>
+            <w:tcMar>
+              <w:top w:w="40" w:type="dxa"/>
+              <w:bottom w:w="40" w:type="dxa"/>
+              <w:start w:w="80" w:type="dxa"/>
+              <w:end w:w="80" w:type="dxa"/>
+            </w:tcMar>
+          </w:tcPr>
+          <w:p>
+            <w:r/>
+            <w:r>
+              <w:rPr>
+                <w:b w:val="0"/>
+                <w:sz w:val="19"/>
+              </w:rPr>
+              <w:t>____ /10/2026 · navegador y versión: ____________</w:t>
+            </w:r>
+          </w:p>
+        </w:tc>
+      </w:tr>
+      <w:tr>
+        <w:trPr>
+          <w:cantSplit w:val="true"/>
+        </w:trPr>
+        <w:tc>
+          <w:tcPr>
+            <w:tcW w:type="dxa" w:w="2381"/>
+            <w:shd w:val="clear" w:color="auto" w:fill="D7EDEA"/>
+            <w:tcMar>
+              <w:top w:w="40" w:type="dxa"/>
+              <w:bottom w:w="40" w:type="dxa"/>
+              <w:start w:w="80" w:type="dxa"/>
+              <w:end w:w="80" w:type="dxa"/>
+            </w:tcMar>
+          </w:tcPr>
+          <w:p>
+            <w:r/>
+            <w:r>
+              <w:rPr>
+                <w:b/>
+                <w:sz w:val="19"/>
+              </w:rPr>
+              <w:t>Evidencia</w:t>
+            </w:r>
+          </w:p>
+        </w:tc>
+        <w:tc>
+          <w:tcPr>
+            <w:tcW w:type="dxa" w:w="7087"/>
+            <w:tcMar>
+              <w:top w:w="40" w:type="dxa"/>
+              <w:bottom w:w="40" w:type="dxa"/>
+              <w:start w:w="80" w:type="dxa"/>
+              <w:end w:w="80" w:type="dxa"/>
+            </w:tcMar>
+          </w:tcPr>
+          <w:p>
+            <w:r/>
+            <w:r>
+              <w:rPr>
+                <w:b w:val="0"/>
+                <w:sz w:val="19"/>
+              </w:rPr>
+              <w:t>EV-CP018-FIREFOX.png (recuadro de abajo)</w:t>
+            </w:r>
+          </w:p>
+        </w:tc>
+      </w:tr>
+    </w:tbl>
+    <w:p>
+      <w:pPr>
+        <w:keepNext/>
+        <w:spacing w:after="0"/>
+      </w:pPr>
+      <w:r>
+        <w:rPr>
+          <w:b w:val="0"/>
+          <w:i w:val="0"/>
+          <w:sz w:val="4"/>
+        </w:rPr>
+        <w:t xml:space="preserve"> </w:t>
+      </w:r>
+    </w:p>
+    <w:tbl>
+      <w:tblPr>
+        <w:tblW w:type="auto" w:w="0"/>
+        <w:jc w:val="center"/>
+        <w:tblLook w:firstColumn="1" w:firstRow="1" w:lastColumn="0" w:lastRow="0" w:noHBand="0" w:noVBand="1" w:val="04A0"/>
+        <w:tblLayout w:type="fixed"/>
+        <w:tblBorders>
+          <w:top w:val="dashed" w:sz="8" w:space="0" w:color="9CA3AF"/>
+          <w:left w:val="dashed" w:sz="8" w:space="0" w:color="9CA3AF"/>
+          <w:bottom w:val="dashed" w:sz="8" w:space="0" w:color="9CA3AF"/>
+          <w:right w:val="dashed" w:sz="8" w:space="0" w:color="9CA3AF"/>
+        </w:tblBorders>
+      </w:tblPr>
+      <w:tblGrid>
+        <w:gridCol w:w="9746"/>
+      </w:tblGrid>
+      <w:tr>
+        <w:trPr>
+          <w:trHeight w:val="4876" w:hRule="atLeast"/>
+          <w:cantSplit w:val="true"/>
+        </w:trPr>
+        <w:tc>
+          <w:tcPr>
+            <w:tcW w:type="dxa" w:w="8787"/>
+            <w:vAlign w:val="center"/>
+            <w:shd w:val="clear" w:color="auto" w:fill="F9FAFB"/>
+          </w:tcPr>
+          <w:p>
+            <w:pPr>
+              <w:jc w:val="center"/>
+            </w:pPr>
+            <w:r/>
+            <w:r>
+              <w:rPr>
+                <w:b/>
+                <w:i w:val="0"/>
+                <w:color w:val="6B7280"/>
+                <w:sz w:val="20"/>
+              </w:rPr>
+              <w:t>Pegue aquí la captura de CP-018 · EV-CP018-FIREFOX.png</w:t>
+            </w:r>
+          </w:p>
+          <w:p>
+            <w:pPr>
+              <w:jc w:val="center"/>
+            </w:pPr>
+            <w:r>
+              <w:rPr>
+                <w:b w:val="0"/>
+                <w:i/>
+                <w:color w:val="6B7280"/>
+                <w:sz w:val="18"/>
+              </w:rPr>
+              <w:t>Clic dentro del recuadro, borrar este texto y Ctrl+V</w:t>
+            </w:r>
+          </w:p>
+        </w:tc>
+      </w:tr>
+    </w:tbl>
+    <w:p>
+      <w:r>
+        <w:br w:type="page"/>
+      </w:r>
+    </w:p>
+    <w:p>
+      <w:pPr>
+        <w:pStyle w:val="Heading3"/>
+      </w:pPr>
+      <w:r>
+        <w:t>CP-019 · Rechazo de tutoría con fecha del mismo día</w:t>
+      </w:r>
+    </w:p>
+    <w:tbl>
+      <w:tblPr>
+        <w:tblW w:type="auto" w:w="0"/>
+        <w:tblLook w:firstColumn="1" w:firstRow="1" w:lastColumn="0" w:lastRow="0" w:noHBand="0" w:noVBand="1" w:val="04A0"/>
+        <w:tblBorders>
+          <w:top w:val="single" w:sz="4" w:space="0" w:color="D1D5DB"/>
+          <w:left w:val="single" w:sz="4" w:space="0" w:color="D1D5DB"/>
+          <w:bottom w:val="single" w:sz="4" w:space="0" w:color="D1D5DB"/>
+          <w:right w:val="single" w:sz="4" w:space="0" w:color="D1D5DB"/>
+          <w:insideH w:val="single" w:sz="4" w:space="0" w:color="D1D5DB"/>
+          <w:insideV w:val="single" w:sz="4" w:space="0" w:color="D1D5DB"/>
+        </w:tblBorders>
+      </w:tblPr>
+      <w:tblGrid>
+        <w:gridCol w:w="4873"/>
+        <w:gridCol w:w="4873"/>
+      </w:tblGrid>
+      <w:tr>
+        <w:trPr>
+          <w:cantSplit w:val="true"/>
+        </w:trPr>
+        <w:tc>
+          <w:tcPr>
+            <w:tcW w:type="dxa" w:w="2381"/>
+            <w:shd w:val="clear" w:color="auto" w:fill="D7EDEA"/>
+            <w:tcMar>
+              <w:top w:w="40" w:type="dxa"/>
+              <w:bottom w:w="40" w:type="dxa"/>
+              <w:start w:w="80" w:type="dxa"/>
+              <w:end w:w="80" w:type="dxa"/>
+            </w:tcMar>
+          </w:tcPr>
+          <w:p>
+            <w:r/>
+            <w:r>
+              <w:rPr>
+                <w:b/>
+                <w:sz w:val="19"/>
+              </w:rPr>
+              <w:t>Lo ejecuta · entorno</w:t>
+            </w:r>
+          </w:p>
+        </w:tc>
+        <w:tc>
+          <w:tcPr>
+            <w:tcW w:type="dxa" w:w="7087"/>
+            <w:tcMar>
+              <w:top w:w="40" w:type="dxa"/>
+              <w:bottom w:w="40" w:type="dxa"/>
+              <w:start w:w="80" w:type="dxa"/>
+              <w:end w:w="80" w:type="dxa"/>
+            </w:tcMar>
+          </w:tcPr>
+          <w:p>
+            <w:r/>
+            <w:r>
+              <w:rPr>
+                <w:b w:val="0"/>
+                <w:sz w:val="19"/>
+              </w:rPr>
+              <w:t>Esteban Palencia · Railway · Firefox</w:t>
+            </w:r>
+          </w:p>
+        </w:tc>
+      </w:tr>
+      <w:tr>
+        <w:trPr>
+          <w:cantSplit w:val="true"/>
+        </w:trPr>
+        <w:tc>
+          <w:tcPr>
+            <w:tcW w:type="dxa" w:w="2381"/>
+            <w:shd w:val="clear" w:color="auto" w:fill="D7EDEA"/>
+            <w:tcMar>
+              <w:top w:w="40" w:type="dxa"/>
+              <w:bottom w:w="40" w:type="dxa"/>
+              <w:start w:w="80" w:type="dxa"/>
+              <w:end w:w="80" w:type="dxa"/>
+            </w:tcMar>
+          </w:tcPr>
+          <w:p>
+            <w:r/>
+            <w:r>
+              <w:rPr>
+                <w:b/>
+                <w:sz w:val="19"/>
+              </w:rPr>
+              <w:t>Qué se hace</w:t>
+            </w:r>
+          </w:p>
+        </w:tc>
+        <w:tc>
+          <w:tcPr>
+            <w:tcW w:type="dxa" w:w="7087"/>
+            <w:tcMar>
+              <w:top w:w="40" w:type="dxa"/>
+              <w:bottom w:w="40" w:type="dxa"/>
+              <w:start w:w="80" w:type="dxa"/>
+              <w:end w:w="80" w:type="dxa"/>
+            </w:tcMar>
+          </w:tcPr>
+          <w:p>
+            <w:r/>
+            <w:r>
+              <w:rPr>
+                <w:b w:val="0"/>
+                <w:sz w:val="19"/>
+              </w:rPr>
+              <w:t>Repetir en Firefox, sobre Railway, los mismos pasos del ciclo 1. Datos: Nada.</w:t>
+            </w:r>
+          </w:p>
+        </w:tc>
+      </w:tr>
+      <w:tr>
+        <w:trPr>
+          <w:cantSplit w:val="true"/>
+        </w:trPr>
+        <w:tc>
+          <w:tcPr>
+            <w:tcW w:type="dxa" w:w="2381"/>
+            <w:shd w:val="clear" w:color="auto" w:fill="D7EDEA"/>
+            <w:tcMar>
+              <w:top w:w="40" w:type="dxa"/>
+              <w:bottom w:w="40" w:type="dxa"/>
+              <w:start w:w="80" w:type="dxa"/>
+              <w:end w:w="80" w:type="dxa"/>
+            </w:tcMar>
+          </w:tcPr>
+          <w:p>
+            <w:r/>
+            <w:r>
+              <w:rPr>
+                <w:b/>
+                <w:sz w:val="19"/>
+              </w:rPr>
+              <w:t>Resultado esperado</w:t>
+            </w:r>
+          </w:p>
+        </w:tc>
+        <w:tc>
+          <w:tcPr>
+            <w:tcW w:type="dxa" w:w="7087"/>
+            <w:tcMar>
+              <w:top w:w="40" w:type="dxa"/>
+              <w:bottom w:w="40" w:type="dxa"/>
+              <w:start w:w="80" w:type="dxa"/>
+              <w:end w:w="80" w:type="dxa"/>
+            </w:tcMar>
+          </w:tcPr>
+          <w:p>
+            <w:r/>
+            <w:r>
+              <w:rPr>
+                <w:b w:val="0"/>
+                <w:sz w:val="19"/>
+              </w:rPr>
+              <w:t>Rechaza la programación: la fecha debe ser a partir de mañana. Estado esperado: Aprobado.</w:t>
+            </w:r>
+          </w:p>
+        </w:tc>
+      </w:tr>
+      <w:tr>
+        <w:trPr>
+          <w:cantSplit w:val="true"/>
+        </w:trPr>
+        <w:tc>
+          <w:tcPr>
+            <w:tcW w:type="dxa" w:w="2381"/>
+            <w:shd w:val="clear" w:color="auto" w:fill="D7EDEA"/>
+            <w:tcMar>
+              <w:top w:w="40" w:type="dxa"/>
+              <w:bottom w:w="40" w:type="dxa"/>
+              <w:start w:w="80" w:type="dxa"/>
+              <w:end w:w="80" w:type="dxa"/>
+            </w:tcMar>
+          </w:tcPr>
+          <w:p>
+            <w:r/>
+            <w:r>
+              <w:rPr>
+                <w:b/>
+                <w:sz w:val="19"/>
+              </w:rPr>
+              <w:t>Estado obtenido</w:t>
+            </w:r>
+          </w:p>
+        </w:tc>
+        <w:tc>
+          <w:tcPr>
+            <w:tcW w:type="dxa" w:w="7087"/>
+            <w:tcMar>
+              <w:top w:w="40" w:type="dxa"/>
+              <w:bottom w:w="40" w:type="dxa"/>
+              <w:start w:w="80" w:type="dxa"/>
+              <w:end w:w="80" w:type="dxa"/>
+            </w:tcMar>
+          </w:tcPr>
+          <w:p>
+            <w:r/>
+            <w:r>
+              <w:rPr>
+                <w:b w:val="0"/>
+                <w:sz w:val="19"/>
+              </w:rPr>
+              <w:t>☐ Aprobado     ☐ Fallido</w:t>
+            </w:r>
+          </w:p>
+        </w:tc>
+      </w:tr>
+      <w:tr>
+        <w:trPr>
+          <w:cantSplit w:val="true"/>
+        </w:trPr>
+        <w:tc>
+          <w:tcPr>
+            <w:tcW w:type="dxa" w:w="2381"/>
+            <w:shd w:val="clear" w:color="auto" w:fill="D7EDEA"/>
+            <w:tcMar>
+              <w:top w:w="40" w:type="dxa"/>
+              <w:bottom w:w="40" w:type="dxa"/>
+              <w:start w:w="80" w:type="dxa"/>
+              <w:end w:w="80" w:type="dxa"/>
+            </w:tcMar>
+          </w:tcPr>
+          <w:p>
+            <w:r/>
+            <w:r>
+              <w:rPr>
+                <w:b/>
+                <w:sz w:val="19"/>
+              </w:rPr>
+              <w:t>Resultado real</w:t>
+            </w:r>
+          </w:p>
+        </w:tc>
+        <w:tc>
+          <w:tcPr>
+            <w:tcW w:type="dxa" w:w="7087"/>
+            <w:tcMar>
+              <w:top w:w="40" w:type="dxa"/>
+              <w:bottom w:w="40" w:type="dxa"/>
+              <w:start w:w="80" w:type="dxa"/>
+              <w:end w:w="80" w:type="dxa"/>
+            </w:tcMar>
+          </w:tcPr>
+          <w:p>
+            <w:r/>
+            <w:r>
+              <w:rPr>
+                <w:b w:val="0"/>
+                <w:sz w:val="19"/>
+              </w:rPr>
+              <w:t xml:space="preserve"> </w:t>
+            </w:r>
+          </w:p>
+        </w:tc>
+      </w:tr>
+      <w:tr>
+        <w:trPr>
+          <w:cantSplit w:val="true"/>
+        </w:trPr>
+        <w:tc>
+          <w:tcPr>
+            <w:tcW w:type="dxa" w:w="2381"/>
+            <w:shd w:val="clear" w:color="auto" w:fill="D7EDEA"/>
+            <w:tcMar>
+              <w:top w:w="40" w:type="dxa"/>
+              <w:bottom w:w="40" w:type="dxa"/>
+              <w:start w:w="80" w:type="dxa"/>
+              <w:end w:w="80" w:type="dxa"/>
+            </w:tcMar>
+          </w:tcPr>
+          <w:p>
+            <w:r/>
+            <w:r>
+              <w:rPr>
+                <w:b/>
+                <w:sz w:val="19"/>
+              </w:rPr>
+              <w:t>Fecha y navegador</w:t>
+            </w:r>
+          </w:p>
+        </w:tc>
+        <w:tc>
+          <w:tcPr>
+            <w:tcW w:type="dxa" w:w="7087"/>
+            <w:tcMar>
+              <w:top w:w="40" w:type="dxa"/>
+              <w:bottom w:w="40" w:type="dxa"/>
+              <w:start w:w="80" w:type="dxa"/>
+              <w:end w:w="80" w:type="dxa"/>
+            </w:tcMar>
+          </w:tcPr>
+          <w:p>
+            <w:r/>
+            <w:r>
+              <w:rPr>
+                <w:b w:val="0"/>
+                <w:sz w:val="19"/>
+              </w:rPr>
+              <w:t>____ /10/2026 · navegador y versión: ____________</w:t>
+            </w:r>
+          </w:p>
+        </w:tc>
+      </w:tr>
+      <w:tr>
+        <w:trPr>
+          <w:cantSplit w:val="true"/>
+        </w:trPr>
+        <w:tc>
+          <w:tcPr>
+            <w:tcW w:type="dxa" w:w="2381"/>
+            <w:shd w:val="clear" w:color="auto" w:fill="D7EDEA"/>
+            <w:tcMar>
+              <w:top w:w="40" w:type="dxa"/>
+              <w:bottom w:w="40" w:type="dxa"/>
+              <w:start w:w="80" w:type="dxa"/>
+              <w:end w:w="80" w:type="dxa"/>
+            </w:tcMar>
+          </w:tcPr>
+          <w:p>
+            <w:r/>
+            <w:r>
+              <w:rPr>
+                <w:b/>
+                <w:sz w:val="19"/>
+              </w:rPr>
+              <w:t>Evidencia</w:t>
+            </w:r>
+          </w:p>
+        </w:tc>
+        <w:tc>
+          <w:tcPr>
+            <w:tcW w:type="dxa" w:w="7087"/>
+            <w:tcMar>
+              <w:top w:w="40" w:type="dxa"/>
+              <w:bottom w:w="40" w:type="dxa"/>
+              <w:start w:w="80" w:type="dxa"/>
+              <w:end w:w="80" w:type="dxa"/>
+            </w:tcMar>
+          </w:tcPr>
+          <w:p>
+            <w:r/>
+            <w:r>
+              <w:rPr>
+                <w:b w:val="0"/>
+                <w:sz w:val="19"/>
+              </w:rPr>
+              <w:t>EV-CP019-FIREFOX.png (recuadro de abajo)</w:t>
+            </w:r>
+          </w:p>
+        </w:tc>
+      </w:tr>
+    </w:tbl>
+    <w:p>
+      <w:pPr>
+        <w:keepNext/>
+        <w:spacing w:after="0"/>
+      </w:pPr>
+      <w:r>
+        <w:rPr>
+          <w:b w:val="0"/>
+          <w:i w:val="0"/>
+          <w:sz w:val="4"/>
+        </w:rPr>
+        <w:t xml:space="preserve"> </w:t>
+      </w:r>
+    </w:p>
+    <w:tbl>
+      <w:tblPr>
+        <w:tblW w:type="auto" w:w="0"/>
+        <w:jc w:val="center"/>
+        <w:tblLook w:firstColumn="1" w:firstRow="1" w:lastColumn="0" w:lastRow="0" w:noHBand="0" w:noVBand="1" w:val="04A0"/>
+        <w:tblLayout w:type="fixed"/>
+        <w:tblBorders>
+          <w:top w:val="dashed" w:sz="8" w:space="0" w:color="9CA3AF"/>
+          <w:left w:val="dashed" w:sz="8" w:space="0" w:color="9CA3AF"/>
+          <w:bottom w:val="dashed" w:sz="8" w:space="0" w:color="9CA3AF"/>
+          <w:right w:val="dashed" w:sz="8" w:space="0" w:color="9CA3AF"/>
+        </w:tblBorders>
+      </w:tblPr>
+      <w:tblGrid>
+        <w:gridCol w:w="9746"/>
+      </w:tblGrid>
+      <w:tr>
+        <w:trPr>
+          <w:trHeight w:val="4876" w:hRule="atLeast"/>
+          <w:cantSplit w:val="true"/>
+        </w:trPr>
+        <w:tc>
+          <w:tcPr>
+            <w:tcW w:type="dxa" w:w="8787"/>
+            <w:vAlign w:val="center"/>
+            <w:shd w:val="clear" w:color="auto" w:fill="F9FAFB"/>
+          </w:tcPr>
+          <w:p>
+            <w:pPr>
+              <w:jc w:val="center"/>
+            </w:pPr>
+            <w:r/>
+            <w:r>
+              <w:rPr>
+                <w:b/>
+                <w:i w:val="0"/>
+                <w:color w:val="6B7280"/>
+                <w:sz w:val="20"/>
+              </w:rPr>
+              <w:t>Pegue aquí la captura de CP-019 · EV-CP019-FIREFOX.png</w:t>
+            </w:r>
+          </w:p>
+          <w:p>
+            <w:pPr>
+              <w:jc w:val="center"/>
+            </w:pPr>
+            <w:r>
+              <w:rPr>
+                <w:b w:val="0"/>
+                <w:i/>
+                <w:color w:val="6B7280"/>
+                <w:sz w:val="18"/>
+              </w:rPr>
+              <w:t>Clic dentro del recuadro, borrar este texto y Ctrl+V</w:t>
+            </w:r>
+          </w:p>
+        </w:tc>
+      </w:tr>
+    </w:tbl>
+    <w:p>
+      <w:r>
+        <w:br w:type="page"/>
+      </w:r>
+    </w:p>
+    <w:p>
+      <w:pPr>
+        <w:pStyle w:val="Heading3"/>
+      </w:pPr>
+      <w:r>
+        <w:t>CP-020 · Rechazo de tutoría con fecha pasada</w:t>
+      </w:r>
+    </w:p>
+    <w:tbl>
+      <w:tblPr>
+        <w:tblW w:type="auto" w:w="0"/>
+        <w:tblLook w:firstColumn="1" w:firstRow="1" w:lastColumn="0" w:lastRow="0" w:noHBand="0" w:noVBand="1" w:val="04A0"/>
+        <w:tblBorders>
+          <w:top w:val="single" w:sz="4" w:space="0" w:color="D1D5DB"/>
+          <w:left w:val="single" w:sz="4" w:space="0" w:color="D1D5DB"/>
+          <w:bottom w:val="single" w:sz="4" w:space="0" w:color="D1D5DB"/>
+          <w:right w:val="single" w:sz="4" w:space="0" w:color="D1D5DB"/>
+          <w:insideH w:val="single" w:sz="4" w:space="0" w:color="D1D5DB"/>
+          <w:insideV w:val="single" w:sz="4" w:space="0" w:color="D1D5DB"/>
+        </w:tblBorders>
+      </w:tblPr>
+      <w:tblGrid>
+        <w:gridCol w:w="4873"/>
+        <w:gridCol w:w="4873"/>
+      </w:tblGrid>
+      <w:tr>
+        <w:trPr>
+          <w:cantSplit w:val="true"/>
+        </w:trPr>
+        <w:tc>
+          <w:tcPr>
+            <w:tcW w:type="dxa" w:w="2381"/>
+            <w:shd w:val="clear" w:color="auto" w:fill="D7EDEA"/>
+            <w:tcMar>
+              <w:top w:w="40" w:type="dxa"/>
+              <w:bottom w:w="40" w:type="dxa"/>
+              <w:start w:w="80" w:type="dxa"/>
+              <w:end w:w="80" w:type="dxa"/>
+            </w:tcMar>
+          </w:tcPr>
+          <w:p>
+            <w:r/>
+            <w:r>
+              <w:rPr>
+                <w:b/>
+                <w:sz w:val="19"/>
+              </w:rPr>
+              <w:t>Lo ejecuta · entorno</w:t>
+            </w:r>
+          </w:p>
+        </w:tc>
+        <w:tc>
+          <w:tcPr>
+            <w:tcW w:type="dxa" w:w="7087"/>
+            <w:tcMar>
+              <w:top w:w="40" w:type="dxa"/>
+              <w:bottom w:w="40" w:type="dxa"/>
+              <w:start w:w="80" w:type="dxa"/>
+              <w:end w:w="80" w:type="dxa"/>
+            </w:tcMar>
+          </w:tcPr>
+          <w:p>
+            <w:r/>
+            <w:r>
+              <w:rPr>
+                <w:b w:val="0"/>
+                <w:sz w:val="19"/>
+              </w:rPr>
+              <w:t>Esteban Palencia · Railway · Firefox</w:t>
+            </w:r>
+          </w:p>
+        </w:tc>
+      </w:tr>
+      <w:tr>
+        <w:trPr>
+          <w:cantSplit w:val="true"/>
+        </w:trPr>
+        <w:tc>
+          <w:tcPr>
+            <w:tcW w:type="dxa" w:w="2381"/>
+            <w:shd w:val="clear" w:color="auto" w:fill="D7EDEA"/>
+            <w:tcMar>
+              <w:top w:w="40" w:type="dxa"/>
+              <w:bottom w:w="40" w:type="dxa"/>
+              <w:start w:w="80" w:type="dxa"/>
+              <w:end w:w="80" w:type="dxa"/>
+            </w:tcMar>
+          </w:tcPr>
+          <w:p>
+            <w:r/>
+            <w:r>
+              <w:rPr>
+                <w:b/>
+                <w:sz w:val="19"/>
+              </w:rPr>
+              <w:t>Qué se hace</w:t>
+            </w:r>
+          </w:p>
+        </w:tc>
+        <w:tc>
+          <w:tcPr>
+            <w:tcW w:type="dxa" w:w="7087"/>
+            <w:tcMar>
+              <w:top w:w="40" w:type="dxa"/>
+              <w:bottom w:w="40" w:type="dxa"/>
+              <w:start w:w="80" w:type="dxa"/>
+              <w:end w:w="80" w:type="dxa"/>
+            </w:tcMar>
+          </w:tcPr>
+          <w:p>
+            <w:r/>
+            <w:r>
+              <w:rPr>
+                <w:b w:val="0"/>
+                <w:sz w:val="19"/>
+              </w:rPr>
+              <w:t>Repetir en Firefox, sobre Railway, los mismos pasos del ciclo 1. Datos: Nada.</w:t>
+            </w:r>
+          </w:p>
+        </w:tc>
+      </w:tr>
+      <w:tr>
+        <w:trPr>
+          <w:cantSplit w:val="true"/>
+        </w:trPr>
+        <w:tc>
+          <w:tcPr>
+            <w:tcW w:type="dxa" w:w="2381"/>
+            <w:shd w:val="clear" w:color="auto" w:fill="D7EDEA"/>
+            <w:tcMar>
+              <w:top w:w="40" w:type="dxa"/>
+              <w:bottom w:w="40" w:type="dxa"/>
+              <w:start w:w="80" w:type="dxa"/>
+              <w:end w:w="80" w:type="dxa"/>
+            </w:tcMar>
+          </w:tcPr>
+          <w:p>
+            <w:r/>
+            <w:r>
+              <w:rPr>
+                <w:b/>
+                <w:sz w:val="19"/>
+              </w:rPr>
+              <w:t>Resultado esperado</w:t>
+            </w:r>
+          </w:p>
+        </w:tc>
+        <w:tc>
+          <w:tcPr>
+            <w:tcW w:type="dxa" w:w="7087"/>
+            <w:tcMar>
+              <w:top w:w="40" w:type="dxa"/>
+              <w:bottom w:w="40" w:type="dxa"/>
+              <w:start w:w="80" w:type="dxa"/>
+              <w:end w:w="80" w:type="dxa"/>
+            </w:tcMar>
+          </w:tcPr>
+          <w:p>
+            <w:r/>
+            <w:r>
+              <w:rPr>
+                <w:b w:val="0"/>
+                <w:sz w:val="19"/>
+              </w:rPr>
+              <w:t>El formulario no envía nada y muestra «La fecha debe ser a partir de mañana (RN06)». Estado esperado: Aprobado.</w:t>
+            </w:r>
+          </w:p>
+        </w:tc>
+      </w:tr>
+      <w:tr>
+        <w:trPr>
+          <w:cantSplit w:val="true"/>
+        </w:trPr>
+        <w:tc>
+          <w:tcPr>
+            <w:tcW w:type="dxa" w:w="2381"/>
+            <w:shd w:val="clear" w:color="auto" w:fill="D7EDEA"/>
+            <w:tcMar>
+              <w:top w:w="40" w:type="dxa"/>
+              <w:bottom w:w="40" w:type="dxa"/>
+              <w:start w:w="80" w:type="dxa"/>
+              <w:end w:w="80" w:type="dxa"/>
+            </w:tcMar>
+          </w:tcPr>
+          <w:p>
+            <w:r/>
+            <w:r>
+              <w:rPr>
+                <w:b/>
+                <w:sz w:val="19"/>
+              </w:rPr>
+              <w:t>Estado obtenido</w:t>
+            </w:r>
+          </w:p>
+        </w:tc>
+        <w:tc>
+          <w:tcPr>
+            <w:tcW w:type="dxa" w:w="7087"/>
+            <w:tcMar>
+              <w:top w:w="40" w:type="dxa"/>
+              <w:bottom w:w="40" w:type="dxa"/>
+              <w:start w:w="80" w:type="dxa"/>
+              <w:end w:w="80" w:type="dxa"/>
+            </w:tcMar>
+          </w:tcPr>
+          <w:p>
+            <w:r/>
+            <w:r>
+              <w:rPr>
+                <w:b w:val="0"/>
+                <w:sz w:val="19"/>
+              </w:rPr>
+              <w:t>☐ Aprobado     ☐ Fallido</w:t>
+            </w:r>
+          </w:p>
+        </w:tc>
+      </w:tr>
+      <w:tr>
+        <w:trPr>
+          <w:cantSplit w:val="true"/>
+        </w:trPr>
+        <w:tc>
+          <w:tcPr>
+            <w:tcW w:type="dxa" w:w="2381"/>
+            <w:shd w:val="clear" w:color="auto" w:fill="D7EDEA"/>
+            <w:tcMar>
+              <w:top w:w="40" w:type="dxa"/>
+              <w:bottom w:w="40" w:type="dxa"/>
+              <w:start w:w="80" w:type="dxa"/>
+              <w:end w:w="80" w:type="dxa"/>
+            </w:tcMar>
+          </w:tcPr>
+          <w:p>
+            <w:r/>
+            <w:r>
+              <w:rPr>
+                <w:b/>
+                <w:sz w:val="19"/>
+              </w:rPr>
+              <w:t>Resultado real</w:t>
+            </w:r>
+          </w:p>
+        </w:tc>
+        <w:tc>
+          <w:tcPr>
+            <w:tcW w:type="dxa" w:w="7087"/>
+            <w:tcMar>
+              <w:top w:w="40" w:type="dxa"/>
+              <w:bottom w:w="40" w:type="dxa"/>
+              <w:start w:w="80" w:type="dxa"/>
+              <w:end w:w="80" w:type="dxa"/>
+            </w:tcMar>
+          </w:tcPr>
+          <w:p>
+            <w:r/>
+            <w:r>
+              <w:rPr>
+                <w:b w:val="0"/>
+                <w:sz w:val="19"/>
+              </w:rPr>
+              <w:t xml:space="preserve"> </w:t>
+            </w:r>
+          </w:p>
+        </w:tc>
+      </w:tr>
+      <w:tr>
+        <w:trPr>
+          <w:cantSplit w:val="true"/>
+        </w:trPr>
+        <w:tc>
+          <w:tcPr>
+            <w:tcW w:type="dxa" w:w="2381"/>
+            <w:shd w:val="clear" w:color="auto" w:fill="D7EDEA"/>
+            <w:tcMar>
+              <w:top w:w="40" w:type="dxa"/>
+              <w:bottom w:w="40" w:type="dxa"/>
+              <w:start w:w="80" w:type="dxa"/>
+              <w:end w:w="80" w:type="dxa"/>
+            </w:tcMar>
+          </w:tcPr>
+          <w:p>
+            <w:r/>
+            <w:r>
+              <w:rPr>
+                <w:b/>
+                <w:sz w:val="19"/>
+              </w:rPr>
+              <w:t>Fecha y navegador</w:t>
+            </w:r>
+          </w:p>
+        </w:tc>
+        <w:tc>
+          <w:tcPr>
+            <w:tcW w:type="dxa" w:w="7087"/>
+            <w:tcMar>
+              <w:top w:w="40" w:type="dxa"/>
+              <w:bottom w:w="40" w:type="dxa"/>
+              <w:start w:w="80" w:type="dxa"/>
+              <w:end w:w="80" w:type="dxa"/>
+            </w:tcMar>
+          </w:tcPr>
+          <w:p>
+            <w:r/>
+            <w:r>
+              <w:rPr>
+                <w:b w:val="0"/>
+                <w:sz w:val="19"/>
+              </w:rPr>
+              <w:t>____ /10/2026 · navegador y versión: ____________</w:t>
+            </w:r>
+          </w:p>
+        </w:tc>
+      </w:tr>
+      <w:tr>
+        <w:trPr>
+          <w:cantSplit w:val="true"/>
+        </w:trPr>
+        <w:tc>
+          <w:tcPr>
+            <w:tcW w:type="dxa" w:w="2381"/>
+            <w:shd w:val="clear" w:color="auto" w:fill="D7EDEA"/>
+            <w:tcMar>
+              <w:top w:w="40" w:type="dxa"/>
+              <w:bottom w:w="40" w:type="dxa"/>
+              <w:start w:w="80" w:type="dxa"/>
+              <w:end w:w="80" w:type="dxa"/>
+            </w:tcMar>
+          </w:tcPr>
+          <w:p>
+            <w:r/>
+            <w:r>
+              <w:rPr>
+                <w:b/>
+                <w:sz w:val="19"/>
+              </w:rPr>
+              <w:t>Evidencia</w:t>
+            </w:r>
+          </w:p>
+        </w:tc>
+        <w:tc>
+          <w:tcPr>
+            <w:tcW w:type="dxa" w:w="7087"/>
+            <w:tcMar>
+              <w:top w:w="40" w:type="dxa"/>
+              <w:bottom w:w="40" w:type="dxa"/>
+              <w:start w:w="80" w:type="dxa"/>
+              <w:end w:w="80" w:type="dxa"/>
+            </w:tcMar>
+          </w:tcPr>
+          <w:p>
+            <w:r/>
+            <w:r>
+              <w:rPr>
+                <w:b w:val="0"/>
+                <w:sz w:val="19"/>
+              </w:rPr>
+              <w:t>EV-CP020-FIREFOX.png (recuadro de abajo)</w:t>
+            </w:r>
+          </w:p>
+        </w:tc>
+      </w:tr>
+    </w:tbl>
+    <w:p>
+      <w:pPr>
+        <w:keepNext/>
+        <w:spacing w:after="0"/>
+      </w:pPr>
+      <w:r>
+        <w:rPr>
+          <w:b w:val="0"/>
+          <w:i w:val="0"/>
+          <w:sz w:val="4"/>
+        </w:rPr>
+        <w:t xml:space="preserve"> </w:t>
+      </w:r>
+    </w:p>
+    <w:tbl>
+      <w:tblPr>
+        <w:tblW w:type="auto" w:w="0"/>
+        <w:jc w:val="center"/>
+        <w:tblLook w:firstColumn="1" w:firstRow="1" w:lastColumn="0" w:lastRow="0" w:noHBand="0" w:noVBand="1" w:val="04A0"/>
+        <w:tblLayout w:type="fixed"/>
+        <w:tblBorders>
+          <w:top w:val="dashed" w:sz="8" w:space="0" w:color="9CA3AF"/>
+          <w:left w:val="dashed" w:sz="8" w:space="0" w:color="9CA3AF"/>
+          <w:bottom w:val="dashed" w:sz="8" w:space="0" w:color="9CA3AF"/>
+          <w:right w:val="dashed" w:sz="8" w:space="0" w:color="9CA3AF"/>
+        </w:tblBorders>
+      </w:tblPr>
+      <w:tblGrid>
+        <w:gridCol w:w="9746"/>
+      </w:tblGrid>
+      <w:tr>
+        <w:trPr>
+          <w:trHeight w:val="4876" w:hRule="atLeast"/>
+          <w:cantSplit w:val="true"/>
+        </w:trPr>
+        <w:tc>
+          <w:tcPr>
+            <w:tcW w:type="dxa" w:w="8787"/>
+            <w:vAlign w:val="center"/>
+            <w:shd w:val="clear" w:color="auto" w:fill="F9FAFB"/>
+          </w:tcPr>
+          <w:p>
+            <w:pPr>
+              <w:jc w:val="center"/>
+            </w:pPr>
+            <w:r/>
+            <w:r>
+              <w:rPr>
+                <w:b/>
+                <w:i w:val="0"/>
+                <w:color w:val="6B7280"/>
+                <w:sz w:val="20"/>
+              </w:rPr>
+              <w:t>Pegue aquí la captura de CP-020 · EV-CP020-FIREFOX.png</w:t>
+            </w:r>
+          </w:p>
+          <w:p>
+            <w:pPr>
+              <w:jc w:val="center"/>
+            </w:pPr>
+            <w:r>
+              <w:rPr>
+                <w:b w:val="0"/>
+                <w:i/>
+                <w:color w:val="6B7280"/>
+                <w:sz w:val="18"/>
+              </w:rPr>
+              <w:t>Clic dentro del recuadro, borrar este texto y Ctrl+V</w:t>
+            </w:r>
+          </w:p>
+        </w:tc>
+      </w:tr>
+    </w:tbl>
+    <w:p>
+      <w:r>
+        <w:br w:type="page"/>
+      </w:r>
+    </w:p>
+    <w:p>
+      <w:pPr>
+        <w:pStyle w:val="Heading3"/>
+      </w:pPr>
+      <w:r>
+        <w:t>CP-021 · Rechazo de tutoría con docente inexistente</w:t>
+      </w:r>
+    </w:p>
+    <w:tbl>
+      <w:tblPr>
+        <w:tblW w:type="auto" w:w="0"/>
+        <w:tblLook w:firstColumn="1" w:firstRow="1" w:lastColumn="0" w:lastRow="0" w:noHBand="0" w:noVBand="1" w:val="04A0"/>
+        <w:tblBorders>
+          <w:top w:val="single" w:sz="4" w:space="0" w:color="D1D5DB"/>
+          <w:left w:val="single" w:sz="4" w:space="0" w:color="D1D5DB"/>
+          <w:bottom w:val="single" w:sz="4" w:space="0" w:color="D1D5DB"/>
+          <w:right w:val="single" w:sz="4" w:space="0" w:color="D1D5DB"/>
+          <w:insideH w:val="single" w:sz="4" w:space="0" w:color="D1D5DB"/>
+          <w:insideV w:val="single" w:sz="4" w:space="0" w:color="D1D5DB"/>
+        </w:tblBorders>
+      </w:tblPr>
+      <w:tblGrid>
+        <w:gridCol w:w="4873"/>
+        <w:gridCol w:w="4873"/>
+      </w:tblGrid>
+      <w:tr>
+        <w:trPr>
+          <w:cantSplit w:val="true"/>
+        </w:trPr>
+        <w:tc>
+          <w:tcPr>
+            <w:tcW w:type="dxa" w:w="2381"/>
+            <w:shd w:val="clear" w:color="auto" w:fill="D7EDEA"/>
+            <w:tcMar>
+              <w:top w:w="40" w:type="dxa"/>
+              <w:bottom w:w="40" w:type="dxa"/>
+              <w:start w:w="80" w:type="dxa"/>
+              <w:end w:w="80" w:type="dxa"/>
+            </w:tcMar>
+          </w:tcPr>
+          <w:p>
+            <w:r/>
+            <w:r>
+              <w:rPr>
+                <w:b/>
+                <w:sz w:val="19"/>
+              </w:rPr>
+              <w:t>Lo ejecuta · entorno</w:t>
+            </w:r>
+          </w:p>
+        </w:tc>
+        <w:tc>
+          <w:tcPr>
+            <w:tcW w:type="dxa" w:w="7087"/>
+            <w:tcMar>
+              <w:top w:w="40" w:type="dxa"/>
+              <w:bottom w:w="40" w:type="dxa"/>
+              <w:start w:w="80" w:type="dxa"/>
+              <w:end w:w="80" w:type="dxa"/>
+            </w:tcMar>
+          </w:tcPr>
+          <w:p>
+            <w:r/>
+            <w:r>
+              <w:rPr>
+                <w:b w:val="0"/>
+                <w:sz w:val="19"/>
+              </w:rPr>
+              <w:t>Esteban Palencia · Railway · Firefox</w:t>
+            </w:r>
+          </w:p>
+        </w:tc>
+      </w:tr>
+      <w:tr>
+        <w:trPr>
+          <w:cantSplit w:val="true"/>
+        </w:trPr>
+        <w:tc>
+          <w:tcPr>
+            <w:tcW w:type="dxa" w:w="2381"/>
+            <w:shd w:val="clear" w:color="auto" w:fill="D7EDEA"/>
+            <w:tcMar>
+              <w:top w:w="40" w:type="dxa"/>
+              <w:bottom w:w="40" w:type="dxa"/>
+              <w:start w:w="80" w:type="dxa"/>
+              <w:end w:w="80" w:type="dxa"/>
+            </w:tcMar>
+          </w:tcPr>
+          <w:p>
+            <w:r/>
+            <w:r>
+              <w:rPr>
+                <w:b/>
+                <w:sz w:val="19"/>
+              </w:rPr>
+              <w:t>Qué se hace</w:t>
+            </w:r>
+          </w:p>
+        </w:tc>
+        <w:tc>
+          <w:tcPr>
+            <w:tcW w:type="dxa" w:w="7087"/>
+            <w:tcMar>
+              <w:top w:w="40" w:type="dxa"/>
+              <w:bottom w:w="40" w:type="dxa"/>
+              <w:start w:w="80" w:type="dxa"/>
+              <w:end w:w="80" w:type="dxa"/>
+            </w:tcMar>
+          </w:tcPr>
+          <w:p>
+            <w:r/>
+            <w:r>
+              <w:rPr>
+                <w:b w:val="0"/>
+                <w:sz w:val="19"/>
+              </w:rPr>
+              <w:t>Repetir en Firefox, sobre Railway, los mismos pasos del ciclo 1. Datos: Nada; el comando se pega en la consola (F12).</w:t>
+            </w:r>
+          </w:p>
+        </w:tc>
+      </w:tr>
+      <w:tr>
+        <w:trPr>
+          <w:cantSplit w:val="true"/>
+        </w:trPr>
+        <w:tc>
+          <w:tcPr>
+            <w:tcW w:type="dxa" w:w="2381"/>
+            <w:shd w:val="clear" w:color="auto" w:fill="D7EDEA"/>
+            <w:tcMar>
+              <w:top w:w="40" w:type="dxa"/>
+              <w:bottom w:w="40" w:type="dxa"/>
+              <w:start w:w="80" w:type="dxa"/>
+              <w:end w:w="80" w:type="dxa"/>
+            </w:tcMar>
+          </w:tcPr>
+          <w:p>
+            <w:r/>
+            <w:r>
+              <w:rPr>
+                <w:b/>
+                <w:sz w:val="19"/>
+              </w:rPr>
+              <w:t>Resultado esperado</w:t>
+            </w:r>
+          </w:p>
+        </w:tc>
+        <w:tc>
+          <w:tcPr>
+            <w:tcW w:type="dxa" w:w="7087"/>
+            <w:tcMar>
+              <w:top w:w="40" w:type="dxa"/>
+              <w:bottom w:w="40" w:type="dxa"/>
+              <w:start w:w="80" w:type="dxa"/>
+              <w:end w:w="80" w:type="dxa"/>
+            </w:tcMar>
+          </w:tcPr>
+          <w:p>
+            <w:r/>
+            <w:r>
+              <w:rPr>
+                <w:b w:val="0"/>
+                <w:sz w:val="19"/>
+              </w:rPr>
+              <w:t>HTTP 404 «Docente no encontrado o inactivo» sin error 500; el sistema sigue arriba. Estado esperado: Aprobado.</w:t>
+            </w:r>
+          </w:p>
+        </w:tc>
+      </w:tr>
+      <w:tr>
+        <w:trPr>
+          <w:cantSplit w:val="true"/>
+        </w:trPr>
+        <w:tc>
+          <w:tcPr>
+            <w:tcW w:type="dxa" w:w="2381"/>
+            <w:shd w:val="clear" w:color="auto" w:fill="D7EDEA"/>
+            <w:tcMar>
+              <w:top w:w="40" w:type="dxa"/>
+              <w:bottom w:w="40" w:type="dxa"/>
+              <w:start w:w="80" w:type="dxa"/>
+              <w:end w:w="80" w:type="dxa"/>
+            </w:tcMar>
+          </w:tcPr>
+          <w:p>
+            <w:r/>
+            <w:r>
+              <w:rPr>
+                <w:b/>
+                <w:sz w:val="19"/>
+              </w:rPr>
+              <w:t>Estado obtenido</w:t>
+            </w:r>
+          </w:p>
+        </w:tc>
+        <w:tc>
+          <w:tcPr>
+            <w:tcW w:type="dxa" w:w="7087"/>
+            <w:tcMar>
+              <w:top w:w="40" w:type="dxa"/>
+              <w:bottom w:w="40" w:type="dxa"/>
+              <w:start w:w="80" w:type="dxa"/>
+              <w:end w:w="80" w:type="dxa"/>
+            </w:tcMar>
+          </w:tcPr>
+          <w:p>
+            <w:r/>
+            <w:r>
+              <w:rPr>
+                <w:b w:val="0"/>
+                <w:sz w:val="19"/>
+              </w:rPr>
+              <w:t>☐ Aprobado     ☐ Fallido</w:t>
+            </w:r>
+          </w:p>
+        </w:tc>
+      </w:tr>
+      <w:tr>
+        <w:trPr>
+          <w:cantSplit w:val="true"/>
+        </w:trPr>
+        <w:tc>
+          <w:tcPr>
+            <w:tcW w:type="dxa" w:w="2381"/>
+            <w:shd w:val="clear" w:color="auto" w:fill="D7EDEA"/>
+            <w:tcMar>
+              <w:top w:w="40" w:type="dxa"/>
+              <w:bottom w:w="40" w:type="dxa"/>
+              <w:start w:w="80" w:type="dxa"/>
+              <w:end w:w="80" w:type="dxa"/>
+            </w:tcMar>
+          </w:tcPr>
+          <w:p>
+            <w:r/>
+            <w:r>
+              <w:rPr>
+                <w:b/>
+                <w:sz w:val="19"/>
+              </w:rPr>
+              <w:t>Resultado real</w:t>
+            </w:r>
+          </w:p>
+        </w:tc>
+        <w:tc>
+          <w:tcPr>
+            <w:tcW w:type="dxa" w:w="7087"/>
+            <w:tcMar>
+              <w:top w:w="40" w:type="dxa"/>
+              <w:bottom w:w="40" w:type="dxa"/>
+              <w:start w:w="80" w:type="dxa"/>
+              <w:end w:w="80" w:type="dxa"/>
+            </w:tcMar>
+          </w:tcPr>
+          <w:p>
+            <w:r/>
+            <w:r>
+              <w:rPr>
+                <w:b w:val="0"/>
+                <w:sz w:val="19"/>
+              </w:rPr>
+              <w:t xml:space="preserve"> </w:t>
+            </w:r>
+          </w:p>
+        </w:tc>
+      </w:tr>
+      <w:tr>
+        <w:trPr>
+          <w:cantSplit w:val="true"/>
+        </w:trPr>
+        <w:tc>
+          <w:tcPr>
+            <w:tcW w:type="dxa" w:w="2381"/>
+            <w:shd w:val="clear" w:color="auto" w:fill="D7EDEA"/>
+            <w:tcMar>
+              <w:top w:w="40" w:type="dxa"/>
+              <w:bottom w:w="40" w:type="dxa"/>
+              <w:start w:w="80" w:type="dxa"/>
+              <w:end w:w="80" w:type="dxa"/>
+            </w:tcMar>
+          </w:tcPr>
+          <w:p>
+            <w:r/>
+            <w:r>
+              <w:rPr>
+                <w:b/>
+                <w:sz w:val="19"/>
+              </w:rPr>
+              <w:t>Fecha y navegador</w:t>
+            </w:r>
+          </w:p>
+        </w:tc>
+        <w:tc>
+          <w:tcPr>
+            <w:tcW w:type="dxa" w:w="7087"/>
+            <w:tcMar>
+              <w:top w:w="40" w:type="dxa"/>
+              <w:bottom w:w="40" w:type="dxa"/>
+              <w:start w:w="80" w:type="dxa"/>
+              <w:end w:w="80" w:type="dxa"/>
+            </w:tcMar>
+          </w:tcPr>
+          <w:p>
+            <w:r/>
+            <w:r>
+              <w:rPr>
+                <w:b w:val="0"/>
+                <w:sz w:val="19"/>
+              </w:rPr>
+              <w:t>____ /10/2026 · navegador y versión: ____________</w:t>
+            </w:r>
+          </w:p>
+        </w:tc>
+      </w:tr>
+      <w:tr>
+        <w:trPr>
+          <w:cantSplit w:val="true"/>
+        </w:trPr>
+        <w:tc>
+          <w:tcPr>
+            <w:tcW w:type="dxa" w:w="2381"/>
+            <w:shd w:val="clear" w:color="auto" w:fill="D7EDEA"/>
+            <w:tcMar>
+              <w:top w:w="40" w:type="dxa"/>
+              <w:bottom w:w="40" w:type="dxa"/>
+              <w:start w:w="80" w:type="dxa"/>
+              <w:end w:w="80" w:type="dxa"/>
+            </w:tcMar>
+          </w:tcPr>
+          <w:p>
+            <w:r/>
+            <w:r>
+              <w:rPr>
+                <w:b/>
+                <w:sz w:val="19"/>
+              </w:rPr>
+              <w:t>Evidencia</w:t>
+            </w:r>
+          </w:p>
+        </w:tc>
+        <w:tc>
+          <w:tcPr>
+            <w:tcW w:type="dxa" w:w="7087"/>
+            <w:tcMar>
+              <w:top w:w="40" w:type="dxa"/>
+              <w:bottom w:w="40" w:type="dxa"/>
+              <w:start w:w="80" w:type="dxa"/>
+              <w:end w:w="80" w:type="dxa"/>
+            </w:tcMar>
+          </w:tcPr>
+          <w:p>
+            <w:r/>
+            <w:r>
+              <w:rPr>
+                <w:b w:val="0"/>
+                <w:sz w:val="19"/>
+              </w:rPr>
+              <w:t>EV-CP021-FIREFOX.png (recuadro de abajo)</w:t>
+            </w:r>
+          </w:p>
+        </w:tc>
+      </w:tr>
+    </w:tbl>
+    <w:p>
+      <w:pPr>
+        <w:keepNext/>
+        <w:spacing w:after="0"/>
+      </w:pPr>
+      <w:r>
+        <w:rPr>
+          <w:b w:val="0"/>
+          <w:i w:val="0"/>
+          <w:sz w:val="4"/>
+        </w:rPr>
+        <w:t xml:space="preserve"> </w:t>
+      </w:r>
+    </w:p>
+    <w:tbl>
+      <w:tblPr>
+        <w:tblW w:type="auto" w:w="0"/>
+        <w:jc w:val="center"/>
+        <w:tblLook w:firstColumn="1" w:firstRow="1" w:lastColumn="0" w:lastRow="0" w:noHBand="0" w:noVBand="1" w:val="04A0"/>
+        <w:tblLayout w:type="fixed"/>
+        <w:tblBorders>
+          <w:top w:val="dashed" w:sz="8" w:space="0" w:color="9CA3AF"/>
+          <w:left w:val="dashed" w:sz="8" w:space="0" w:color="9CA3AF"/>
+          <w:bottom w:val="dashed" w:sz="8" w:space="0" w:color="9CA3AF"/>
+          <w:right w:val="dashed" w:sz="8" w:space="0" w:color="9CA3AF"/>
+        </w:tblBorders>
+      </w:tblPr>
+      <w:tblGrid>
+        <w:gridCol w:w="9746"/>
+      </w:tblGrid>
+      <w:tr>
+        <w:trPr>
+          <w:trHeight w:val="4876" w:hRule="atLeast"/>
+          <w:cantSplit w:val="true"/>
+        </w:trPr>
+        <w:tc>
+          <w:tcPr>
+            <w:tcW w:type="dxa" w:w="8787"/>
+            <w:vAlign w:val="center"/>
+            <w:shd w:val="clear" w:color="auto" w:fill="F9FAFB"/>
+          </w:tcPr>
+          <w:p>
+            <w:pPr>
+              <w:jc w:val="center"/>
+            </w:pPr>
+            <w:r/>
+            <w:r>
+              <w:rPr>
+                <w:b/>
+                <w:i w:val="0"/>
+                <w:color w:val="6B7280"/>
+                <w:sz w:val="20"/>
+              </w:rPr>
+              <w:t>Pegue aquí la captura de CP-021 · EV-CP021-FIREFOX.png</w:t>
+            </w:r>
+          </w:p>
+          <w:p>
+            <w:pPr>
+              <w:jc w:val="center"/>
+            </w:pPr>
+            <w:r>
+              <w:rPr>
+                <w:b w:val="0"/>
+                <w:i/>
+                <w:color w:val="6B7280"/>
+                <w:sz w:val="18"/>
+              </w:rPr>
+              <w:t>Clic dentro del recuadro, borrar este texto y Ctrl+V</w:t>
+            </w:r>
+          </w:p>
+        </w:tc>
+      </w:tr>
+    </w:tbl>
+    <w:p>
+      <w:r>
+        <w:br w:type="page"/>
+      </w:r>
+    </w:p>
+    <w:p>
+      <w:pPr>
+        <w:pStyle w:val="Heading3"/>
+      </w:pPr>
+      <w:r>
+        <w:t>CP-022 · Rechazo de tutoría por choque de horario del docente</w:t>
+      </w:r>
+    </w:p>
+    <w:tbl>
+      <w:tblPr>
+        <w:tblW w:type="auto" w:w="0"/>
+        <w:tblLook w:firstColumn="1" w:firstRow="1" w:lastColumn="0" w:lastRow="0" w:noHBand="0" w:noVBand="1" w:val="04A0"/>
+        <w:tblBorders>
+          <w:top w:val="single" w:sz="4" w:space="0" w:color="D1D5DB"/>
+          <w:left w:val="single" w:sz="4" w:space="0" w:color="D1D5DB"/>
+          <w:bottom w:val="single" w:sz="4" w:space="0" w:color="D1D5DB"/>
+          <w:right w:val="single" w:sz="4" w:space="0" w:color="D1D5DB"/>
+          <w:insideH w:val="single" w:sz="4" w:space="0" w:color="D1D5DB"/>
+          <w:insideV w:val="single" w:sz="4" w:space="0" w:color="D1D5DB"/>
+        </w:tblBorders>
+      </w:tblPr>
+      <w:tblGrid>
+        <w:gridCol w:w="4873"/>
+        <w:gridCol w:w="4873"/>
+      </w:tblGrid>
+      <w:tr>
+        <w:trPr>
+          <w:cantSplit w:val="true"/>
+        </w:trPr>
+        <w:tc>
+          <w:tcPr>
+            <w:tcW w:type="dxa" w:w="2381"/>
+            <w:shd w:val="clear" w:color="auto" w:fill="D7EDEA"/>
+            <w:tcMar>
+              <w:top w:w="40" w:type="dxa"/>
+              <w:bottom w:w="40" w:type="dxa"/>
+              <w:start w:w="80" w:type="dxa"/>
+              <w:end w:w="80" w:type="dxa"/>
+            </w:tcMar>
+          </w:tcPr>
+          <w:p>
+            <w:r/>
+            <w:r>
+              <w:rPr>
+                <w:b/>
+                <w:sz w:val="19"/>
+              </w:rPr>
+              <w:t>Lo ejecuta · entorno</w:t>
+            </w:r>
+          </w:p>
+        </w:tc>
+        <w:tc>
+          <w:tcPr>
+            <w:tcW w:type="dxa" w:w="7087"/>
+            <w:tcMar>
+              <w:top w:w="40" w:type="dxa"/>
+              <w:bottom w:w="40" w:type="dxa"/>
+              <w:start w:w="80" w:type="dxa"/>
+              <w:end w:w="80" w:type="dxa"/>
+            </w:tcMar>
+          </w:tcPr>
+          <w:p>
+            <w:r/>
+            <w:r>
+              <w:rPr>
+                <w:b w:val="0"/>
+                <w:sz w:val="19"/>
+              </w:rPr>
+              <w:t>Esteban Palencia · Railway · Firefox</w:t>
+            </w:r>
+          </w:p>
+        </w:tc>
+      </w:tr>
+      <w:tr>
+        <w:trPr>
+          <w:cantSplit w:val="true"/>
+        </w:trPr>
+        <w:tc>
+          <w:tcPr>
+            <w:tcW w:type="dxa" w:w="2381"/>
+            <w:shd w:val="clear" w:color="auto" w:fill="D7EDEA"/>
+            <w:tcMar>
+              <w:top w:w="40" w:type="dxa"/>
+              <w:bottom w:w="40" w:type="dxa"/>
+              <w:start w:w="80" w:type="dxa"/>
+              <w:end w:w="80" w:type="dxa"/>
+            </w:tcMar>
+          </w:tcPr>
+          <w:p>
+            <w:r/>
+            <w:r>
+              <w:rPr>
+                <w:b/>
+                <w:sz w:val="19"/>
+              </w:rPr>
+              <w:t>Qué se hace</w:t>
+            </w:r>
+          </w:p>
+        </w:tc>
+        <w:tc>
+          <w:tcPr>
+            <w:tcW w:type="dxa" w:w="7087"/>
+            <w:tcMar>
+              <w:top w:w="40" w:type="dxa"/>
+              <w:bottom w:w="40" w:type="dxa"/>
+              <w:start w:w="80" w:type="dxa"/>
+              <w:end w:w="80" w:type="dxa"/>
+            </w:tcMar>
+          </w:tcPr>
+          <w:p>
+            <w:r/>
+            <w:r>
+              <w:rPr>
+                <w:b w:val="0"/>
+                <w:sz w:val="19"/>
+              </w:rPr>
+              <w:t>Repetir en Firefox, sobre Railway, los mismos pasos del ciclo 1. Datos: Nada.</w:t>
+            </w:r>
+          </w:p>
+        </w:tc>
+      </w:tr>
+      <w:tr>
+        <w:trPr>
+          <w:cantSplit w:val="true"/>
+        </w:trPr>
+        <w:tc>
+          <w:tcPr>
+            <w:tcW w:type="dxa" w:w="2381"/>
+            <w:shd w:val="clear" w:color="auto" w:fill="D7EDEA"/>
+            <w:tcMar>
+              <w:top w:w="40" w:type="dxa"/>
+              <w:bottom w:w="40" w:type="dxa"/>
+              <w:start w:w="80" w:type="dxa"/>
+              <w:end w:w="80" w:type="dxa"/>
+            </w:tcMar>
+          </w:tcPr>
+          <w:p>
+            <w:r/>
+            <w:r>
+              <w:rPr>
+                <w:b/>
+                <w:sz w:val="19"/>
+              </w:rPr>
+              <w:t>Resultado esperado</w:t>
+            </w:r>
+          </w:p>
+        </w:tc>
+        <w:tc>
+          <w:tcPr>
+            <w:tcW w:type="dxa" w:w="7087"/>
+            <w:tcMar>
+              <w:top w:w="40" w:type="dxa"/>
+              <w:bottom w:w="40" w:type="dxa"/>
+              <w:start w:w="80" w:type="dxa"/>
+              <w:end w:w="80" w:type="dxa"/>
+            </w:tcMar>
+          </w:tcPr>
+          <w:p>
+            <w:r/>
+            <w:r>
+              <w:rPr>
+                <w:b w:val="0"/>
+                <w:sz w:val="19"/>
+              </w:rPr>
+              <w:t>HTTP 409 «El docente ya tiene una tutoría a esa hora» y no se crea la segunda tutoría. Estado esperado: Aprobado.</w:t>
+            </w:r>
+          </w:p>
+        </w:tc>
+      </w:tr>
+      <w:tr>
+        <w:trPr>
+          <w:cantSplit w:val="true"/>
+        </w:trPr>
+        <w:tc>
+          <w:tcPr>
+            <w:tcW w:type="dxa" w:w="2381"/>
+            <w:shd w:val="clear" w:color="auto" w:fill="D7EDEA"/>
+            <w:tcMar>
+              <w:top w:w="40" w:type="dxa"/>
+              <w:bottom w:w="40" w:type="dxa"/>
+              <w:start w:w="80" w:type="dxa"/>
+              <w:end w:w="80" w:type="dxa"/>
+            </w:tcMar>
+          </w:tcPr>
+          <w:p>
+            <w:r/>
+            <w:r>
+              <w:rPr>
+                <w:b/>
+                <w:sz w:val="19"/>
+              </w:rPr>
+              <w:t>Estado obtenido</w:t>
+            </w:r>
+          </w:p>
+        </w:tc>
+        <w:tc>
+          <w:tcPr>
+            <w:tcW w:type="dxa" w:w="7087"/>
+            <w:tcMar>
+              <w:top w:w="40" w:type="dxa"/>
+              <w:bottom w:w="40" w:type="dxa"/>
+              <w:start w:w="80" w:type="dxa"/>
+              <w:end w:w="80" w:type="dxa"/>
+            </w:tcMar>
+          </w:tcPr>
+          <w:p>
+            <w:r/>
+            <w:r>
+              <w:rPr>
+                <w:b w:val="0"/>
+                <w:sz w:val="19"/>
+              </w:rPr>
+              <w:t>☐ Aprobado     ☐ Fallido</w:t>
+            </w:r>
+          </w:p>
+        </w:tc>
+      </w:tr>
+      <w:tr>
+        <w:trPr>
+          <w:cantSplit w:val="true"/>
+        </w:trPr>
+        <w:tc>
+          <w:tcPr>
+            <w:tcW w:type="dxa" w:w="2381"/>
+            <w:shd w:val="clear" w:color="auto" w:fill="D7EDEA"/>
+            <w:tcMar>
+              <w:top w:w="40" w:type="dxa"/>
+              <w:bottom w:w="40" w:type="dxa"/>
+              <w:start w:w="80" w:type="dxa"/>
+              <w:end w:w="80" w:type="dxa"/>
+            </w:tcMar>
+          </w:tcPr>
+          <w:p>
+            <w:r/>
+            <w:r>
+              <w:rPr>
+                <w:b/>
+                <w:sz w:val="19"/>
+              </w:rPr>
+              <w:t>Resultado real</w:t>
+            </w:r>
+          </w:p>
+        </w:tc>
+        <w:tc>
+          <w:tcPr>
+            <w:tcW w:type="dxa" w:w="7087"/>
+            <w:tcMar>
+              <w:top w:w="40" w:type="dxa"/>
+              <w:bottom w:w="40" w:type="dxa"/>
+              <w:start w:w="80" w:type="dxa"/>
+              <w:end w:w="80" w:type="dxa"/>
+            </w:tcMar>
+          </w:tcPr>
+          <w:p>
+            <w:r/>
+            <w:r>
+              <w:rPr>
+                <w:b w:val="0"/>
+                <w:sz w:val="19"/>
+              </w:rPr>
+              <w:t xml:space="preserve"> </w:t>
+            </w:r>
+          </w:p>
+        </w:tc>
+      </w:tr>
+      <w:tr>
+        <w:trPr>
+          <w:cantSplit w:val="true"/>
+        </w:trPr>
+        <w:tc>
+          <w:tcPr>
+            <w:tcW w:type="dxa" w:w="2381"/>
+            <w:shd w:val="clear" w:color="auto" w:fill="D7EDEA"/>
+            <w:tcMar>
+              <w:top w:w="40" w:type="dxa"/>
+              <w:bottom w:w="40" w:type="dxa"/>
+              <w:start w:w="80" w:type="dxa"/>
+              <w:end w:w="80" w:type="dxa"/>
+            </w:tcMar>
+          </w:tcPr>
+          <w:p>
+            <w:r/>
+            <w:r>
+              <w:rPr>
+                <w:b/>
+                <w:sz w:val="19"/>
+              </w:rPr>
+              <w:t>Fecha y navegador</w:t>
+            </w:r>
+          </w:p>
+        </w:tc>
+        <w:tc>
+          <w:tcPr>
+            <w:tcW w:type="dxa" w:w="7087"/>
+            <w:tcMar>
+              <w:top w:w="40" w:type="dxa"/>
+              <w:bottom w:w="40" w:type="dxa"/>
+              <w:start w:w="80" w:type="dxa"/>
+              <w:end w:w="80" w:type="dxa"/>
+            </w:tcMar>
+          </w:tcPr>
+          <w:p>
+            <w:r/>
+            <w:r>
+              <w:rPr>
+                <w:b w:val="0"/>
+                <w:sz w:val="19"/>
+              </w:rPr>
+              <w:t>____ /10/2026 · navegador y versión: ____________</w:t>
+            </w:r>
+          </w:p>
+        </w:tc>
+      </w:tr>
+      <w:tr>
+        <w:trPr>
+          <w:cantSplit w:val="true"/>
+        </w:trPr>
+        <w:tc>
+          <w:tcPr>
+            <w:tcW w:type="dxa" w:w="2381"/>
+            <w:shd w:val="clear" w:color="auto" w:fill="D7EDEA"/>
+            <w:tcMar>
+              <w:top w:w="40" w:type="dxa"/>
+              <w:bottom w:w="40" w:type="dxa"/>
+              <w:start w:w="80" w:type="dxa"/>
+              <w:end w:w="80" w:type="dxa"/>
+            </w:tcMar>
+          </w:tcPr>
+          <w:p>
+            <w:r/>
+            <w:r>
+              <w:rPr>
+                <w:b/>
+                <w:sz w:val="19"/>
+              </w:rPr>
+              <w:t>Evidencia</w:t>
+            </w:r>
+          </w:p>
+        </w:tc>
+        <w:tc>
+          <w:tcPr>
+            <w:tcW w:type="dxa" w:w="7087"/>
+            <w:tcMar>
+              <w:top w:w="40" w:type="dxa"/>
+              <w:bottom w:w="40" w:type="dxa"/>
+              <w:start w:w="80" w:type="dxa"/>
+              <w:end w:w="80" w:type="dxa"/>
+            </w:tcMar>
+          </w:tcPr>
+          <w:p>
+            <w:r/>
+            <w:r>
+              <w:rPr>
+                <w:b w:val="0"/>
+                <w:sz w:val="19"/>
+              </w:rPr>
+              <w:t>EV-CP022-FIREFOX.png (recuadro de abajo)</w:t>
+            </w:r>
+          </w:p>
+        </w:tc>
+      </w:tr>
+    </w:tbl>
+    <w:p>
+      <w:pPr>
+        <w:keepNext/>
+        <w:spacing w:after="0"/>
+      </w:pPr>
+      <w:r>
+        <w:rPr>
+          <w:b w:val="0"/>
+          <w:i w:val="0"/>
+          <w:sz w:val="4"/>
+        </w:rPr>
+        <w:t xml:space="preserve"> </w:t>
+      </w:r>
+    </w:p>
+    <w:tbl>
+      <w:tblPr>
+        <w:tblW w:type="auto" w:w="0"/>
+        <w:jc w:val="center"/>
+        <w:tblLook w:firstColumn="1" w:firstRow="1" w:lastColumn="0" w:lastRow="0" w:noHBand="0" w:noVBand="1" w:val="04A0"/>
+        <w:tblLayout w:type="fixed"/>
+        <w:tblBorders>
+          <w:top w:val="dashed" w:sz="8" w:space="0" w:color="9CA3AF"/>
+          <w:left w:val="dashed" w:sz="8" w:space="0" w:color="9CA3AF"/>
+          <w:bottom w:val="dashed" w:sz="8" w:space="0" w:color="9CA3AF"/>
+          <w:right w:val="dashed" w:sz="8" w:space="0" w:color="9CA3AF"/>
+        </w:tblBorders>
+      </w:tblPr>
+      <w:tblGrid>
+        <w:gridCol w:w="9746"/>
+      </w:tblGrid>
+      <w:tr>
+        <w:trPr>
+          <w:trHeight w:val="4876" w:hRule="atLeast"/>
+          <w:cantSplit w:val="true"/>
+        </w:trPr>
+        <w:tc>
+          <w:tcPr>
+            <w:tcW w:type="dxa" w:w="8787"/>
+            <w:vAlign w:val="center"/>
+            <w:shd w:val="clear" w:color="auto" w:fill="F9FAFB"/>
+          </w:tcPr>
+          <w:p>
+            <w:pPr>
+              <w:jc w:val="center"/>
+            </w:pPr>
+            <w:r/>
+            <w:r>
+              <w:rPr>
+                <w:b/>
+                <w:i w:val="0"/>
+                <w:color w:val="6B7280"/>
+                <w:sz w:val="20"/>
+              </w:rPr>
+              <w:t>Pegue aquí la captura de CP-022 · EV-CP022-FIREFOX.png</w:t>
+            </w:r>
+          </w:p>
+          <w:p>
+            <w:pPr>
+              <w:jc w:val="center"/>
+            </w:pPr>
+            <w:r>
+              <w:rPr>
+                <w:b w:val="0"/>
+                <w:i/>
+                <w:color w:val="6B7280"/>
+                <w:sz w:val="18"/>
+              </w:rPr>
+              <w:t>Clic dentro del recuadro, borrar este texto y Ctrl+V</w:t>
+            </w:r>
+          </w:p>
+        </w:tc>
+      </w:tr>
+    </w:tbl>
+    <w:p>
+      <w:r>
+        <w:br w:type="page"/>
+      </w:r>
+    </w:p>
+    <w:p>
+      <w:pPr>
+        <w:pStyle w:val="Heading3"/>
+      </w:pPr>
+      <w:r>
+        <w:t>CP-024 · Rechazo de cancelación con menos de 24 h de antelación</w:t>
+      </w:r>
+    </w:p>
+    <w:tbl>
+      <w:tblPr>
+        <w:tblW w:type="auto" w:w="0"/>
+        <w:tblLook w:firstColumn="1" w:firstRow="1" w:lastColumn="0" w:lastRow="0" w:noHBand="0" w:noVBand="1" w:val="04A0"/>
+        <w:tblBorders>
+          <w:top w:val="single" w:sz="4" w:space="0" w:color="D1D5DB"/>
+          <w:left w:val="single" w:sz="4" w:space="0" w:color="D1D5DB"/>
+          <w:bottom w:val="single" w:sz="4" w:space="0" w:color="D1D5DB"/>
+          <w:right w:val="single" w:sz="4" w:space="0" w:color="D1D5DB"/>
+          <w:insideH w:val="single" w:sz="4" w:space="0" w:color="D1D5DB"/>
+          <w:insideV w:val="single" w:sz="4" w:space="0" w:color="D1D5DB"/>
+        </w:tblBorders>
+      </w:tblPr>
+      <w:tblGrid>
+        <w:gridCol w:w="4873"/>
+        <w:gridCol w:w="4873"/>
+      </w:tblGrid>
+      <w:tr>
+        <w:trPr>
+          <w:cantSplit w:val="true"/>
+        </w:trPr>
+        <w:tc>
+          <w:tcPr>
+            <w:tcW w:type="dxa" w:w="2381"/>
+            <w:shd w:val="clear" w:color="auto" w:fill="D7EDEA"/>
+            <w:tcMar>
+              <w:top w:w="40" w:type="dxa"/>
+              <w:bottom w:w="40" w:type="dxa"/>
+              <w:start w:w="80" w:type="dxa"/>
+              <w:end w:w="80" w:type="dxa"/>
+            </w:tcMar>
+          </w:tcPr>
+          <w:p>
+            <w:r/>
+            <w:r>
+              <w:rPr>
+                <w:b/>
+                <w:sz w:val="19"/>
+              </w:rPr>
+              <w:t>Lo ejecuta · entorno</w:t>
+            </w:r>
+          </w:p>
+        </w:tc>
+        <w:tc>
+          <w:tcPr>
+            <w:tcW w:type="dxa" w:w="7087"/>
+            <w:tcMar>
+              <w:top w:w="40" w:type="dxa"/>
+              <w:bottom w:w="40" w:type="dxa"/>
+              <w:start w:w="80" w:type="dxa"/>
+              <w:end w:w="80" w:type="dxa"/>
+            </w:tcMar>
+          </w:tcPr>
+          <w:p>
+            <w:r/>
+            <w:r>
+              <w:rPr>
+                <w:b w:val="0"/>
+                <w:sz w:val="19"/>
+              </w:rPr>
+              <w:t>Esteban Palencia · Railway · Firefox</w:t>
+            </w:r>
+          </w:p>
+        </w:tc>
+      </w:tr>
+      <w:tr>
+        <w:trPr>
+          <w:cantSplit w:val="true"/>
+        </w:trPr>
+        <w:tc>
+          <w:tcPr>
+            <w:tcW w:type="dxa" w:w="2381"/>
+            <w:shd w:val="clear" w:color="auto" w:fill="D7EDEA"/>
+            <w:tcMar>
+              <w:top w:w="40" w:type="dxa"/>
+              <w:bottom w:w="40" w:type="dxa"/>
+              <w:start w:w="80" w:type="dxa"/>
+              <w:end w:w="80" w:type="dxa"/>
+            </w:tcMar>
+          </w:tcPr>
+          <w:p>
+            <w:r/>
+            <w:r>
+              <w:rPr>
+                <w:b/>
+                <w:sz w:val="19"/>
+              </w:rPr>
+              <w:t>Qué se hace</w:t>
+            </w:r>
+          </w:p>
+        </w:tc>
+        <w:tc>
+          <w:tcPr>
+            <w:tcW w:type="dxa" w:w="7087"/>
+            <w:tcMar>
+              <w:top w:w="40" w:type="dxa"/>
+              <w:bottom w:w="40" w:type="dxa"/>
+              <w:start w:w="80" w:type="dxa"/>
+              <w:end w:w="80" w:type="dxa"/>
+            </w:tcMar>
+          </w:tcPr>
+          <w:p>
+            <w:r/>
+            <w:r>
+              <w:rPr>
+                <w:b w:val="0"/>
+                <w:sz w:val="19"/>
+              </w:rPr>
+              <w:t>Repetir en Firefox, sobre Railway, los mismos pasos del ciclo 1. Datos: Tutoría nueva con 12 horas de margen.</w:t>
+            </w:r>
+          </w:p>
+        </w:tc>
+      </w:tr>
+      <w:tr>
+        <w:trPr>
+          <w:cantSplit w:val="true"/>
+        </w:trPr>
+        <w:tc>
+          <w:tcPr>
+            <w:tcW w:type="dxa" w:w="2381"/>
+            <w:shd w:val="clear" w:color="auto" w:fill="D7EDEA"/>
+            <w:tcMar>
+              <w:top w:w="40" w:type="dxa"/>
+              <w:bottom w:w="40" w:type="dxa"/>
+              <w:start w:w="80" w:type="dxa"/>
+              <w:end w:w="80" w:type="dxa"/>
+            </w:tcMar>
+          </w:tcPr>
+          <w:p>
+            <w:r/>
+            <w:r>
+              <w:rPr>
+                <w:b/>
+                <w:sz w:val="19"/>
+              </w:rPr>
+              <w:t>Resultado esperado</w:t>
+            </w:r>
+          </w:p>
+        </w:tc>
+        <w:tc>
+          <w:tcPr>
+            <w:tcW w:type="dxa" w:w="7087"/>
+            <w:tcMar>
+              <w:top w:w="40" w:type="dxa"/>
+              <w:bottom w:w="40" w:type="dxa"/>
+              <w:start w:w="80" w:type="dxa"/>
+              <w:end w:w="80" w:type="dxa"/>
+            </w:tcMar>
+          </w:tcPr>
+          <w:p>
+            <w:r/>
+            <w:r>
+              <w:rPr>
+                <w:b w:val="0"/>
+                <w:sz w:val="19"/>
+              </w:rPr>
+              <w:t>Rechaza la cancelación e indica en pantalla que se requieren 24 h de antelación. Estado esperado: Fallido.</w:t>
+            </w:r>
+          </w:p>
+        </w:tc>
+      </w:tr>
+      <w:tr>
+        <w:trPr>
+          <w:cantSplit w:val="true"/>
+        </w:trPr>
+        <w:tc>
+          <w:tcPr>
+            <w:tcW w:type="dxa" w:w="2381"/>
+            <w:shd w:val="clear" w:color="auto" w:fill="D7EDEA"/>
+            <w:tcMar>
+              <w:top w:w="40" w:type="dxa"/>
+              <w:bottom w:w="40" w:type="dxa"/>
+              <w:start w:w="80" w:type="dxa"/>
+              <w:end w:w="80" w:type="dxa"/>
+            </w:tcMar>
+          </w:tcPr>
+          <w:p>
+            <w:r/>
+            <w:r>
+              <w:rPr>
+                <w:b/>
+                <w:sz w:val="19"/>
+              </w:rPr>
+              <w:t>Estado obtenido</w:t>
+            </w:r>
+          </w:p>
+        </w:tc>
+        <w:tc>
+          <w:tcPr>
+            <w:tcW w:type="dxa" w:w="7087"/>
+            <w:tcMar>
+              <w:top w:w="40" w:type="dxa"/>
+              <w:bottom w:w="40" w:type="dxa"/>
+              <w:start w:w="80" w:type="dxa"/>
+              <w:end w:w="80" w:type="dxa"/>
+            </w:tcMar>
+          </w:tcPr>
+          <w:p>
+            <w:r/>
+            <w:r>
+              <w:rPr>
+                <w:b w:val="0"/>
+                <w:sz w:val="19"/>
+              </w:rPr>
+              <w:t>☐ Aprobado     ☐ Fallido</w:t>
+            </w:r>
+          </w:p>
+        </w:tc>
+      </w:tr>
+      <w:tr>
+        <w:trPr>
+          <w:cantSplit w:val="true"/>
+        </w:trPr>
+        <w:tc>
+          <w:tcPr>
+            <w:tcW w:type="dxa" w:w="2381"/>
+            <w:shd w:val="clear" w:color="auto" w:fill="D7EDEA"/>
+            <w:tcMar>
+              <w:top w:w="40" w:type="dxa"/>
+              <w:bottom w:w="40" w:type="dxa"/>
+              <w:start w:w="80" w:type="dxa"/>
+              <w:end w:w="80" w:type="dxa"/>
+            </w:tcMar>
+          </w:tcPr>
+          <w:p>
+            <w:r/>
+            <w:r>
+              <w:rPr>
+                <w:b/>
+                <w:sz w:val="19"/>
+              </w:rPr>
+              <w:t>Resultado real</w:t>
+            </w:r>
+          </w:p>
+        </w:tc>
+        <w:tc>
+          <w:tcPr>
+            <w:tcW w:type="dxa" w:w="7087"/>
+            <w:tcMar>
+              <w:top w:w="40" w:type="dxa"/>
+              <w:bottom w:w="40" w:type="dxa"/>
+              <w:start w:w="80" w:type="dxa"/>
+              <w:end w:w="80" w:type="dxa"/>
+            </w:tcMar>
+          </w:tcPr>
+          <w:p>
+            <w:r/>
+            <w:r>
+              <w:rPr>
+                <w:b w:val="0"/>
+                <w:sz w:val="19"/>
+              </w:rPr>
+              <w:t xml:space="preserve"> </w:t>
+            </w:r>
+          </w:p>
+        </w:tc>
+      </w:tr>
+      <w:tr>
+        <w:trPr>
+          <w:cantSplit w:val="true"/>
+        </w:trPr>
+        <w:tc>
+          <w:tcPr>
+            <w:tcW w:type="dxa" w:w="2381"/>
+            <w:shd w:val="clear" w:color="auto" w:fill="D7EDEA"/>
+            <w:tcMar>
+              <w:top w:w="40" w:type="dxa"/>
+              <w:bottom w:w="40" w:type="dxa"/>
+              <w:start w:w="80" w:type="dxa"/>
+              <w:end w:w="80" w:type="dxa"/>
+            </w:tcMar>
+          </w:tcPr>
+          <w:p>
+            <w:r/>
+            <w:r>
+              <w:rPr>
+                <w:b/>
+                <w:sz w:val="19"/>
+              </w:rPr>
+              <w:t>Fecha y navegador</w:t>
+            </w:r>
+          </w:p>
+        </w:tc>
+        <w:tc>
+          <w:tcPr>
+            <w:tcW w:type="dxa" w:w="7087"/>
+            <w:tcMar>
+              <w:top w:w="40" w:type="dxa"/>
+              <w:bottom w:w="40" w:type="dxa"/>
+              <w:start w:w="80" w:type="dxa"/>
+              <w:end w:w="80" w:type="dxa"/>
+            </w:tcMar>
+          </w:tcPr>
+          <w:p>
+            <w:r/>
+            <w:r>
+              <w:rPr>
+                <w:b w:val="0"/>
+                <w:sz w:val="19"/>
+              </w:rPr>
+              <w:t>____ /10/2026 · navegador y versión: ____________</w:t>
+            </w:r>
+          </w:p>
+        </w:tc>
+      </w:tr>
+      <w:tr>
+        <w:trPr>
+          <w:cantSplit w:val="true"/>
+        </w:trPr>
+        <w:tc>
+          <w:tcPr>
+            <w:tcW w:type="dxa" w:w="2381"/>
+            <w:shd w:val="clear" w:color="auto" w:fill="D7EDEA"/>
+            <w:tcMar>
+              <w:top w:w="40" w:type="dxa"/>
+              <w:bottom w:w="40" w:type="dxa"/>
+              <w:start w:w="80" w:type="dxa"/>
+              <w:end w:w="80" w:type="dxa"/>
+            </w:tcMar>
+          </w:tcPr>
+          <w:p>
+            <w:r/>
+            <w:r>
+              <w:rPr>
+                <w:b/>
+                <w:sz w:val="19"/>
+              </w:rPr>
+              <w:t>Evidencia</w:t>
+            </w:r>
+          </w:p>
+        </w:tc>
+        <w:tc>
+          <w:tcPr>
+            <w:tcW w:type="dxa" w:w="7087"/>
+            <w:tcMar>
+              <w:top w:w="40" w:type="dxa"/>
+              <w:bottom w:w="40" w:type="dxa"/>
+              <w:start w:w="80" w:type="dxa"/>
+              <w:end w:w="80" w:type="dxa"/>
+            </w:tcMar>
+          </w:tcPr>
+          <w:p>
+            <w:r/>
+            <w:r>
+              <w:rPr>
+                <w:b w:val="0"/>
+                <w:sz w:val="19"/>
+              </w:rPr>
+              <w:t>EV-CP024-FIREFOX.png (recuadro de abajo)</w:t>
+            </w:r>
+          </w:p>
+        </w:tc>
+      </w:tr>
+    </w:tbl>
+    <w:p>
+      <w:pPr>
+        <w:keepNext/>
+        <w:spacing w:after="0"/>
+      </w:pPr>
+      <w:r>
+        <w:rPr>
+          <w:b w:val="0"/>
+          <w:i w:val="0"/>
+          <w:sz w:val="4"/>
+        </w:rPr>
+        <w:t xml:space="preserve"> </w:t>
+      </w:r>
+    </w:p>
+    <w:tbl>
+      <w:tblPr>
+        <w:tblW w:type="auto" w:w="0"/>
+        <w:jc w:val="center"/>
+        <w:tblLook w:firstColumn="1" w:firstRow="1" w:lastColumn="0" w:lastRow="0" w:noHBand="0" w:noVBand="1" w:val="04A0"/>
+        <w:tblLayout w:type="fixed"/>
+        <w:tblBorders>
+          <w:top w:val="dashed" w:sz="8" w:space="0" w:color="9CA3AF"/>
+          <w:left w:val="dashed" w:sz="8" w:space="0" w:color="9CA3AF"/>
+          <w:bottom w:val="dashed" w:sz="8" w:space="0" w:color="9CA3AF"/>
+          <w:right w:val="dashed" w:sz="8" w:space="0" w:color="9CA3AF"/>
+        </w:tblBorders>
+      </w:tblPr>
+      <w:tblGrid>
+        <w:gridCol w:w="9746"/>
+      </w:tblGrid>
+      <w:tr>
+        <w:trPr>
+          <w:trHeight w:val="4876" w:hRule="atLeast"/>
+          <w:cantSplit w:val="true"/>
+        </w:trPr>
+        <w:tc>
+          <w:tcPr>
+            <w:tcW w:type="dxa" w:w="8787"/>
+            <w:vAlign w:val="center"/>
+            <w:shd w:val="clear" w:color="auto" w:fill="F9FAFB"/>
+          </w:tcPr>
+          <w:p>
+            <w:pPr>
+              <w:jc w:val="center"/>
+            </w:pPr>
+            <w:r/>
+            <w:r>
+              <w:rPr>
+                <w:b/>
+                <w:i w:val="0"/>
+                <w:color w:val="6B7280"/>
+                <w:sz w:val="20"/>
+              </w:rPr>
+              <w:t>Pegue aquí la captura de CP-024 · EV-CP024-FIREFOX.png</w:t>
+            </w:r>
+          </w:p>
+          <w:p>
+            <w:pPr>
+              <w:jc w:val="center"/>
+            </w:pPr>
+            <w:r>
+              <w:rPr>
+                <w:b w:val="0"/>
+                <w:i/>
+                <w:color w:val="6B7280"/>
+                <w:sz w:val="18"/>
+              </w:rPr>
+              <w:t>Clic dentro del recuadro, borrar este texto y Ctrl+V</w:t>
+            </w:r>
+          </w:p>
+        </w:tc>
+      </w:tr>
+    </w:tbl>
+    <w:p>
+      <w:r>
+        <w:br w:type="page"/>
+      </w:r>
+    </w:p>
+    <w:p>
+      <w:pPr>
+        <w:pStyle w:val="Heading3"/>
+      </w:pPr>
+      <w:r>
+        <w:t>CP-025 · Cancelación permitida con 24 h o más de antelación</w:t>
+      </w:r>
+    </w:p>
+    <w:tbl>
+      <w:tblPr>
+        <w:tblW w:type="auto" w:w="0"/>
+        <w:tblLook w:firstColumn="1" w:firstRow="1" w:lastColumn="0" w:lastRow="0" w:noHBand="0" w:noVBand="1" w:val="04A0"/>
+        <w:tblBorders>
+          <w:top w:val="single" w:sz="4" w:space="0" w:color="D1D5DB"/>
+          <w:left w:val="single" w:sz="4" w:space="0" w:color="D1D5DB"/>
+          <w:bottom w:val="single" w:sz="4" w:space="0" w:color="D1D5DB"/>
+          <w:right w:val="single" w:sz="4" w:space="0" w:color="D1D5DB"/>
+          <w:insideH w:val="single" w:sz="4" w:space="0" w:color="D1D5DB"/>
+          <w:insideV w:val="single" w:sz="4" w:space="0" w:color="D1D5DB"/>
+        </w:tblBorders>
+      </w:tblPr>
+      <w:tblGrid>
+        <w:gridCol w:w="4873"/>
+        <w:gridCol w:w="4873"/>
+      </w:tblGrid>
+      <w:tr>
+        <w:trPr>
+          <w:cantSplit w:val="true"/>
+        </w:trPr>
+        <w:tc>
+          <w:tcPr>
+            <w:tcW w:type="dxa" w:w="2381"/>
+            <w:shd w:val="clear" w:color="auto" w:fill="D7EDEA"/>
+            <w:tcMar>
+              <w:top w:w="40" w:type="dxa"/>
+              <w:bottom w:w="40" w:type="dxa"/>
+              <w:start w:w="80" w:type="dxa"/>
+              <w:end w:w="80" w:type="dxa"/>
+            </w:tcMar>
+          </w:tcPr>
+          <w:p>
+            <w:r/>
+            <w:r>
+              <w:rPr>
+                <w:b/>
+                <w:sz w:val="19"/>
+              </w:rPr>
+              <w:t>Lo ejecuta · entorno</w:t>
+            </w:r>
+          </w:p>
+        </w:tc>
+        <w:tc>
+          <w:tcPr>
+            <w:tcW w:type="dxa" w:w="7087"/>
+            <w:tcMar>
+              <w:top w:w="40" w:type="dxa"/>
+              <w:bottom w:w="40" w:type="dxa"/>
+              <w:start w:w="80" w:type="dxa"/>
+              <w:end w:w="80" w:type="dxa"/>
+            </w:tcMar>
+          </w:tcPr>
+          <w:p>
+            <w:r/>
+            <w:r>
+              <w:rPr>
+                <w:b w:val="0"/>
+                <w:sz w:val="19"/>
+              </w:rPr>
+              <w:t>Esteban Palencia · Railway · Firefox</w:t>
+            </w:r>
+          </w:p>
+        </w:tc>
+      </w:tr>
+      <w:tr>
+        <w:trPr>
+          <w:cantSplit w:val="true"/>
+        </w:trPr>
+        <w:tc>
+          <w:tcPr>
+            <w:tcW w:type="dxa" w:w="2381"/>
+            <w:shd w:val="clear" w:color="auto" w:fill="D7EDEA"/>
+            <w:tcMar>
+              <w:top w:w="40" w:type="dxa"/>
+              <w:bottom w:w="40" w:type="dxa"/>
+              <w:start w:w="80" w:type="dxa"/>
+              <w:end w:w="80" w:type="dxa"/>
+            </w:tcMar>
+          </w:tcPr>
+          <w:p>
+            <w:r/>
+            <w:r>
+              <w:rPr>
+                <w:b/>
+                <w:sz w:val="19"/>
+              </w:rPr>
+              <w:t>Qué se hace</w:t>
+            </w:r>
+          </w:p>
+        </w:tc>
+        <w:tc>
+          <w:tcPr>
+            <w:tcW w:type="dxa" w:w="7087"/>
+            <w:tcMar>
+              <w:top w:w="40" w:type="dxa"/>
+              <w:bottom w:w="40" w:type="dxa"/>
+              <w:start w:w="80" w:type="dxa"/>
+              <w:end w:w="80" w:type="dxa"/>
+            </w:tcMar>
+          </w:tcPr>
+          <w:p>
+            <w:r/>
+            <w:r>
+              <w:rPr>
+                <w:b w:val="0"/>
+                <w:sz w:val="19"/>
+              </w:rPr>
+              <w:t>Repetir en Firefox, sobre Railway, los mismos pasos del ciclo 1. Datos: Tutoría nueva con 26 horas de margen.</w:t>
+            </w:r>
+          </w:p>
+        </w:tc>
+      </w:tr>
+      <w:tr>
+        <w:trPr>
+          <w:cantSplit w:val="true"/>
+        </w:trPr>
+        <w:tc>
+          <w:tcPr>
+            <w:tcW w:type="dxa" w:w="2381"/>
+            <w:shd w:val="clear" w:color="auto" w:fill="D7EDEA"/>
+            <w:tcMar>
+              <w:top w:w="40" w:type="dxa"/>
+              <w:bottom w:w="40" w:type="dxa"/>
+              <w:start w:w="80" w:type="dxa"/>
+              <w:end w:w="80" w:type="dxa"/>
+            </w:tcMar>
+          </w:tcPr>
+          <w:p>
+            <w:r/>
+            <w:r>
+              <w:rPr>
+                <w:b/>
+                <w:sz w:val="19"/>
+              </w:rPr>
+              <w:t>Resultado esperado</w:t>
+            </w:r>
+          </w:p>
+        </w:tc>
+        <w:tc>
+          <w:tcPr>
+            <w:tcW w:type="dxa" w:w="7087"/>
+            <w:tcMar>
+              <w:top w:w="40" w:type="dxa"/>
+              <w:bottom w:w="40" w:type="dxa"/>
+              <w:start w:w="80" w:type="dxa"/>
+              <w:end w:w="80" w:type="dxa"/>
+            </w:tcMar>
+          </w:tcPr>
+          <w:p>
+            <w:r/>
+            <w:r>
+              <w:rPr>
+                <w:b w:val="0"/>
+                <w:sz w:val="19"/>
+              </w:rPr>
+              <w:t>Con 24 h o más de margen, cancela la tutoría. Estado esperado: Fallido.</w:t>
+            </w:r>
+          </w:p>
+        </w:tc>
+      </w:tr>
+      <w:tr>
+        <w:trPr>
+          <w:cantSplit w:val="true"/>
+        </w:trPr>
+        <w:tc>
+          <w:tcPr>
+            <w:tcW w:type="dxa" w:w="2381"/>
+            <w:shd w:val="clear" w:color="auto" w:fill="D7EDEA"/>
+            <w:tcMar>
+              <w:top w:w="40" w:type="dxa"/>
+              <w:bottom w:w="40" w:type="dxa"/>
+              <w:start w:w="80" w:type="dxa"/>
+              <w:end w:w="80" w:type="dxa"/>
+            </w:tcMar>
+          </w:tcPr>
+          <w:p>
+            <w:r/>
+            <w:r>
+              <w:rPr>
+                <w:b/>
+                <w:sz w:val="19"/>
+              </w:rPr>
+              <w:t>Estado obtenido</w:t>
+            </w:r>
+          </w:p>
+        </w:tc>
+        <w:tc>
+          <w:tcPr>
+            <w:tcW w:type="dxa" w:w="7087"/>
+            <w:tcMar>
+              <w:top w:w="40" w:type="dxa"/>
+              <w:bottom w:w="40" w:type="dxa"/>
+              <w:start w:w="80" w:type="dxa"/>
+              <w:end w:w="80" w:type="dxa"/>
+            </w:tcMar>
+          </w:tcPr>
+          <w:p>
+            <w:r/>
+            <w:r>
+              <w:rPr>
+                <w:b w:val="0"/>
+                <w:sz w:val="19"/>
+              </w:rPr>
+              <w:t>☐ Aprobado     ☐ Fallido</w:t>
+            </w:r>
+          </w:p>
+        </w:tc>
+      </w:tr>
+      <w:tr>
+        <w:trPr>
+          <w:cantSplit w:val="true"/>
+        </w:trPr>
+        <w:tc>
+          <w:tcPr>
+            <w:tcW w:type="dxa" w:w="2381"/>
+            <w:shd w:val="clear" w:color="auto" w:fill="D7EDEA"/>
+            <w:tcMar>
+              <w:top w:w="40" w:type="dxa"/>
+              <w:bottom w:w="40" w:type="dxa"/>
+              <w:start w:w="80" w:type="dxa"/>
+              <w:end w:w="80" w:type="dxa"/>
+            </w:tcMar>
+          </w:tcPr>
+          <w:p>
+            <w:r/>
+            <w:r>
+              <w:rPr>
+                <w:b/>
+                <w:sz w:val="19"/>
+              </w:rPr>
+              <w:t>Resultado real</w:t>
+            </w:r>
+          </w:p>
+        </w:tc>
+        <w:tc>
+          <w:tcPr>
+            <w:tcW w:type="dxa" w:w="7087"/>
+            <w:tcMar>
+              <w:top w:w="40" w:type="dxa"/>
+              <w:bottom w:w="40" w:type="dxa"/>
+              <w:start w:w="80" w:type="dxa"/>
+              <w:end w:w="80" w:type="dxa"/>
+            </w:tcMar>
+          </w:tcPr>
+          <w:p>
+            <w:r/>
+            <w:r>
+              <w:rPr>
+                <w:b w:val="0"/>
+                <w:sz w:val="19"/>
+              </w:rPr>
+              <w:t xml:space="preserve"> </w:t>
+            </w:r>
+          </w:p>
+        </w:tc>
+      </w:tr>
+      <w:tr>
+        <w:trPr>
+          <w:cantSplit w:val="true"/>
+        </w:trPr>
+        <w:tc>
+          <w:tcPr>
+            <w:tcW w:type="dxa" w:w="2381"/>
+            <w:shd w:val="clear" w:color="auto" w:fill="D7EDEA"/>
+            <w:tcMar>
+              <w:top w:w="40" w:type="dxa"/>
+              <w:bottom w:w="40" w:type="dxa"/>
+              <w:start w:w="80" w:type="dxa"/>
+              <w:end w:w="80" w:type="dxa"/>
+            </w:tcMar>
+          </w:tcPr>
+          <w:p>
+            <w:r/>
+            <w:r>
+              <w:rPr>
+                <w:b/>
+                <w:sz w:val="19"/>
+              </w:rPr>
+              <w:t>Fecha y navegador</w:t>
+            </w:r>
+          </w:p>
+        </w:tc>
+        <w:tc>
+          <w:tcPr>
+            <w:tcW w:type="dxa" w:w="7087"/>
+            <w:tcMar>
+              <w:top w:w="40" w:type="dxa"/>
+              <w:bottom w:w="40" w:type="dxa"/>
+              <w:start w:w="80" w:type="dxa"/>
+              <w:end w:w="80" w:type="dxa"/>
+            </w:tcMar>
+          </w:tcPr>
+          <w:p>
+            <w:r/>
+            <w:r>
+              <w:rPr>
+                <w:b w:val="0"/>
+                <w:sz w:val="19"/>
+              </w:rPr>
+              <w:t>____ /10/2026 · navegador y versión: ____________</w:t>
+            </w:r>
+          </w:p>
+        </w:tc>
+      </w:tr>
+      <w:tr>
+        <w:trPr>
+          <w:cantSplit w:val="true"/>
+        </w:trPr>
+        <w:tc>
+          <w:tcPr>
+            <w:tcW w:type="dxa" w:w="2381"/>
+            <w:shd w:val="clear" w:color="auto" w:fill="D7EDEA"/>
+            <w:tcMar>
+              <w:top w:w="40" w:type="dxa"/>
+              <w:bottom w:w="40" w:type="dxa"/>
+              <w:start w:w="80" w:type="dxa"/>
+              <w:end w:w="80" w:type="dxa"/>
+            </w:tcMar>
+          </w:tcPr>
+          <w:p>
+            <w:r/>
+            <w:r>
+              <w:rPr>
+                <w:b/>
+                <w:sz w:val="19"/>
+              </w:rPr>
+              <w:t>Evidencia</w:t>
+            </w:r>
+          </w:p>
+        </w:tc>
+        <w:tc>
+          <w:tcPr>
+            <w:tcW w:type="dxa" w:w="7087"/>
+            <w:tcMar>
+              <w:top w:w="40" w:type="dxa"/>
+              <w:bottom w:w="40" w:type="dxa"/>
+              <w:start w:w="80" w:type="dxa"/>
+              <w:end w:w="80" w:type="dxa"/>
+            </w:tcMar>
+          </w:tcPr>
+          <w:p>
+            <w:r/>
+            <w:r>
+              <w:rPr>
+                <w:b w:val="0"/>
+                <w:sz w:val="19"/>
+              </w:rPr>
+              <w:t>EV-CP025-FIREFOX.png (recuadro de abajo)</w:t>
+            </w:r>
+          </w:p>
+        </w:tc>
+      </w:tr>
+    </w:tbl>
+    <w:p>
+      <w:pPr>
+        <w:keepNext/>
+        <w:spacing w:after="0"/>
+      </w:pPr>
+      <w:r>
+        <w:rPr>
+          <w:b w:val="0"/>
+          <w:i w:val="0"/>
+          <w:sz w:val="4"/>
+        </w:rPr>
+        <w:t xml:space="preserve"> </w:t>
+      </w:r>
+    </w:p>
+    <w:tbl>
+      <w:tblPr>
+        <w:tblW w:type="auto" w:w="0"/>
+        <w:jc w:val="center"/>
+        <w:tblLook w:firstColumn="1" w:firstRow="1" w:lastColumn="0" w:lastRow="0" w:noHBand="0" w:noVBand="1" w:val="04A0"/>
+        <w:tblLayout w:type="fixed"/>
+        <w:tblBorders>
+          <w:top w:val="dashed" w:sz="8" w:space="0" w:color="9CA3AF"/>
+          <w:left w:val="dashed" w:sz="8" w:space="0" w:color="9CA3AF"/>
+          <w:bottom w:val="dashed" w:sz="8" w:space="0" w:color="9CA3AF"/>
+          <w:right w:val="dashed" w:sz="8" w:space="0" w:color="9CA3AF"/>
+        </w:tblBorders>
+      </w:tblPr>
+      <w:tblGrid>
+        <w:gridCol w:w="9746"/>
+      </w:tblGrid>
+      <w:tr>
+        <w:trPr>
+          <w:trHeight w:val="4876" w:hRule="atLeast"/>
+          <w:cantSplit w:val="true"/>
+        </w:trPr>
+        <w:tc>
+          <w:tcPr>
+            <w:tcW w:type="dxa" w:w="8787"/>
+            <w:vAlign w:val="center"/>
+            <w:shd w:val="clear" w:color="auto" w:fill="F9FAFB"/>
+          </w:tcPr>
+          <w:p>
+            <w:pPr>
+              <w:jc w:val="center"/>
+            </w:pPr>
+            <w:r/>
+            <w:r>
+              <w:rPr>
+                <w:b/>
+                <w:i w:val="0"/>
+                <w:color w:val="6B7280"/>
+                <w:sz w:val="20"/>
+              </w:rPr>
+              <w:t>Pegue aquí la captura de CP-025 · EV-CP025-FIREFOX.png</w:t>
+            </w:r>
+          </w:p>
+          <w:p>
+            <w:pPr>
+              <w:jc w:val="center"/>
+            </w:pPr>
+            <w:r>
+              <w:rPr>
+                <w:b w:val="0"/>
+                <w:i/>
+                <w:color w:val="6B7280"/>
+                <w:sz w:val="18"/>
+              </w:rPr>
+              <w:t>Clic dentro del recuadro, borrar este texto y Ctrl+V</w:t>
+            </w:r>
+          </w:p>
+        </w:tc>
+      </w:tr>
+    </w:tbl>
+    <w:p>
+      <w:r>
+        <w:br w:type="page"/>
+      </w:r>
+    </w:p>
+    <w:p>
+      <w:pPr>
+        <w:pStyle w:val="Heading3"/>
+      </w:pPr>
+      <w:r>
+        <w:t>CP-031 · Filtro de la tabla de usuarios (combinaciones por pares)</w:t>
+      </w:r>
+    </w:p>
+    <w:tbl>
+      <w:tblPr>
+        <w:tblW w:type="auto" w:w="0"/>
+        <w:tblLook w:firstColumn="1" w:firstRow="1" w:lastColumn="0" w:lastRow="0" w:noHBand="0" w:noVBand="1" w:val="04A0"/>
+        <w:tblBorders>
+          <w:top w:val="single" w:sz="4" w:space="0" w:color="D1D5DB"/>
+          <w:left w:val="single" w:sz="4" w:space="0" w:color="D1D5DB"/>
+          <w:bottom w:val="single" w:sz="4" w:space="0" w:color="D1D5DB"/>
+          <w:right w:val="single" w:sz="4" w:space="0" w:color="D1D5DB"/>
+          <w:insideH w:val="single" w:sz="4" w:space="0" w:color="D1D5DB"/>
+          <w:insideV w:val="single" w:sz="4" w:space="0" w:color="D1D5DB"/>
+        </w:tblBorders>
+      </w:tblPr>
+      <w:tblGrid>
+        <w:gridCol w:w="4873"/>
+        <w:gridCol w:w="4873"/>
+      </w:tblGrid>
+      <w:tr>
+        <w:trPr>
+          <w:cantSplit w:val="true"/>
+        </w:trPr>
+        <w:tc>
+          <w:tcPr>
+            <w:tcW w:type="dxa" w:w="2381"/>
+            <w:shd w:val="clear" w:color="auto" w:fill="D7EDEA"/>
+            <w:tcMar>
+              <w:top w:w="40" w:type="dxa"/>
+              <w:bottom w:w="40" w:type="dxa"/>
+              <w:start w:w="80" w:type="dxa"/>
+              <w:end w:w="80" w:type="dxa"/>
+            </w:tcMar>
+          </w:tcPr>
+          <w:p>
+            <w:r/>
+            <w:r>
+              <w:rPr>
+                <w:b/>
+                <w:sz w:val="19"/>
+              </w:rPr>
+              <w:t>Lo ejecuta · entorno</w:t>
+            </w:r>
+          </w:p>
+        </w:tc>
+        <w:tc>
+          <w:tcPr>
+            <w:tcW w:type="dxa" w:w="7087"/>
+            <w:tcMar>
+              <w:top w:w="40" w:type="dxa"/>
+              <w:bottom w:w="40" w:type="dxa"/>
+              <w:start w:w="80" w:type="dxa"/>
+              <w:end w:w="80" w:type="dxa"/>
+            </w:tcMar>
+          </w:tcPr>
+          <w:p>
+            <w:r/>
+            <w:r>
+              <w:rPr>
+                <w:b w:val="0"/>
+                <w:sz w:val="19"/>
+              </w:rPr>
+              <w:t>Esteban Palencia · Railway · Firefox</w:t>
+            </w:r>
+          </w:p>
+        </w:tc>
+      </w:tr>
+      <w:tr>
+        <w:trPr>
+          <w:cantSplit w:val="true"/>
+        </w:trPr>
+        <w:tc>
+          <w:tcPr>
+            <w:tcW w:type="dxa" w:w="2381"/>
+            <w:shd w:val="clear" w:color="auto" w:fill="D7EDEA"/>
+            <w:tcMar>
+              <w:top w:w="40" w:type="dxa"/>
+              <w:bottom w:w="40" w:type="dxa"/>
+              <w:start w:w="80" w:type="dxa"/>
+              <w:end w:w="80" w:type="dxa"/>
+            </w:tcMar>
+          </w:tcPr>
+          <w:p>
+            <w:r/>
+            <w:r>
+              <w:rPr>
+                <w:b/>
+                <w:sz w:val="19"/>
+              </w:rPr>
+              <w:t>Qué se hace</w:t>
+            </w:r>
+          </w:p>
+        </w:tc>
+        <w:tc>
+          <w:tcPr>
+            <w:tcW w:type="dxa" w:w="7087"/>
+            <w:tcMar>
+              <w:top w:w="40" w:type="dxa"/>
+              <w:bottom w:w="40" w:type="dxa"/>
+              <w:start w:w="80" w:type="dxa"/>
+              <w:end w:w="80" w:type="dxa"/>
+            </w:tcMar>
+          </w:tcPr>
+          <w:p>
+            <w:r/>
+            <w:r>
+              <w:rPr>
+                <w:b w:val="0"/>
+                <w:sz w:val="19"/>
+              </w:rPr>
+              <w:t>Repetir en Firefox, sobre Railway, los mismos pasos del ciclo 1. Datos: Nada.</w:t>
+            </w:r>
+          </w:p>
+        </w:tc>
+      </w:tr>
+      <w:tr>
+        <w:trPr>
+          <w:cantSplit w:val="true"/>
+        </w:trPr>
+        <w:tc>
+          <w:tcPr>
+            <w:tcW w:type="dxa" w:w="2381"/>
+            <w:shd w:val="clear" w:color="auto" w:fill="D7EDEA"/>
+            <w:tcMar>
+              <w:top w:w="40" w:type="dxa"/>
+              <w:bottom w:w="40" w:type="dxa"/>
+              <w:start w:w="80" w:type="dxa"/>
+              <w:end w:w="80" w:type="dxa"/>
+            </w:tcMar>
+          </w:tcPr>
+          <w:p>
+            <w:r/>
+            <w:r>
+              <w:rPr>
+                <w:b/>
+                <w:sz w:val="19"/>
+              </w:rPr>
+              <w:t>Resultado esperado</w:t>
+            </w:r>
+          </w:p>
+        </w:tc>
+        <w:tc>
+          <w:tcPr>
+            <w:tcW w:type="dxa" w:w="7087"/>
+            <w:tcMar>
+              <w:top w:w="40" w:type="dxa"/>
+              <w:bottom w:w="40" w:type="dxa"/>
+              <w:start w:w="80" w:type="dxa"/>
+              <w:end w:w="80" w:type="dxa"/>
+            </w:tcMar>
+          </w:tcPr>
+          <w:p>
+            <w:r/>
+            <w:r>
+              <w:rPr>
+                <w:b w:val="0"/>
+                <w:sz w:val="19"/>
+              </w:rPr>
+              <w:t>En cada combinación la tabla muestra solo los usuarios que cumplen los tres criterios y el contador coincide con las filas visibles. Estado esperado: Fallido.</w:t>
+            </w:r>
+          </w:p>
+        </w:tc>
+      </w:tr>
+      <w:tr>
+        <w:trPr>
+          <w:cantSplit w:val="true"/>
+        </w:trPr>
+        <w:tc>
+          <w:tcPr>
+            <w:tcW w:type="dxa" w:w="2381"/>
+            <w:shd w:val="clear" w:color="auto" w:fill="D7EDEA"/>
+            <w:tcMar>
+              <w:top w:w="40" w:type="dxa"/>
+              <w:bottom w:w="40" w:type="dxa"/>
+              <w:start w:w="80" w:type="dxa"/>
+              <w:end w:w="80" w:type="dxa"/>
+            </w:tcMar>
+          </w:tcPr>
+          <w:p>
+            <w:r/>
+            <w:r>
+              <w:rPr>
+                <w:b/>
+                <w:sz w:val="19"/>
+              </w:rPr>
+              <w:t>Estado obtenido</w:t>
+            </w:r>
+          </w:p>
+        </w:tc>
+        <w:tc>
+          <w:tcPr>
+            <w:tcW w:type="dxa" w:w="7087"/>
+            <w:tcMar>
+              <w:top w:w="40" w:type="dxa"/>
+              <w:bottom w:w="40" w:type="dxa"/>
+              <w:start w:w="80" w:type="dxa"/>
+              <w:end w:w="80" w:type="dxa"/>
+            </w:tcMar>
+          </w:tcPr>
+          <w:p>
+            <w:r/>
+            <w:r>
+              <w:rPr>
+                <w:b w:val="0"/>
+                <w:sz w:val="19"/>
+              </w:rPr>
+              <w:t>☐ Aprobado     ☐ Fallido</w:t>
+            </w:r>
+          </w:p>
+        </w:tc>
+      </w:tr>
+      <w:tr>
+        <w:trPr>
+          <w:cantSplit w:val="true"/>
+        </w:trPr>
+        <w:tc>
+          <w:tcPr>
+            <w:tcW w:type="dxa" w:w="2381"/>
+            <w:shd w:val="clear" w:color="auto" w:fill="D7EDEA"/>
+            <w:tcMar>
+              <w:top w:w="40" w:type="dxa"/>
+              <w:bottom w:w="40" w:type="dxa"/>
+              <w:start w:w="80" w:type="dxa"/>
+              <w:end w:w="80" w:type="dxa"/>
+            </w:tcMar>
+          </w:tcPr>
+          <w:p>
+            <w:r/>
+            <w:r>
+              <w:rPr>
+                <w:b/>
+                <w:sz w:val="19"/>
+              </w:rPr>
+              <w:t>Resultado real</w:t>
+            </w:r>
+          </w:p>
+        </w:tc>
+        <w:tc>
+          <w:tcPr>
+            <w:tcW w:type="dxa" w:w="7087"/>
+            <w:tcMar>
+              <w:top w:w="40" w:type="dxa"/>
+              <w:bottom w:w="40" w:type="dxa"/>
+              <w:start w:w="80" w:type="dxa"/>
+              <w:end w:w="80" w:type="dxa"/>
+            </w:tcMar>
+          </w:tcPr>
+          <w:p>
+            <w:r/>
+            <w:r>
+              <w:rPr>
+                <w:b w:val="0"/>
+                <w:sz w:val="19"/>
+              </w:rPr>
+              <w:t xml:space="preserve"> </w:t>
+            </w:r>
+          </w:p>
+        </w:tc>
+      </w:tr>
+      <w:tr>
+        <w:trPr>
+          <w:cantSplit w:val="true"/>
+        </w:trPr>
+        <w:tc>
+          <w:tcPr>
+            <w:tcW w:type="dxa" w:w="2381"/>
+            <w:shd w:val="clear" w:color="auto" w:fill="D7EDEA"/>
+            <w:tcMar>
+              <w:top w:w="40" w:type="dxa"/>
+              <w:bottom w:w="40" w:type="dxa"/>
+              <w:start w:w="80" w:type="dxa"/>
+              <w:end w:w="80" w:type="dxa"/>
+            </w:tcMar>
+          </w:tcPr>
+          <w:p>
+            <w:r/>
+            <w:r>
+              <w:rPr>
+                <w:b/>
+                <w:sz w:val="19"/>
+              </w:rPr>
+              <w:t>Fecha y navegador</w:t>
+            </w:r>
+          </w:p>
+        </w:tc>
+        <w:tc>
+          <w:tcPr>
+            <w:tcW w:type="dxa" w:w="7087"/>
+            <w:tcMar>
+              <w:top w:w="40" w:type="dxa"/>
+              <w:bottom w:w="40" w:type="dxa"/>
+              <w:start w:w="80" w:type="dxa"/>
+              <w:end w:w="80" w:type="dxa"/>
+            </w:tcMar>
+          </w:tcPr>
+          <w:p>
+            <w:r/>
+            <w:r>
+              <w:rPr>
+                <w:b w:val="0"/>
+                <w:sz w:val="19"/>
+              </w:rPr>
+              <w:t>____ /10/2026 · navegador y versión: ____________</w:t>
+            </w:r>
+          </w:p>
+        </w:tc>
+      </w:tr>
+      <w:tr>
+        <w:trPr>
+          <w:cantSplit w:val="true"/>
+        </w:trPr>
+        <w:tc>
+          <w:tcPr>
+            <w:tcW w:type="dxa" w:w="2381"/>
+            <w:shd w:val="clear" w:color="auto" w:fill="D7EDEA"/>
+            <w:tcMar>
+              <w:top w:w="40" w:type="dxa"/>
+              <w:bottom w:w="40" w:type="dxa"/>
+              <w:start w:w="80" w:type="dxa"/>
+              <w:end w:w="80" w:type="dxa"/>
+            </w:tcMar>
+          </w:tcPr>
+          <w:p>
+            <w:r/>
+            <w:r>
+              <w:rPr>
+                <w:b/>
+                <w:sz w:val="19"/>
+              </w:rPr>
+              <w:t>Evidencia</w:t>
+            </w:r>
+          </w:p>
+        </w:tc>
+        <w:tc>
+          <w:tcPr>
+            <w:tcW w:type="dxa" w:w="7087"/>
+            <w:tcMar>
+              <w:top w:w="40" w:type="dxa"/>
+              <w:bottom w:w="40" w:type="dxa"/>
+              <w:start w:w="80" w:type="dxa"/>
+              <w:end w:w="80" w:type="dxa"/>
+            </w:tcMar>
+          </w:tcPr>
+          <w:p>
+            <w:r/>
+            <w:r>
+              <w:rPr>
+                <w:b w:val="0"/>
+                <w:sz w:val="19"/>
+              </w:rPr>
+              <w:t>EV-CP031-FIREFOX.png (recuadro de abajo)</w:t>
+            </w:r>
+          </w:p>
+        </w:tc>
+      </w:tr>
+    </w:tbl>
+    <w:p>
+      <w:pPr>
+        <w:keepNext/>
+        <w:spacing w:after="0"/>
+      </w:pPr>
+      <w:r>
+        <w:rPr>
+          <w:b w:val="0"/>
+          <w:i w:val="0"/>
+          <w:sz w:val="4"/>
+        </w:rPr>
+        <w:t xml:space="preserve"> </w:t>
+      </w:r>
+    </w:p>
+    <w:tbl>
+      <w:tblPr>
+        <w:tblW w:type="auto" w:w="0"/>
+        <w:jc w:val="center"/>
+        <w:tblLook w:firstColumn="1" w:firstRow="1" w:lastColumn="0" w:lastRow="0" w:noHBand="0" w:noVBand="1" w:val="04A0"/>
+        <w:tblLayout w:type="fixed"/>
+        <w:tblBorders>
+          <w:top w:val="dashed" w:sz="8" w:space="0" w:color="9CA3AF"/>
+          <w:left w:val="dashed" w:sz="8" w:space="0" w:color="9CA3AF"/>
+          <w:bottom w:val="dashed" w:sz="8" w:space="0" w:color="9CA3AF"/>
+          <w:right w:val="dashed" w:sz="8" w:space="0" w:color="9CA3AF"/>
+        </w:tblBorders>
+      </w:tblPr>
+      <w:tblGrid>
+        <w:gridCol w:w="9746"/>
+      </w:tblGrid>
+      <w:tr>
+        <w:trPr>
+          <w:trHeight w:val="4876" w:hRule="atLeast"/>
+          <w:cantSplit w:val="true"/>
+        </w:trPr>
+        <w:tc>
+          <w:tcPr>
+            <w:tcW w:type="dxa" w:w="8787"/>
+            <w:vAlign w:val="center"/>
+            <w:shd w:val="clear" w:color="auto" w:fill="F9FAFB"/>
+          </w:tcPr>
+          <w:p>
+            <w:pPr>
+              <w:jc w:val="center"/>
+            </w:pPr>
+            <w:r/>
+            <w:r>
+              <w:rPr>
+                <w:b/>
+                <w:i w:val="0"/>
+                <w:color w:val="6B7280"/>
+                <w:sz w:val="20"/>
+              </w:rPr>
+              <w:t>Pegue aquí la captura de CP-031 · EV-CP031-FIREFOX.png</w:t>
+            </w:r>
+          </w:p>
+          <w:p>
+            <w:pPr>
+              <w:jc w:val="center"/>
+            </w:pPr>
+            <w:r>
+              <w:rPr>
+                <w:b w:val="0"/>
+                <w:i/>
+                <w:color w:val="6B7280"/>
+                <w:sz w:val="18"/>
+              </w:rPr>
+              <w:t>Clic dentro del recuadro, borrar este texto y Ctrl+V</w:t>
+            </w:r>
+          </w:p>
+        </w:tc>
+      </w:tr>
+    </w:tbl>
+    <w:p>
+      <w:r>
+        <w:br w:type="page"/>
+      </w:r>
+    </w:p>
+    <w:p>
+      <w:pPr>
+        <w:pStyle w:val="Heading3"/>
+      </w:pPr>
+      <w:r>
+        <w:t>CP-032 · El administrador no programa asesorías para hoy</w:t>
+      </w:r>
+    </w:p>
+    <w:tbl>
+      <w:tblPr>
+        <w:tblW w:type="auto" w:w="0"/>
+        <w:tblLook w:firstColumn="1" w:firstRow="1" w:lastColumn="0" w:lastRow="0" w:noHBand="0" w:noVBand="1" w:val="04A0"/>
+        <w:tblBorders>
+          <w:top w:val="single" w:sz="4" w:space="0" w:color="D1D5DB"/>
+          <w:left w:val="single" w:sz="4" w:space="0" w:color="D1D5DB"/>
+          <w:bottom w:val="single" w:sz="4" w:space="0" w:color="D1D5DB"/>
+          <w:right w:val="single" w:sz="4" w:space="0" w:color="D1D5DB"/>
+          <w:insideH w:val="single" w:sz="4" w:space="0" w:color="D1D5DB"/>
+          <w:insideV w:val="single" w:sz="4" w:space="0" w:color="D1D5DB"/>
+        </w:tblBorders>
+      </w:tblPr>
+      <w:tblGrid>
+        <w:gridCol w:w="4873"/>
+        <w:gridCol w:w="4873"/>
+      </w:tblGrid>
+      <w:tr>
+        <w:trPr>
+          <w:cantSplit w:val="true"/>
+        </w:trPr>
+        <w:tc>
+          <w:tcPr>
+            <w:tcW w:type="dxa" w:w="2381"/>
+            <w:shd w:val="clear" w:color="auto" w:fill="D7EDEA"/>
+            <w:tcMar>
+              <w:top w:w="40" w:type="dxa"/>
+              <w:bottom w:w="40" w:type="dxa"/>
+              <w:start w:w="80" w:type="dxa"/>
+              <w:end w:w="80" w:type="dxa"/>
+            </w:tcMar>
+          </w:tcPr>
+          <w:p>
+            <w:r/>
+            <w:r>
+              <w:rPr>
+                <w:b/>
+                <w:sz w:val="19"/>
+              </w:rPr>
+              <w:t>Lo ejecuta · entorno</w:t>
+            </w:r>
+          </w:p>
+        </w:tc>
+        <w:tc>
+          <w:tcPr>
+            <w:tcW w:type="dxa" w:w="7087"/>
+            <w:tcMar>
+              <w:top w:w="40" w:type="dxa"/>
+              <w:bottom w:w="40" w:type="dxa"/>
+              <w:start w:w="80" w:type="dxa"/>
+              <w:end w:w="80" w:type="dxa"/>
+            </w:tcMar>
+          </w:tcPr>
+          <w:p>
+            <w:r/>
+            <w:r>
+              <w:rPr>
+                <w:b w:val="0"/>
+                <w:sz w:val="19"/>
+              </w:rPr>
+              <w:t>Sebastián González González · Railway · Firefox</w:t>
+            </w:r>
+          </w:p>
+        </w:tc>
+      </w:tr>
+      <w:tr>
+        <w:trPr>
+          <w:cantSplit w:val="true"/>
+        </w:trPr>
+        <w:tc>
+          <w:tcPr>
+            <w:tcW w:type="dxa" w:w="2381"/>
+            <w:shd w:val="clear" w:color="auto" w:fill="D7EDEA"/>
+            <w:tcMar>
+              <w:top w:w="40" w:type="dxa"/>
+              <w:bottom w:w="40" w:type="dxa"/>
+              <w:start w:w="80" w:type="dxa"/>
+              <w:end w:w="80" w:type="dxa"/>
+            </w:tcMar>
+          </w:tcPr>
+          <w:p>
+            <w:r/>
+            <w:r>
+              <w:rPr>
+                <w:b/>
+                <w:sz w:val="19"/>
+              </w:rPr>
+              <w:t>Qué se hace</w:t>
+            </w:r>
+          </w:p>
+        </w:tc>
+        <w:tc>
+          <w:tcPr>
+            <w:tcW w:type="dxa" w:w="7087"/>
+            <w:tcMar>
+              <w:top w:w="40" w:type="dxa"/>
+              <w:bottom w:w="40" w:type="dxa"/>
+              <w:start w:w="80" w:type="dxa"/>
+              <w:end w:w="80" w:type="dxa"/>
+            </w:tcMar>
+          </w:tcPr>
+          <w:p>
+            <w:r/>
+            <w:r>
+              <w:rPr>
+                <w:b w:val="0"/>
+                <w:sz w:val="19"/>
+              </w:rPr>
+              <w:t>Repetir en Firefox, sobre Railway, los mismos pasos del ciclo 1. Datos: Nada (fecha de hoy).</w:t>
+            </w:r>
+          </w:p>
+        </w:tc>
+      </w:tr>
+      <w:tr>
+        <w:trPr>
+          <w:cantSplit w:val="true"/>
+        </w:trPr>
+        <w:tc>
+          <w:tcPr>
+            <w:tcW w:type="dxa" w:w="2381"/>
+            <w:shd w:val="clear" w:color="auto" w:fill="D7EDEA"/>
+            <w:tcMar>
+              <w:top w:w="40" w:type="dxa"/>
+              <w:bottom w:w="40" w:type="dxa"/>
+              <w:start w:w="80" w:type="dxa"/>
+              <w:end w:w="80" w:type="dxa"/>
+            </w:tcMar>
+          </w:tcPr>
+          <w:p>
+            <w:r/>
+            <w:r>
+              <w:rPr>
+                <w:b/>
+                <w:sz w:val="19"/>
+              </w:rPr>
+              <w:t>Resultado esperado</w:t>
+            </w:r>
+          </w:p>
+        </w:tc>
+        <w:tc>
+          <w:tcPr>
+            <w:tcW w:type="dxa" w:w="7087"/>
+            <w:tcMar>
+              <w:top w:w="40" w:type="dxa"/>
+              <w:bottom w:w="40" w:type="dxa"/>
+              <w:start w:w="80" w:type="dxa"/>
+              <w:end w:w="80" w:type="dxa"/>
+            </w:tcMar>
+          </w:tcPr>
+          <w:p>
+            <w:r/>
+            <w:r>
+              <w:rPr>
+                <w:b w:val="0"/>
+                <w:sz w:val="19"/>
+              </w:rPr>
+              <w:t>RRN06: no se puede programar para el mismo día; el sistema rechaza la asesoría. Estado esperado: Fallido.</w:t>
+            </w:r>
+          </w:p>
+        </w:tc>
+      </w:tr>
+      <w:tr>
+        <w:trPr>
+          <w:cantSplit w:val="true"/>
+        </w:trPr>
+        <w:tc>
+          <w:tcPr>
+            <w:tcW w:type="dxa" w:w="2381"/>
+            <w:shd w:val="clear" w:color="auto" w:fill="D7EDEA"/>
+            <w:tcMar>
+              <w:top w:w="40" w:type="dxa"/>
+              <w:bottom w:w="40" w:type="dxa"/>
+              <w:start w:w="80" w:type="dxa"/>
+              <w:end w:w="80" w:type="dxa"/>
+            </w:tcMar>
+          </w:tcPr>
+          <w:p>
+            <w:r/>
+            <w:r>
+              <w:rPr>
+                <w:b/>
+                <w:sz w:val="19"/>
+              </w:rPr>
+              <w:t>Estado obtenido</w:t>
+            </w:r>
+          </w:p>
+        </w:tc>
+        <w:tc>
+          <w:tcPr>
+            <w:tcW w:type="dxa" w:w="7087"/>
+            <w:tcMar>
+              <w:top w:w="40" w:type="dxa"/>
+              <w:bottom w:w="40" w:type="dxa"/>
+              <w:start w:w="80" w:type="dxa"/>
+              <w:end w:w="80" w:type="dxa"/>
+            </w:tcMar>
+          </w:tcPr>
+          <w:p>
+            <w:r/>
+            <w:r>
+              <w:rPr>
+                <w:b w:val="0"/>
+                <w:sz w:val="19"/>
+              </w:rPr>
+              <w:t>☐ Aprobado     ☐ Fallido</w:t>
+            </w:r>
+          </w:p>
+        </w:tc>
+      </w:tr>
+      <w:tr>
+        <w:trPr>
+          <w:cantSplit w:val="true"/>
+        </w:trPr>
+        <w:tc>
+          <w:tcPr>
+            <w:tcW w:type="dxa" w:w="2381"/>
+            <w:shd w:val="clear" w:color="auto" w:fill="D7EDEA"/>
+            <w:tcMar>
+              <w:top w:w="40" w:type="dxa"/>
+              <w:bottom w:w="40" w:type="dxa"/>
+              <w:start w:w="80" w:type="dxa"/>
+              <w:end w:w="80" w:type="dxa"/>
+            </w:tcMar>
+          </w:tcPr>
+          <w:p>
+            <w:r/>
+            <w:r>
+              <w:rPr>
+                <w:b/>
+                <w:sz w:val="19"/>
+              </w:rPr>
+              <w:t>Resultado real</w:t>
+            </w:r>
+          </w:p>
+        </w:tc>
+        <w:tc>
+          <w:tcPr>
+            <w:tcW w:type="dxa" w:w="7087"/>
+            <w:tcMar>
+              <w:top w:w="40" w:type="dxa"/>
+              <w:bottom w:w="40" w:type="dxa"/>
+              <w:start w:w="80" w:type="dxa"/>
+              <w:end w:w="80" w:type="dxa"/>
+            </w:tcMar>
+          </w:tcPr>
+          <w:p>
+            <w:r/>
+            <w:r>
+              <w:rPr>
+                <w:b w:val="0"/>
+                <w:sz w:val="19"/>
+              </w:rPr>
+              <w:t xml:space="preserve"> </w:t>
+            </w:r>
+          </w:p>
+        </w:tc>
+      </w:tr>
+      <w:tr>
+        <w:trPr>
+          <w:cantSplit w:val="true"/>
+        </w:trPr>
+        <w:tc>
+          <w:tcPr>
+            <w:tcW w:type="dxa" w:w="2381"/>
+            <w:shd w:val="clear" w:color="auto" w:fill="D7EDEA"/>
+            <w:tcMar>
+              <w:top w:w="40" w:type="dxa"/>
+              <w:bottom w:w="40" w:type="dxa"/>
+              <w:start w:w="80" w:type="dxa"/>
+              <w:end w:w="80" w:type="dxa"/>
+            </w:tcMar>
+          </w:tcPr>
+          <w:p>
+            <w:r/>
+            <w:r>
+              <w:rPr>
+                <w:b/>
+                <w:sz w:val="19"/>
+              </w:rPr>
+              <w:t>Fecha y navegador</w:t>
+            </w:r>
+          </w:p>
+        </w:tc>
+        <w:tc>
+          <w:tcPr>
+            <w:tcW w:type="dxa" w:w="7087"/>
+            <w:tcMar>
+              <w:top w:w="40" w:type="dxa"/>
+              <w:bottom w:w="40" w:type="dxa"/>
+              <w:start w:w="80" w:type="dxa"/>
+              <w:end w:w="80" w:type="dxa"/>
+            </w:tcMar>
+          </w:tcPr>
+          <w:p>
+            <w:r/>
+            <w:r>
+              <w:rPr>
+                <w:b w:val="0"/>
+                <w:sz w:val="19"/>
+              </w:rPr>
+              <w:t>____ /10/2026 · navegador y versión: ____________</w:t>
+            </w:r>
+          </w:p>
+        </w:tc>
+      </w:tr>
+      <w:tr>
+        <w:trPr>
+          <w:cantSplit w:val="true"/>
+        </w:trPr>
+        <w:tc>
+          <w:tcPr>
+            <w:tcW w:type="dxa" w:w="2381"/>
+            <w:shd w:val="clear" w:color="auto" w:fill="D7EDEA"/>
+            <w:tcMar>
+              <w:top w:w="40" w:type="dxa"/>
+              <w:bottom w:w="40" w:type="dxa"/>
+              <w:start w:w="80" w:type="dxa"/>
+              <w:end w:w="80" w:type="dxa"/>
+            </w:tcMar>
+          </w:tcPr>
+          <w:p>
+            <w:r/>
+            <w:r>
+              <w:rPr>
+                <w:b/>
+                <w:sz w:val="19"/>
+              </w:rPr>
+              <w:t>Evidencia</w:t>
+            </w:r>
+          </w:p>
+        </w:tc>
+        <w:tc>
+          <w:tcPr>
+            <w:tcW w:type="dxa" w:w="7087"/>
+            <w:tcMar>
+              <w:top w:w="40" w:type="dxa"/>
+              <w:bottom w:w="40" w:type="dxa"/>
+              <w:start w:w="80" w:type="dxa"/>
+              <w:end w:w="80" w:type="dxa"/>
+            </w:tcMar>
+          </w:tcPr>
+          <w:p>
+            <w:r/>
+            <w:r>
+              <w:rPr>
+                <w:b w:val="0"/>
+                <w:sz w:val="19"/>
+              </w:rPr>
+              <w:t>EV-CP032-FIREFOX.png (recuadro de abajo)</w:t>
+            </w:r>
+          </w:p>
+        </w:tc>
+      </w:tr>
+    </w:tbl>
+    <w:p>
+      <w:pPr>
+        <w:keepNext/>
+        <w:spacing w:after="0"/>
+      </w:pPr>
+      <w:r>
+        <w:rPr>
+          <w:b w:val="0"/>
+          <w:i w:val="0"/>
+          <w:sz w:val="4"/>
+        </w:rPr>
+        <w:t xml:space="preserve"> </w:t>
+      </w:r>
+    </w:p>
+    <w:tbl>
+      <w:tblPr>
+        <w:tblW w:type="auto" w:w="0"/>
+        <w:jc w:val="center"/>
+        <w:tblLook w:firstColumn="1" w:firstRow="1" w:lastColumn="0" w:lastRow="0" w:noHBand="0" w:noVBand="1" w:val="04A0"/>
+        <w:tblLayout w:type="fixed"/>
+        <w:tblBorders>
+          <w:top w:val="dashed" w:sz="8" w:space="0" w:color="9CA3AF"/>
+          <w:left w:val="dashed" w:sz="8" w:space="0" w:color="9CA3AF"/>
+          <w:bottom w:val="dashed" w:sz="8" w:space="0" w:color="9CA3AF"/>
+          <w:right w:val="dashed" w:sz="8" w:space="0" w:color="9CA3AF"/>
+        </w:tblBorders>
+      </w:tblPr>
+      <w:tblGrid>
+        <w:gridCol w:w="9746"/>
+      </w:tblGrid>
+      <w:tr>
+        <w:trPr>
+          <w:trHeight w:val="4876" w:hRule="atLeast"/>
+          <w:cantSplit w:val="true"/>
+        </w:trPr>
+        <w:tc>
+          <w:tcPr>
+            <w:tcW w:type="dxa" w:w="8787"/>
+            <w:vAlign w:val="center"/>
+            <w:shd w:val="clear" w:color="auto" w:fill="F9FAFB"/>
+          </w:tcPr>
+          <w:p>
+            <w:pPr>
+              <w:jc w:val="center"/>
+            </w:pPr>
+            <w:r/>
+            <w:r>
+              <w:rPr>
+                <w:b/>
+                <w:i w:val="0"/>
+                <w:color w:val="6B7280"/>
+                <w:sz w:val="20"/>
+              </w:rPr>
+              <w:t>Pegue aquí la captura de CP-032 · EV-CP032-FIREFOX.png</w:t>
+            </w:r>
+          </w:p>
+          <w:p>
+            <w:pPr>
+              <w:jc w:val="center"/>
+            </w:pPr>
+            <w:r>
+              <w:rPr>
+                <w:b w:val="0"/>
+                <w:i/>
+                <w:color w:val="6B7280"/>
+                <w:sz w:val="18"/>
+              </w:rPr>
+              <w:t>Clic dentro del recuadro, borrar este texto y Ctrl+V</w:t>
+            </w:r>
+          </w:p>
+        </w:tc>
+      </w:tr>
+    </w:tbl>
+    <w:p>
+      <w:r>
+        <w:br w:type="page"/>
+      </w:r>
+    </w:p>
+    <w:p>
+      <w:pPr>
+        <w:pStyle w:val="Heading3"/>
+      </w:pPr>
+      <w:r>
+        <w:t>CP-033 · Un estudiante no queda con dos tutorías a la misma hora</w:t>
+      </w:r>
+    </w:p>
+    <w:tbl>
+      <w:tblPr>
+        <w:tblW w:type="auto" w:w="0"/>
+        <w:tblLook w:firstColumn="1" w:firstRow="1" w:lastColumn="0" w:lastRow="0" w:noHBand="0" w:noVBand="1" w:val="04A0"/>
+        <w:tblBorders>
+          <w:top w:val="single" w:sz="4" w:space="0" w:color="D1D5DB"/>
+          <w:left w:val="single" w:sz="4" w:space="0" w:color="D1D5DB"/>
+          <w:bottom w:val="single" w:sz="4" w:space="0" w:color="D1D5DB"/>
+          <w:right w:val="single" w:sz="4" w:space="0" w:color="D1D5DB"/>
+          <w:insideH w:val="single" w:sz="4" w:space="0" w:color="D1D5DB"/>
+          <w:insideV w:val="single" w:sz="4" w:space="0" w:color="D1D5DB"/>
+        </w:tblBorders>
+      </w:tblPr>
+      <w:tblGrid>
+        <w:gridCol w:w="4873"/>
+        <w:gridCol w:w="4873"/>
+      </w:tblGrid>
+      <w:tr>
+        <w:trPr>
+          <w:cantSplit w:val="true"/>
+        </w:trPr>
+        <w:tc>
+          <w:tcPr>
+            <w:tcW w:type="dxa" w:w="2381"/>
+            <w:shd w:val="clear" w:color="auto" w:fill="D7EDEA"/>
+            <w:tcMar>
+              <w:top w:w="40" w:type="dxa"/>
+              <w:bottom w:w="40" w:type="dxa"/>
+              <w:start w:w="80" w:type="dxa"/>
+              <w:end w:w="80" w:type="dxa"/>
+            </w:tcMar>
+          </w:tcPr>
+          <w:p>
+            <w:r/>
+            <w:r>
+              <w:rPr>
+                <w:b/>
+                <w:sz w:val="19"/>
+              </w:rPr>
+              <w:t>Lo ejecuta · entorno</w:t>
+            </w:r>
+          </w:p>
+        </w:tc>
+        <w:tc>
+          <w:tcPr>
+            <w:tcW w:type="dxa" w:w="7087"/>
+            <w:tcMar>
+              <w:top w:w="40" w:type="dxa"/>
+              <w:bottom w:w="40" w:type="dxa"/>
+              <w:start w:w="80" w:type="dxa"/>
+              <w:end w:w="80" w:type="dxa"/>
+            </w:tcMar>
+          </w:tcPr>
+          <w:p>
+            <w:r/>
+            <w:r>
+              <w:rPr>
+                <w:b w:val="0"/>
+                <w:sz w:val="19"/>
+              </w:rPr>
+              <w:t>Sebastián González González · Railway · Firefox</w:t>
+            </w:r>
+          </w:p>
+        </w:tc>
+      </w:tr>
+      <w:tr>
+        <w:trPr>
+          <w:cantSplit w:val="true"/>
+        </w:trPr>
+        <w:tc>
+          <w:tcPr>
+            <w:tcW w:type="dxa" w:w="2381"/>
+            <w:shd w:val="clear" w:color="auto" w:fill="D7EDEA"/>
+            <w:tcMar>
+              <w:top w:w="40" w:type="dxa"/>
+              <w:bottom w:w="40" w:type="dxa"/>
+              <w:start w:w="80" w:type="dxa"/>
+              <w:end w:w="80" w:type="dxa"/>
+            </w:tcMar>
+          </w:tcPr>
+          <w:p>
+            <w:r/>
+            <w:r>
+              <w:rPr>
+                <w:b/>
+                <w:sz w:val="19"/>
+              </w:rPr>
+              <w:t>Qué se hace</w:t>
+            </w:r>
+          </w:p>
+        </w:tc>
+        <w:tc>
+          <w:tcPr>
+            <w:tcW w:type="dxa" w:w="7087"/>
+            <w:tcMar>
+              <w:top w:w="40" w:type="dxa"/>
+              <w:bottom w:w="40" w:type="dxa"/>
+              <w:start w:w="80" w:type="dxa"/>
+              <w:end w:w="80" w:type="dxa"/>
+            </w:tcMar>
+          </w:tcPr>
+          <w:p>
+            <w:r/>
+            <w:r>
+              <w:rPr>
+                <w:b w:val="0"/>
+                <w:sz w:val="19"/>
+              </w:rPr>
+              <w:t>Repetir en Firefox, sobre Railway, los mismos pasos del ciclo 1. Datos: Fecha 02/04/2027.</w:t>
+            </w:r>
+          </w:p>
+        </w:tc>
+      </w:tr>
+      <w:tr>
+        <w:trPr>
+          <w:cantSplit w:val="true"/>
+        </w:trPr>
+        <w:tc>
+          <w:tcPr>
+            <w:tcW w:type="dxa" w:w="2381"/>
+            <w:shd w:val="clear" w:color="auto" w:fill="D7EDEA"/>
+            <w:tcMar>
+              <w:top w:w="40" w:type="dxa"/>
+              <w:bottom w:w="40" w:type="dxa"/>
+              <w:start w:w="80" w:type="dxa"/>
+              <w:end w:w="80" w:type="dxa"/>
+            </w:tcMar>
+          </w:tcPr>
+          <w:p>
+            <w:r/>
+            <w:r>
+              <w:rPr>
+                <w:b/>
+                <w:sz w:val="19"/>
+              </w:rPr>
+              <w:t>Resultado esperado</w:t>
+            </w:r>
+          </w:p>
+        </w:tc>
+        <w:tc>
+          <w:tcPr>
+            <w:tcW w:type="dxa" w:w="7087"/>
+            <w:tcMar>
+              <w:top w:w="40" w:type="dxa"/>
+              <w:bottom w:w="40" w:type="dxa"/>
+              <w:start w:w="80" w:type="dxa"/>
+              <w:end w:w="80" w:type="dxa"/>
+            </w:tcMar>
+          </w:tcPr>
+          <w:p>
+            <w:r/>
+            <w:r>
+              <w:rPr>
+                <w:b w:val="0"/>
+                <w:sz w:val="19"/>
+              </w:rPr>
+              <w:t>R5 valida el horario de los participantes: rechaza la segunda tutoría. Estado esperado: Fallido.</w:t>
+            </w:r>
+          </w:p>
+        </w:tc>
+      </w:tr>
+      <w:tr>
+        <w:trPr>
+          <w:cantSplit w:val="true"/>
+        </w:trPr>
+        <w:tc>
+          <w:tcPr>
+            <w:tcW w:type="dxa" w:w="2381"/>
+            <w:shd w:val="clear" w:color="auto" w:fill="D7EDEA"/>
+            <w:tcMar>
+              <w:top w:w="40" w:type="dxa"/>
+              <w:bottom w:w="40" w:type="dxa"/>
+              <w:start w:w="80" w:type="dxa"/>
+              <w:end w:w="80" w:type="dxa"/>
+            </w:tcMar>
+          </w:tcPr>
+          <w:p>
+            <w:r/>
+            <w:r>
+              <w:rPr>
+                <w:b/>
+                <w:sz w:val="19"/>
+              </w:rPr>
+              <w:t>Estado obtenido</w:t>
+            </w:r>
+          </w:p>
+        </w:tc>
+        <w:tc>
+          <w:tcPr>
+            <w:tcW w:type="dxa" w:w="7087"/>
+            <w:tcMar>
+              <w:top w:w="40" w:type="dxa"/>
+              <w:bottom w:w="40" w:type="dxa"/>
+              <w:start w:w="80" w:type="dxa"/>
+              <w:end w:w="80" w:type="dxa"/>
+            </w:tcMar>
+          </w:tcPr>
+          <w:p>
+            <w:r/>
+            <w:r>
+              <w:rPr>
+                <w:b w:val="0"/>
+                <w:sz w:val="19"/>
+              </w:rPr>
+              <w:t>☐ Aprobado     ☐ Fallido</w:t>
+            </w:r>
+          </w:p>
+        </w:tc>
+      </w:tr>
+      <w:tr>
+        <w:trPr>
+          <w:cantSplit w:val="true"/>
+        </w:trPr>
+        <w:tc>
+          <w:tcPr>
+            <w:tcW w:type="dxa" w:w="2381"/>
+            <w:shd w:val="clear" w:color="auto" w:fill="D7EDEA"/>
+            <w:tcMar>
+              <w:top w:w="40" w:type="dxa"/>
+              <w:bottom w:w="40" w:type="dxa"/>
+              <w:start w:w="80" w:type="dxa"/>
+              <w:end w:w="80" w:type="dxa"/>
+            </w:tcMar>
+          </w:tcPr>
+          <w:p>
+            <w:r/>
+            <w:r>
+              <w:rPr>
+                <w:b/>
+                <w:sz w:val="19"/>
+              </w:rPr>
+              <w:t>Resultado real</w:t>
+            </w:r>
+          </w:p>
+        </w:tc>
+        <w:tc>
+          <w:tcPr>
+            <w:tcW w:type="dxa" w:w="7087"/>
+            <w:tcMar>
+              <w:top w:w="40" w:type="dxa"/>
+              <w:bottom w:w="40" w:type="dxa"/>
+              <w:start w:w="80" w:type="dxa"/>
+              <w:end w:w="80" w:type="dxa"/>
+            </w:tcMar>
+          </w:tcPr>
+          <w:p>
+            <w:r/>
+            <w:r>
+              <w:rPr>
+                <w:b w:val="0"/>
+                <w:sz w:val="19"/>
+              </w:rPr>
+              <w:t xml:space="preserve"> </w:t>
+            </w:r>
+          </w:p>
+        </w:tc>
+      </w:tr>
+      <w:tr>
+        <w:trPr>
+          <w:cantSplit w:val="true"/>
+        </w:trPr>
+        <w:tc>
+          <w:tcPr>
+            <w:tcW w:type="dxa" w:w="2381"/>
+            <w:shd w:val="clear" w:color="auto" w:fill="D7EDEA"/>
+            <w:tcMar>
+              <w:top w:w="40" w:type="dxa"/>
+              <w:bottom w:w="40" w:type="dxa"/>
+              <w:start w:w="80" w:type="dxa"/>
+              <w:end w:w="80" w:type="dxa"/>
+            </w:tcMar>
+          </w:tcPr>
+          <w:p>
+            <w:r/>
+            <w:r>
+              <w:rPr>
+                <w:b/>
+                <w:sz w:val="19"/>
+              </w:rPr>
+              <w:t>Fecha y navegador</w:t>
+            </w:r>
+          </w:p>
+        </w:tc>
+        <w:tc>
+          <w:tcPr>
+            <w:tcW w:type="dxa" w:w="7087"/>
+            <w:tcMar>
+              <w:top w:w="40" w:type="dxa"/>
+              <w:bottom w:w="40" w:type="dxa"/>
+              <w:start w:w="80" w:type="dxa"/>
+              <w:end w:w="80" w:type="dxa"/>
+            </w:tcMar>
+          </w:tcPr>
+          <w:p>
+            <w:r/>
+            <w:r>
+              <w:rPr>
+                <w:b w:val="0"/>
+                <w:sz w:val="19"/>
+              </w:rPr>
+              <w:t>____ /10/2026 · navegador y versión: ____________</w:t>
+            </w:r>
+          </w:p>
+        </w:tc>
+      </w:tr>
+      <w:tr>
+        <w:trPr>
+          <w:cantSplit w:val="true"/>
+        </w:trPr>
+        <w:tc>
+          <w:tcPr>
+            <w:tcW w:type="dxa" w:w="2381"/>
+            <w:shd w:val="clear" w:color="auto" w:fill="D7EDEA"/>
+            <w:tcMar>
+              <w:top w:w="40" w:type="dxa"/>
+              <w:bottom w:w="40" w:type="dxa"/>
+              <w:start w:w="80" w:type="dxa"/>
+              <w:end w:w="80" w:type="dxa"/>
+            </w:tcMar>
+          </w:tcPr>
+          <w:p>
+            <w:r/>
+            <w:r>
+              <w:rPr>
+                <w:b/>
+                <w:sz w:val="19"/>
+              </w:rPr>
+              <w:t>Evidencia</w:t>
+            </w:r>
+          </w:p>
+        </w:tc>
+        <w:tc>
+          <w:tcPr>
+            <w:tcW w:type="dxa" w:w="7087"/>
+            <w:tcMar>
+              <w:top w:w="40" w:type="dxa"/>
+              <w:bottom w:w="40" w:type="dxa"/>
+              <w:start w:w="80" w:type="dxa"/>
+              <w:end w:w="80" w:type="dxa"/>
+            </w:tcMar>
+          </w:tcPr>
+          <w:p>
+            <w:r/>
+            <w:r>
+              <w:rPr>
+                <w:b w:val="0"/>
+                <w:sz w:val="19"/>
+              </w:rPr>
+              <w:t>EV-CP033-FIREFOX.png (recuadro de abajo)</w:t>
+            </w:r>
+          </w:p>
+        </w:tc>
+      </w:tr>
+    </w:tbl>
+    <w:p>
+      <w:pPr>
+        <w:keepNext/>
+        <w:spacing w:after="0"/>
+      </w:pPr>
+      <w:r>
+        <w:rPr>
+          <w:b w:val="0"/>
+          <w:i w:val="0"/>
+          <w:sz w:val="4"/>
+        </w:rPr>
+        <w:t xml:space="preserve"> </w:t>
+      </w:r>
+    </w:p>
+    <w:tbl>
+      <w:tblPr>
+        <w:tblW w:type="auto" w:w="0"/>
+        <w:jc w:val="center"/>
+        <w:tblLook w:firstColumn="1" w:firstRow="1" w:lastColumn="0" w:lastRow="0" w:noHBand="0" w:noVBand="1" w:val="04A0"/>
+        <w:tblLayout w:type="fixed"/>
+        <w:tblBorders>
+          <w:top w:val="dashed" w:sz="8" w:space="0" w:color="9CA3AF"/>
+          <w:left w:val="dashed" w:sz="8" w:space="0" w:color="9CA3AF"/>
+          <w:bottom w:val="dashed" w:sz="8" w:space="0" w:color="9CA3AF"/>
+          <w:right w:val="dashed" w:sz="8" w:space="0" w:color="9CA3AF"/>
+        </w:tblBorders>
+      </w:tblPr>
+      <w:tblGrid>
+        <w:gridCol w:w="9746"/>
+      </w:tblGrid>
+      <w:tr>
+        <w:trPr>
+          <w:trHeight w:val="4876" w:hRule="atLeast"/>
+          <w:cantSplit w:val="true"/>
+        </w:trPr>
+        <w:tc>
+          <w:tcPr>
+            <w:tcW w:type="dxa" w:w="8787"/>
+            <w:vAlign w:val="center"/>
+            <w:shd w:val="clear" w:color="auto" w:fill="F9FAFB"/>
+          </w:tcPr>
+          <w:p>
+            <w:pPr>
+              <w:jc w:val="center"/>
+            </w:pPr>
+            <w:r/>
+            <w:r>
+              <w:rPr>
+                <w:b/>
+                <w:i w:val="0"/>
+                <w:color w:val="6B7280"/>
+                <w:sz w:val="20"/>
+              </w:rPr>
+              <w:t>Pegue aquí la captura de CP-033 · EV-CP033-FIREFOX.png</w:t>
+            </w:r>
+          </w:p>
+          <w:p>
+            <w:pPr>
+              <w:jc w:val="center"/>
+            </w:pPr>
+            <w:r>
+              <w:rPr>
+                <w:b w:val="0"/>
+                <w:i/>
+                <w:color w:val="6B7280"/>
+                <w:sz w:val="18"/>
+              </w:rPr>
+              <w:t>Clic dentro del recuadro, borrar este texto y Ctrl+V</w:t>
+            </w:r>
+          </w:p>
+        </w:tc>
+      </w:tr>
+    </w:tbl>
+    <w:p>
+      <w:r>
+        <w:br w:type="page"/>
+      </w:r>
+    </w:p>
+    <w:p>
+      <w:pPr>
+        <w:pStyle w:val="Heading3"/>
+      </w:pPr>
+      <w:r>
+        <w:t>CP-034 · La sesión expira tras 15 minutos sin actividad</w:t>
+      </w:r>
+    </w:p>
+    <w:tbl>
+      <w:tblPr>
+        <w:tblW w:type="auto" w:w="0"/>
+        <w:tblLook w:firstColumn="1" w:firstRow="1" w:lastColumn="0" w:lastRow="0" w:noHBand="0" w:noVBand="1" w:val="04A0"/>
+        <w:tblBorders>
+          <w:top w:val="single" w:sz="4" w:space="0" w:color="D1D5DB"/>
+          <w:left w:val="single" w:sz="4" w:space="0" w:color="D1D5DB"/>
+          <w:bottom w:val="single" w:sz="4" w:space="0" w:color="D1D5DB"/>
+          <w:right w:val="single" w:sz="4" w:space="0" w:color="D1D5DB"/>
+          <w:insideH w:val="single" w:sz="4" w:space="0" w:color="D1D5DB"/>
+          <w:insideV w:val="single" w:sz="4" w:space="0" w:color="D1D5DB"/>
+        </w:tblBorders>
+      </w:tblPr>
+      <w:tblGrid>
+        <w:gridCol w:w="4873"/>
+        <w:gridCol w:w="4873"/>
+      </w:tblGrid>
+      <w:tr>
+        <w:trPr>
+          <w:cantSplit w:val="true"/>
+        </w:trPr>
+        <w:tc>
+          <w:tcPr>
+            <w:tcW w:type="dxa" w:w="2381"/>
+            <w:shd w:val="clear" w:color="auto" w:fill="D7EDEA"/>
+            <w:tcMar>
+              <w:top w:w="40" w:type="dxa"/>
+              <w:bottom w:w="40" w:type="dxa"/>
+              <w:start w:w="80" w:type="dxa"/>
+              <w:end w:w="80" w:type="dxa"/>
+            </w:tcMar>
+          </w:tcPr>
+          <w:p>
+            <w:r/>
+            <w:r>
+              <w:rPr>
+                <w:b/>
+                <w:sz w:val="19"/>
+              </w:rPr>
+              <w:t>Lo ejecuta · entorno</w:t>
+            </w:r>
+          </w:p>
+        </w:tc>
+        <w:tc>
+          <w:tcPr>
+            <w:tcW w:type="dxa" w:w="7087"/>
+            <w:tcMar>
+              <w:top w:w="40" w:type="dxa"/>
+              <w:bottom w:w="40" w:type="dxa"/>
+              <w:start w:w="80" w:type="dxa"/>
+              <w:end w:w="80" w:type="dxa"/>
+            </w:tcMar>
+          </w:tcPr>
+          <w:p>
+            <w:r/>
+            <w:r>
+              <w:rPr>
+                <w:b w:val="0"/>
+                <w:sz w:val="19"/>
+              </w:rPr>
+              <w:t>Esteban Palencia · Railway · Firefox</w:t>
+            </w:r>
+          </w:p>
+        </w:tc>
+      </w:tr>
+      <w:tr>
+        <w:trPr>
+          <w:cantSplit w:val="true"/>
+        </w:trPr>
+        <w:tc>
+          <w:tcPr>
+            <w:tcW w:type="dxa" w:w="2381"/>
+            <w:shd w:val="clear" w:color="auto" w:fill="D7EDEA"/>
+            <w:tcMar>
+              <w:top w:w="40" w:type="dxa"/>
+              <w:bottom w:w="40" w:type="dxa"/>
+              <w:start w:w="80" w:type="dxa"/>
+              <w:end w:w="80" w:type="dxa"/>
+            </w:tcMar>
+          </w:tcPr>
+          <w:p>
+            <w:r/>
+            <w:r>
+              <w:rPr>
+                <w:b/>
+                <w:sz w:val="19"/>
+              </w:rPr>
+              <w:t>Qué se hace</w:t>
+            </w:r>
+          </w:p>
+        </w:tc>
+        <w:tc>
+          <w:tcPr>
+            <w:tcW w:type="dxa" w:w="7087"/>
+            <w:tcMar>
+              <w:top w:w="40" w:type="dxa"/>
+              <w:bottom w:w="40" w:type="dxa"/>
+              <w:start w:w="80" w:type="dxa"/>
+              <w:end w:w="80" w:type="dxa"/>
+            </w:tcMar>
+          </w:tcPr>
+          <w:p>
+            <w:r/>
+            <w:r>
+              <w:rPr>
+                <w:b w:val="0"/>
+                <w:sz w:val="19"/>
+              </w:rPr>
+              <w:t>Repetir en Firefox, sobre Railway, los mismos pasos del ciclo 1. Datos: Nada.</w:t>
+            </w:r>
+          </w:p>
+        </w:tc>
+      </w:tr>
+      <w:tr>
+        <w:trPr>
+          <w:cantSplit w:val="true"/>
+        </w:trPr>
+        <w:tc>
+          <w:tcPr>
+            <w:tcW w:type="dxa" w:w="2381"/>
+            <w:shd w:val="clear" w:color="auto" w:fill="D7EDEA"/>
+            <w:tcMar>
+              <w:top w:w="40" w:type="dxa"/>
+              <w:bottom w:w="40" w:type="dxa"/>
+              <w:start w:w="80" w:type="dxa"/>
+              <w:end w:w="80" w:type="dxa"/>
+            </w:tcMar>
+          </w:tcPr>
+          <w:p>
+            <w:r/>
+            <w:r>
+              <w:rPr>
+                <w:b/>
+                <w:sz w:val="19"/>
+              </w:rPr>
+              <w:t>Resultado esperado</w:t>
+            </w:r>
+          </w:p>
+        </w:tc>
+        <w:tc>
+          <w:tcPr>
+            <w:tcW w:type="dxa" w:w="7087"/>
+            <w:tcMar>
+              <w:top w:w="40" w:type="dxa"/>
+              <w:bottom w:w="40" w:type="dxa"/>
+              <w:start w:w="80" w:type="dxa"/>
+              <w:end w:w="80" w:type="dxa"/>
+            </w:tcMar>
+          </w:tcPr>
+          <w:p>
+            <w:r/>
+            <w:r>
+              <w:rPr>
+                <w:b w:val="0"/>
+                <w:sz w:val="19"/>
+              </w:rPr>
+              <w:t>RNF02: a los 15 minutos de inactividad la sesión expira y el sistema lleva al inicio de sesión. Estado esperado: Fallido.</w:t>
+            </w:r>
+          </w:p>
+        </w:tc>
+      </w:tr>
+      <w:tr>
+        <w:trPr>
+          <w:cantSplit w:val="true"/>
+        </w:trPr>
+        <w:tc>
+          <w:tcPr>
+            <w:tcW w:type="dxa" w:w="2381"/>
+            <w:shd w:val="clear" w:color="auto" w:fill="D7EDEA"/>
+            <w:tcMar>
+              <w:top w:w="40" w:type="dxa"/>
+              <w:bottom w:w="40" w:type="dxa"/>
+              <w:start w:w="80" w:type="dxa"/>
+              <w:end w:w="80" w:type="dxa"/>
+            </w:tcMar>
+          </w:tcPr>
+          <w:p>
+            <w:r/>
+            <w:r>
+              <w:rPr>
+                <w:b/>
+                <w:sz w:val="19"/>
+              </w:rPr>
+              <w:t>Estado obtenido</w:t>
+            </w:r>
+          </w:p>
+        </w:tc>
+        <w:tc>
+          <w:tcPr>
+            <w:tcW w:type="dxa" w:w="7087"/>
+            <w:tcMar>
+              <w:top w:w="40" w:type="dxa"/>
+              <w:bottom w:w="40" w:type="dxa"/>
+              <w:start w:w="80" w:type="dxa"/>
+              <w:end w:w="80" w:type="dxa"/>
+            </w:tcMar>
+          </w:tcPr>
+          <w:p>
+            <w:r/>
+            <w:r>
+              <w:rPr>
+                <w:b w:val="0"/>
+                <w:sz w:val="19"/>
+              </w:rPr>
+              <w:t>☐ Aprobado     ☐ Fallido</w:t>
+            </w:r>
+          </w:p>
+        </w:tc>
+      </w:tr>
+      <w:tr>
+        <w:trPr>
+          <w:cantSplit w:val="true"/>
+        </w:trPr>
+        <w:tc>
+          <w:tcPr>
+            <w:tcW w:type="dxa" w:w="2381"/>
+            <w:shd w:val="clear" w:color="auto" w:fill="D7EDEA"/>
+            <w:tcMar>
+              <w:top w:w="40" w:type="dxa"/>
+              <w:bottom w:w="40" w:type="dxa"/>
+              <w:start w:w="80" w:type="dxa"/>
+              <w:end w:w="80" w:type="dxa"/>
+            </w:tcMar>
+          </w:tcPr>
+          <w:p>
+            <w:r/>
+            <w:r>
+              <w:rPr>
+                <w:b/>
+                <w:sz w:val="19"/>
+              </w:rPr>
+              <w:t>Resultado real</w:t>
+            </w:r>
+          </w:p>
+        </w:tc>
+        <w:tc>
+          <w:tcPr>
+            <w:tcW w:type="dxa" w:w="7087"/>
+            <w:tcMar>
+              <w:top w:w="40" w:type="dxa"/>
+              <w:bottom w:w="40" w:type="dxa"/>
+              <w:start w:w="80" w:type="dxa"/>
+              <w:end w:w="80" w:type="dxa"/>
+            </w:tcMar>
+          </w:tcPr>
+          <w:p>
+            <w:r/>
+            <w:r>
+              <w:rPr>
+                <w:b w:val="0"/>
+                <w:sz w:val="19"/>
+              </w:rPr>
+              <w:t xml:space="preserve"> </w:t>
+            </w:r>
+          </w:p>
+        </w:tc>
+      </w:tr>
+      <w:tr>
+        <w:trPr>
+          <w:cantSplit w:val="true"/>
+        </w:trPr>
+        <w:tc>
+          <w:tcPr>
+            <w:tcW w:type="dxa" w:w="2381"/>
+            <w:shd w:val="clear" w:color="auto" w:fill="D7EDEA"/>
+            <w:tcMar>
+              <w:top w:w="40" w:type="dxa"/>
+              <w:bottom w:w="40" w:type="dxa"/>
+              <w:start w:w="80" w:type="dxa"/>
+              <w:end w:w="80" w:type="dxa"/>
+            </w:tcMar>
+          </w:tcPr>
+          <w:p>
+            <w:r/>
+            <w:r>
+              <w:rPr>
+                <w:b/>
+                <w:sz w:val="19"/>
+              </w:rPr>
+              <w:t>Fecha y navegador</w:t>
+            </w:r>
+          </w:p>
+        </w:tc>
+        <w:tc>
+          <w:tcPr>
+            <w:tcW w:type="dxa" w:w="7087"/>
+            <w:tcMar>
+              <w:top w:w="40" w:type="dxa"/>
+              <w:bottom w:w="40" w:type="dxa"/>
+              <w:start w:w="80" w:type="dxa"/>
+              <w:end w:w="80" w:type="dxa"/>
+            </w:tcMar>
+          </w:tcPr>
+          <w:p>
+            <w:r/>
+            <w:r>
+              <w:rPr>
+                <w:b w:val="0"/>
+                <w:sz w:val="19"/>
+              </w:rPr>
+              <w:t>____ /10/2026 · navegador y versión: ____________</w:t>
+            </w:r>
+          </w:p>
+        </w:tc>
+      </w:tr>
+      <w:tr>
+        <w:trPr>
+          <w:cantSplit w:val="true"/>
+        </w:trPr>
+        <w:tc>
+          <w:tcPr>
+            <w:tcW w:type="dxa" w:w="2381"/>
+            <w:shd w:val="clear" w:color="auto" w:fill="D7EDEA"/>
+            <w:tcMar>
+              <w:top w:w="40" w:type="dxa"/>
+              <w:bottom w:w="40" w:type="dxa"/>
+              <w:start w:w="80" w:type="dxa"/>
+              <w:end w:w="80" w:type="dxa"/>
+            </w:tcMar>
+          </w:tcPr>
+          <w:p>
+            <w:r/>
+            <w:r>
+              <w:rPr>
+                <w:b/>
+                <w:sz w:val="19"/>
+              </w:rPr>
+              <w:t>Evidencia</w:t>
+            </w:r>
+          </w:p>
+        </w:tc>
+        <w:tc>
+          <w:tcPr>
+            <w:tcW w:type="dxa" w:w="7087"/>
+            <w:tcMar>
+              <w:top w:w="40" w:type="dxa"/>
+              <w:bottom w:w="40" w:type="dxa"/>
+              <w:start w:w="80" w:type="dxa"/>
+              <w:end w:w="80" w:type="dxa"/>
+            </w:tcMar>
+          </w:tcPr>
+          <w:p>
+            <w:r/>
+            <w:r>
+              <w:rPr>
+                <w:b w:val="0"/>
+                <w:sz w:val="19"/>
+              </w:rPr>
+              <w:t>EV-CP034-FIREFOX.png (recuadro de abajo)</w:t>
+            </w:r>
+          </w:p>
+        </w:tc>
+      </w:tr>
+    </w:tbl>
+    <w:p>
+      <w:pPr>
+        <w:keepNext/>
+        <w:spacing w:after="0"/>
+      </w:pPr>
+      <w:r>
+        <w:rPr>
+          <w:b w:val="0"/>
+          <w:i w:val="0"/>
+          <w:sz w:val="4"/>
+        </w:rPr>
+        <w:t xml:space="preserve"> </w:t>
+      </w:r>
+    </w:p>
+    <w:tbl>
+      <w:tblPr>
+        <w:tblW w:type="auto" w:w="0"/>
+        <w:jc w:val="center"/>
+        <w:tblLook w:firstColumn="1" w:firstRow="1" w:lastColumn="0" w:lastRow="0" w:noHBand="0" w:noVBand="1" w:val="04A0"/>
+        <w:tblLayout w:type="fixed"/>
+        <w:tblBorders>
+          <w:top w:val="dashed" w:sz="8" w:space="0" w:color="9CA3AF"/>
+          <w:left w:val="dashed" w:sz="8" w:space="0" w:color="9CA3AF"/>
+          <w:bottom w:val="dashed" w:sz="8" w:space="0" w:color="9CA3AF"/>
+          <w:right w:val="dashed" w:sz="8" w:space="0" w:color="9CA3AF"/>
+        </w:tblBorders>
+      </w:tblPr>
+      <w:tblGrid>
+        <w:gridCol w:w="9746"/>
+      </w:tblGrid>
+      <w:tr>
+        <w:trPr>
+          <w:trHeight w:val="4876" w:hRule="atLeast"/>
+          <w:cantSplit w:val="true"/>
+        </w:trPr>
+        <w:tc>
+          <w:tcPr>
+            <w:tcW w:type="dxa" w:w="8787"/>
+            <w:vAlign w:val="center"/>
+            <w:shd w:val="clear" w:color="auto" w:fill="F9FAFB"/>
+          </w:tcPr>
+          <w:p>
+            <w:pPr>
+              <w:jc w:val="center"/>
+            </w:pPr>
+            <w:r/>
+            <w:r>
+              <w:rPr>
+                <w:b/>
+                <w:i w:val="0"/>
+                <w:color w:val="6B7280"/>
+                <w:sz w:val="20"/>
+              </w:rPr>
+              <w:t>Pegue aquí la captura de CP-034 · EV-CP034-FIREFOX.png</w:t>
+            </w:r>
+          </w:p>
+          <w:p>
+            <w:pPr>
+              <w:jc w:val="center"/>
+            </w:pPr>
+            <w:r>
+              <w:rPr>
+                <w:b w:val="0"/>
+                <w:i/>
+                <w:color w:val="6B7280"/>
+                <w:sz w:val="18"/>
+              </w:rPr>
+              <w:t>Clic dentro del recuadro, borrar este texto y Ctrl+V</w:t>
+            </w:r>
+          </w:p>
+        </w:tc>
+      </w:tr>
+    </w:tbl>
     <w:sectPr>
       <w:footerReference w:type="default" r:id="rId9"/>
       <w:pgSz w:w="12240" w:h="15840"/>

--- a/docs/entrega-2/E2_F_Equipo.docx
+++ b/docs/entrega-2/E2_F_Equipo.docx
@@ -672,7 +672,7 @@
                 <w:color w:val="FFFFFF"/>
                 <w:sz w:val="18"/>
               </w:rPr>
-              <w:t>Casos ejecutados (ciclo 1)</w:t>
+              <w:t>Casos asignados (ciclo 1)</w:t>
             </w:r>
           </w:p>
         </w:tc>
@@ -1003,7 +1003,7 @@
           <w:sz w:val="19"/>
           <w:highlight w:val="yellow"/>
         </w:rPr>
-        <w:t>Borrador para el equipo (este aviso sale solo mientras falte algo): faltan 50 ejecuciones sin registrar, 50 capturas de ejecución, 14 reportes sin los datos de quien los reprodujo y 14 reproducciones cruzadas. Todo lo que dice «____» o «pendiente» se llena con el registro y las capturas de Railway.</w:t>
+        <w:t>Borrador para el equipo (este aviso sale solo mientras falte algo). Falta: 50 ejecuciones por registrar, 50 capturas de ejecución, 8 capturas propias de defectos, 14 reportes sin los datos de Railway de quien los reportó, 14 reproducciones cruzadas y 2 sesiones exploratorias con sus notas. Todo lo que dice «____» o «pendiente» se llena con el registro y las capturas de Railway.</w:t>
       </w:r>
     </w:p>
     <w:tbl>
@@ -1073,7 +1073,7 @@
           <w:i w:val="0"/>
           <w:sz w:val="22"/>
         </w:rPr>
-        <w:t>Ejecutamos a mano la suite de ConectaProfe en dos ciclos, directamente en Railway (commit 693358a): el ciclo 1 en Chrome y el ciclo 2 en Firefox. Antes de empezar, la suite pasó de 31 a 34 casos: corregimos once que no se podían ejecutar tal como estaban escritos y agregamos tres para cerrar huecos. En el ciclo 1 ejecutamos __ de los 34 casos: __ aprobaron, __ fallaron y __ quedaron bloqueados. En el ciclo 2 volvimos en Firefox sobre los fallidos y repetimos los casos de riesgo alto que habían pasado; de esas __ ejecuciones, __ aprobaron y __ fallaron.</w:t>
+        <w:t>La suite de ConectaProfe la ejecutamos a mano en dos ciclos, directamente en Railway (commit 693358a): el ciclo 1 en Chrome recorre los 34 casos y el ciclo 2 en Firefox vuelve sobre los que fallen y repite los de riesgo alto que pasen. Antes de empezar, la suite pasó de 31 a 34 casos: corregimos once que no se podían ejecutar tal como estaban escritos y agregamos tres para cerrar huecos. Hasta hoy el registro tiene 0 de las 34 ejecuciones del ciclo 1 y 0 de las 16 del ciclo 2; los resultados se escriben aquí cuando los dos ciclos estén completos.</w:t>
       </w:r>
     </w:p>
     <w:p>
@@ -1086,7 +1086,7 @@
           <w:i w:val="0"/>
           <w:sz w:val="22"/>
         </w:rPr>
-        <w:t>Reportamos 14 defectos: 1 crítico, 2 de severidad alta, 9 medios y 2 bajos. 8 salieron de la ejecución de casos y 6 de las dos sesiones exploratorias. El crítico (DEF-05, código HTML que se ejecutaba desde las observaciones de una tutoría) ya estaba corregido; su verificación en Railway está pendiente; 13 siguen abiertos. R5, la programación de tutorías, concentra 4 defectos y es el requisito al que el Entregable 1 le había asignado el riesgo más alto (R-03). El hallazgo que más nos sorprendió fue DEF-13: los mensajes emergentes del sistema se generan pero nunca se ven, así que el usuario no se entera de por qué se rechaza lo que intenta hacer.</w:t>
+        <w:t>Documentamos 14 defectos: 1 crítico, 2 de severidad alta, 9 medios y 2 bajos. Ocho están ligados a casos de la suite y seis a las misiones de las sesiones exploratorias. El crítico (DEF-05, código HTML que se ejecutaba desde las observaciones de una tutoría) se corrigió en el código el 29 de septiembre, pero falta verificarlo en Railway. De los otros trece, hoy hay 13 por reproducir. R5, la programación de tutorías, concentra 4 defectos y es uno de los tres requisitos a los que el Entregable 1 les dio el riesgo más alto (R-03, nivel 15). El hallazgo más llamativo es DEF-13: los mensajes emergentes del sistema se generan pero nunca se ven, así que el usuario no se entera de por qué se rechaza lo que intenta hacer.</w:t>
       </w:r>
     </w:p>
     <w:tbl>
@@ -1127,7 +1127,7 @@
                 <w:b w:val="0"/>
                 <w:sz w:val="20"/>
               </w:rPr>
-              <w:t>Recomendación: apto con condiciones. No queda ningún defecto crítico abierto y ejecutamos __ de los 21 casos de prioridad alta. Los dos defectos de severidad alta, DEF-01 (la sesión no expira a los 15 minutos) y DEF-08 (la regla de las 24 horas para cancelar se calcula con 5 horas de diferencia), siguen abiertos con plan de acción. Recomendamos corregirlos, junto con DEF-13, DEF-02 y DEF-07 —que tienen prioridad alta y se arreglan con pocas líneas—, y volver a ejecutar los casos fallidos antes de liberar.</w:t>
+              <w:t>Recomendación: pendiente hasta cerrar los dos ciclos y verificar DEF-05 en Railway. Con los defectos documentados hasta hoy, la propuesta sería apto con condiciones: ConectaProfe se puede liberar una vez corregidos DEF-01 (la sesión no expira a los 15 minutos), DEF-08 (la regla de las 24 horas para cancelar se calcula con 5 horas de diferencia) y DEF-13 (los mensajes no se ven), que son los tres bloqueantes; en la misma corrección conviene incluir DEF-02 y DEF-07, que tienen prioridad alta y se arreglan con pocas líneas. Después hay que volver a ejecutar los casos fallidos.</w:t>
             </w:r>
           </w:p>
         </w:tc>
@@ -2012,7 +2012,7 @@
                 <w:b w:val="0"/>
                 <w:sz w:val="17"/>
               </w:rPr>
-              <w:t>Hueco de cobertura (salió de SE-01)</w:t>
+              <w:t>Hueco de cobertura (RNF02 sin caso)</w:t>
             </w:r>
           </w:p>
         </w:tc>
@@ -2054,7 +2054,7 @@
           <w:i w:val="0"/>
           <w:sz w:val="22"/>
         </w:rPr>
-        <w:t>El ciclo 1 recorrió la suite completa en Chrome sobre Windows, en Railway. El ciclo 2 volvió en Firefox sobre los casos fallidos y repitió los de riesgo alto que habían pasado —los ligados a R-01, R-02 y R-03, que son los de nivel 15 en la matriz del Entregable 1—. Cada caso del ciclo 2 lo ejecutó el integrante que no lo tuvo en el ciclo 1. Entre un ciclo y otro no se desplegó ninguna corrección, así que el ciclo 2 mide si los fallos son estables y si algo cambia con el navegador.</w:t>
+        <w:t>El ciclo 1 recorre la suite completa en Chrome sobre Windows, en Railway. El ciclo 2 vuelve en Firefox sobre los casos que fallen en el ciclo 1 y repite los de riesgo alto que pasen —los ligados a R-01, R-02 y R-03, que son los de nivel 15 en la matriz del Entregable 1—. Cada caso del ciclo 2 lo ejecuta el integrante que no lo tuvo en el ciclo 1. Entre un ciclo y otro no se despliega ninguna corrección, así que el ciclo 2 mide si los fallos son estables y si algo cambia con el navegador.</w:t>
       </w:r>
     </w:p>
     <w:tbl>
@@ -2873,7 +2873,7 @@
                 <w:b w:val="0"/>
                 <w:sz w:val="16"/>
               </w:rPr>
-              <w:t>EV-CP001-C1-01.png</w:t>
+              <w:t>EV-CP001-C1-01.png (pendiente)</w:t>
             </w:r>
           </w:p>
         </w:tc>
@@ -3018,7 +3018,7 @@
                 <w:b w:val="0"/>
                 <w:sz w:val="16"/>
               </w:rPr>
-              <w:t>EV-CP013-C1-01.png</w:t>
+              <w:t>EV-CP013-C1-01.png (pendiente)</w:t>
             </w:r>
           </w:p>
         </w:tc>
@@ -3159,7 +3159,7 @@
                 <w:b w:val="0"/>
                 <w:sz w:val="16"/>
               </w:rPr>
-              <w:t>EV-CP016-C1-01.png</w:t>
+              <w:t>EV-CP016-C1-01.png (pendiente)</w:t>
             </w:r>
           </w:p>
         </w:tc>
@@ -3304,7 +3304,7 @@
                 <w:b w:val="0"/>
                 <w:sz w:val="16"/>
               </w:rPr>
-              <w:t>EV-CP017-C1-01.png</w:t>
+              <w:t>EV-CP017-C1-01.png (pendiente)</w:t>
             </w:r>
           </w:p>
         </w:tc>
@@ -3445,7 +3445,7 @@
                 <w:b w:val="0"/>
                 <w:sz w:val="16"/>
               </w:rPr>
-              <w:t>EV-CP022-C1-01.png</w:t>
+              <w:t>EV-CP022-C1-01.png (pendiente)</w:t>
             </w:r>
           </w:p>
         </w:tc>
@@ -3590,7 +3590,7 @@
                 <w:b w:val="0"/>
                 <w:sz w:val="16"/>
               </w:rPr>
-              <w:t>EV-CP025-C1-01.png</w:t>
+              <w:t>EV-CP025-C1-01.png (pendiente)</w:t>
             </w:r>
           </w:p>
         </w:tc>
@@ -3731,7 +3731,7 @@
                 <w:b w:val="0"/>
                 <w:sz w:val="16"/>
               </w:rPr>
-              <w:t>EV-CP029-C1-01.png</w:t>
+              <w:t>EV-CP029-C1-01.png (pendiente)</w:t>
             </w:r>
           </w:p>
         </w:tc>
@@ -3876,7 +3876,7 @@
                 <w:b w:val="0"/>
                 <w:sz w:val="16"/>
               </w:rPr>
-              <w:t>EV-CP032-C1-01.png</w:t>
+              <w:t>EV-CP032-C1-01.png (pendiente)</w:t>
             </w:r>
           </w:p>
         </w:tc>
@@ -4017,7 +4017,7 @@
                 <w:b w:val="0"/>
                 <w:sz w:val="16"/>
               </w:rPr>
-              <w:t>EV-CP034-C1-01.png</w:t>
+              <w:t>EV-CP034-C1-01.png (pendiente)</w:t>
             </w:r>
           </w:p>
         </w:tc>
@@ -4067,7 +4067,7 @@
           <w:i w:val="0"/>
           <w:sz w:val="22"/>
         </w:rPr>
-        <w:t>Los 14 defectos están registrados con los trece campos del formato. Aquí va la tabla resumen; los reportes completos están en el Anexo C, con sus capturas. Usamos las escalas de severidad y prioridad del curso y en cada reporte justificamos las dos por separado.</w:t>
+        <w:t>Los 14 defectos tienen los trece campos del formato; el entorno, la fecha, la frecuencia y el resultado real los pone quien lo ejecuta en Railway. Aquí va la tabla resumen; los reportes completos están en el Anexo C, con sus capturas. Usamos las escalas de severidad y prioridad del curso y en cada reporte justificamos las dos por separado.</w:t>
       </w:r>
     </w:p>
     <w:tbl>
@@ -4428,7 +4428,7 @@
                 <w:b w:val="0"/>
                 <w:sz w:val="16"/>
               </w:rPr>
-              <w:t>Abierto</w:t>
+              <w:t>Por reproducir</w:t>
             </w:r>
           </w:p>
         </w:tc>
@@ -4587,7 +4587,7 @@
                 <w:b w:val="0"/>
                 <w:sz w:val="16"/>
               </w:rPr>
-              <w:t>Abierto</w:t>
+              <w:t>Por reproducir</w:t>
             </w:r>
           </w:p>
         </w:tc>
@@ -4739,7 +4739,7 @@
                 <w:b w:val="0"/>
                 <w:sz w:val="16"/>
               </w:rPr>
-              <w:t>Abierto</w:t>
+              <w:t>Por reproducir</w:t>
             </w:r>
           </w:p>
         </w:tc>
@@ -4898,7 +4898,7 @@
                 <w:b w:val="0"/>
                 <w:sz w:val="16"/>
               </w:rPr>
-              <w:t>Abierto</w:t>
+              <w:t>Por reproducir</w:t>
             </w:r>
           </w:p>
         </w:tc>
@@ -5050,7 +5050,7 @@
                 <w:b w:val="0"/>
                 <w:sz w:val="16"/>
               </w:rPr>
-              <w:t>Verificado</w:t>
+              <w:t>Corregido, por verificar</w:t>
             </w:r>
           </w:p>
         </w:tc>
@@ -5209,7 +5209,7 @@
                 <w:b w:val="0"/>
                 <w:sz w:val="16"/>
               </w:rPr>
-              <w:t>Abierto</w:t>
+              <w:t>Por reproducir</w:t>
             </w:r>
           </w:p>
         </w:tc>
@@ -5361,7 +5361,7 @@
                 <w:b w:val="0"/>
                 <w:sz w:val="16"/>
               </w:rPr>
-              <w:t>Abierto</w:t>
+              <w:t>Por reproducir</w:t>
             </w:r>
           </w:p>
         </w:tc>
@@ -5520,7 +5520,7 @@
                 <w:b w:val="0"/>
                 <w:sz w:val="16"/>
               </w:rPr>
-              <w:t>Abierto</w:t>
+              <w:t>Por reproducir</w:t>
             </w:r>
           </w:p>
         </w:tc>
@@ -5672,7 +5672,7 @@
                 <w:b w:val="0"/>
                 <w:sz w:val="16"/>
               </w:rPr>
-              <w:t>Abierto</w:t>
+              <w:t>Por reproducir</w:t>
             </w:r>
           </w:p>
         </w:tc>
@@ -5831,7 +5831,7 @@
                 <w:b w:val="0"/>
                 <w:sz w:val="16"/>
               </w:rPr>
-              <w:t>Abierto</w:t>
+              <w:t>Por reproducir</w:t>
             </w:r>
           </w:p>
         </w:tc>
@@ -5983,7 +5983,7 @@
                 <w:b w:val="0"/>
                 <w:sz w:val="16"/>
               </w:rPr>
-              <w:t>Abierto</w:t>
+              <w:t>Por reproducir</w:t>
             </w:r>
           </w:p>
         </w:tc>
@@ -6142,7 +6142,7 @@
                 <w:b w:val="0"/>
                 <w:sz w:val="16"/>
               </w:rPr>
-              <w:t>Abierto</w:t>
+              <w:t>Por reproducir</w:t>
             </w:r>
           </w:p>
         </w:tc>
@@ -6294,7 +6294,7 @@
                 <w:b w:val="0"/>
                 <w:sz w:val="16"/>
               </w:rPr>
-              <w:t>Abierto</w:t>
+              <w:t>Por reproducir</w:t>
             </w:r>
           </w:p>
         </w:tc>
@@ -6453,7 +6453,7 @@
                 <w:b w:val="0"/>
                 <w:sz w:val="16"/>
               </w:rPr>
-              <w:t>Abierto</w:t>
+              <w:t>Por reproducir</w:t>
             </w:r>
           </w:p>
         </w:tc>
@@ -6482,7 +6482,7 @@
           <w:i w:val="0"/>
           <w:sz w:val="21"/>
         </w:rPr>
-        <w:t>«Abierto» quiere decir que un segundo integrante lo reprodujo siguiendo solo el reporte y que todavía no se ha corregido. ConectaProfe es nuestro, así que el ciclo de vida del defecto no se queda en «confirmado»: DEF-05 se corrigió el 29 de septiembre (commits 938bc53 y 693358a) y pasa a «Verificado» cuando repetimos sus pasos en Railway. Para los abiertos, la corrección y la reejecución quedan programadas en las sesiones 14 y 15 del cronograma del Entregable 1.</w:t>
+        <w:t>«Por reproducir» es un defecto reportado que el otro integrante todavía no ha intentado reproducir. Pasa a «Abierto» cuando lo reproduce siguiendo el reporte (solo o con ayuda) y todavía no se ha corregido, y a «No reproducido» si no le sale. ConectaProfe es nuestro, así que el ciclo de vida no se queda en «confirmado»: DEF-05 se corrigió el 29 de septiembre (commits 938bc53 y 693358a) y pasa a «Verificado» cuando repetimos sus pasos en Railway y ya no ocurre. Para los abiertos, la corrección y la reejecución quedan programadas en las sesiones 14 y 15 del cronograma del Entregable 1.</w:t>
       </w:r>
     </w:p>
     <w:p>
@@ -6930,7 +6930,7 @@
           <w:i w:val="0"/>
           <w:sz w:val="22"/>
         </w:rPr>
-        <w:t>Hoja de sesión · SE-02</w:t>
+        <w:t>Hoja de sesión · SE-01</w:t>
       </w:r>
     </w:p>
     <w:tbl>
@@ -6994,7 +6994,7 @@
                 <w:b w:val="0"/>
                 <w:sz w:val="19"/>
               </w:rPr>
-              <w:t>SE-02</w:t>
+              <w:t>SE-01</w:t>
             </w:r>
           </w:p>
         </w:tc>
@@ -7042,7 +7042,7 @@
                 <w:b w:val="0"/>
                 <w:sz w:val="19"/>
               </w:rPr>
-              <w:t>Sebastián González González · ____ · ____ minutos</w:t>
+              <w:t>Esteban Palencia · ____ · ____ minutos</w:t>
             </w:r>
           </w:p>
         </w:tc>
@@ -7090,7 +7090,7 @@
                 <w:b w:val="0"/>
                 <w:sz w:val="19"/>
               </w:rPr>
-              <w:t>Explorar lo que la interfaz no deja hacer, enviando las mismas peticiones desde la consola, y lo que se escribe en un campo y después se muestra en otra pantalla, para descubrir validaciones que solo existen en el navegador.</w:t>
+              <w:t>Recorrer los requisitos y reglas de prioridad alta (RNF02, RNF05, RRN07) para descubrir dónde la aplicación hace algo distinto de lo que promete el documento de requisitos.</w:t>
             </w:r>
           </w:p>
         </w:tc>
@@ -7621,7 +7621,7 @@
           <w:i w:val="0"/>
           <w:sz w:val="22"/>
         </w:rPr>
-        <w:t>Hoja de sesión · SE-01</w:t>
+        <w:t>Hoja de sesión · SE-02</w:t>
       </w:r>
     </w:p>
     <w:tbl>
@@ -7685,7 +7685,7 @@
                 <w:b w:val="0"/>
                 <w:sz w:val="19"/>
               </w:rPr>
-              <w:t>SE-01</w:t>
+              <w:t>SE-02</w:t>
             </w:r>
           </w:p>
         </w:tc>
@@ -7733,7 +7733,7 @@
                 <w:b w:val="0"/>
                 <w:sz w:val="19"/>
               </w:rPr>
-              <w:t>Esteban Palencia · ____ · ____ minutos</w:t>
+              <w:t>Sebastián González González · ____ · ____ minutos</w:t>
             </w:r>
           </w:p>
         </w:tc>
@@ -7781,7 +7781,7 @@
                 <w:b w:val="0"/>
                 <w:sz w:val="19"/>
               </w:rPr>
-              <w:t>Recorrer los requisitos y reglas de prioridad alta (RNF02, RNF05, RRN07) para descubrir dónde la aplicación hace algo distinto de lo que promete el documento de requisitos.</w:t>
+              <w:t>Explorar lo que la interfaz no deja hacer, enviando las mismas peticiones desde la consola, y lo que se escribe en un campo y después se muestra en otra pantalla, para descubrir validaciones que solo existen en el navegador.</w:t>
             </w:r>
           </w:p>
         </w:tc>
@@ -8964,7 +8964,7 @@
                 <w:b w:val="0"/>
                 <w:sz w:val="17"/>
               </w:rPr>
-              <w:t>0 %</w:t>
+              <w:t>—</w:t>
             </w:r>
           </w:p>
         </w:tc>
@@ -9328,7 +9328,7 @@
                 <w:b w:val="0"/>
                 <w:sz w:val="17"/>
               </w:rPr>
-              <w:t>1 de 14</w:t>
+              <w:t>0 de 14</w:t>
             </w:r>
           </w:p>
         </w:tc>
@@ -9397,7 +9397,7 @@
                 <w:b w:val="0"/>
                 <w:sz w:val="17"/>
               </w:rPr>
-              <w:t>Defectos reproducidos por el otro integrante ÷ reportados</w:t>
+              <w:t>Reproducidos por el otro integrante (solos o con ayuda) ÷ reportados</w:t>
             </w:r>
           </w:p>
         </w:tc>
@@ -9637,7 +9637,7 @@
           <w:i w:val="0"/>
           <w:sz w:val="21"/>
         </w:rPr>
-        <w:t>El análisis de riesgos del Entregable 1 acertó en el requisito más importante: R5 tenía el riesgo más alto de la matriz (R-03, nivel 15) y es donde se concentran los defectos, incluido el único crítico. R6 lo habíamos calificado como riesgo medio (R-11, nivel 9) y aportó un defecto alto, DEF-08; en el Entregable 3 sube a riesgo alto. Lo que la matriz no vio fue la zona horaria: DEF-08 y DEF-12 tienen la misma causa (el servidor trabaja en UTC y la aplicación en hora de Colombia) y ningún riesgo la mencionaba. Tampoco estaban en la matriz RNF02 (DEF-01) ni los mensajes al usuario (DEF-13). La matriz miró los requisitos correctos, pero se quedó corta en los riesgos transversales.</w:t>
+        <w:t>El análisis de riesgos del Entregable 1 acertó en el requisito más importante: R5 era uno de los tres riesgos de nivel 15 de la matriz (R-03) y es donde se concentran los defectos documentados, incluido el único crítico. R6 lo habíamos calificado como riesgo medio (R-11, nivel 9) y aportó un defecto alto, DEF-08; en el Entregable 3 sube a riesgo alto. Lo que la matriz no vio fue la zona horaria: DEF-08 y DEF-12 tienen la misma causa (el servidor trabaja en UTC y la aplicación en hora de Colombia) y ningún riesgo la mencionaba. Tampoco estaban en la matriz RNF02 (DEF-01) ni los mensajes al usuario (DEF-13). La matriz miró los requisitos correctos, pero se quedó corta en los riesgos transversales.</w:t>
       </w:r>
     </w:p>
     <w:p>
@@ -9859,7 +9859,7 @@
                 <w:b w:val="0"/>
                 <w:sz w:val="17"/>
               </w:rPr>
-              <w:t>Parcial</w:t>
+              <w:t>No</w:t>
             </w:r>
           </w:p>
         </w:tc>
@@ -9951,7 +9951,7 @@
                 <w:b w:val="0"/>
                 <w:sz w:val="17"/>
               </w:rPr>
-              <w:t>Sí, con plan</w:t>
+              <w:t>Pendiente</w:t>
             </w:r>
           </w:p>
         </w:tc>
@@ -9973,7 +9973,7 @@
                 <w:b w:val="0"/>
                 <w:sz w:val="17"/>
               </w:rPr>
-              <w:t>El crítico (DEF-05) está corregido y verificado en Railway. Los dos altos (DEF-01 y DEF-08) siguen abiertos con plan: corrección en la sesión 14 y reejecución de CP-034 y CP-025 en la 15.</w:t>
+              <w:t>El crítico (DEF-05) está corregido en el código (938bc53 y 693358a); falta verificarlo en Railway. Los dos altos (DEF-01 y DEF-08) siguen abiertos con plan: corrección en la sesión 14 y reejecución de CP-034 y CP-025 en la 15.</w:t>
             </w:r>
           </w:p>
         </w:tc>
@@ -10106,7 +10106,7 @@
                 <w:b w:val="0"/>
                 <w:sz w:val="20"/>
               </w:rPr>
-              <w:t>Recomendación del equipo: apto con condiciones. Hay criterios que todavía no se cumplen del todo (ver la tabla), y el segundo depende de que los defectos altos tengan un plan, no de que estén cerrados. Por eso no decimos «apto» a secas. ConectaProfe se puede liberar una vez corregidos DEF-01 y DEF-08, y recomendamos incluir en la misma corrección a DEF-13, DEF-02 y DEF-07: tienen prioridad alta y se arreglan con muy poco código. Después hay que volver a ejecutar los casos fallidos.</w:t>
+              <w:t>Recomendación del equipo: pendiente. Se da cuando los dos ciclos estén completos en el registro y DEF-05 esté verificado en Railway. Con los defectos documentados hasta hoy, la propuesta sería apto con condiciones: ConectaProfe se puede liberar una vez corregidos DEF-01 (la sesión no expira a los 15 minutos), DEF-08 (la regla de las 24 horas para cancelar se calcula con 5 horas de diferencia) y DEF-13 (los mensajes no se ven), que son los tres bloqueantes; en la misma corrección conviene incluir DEF-02 y DEF-07, que tienen prioridad alta y se arreglan con pocas líneas. Después hay que volver a ejecutar los casos fallidos.</w:t>
             </w:r>
           </w:p>
         </w:tc>
@@ -10197,7 +10197,7 @@
         <w:rPr>
           <w:sz w:val="21"/>
         </w:rPr>
-        <w:t>Que una regla se cumpla en la pantalla no quiere decir que se cumpla en el sistema, ni al revés. CP-019 pasó por la validación del formulario mientras el servidor acepta la fecha de hoy (DEF-02, DEF-10); en CP-017 pasa lo contrario. Las reglas de riesgo alto las vamos a probar en las dos capas.</w:t>
+        <w:t>Que una regla se cumpla en la pantalla no quiere decir que se cumpla en el sistema, ni al revés. CP-019 solo prueba la validación del formulario, mientras el servidor acepta la fecha de hoy (DEF-02, DEF-10); con CP-017 pasa lo contrario. Las reglas de riesgo alto las vamos a probar en las dos capas.</w:t>
       </w:r>
     </w:p>
     <w:p>
@@ -10209,7 +10209,7 @@
         <w:rPr>
           <w:sz w:val="21"/>
         </w:rPr>
-        <w:t>Dimos por hecho que los mensajes se veían. DEF-13 estuvo en todas las pantallas y solo lo notamos cuando un caso esperaba un mensaje concreto. Una suite también tiene que verificar lo que el usuario ve, no solo lo que el servidor responde.</w:t>
+        <w:t>Dimos por hecho que los mensajes se veían: ningún caso del Entregable 1 verificaba que el mensaje apareciera en pantalla, y DEF-13 los afecta a todos. Una suite también tiene que verificar lo que el usuario ve, no solo lo que el servidor responde.</w:t>
       </w:r>
     </w:p>
     <w:p>
@@ -10221,19 +10221,7 @@
         <w:rPr>
           <w:sz w:val="21"/>
         </w:rPr>
-        <w:t>Las precondiciones que dependen del reloj salieron caras. CP-024, CP-025 y CP-026 necesitaban tutorías a 12 horas, a 26 horas o vencidas, y hubo que planearlas en el calendario: programarlas de noche para la mañana siguiente o un día antes. Al escribir un caso hay que pensar también cuándo se puede ejecutar.</w:t>
-      </w:r>
-    </w:p>
-    <w:p>
-      <w:pPr>
-        <w:pStyle w:val="ListNumber"/>
-        <w:spacing w:after="60"/>
-      </w:pPr>
-      <w:r>
-        <w:rPr>
-          <w:sz w:val="21"/>
-        </w:rPr>
-        <w:t>Hacer las sesiones exploratorias antes del ciclo 1 fue de lo mejor que decidimos: aportaron seis de los catorce defectos y dieron origen a CP-034.</w:t>
+        <w:t>Las precondiciones que dependen del reloj obligan a planear: CP-024, CP-025 y CP-026 necesitan tutorías a 12 horas, a 26 horas o vencidas, así que hay que programarlas de noche para la mañana siguiente o un día antes. Al escribir un caso hay que pensar también cuándo se puede ejecutar.</w:t>
       </w:r>
     </w:p>
     <w:p>
@@ -11703,7 +11691,7 @@
                 <w:b w:val="0"/>
                 <w:sz w:val="17"/>
               </w:rPr>
-              <w:t>Sí</w:t>
+              <w:t>Pendiente</w:t>
             </w:r>
           </w:p>
         </w:tc>
@@ -11975,7 +11963,7 @@
                 <w:b w:val="0"/>
                 <w:sz w:val="17"/>
               </w:rPr>
-              <w:t>Sí</w:t>
+              <w:t>Pendiente</w:t>
             </w:r>
           </w:p>
         </w:tc>
@@ -11996,7 +11984,7 @@
                 <w:b w:val="0"/>
                 <w:sz w:val="17"/>
               </w:rPr>
-              <w:t>Tabla de reparto</w:t>
+              <w:t>Tabla de reparto y hoja «Defectos» del registro</w:t>
             </w:r>
           </w:p>
         </w:tc>
@@ -12431,7 +12419,7 @@
                 <w:b w:val="0"/>
                 <w:sz w:val="17"/>
               </w:rPr>
-              <w:t>Sí</w:t>
+              <w:t>Pendiente</w:t>
             </w:r>
           </w:p>
         </w:tc>
@@ -12453,7 +12441,7 @@
                 <w:b w:val="0"/>
                 <w:sz w:val="17"/>
               </w:rPr>
-              <w:t>Sección 7: apto con condiciones</w:t>
+              <w:t>Sección 7 (pendiente)</w:t>
             </w:r>
           </w:p>
         </w:tc>
@@ -12571,7 +12559,7 @@
           <w:i/>
           <w:sz w:val="20"/>
         </w:rPr>
-        <w:t>Cada reporte tiene los trece campos. El entorno, la fecha, la frecuencia y el resultado real son los de quien lo ejecutó en Railway; debajo de cada reporte van sus capturas, numeradas como figuras.</w:t>
+        <w:t>Cada reporte tiene los trece campos. El entorno, la fecha, la frecuencia y el resultado real los pone quien lo reportó, con su propia ejecución en Railway; debajo de cada reporte van sus capturas, numeradas como figuras.</w:t>
       </w:r>
     </w:p>
     <w:p>
@@ -13141,7 +13129,7 @@
                 <w:b w:val="0"/>
                 <w:sz w:val="19"/>
               </w:rPr>
-              <w:t>EV-CP034-C1-01.png (pendiente)</w:t>
+              <w:t>EV-DEF01-01.png (pendiente)</w:t>
             </w:r>
           </w:p>
         </w:tc>
@@ -13237,7 +13225,7 @@
                 <w:b w:val="0"/>
                 <w:sz w:val="19"/>
               </w:rPr>
-              <w:t>Esteban Palencia · reproducido por Sebastián González González (pendiente)</w:t>
+              <w:t>Esteban Palencia · reproducción cruzada: Sebastián González González (pendiente)</w:t>
             </w:r>
           </w:p>
         </w:tc>
@@ -13282,7 +13270,7 @@
                 <w:color w:val="6B7280"/>
                 <w:sz w:val="20"/>
               </w:rPr>
-              <w:t>Falta la captura EV-CP034-C1-01.png</w:t>
+              <w:t>Falta la captura EV-DEF01-01.png</w:t>
             </w:r>
           </w:p>
           <w:p>
@@ -13302,7 +13290,19 @@
         </w:tc>
       </w:tr>
     </w:tbl>
-    <w:p/>
+    <w:p>
+      <w:pPr>
+        <w:spacing w:after="0"/>
+      </w:pPr>
+      <w:r>
+        <w:rPr>
+          <w:b w:val="0"/>
+          <w:i w:val="0"/>
+          <w:sz w:val="12"/>
+        </w:rPr>
+        <w:t xml:space="preserve"> </w:t>
+      </w:r>
+    </w:p>
     <w:p>
       <w:pPr>
         <w:pStyle w:val="Heading3"/>
@@ -13975,7 +13975,7 @@
                 <w:b w:val="0"/>
                 <w:sz w:val="19"/>
               </w:rPr>
-              <w:t>Esteban Palencia · reproducido por Sebastián González González (pendiente)</w:t>
+              <w:t>Esteban Palencia · reproducción cruzada: Sebastián González González (pendiente)</w:t>
             </w:r>
           </w:p>
         </w:tc>
@@ -14040,7 +14040,19 @@
         </w:tc>
       </w:tr>
     </w:tbl>
-    <w:p/>
+    <w:p>
+      <w:pPr>
+        <w:spacing w:after="0"/>
+      </w:pPr>
+      <w:r>
+        <w:rPr>
+          <w:b w:val="0"/>
+          <w:i w:val="0"/>
+          <w:sz w:val="12"/>
+        </w:rPr>
+        <w:t xml:space="preserve"> </w:t>
+      </w:r>
+    </w:p>
     <w:p>
       <w:pPr>
         <w:pStyle w:val="Heading3"/>
@@ -14695,7 +14707,7 @@
                 <w:b w:val="0"/>
                 <w:sz w:val="19"/>
               </w:rPr>
-              <w:t>Sebastián González González · reproducido por Esteban Palencia (pendiente)</w:t>
+              <w:t>Sebastián González González · reproducción cruzada: Esteban Palencia (pendiente)</w:t>
             </w:r>
           </w:p>
         </w:tc>
@@ -14760,7 +14772,19 @@
         </w:tc>
       </w:tr>
     </w:tbl>
-    <w:p/>
+    <w:p>
+      <w:pPr>
+        <w:spacing w:after="0"/>
+      </w:pPr>
+      <w:r>
+        <w:rPr>
+          <w:b w:val="0"/>
+          <w:i w:val="0"/>
+          <w:sz w:val="12"/>
+        </w:rPr>
+        <w:t xml:space="preserve"> </w:t>
+      </w:r>
+    </w:p>
     <w:p>
       <w:pPr>
         <w:pStyle w:val="Heading3"/>
@@ -15424,7 +15448,7 @@
                 <w:b w:val="0"/>
                 <w:sz w:val="19"/>
               </w:rPr>
-              <w:t>Esteban Palencia · reproducido por Sebastián González González (pendiente)</w:t>
+              <w:t>Esteban Palencia · reproducción cruzada: Sebastián González González (pendiente)</w:t>
             </w:r>
           </w:p>
         </w:tc>
@@ -15489,7 +15513,19 @@
         </w:tc>
       </w:tr>
     </w:tbl>
-    <w:p/>
+    <w:p>
+      <w:pPr>
+        <w:spacing w:after="0"/>
+      </w:pPr>
+      <w:r>
+        <w:rPr>
+          <w:b w:val="0"/>
+          <w:i w:val="0"/>
+          <w:sz w:val="12"/>
+        </w:rPr>
+        <w:t xml:space="preserve"> </w:t>
+      </w:r>
+    </w:p>
     <w:p>
       <w:pPr>
         <w:pStyle w:val="Heading3"/>
@@ -15703,7 +15739,7 @@
                 <w:b w:val="0"/>
                 <w:sz w:val="19"/>
               </w:rPr>
-              <w:t>Sesión de un estudiante. Al menos un docente activo.</w:t>
+              <w:t>Sesión de un estudiante. Al menos un docente activo. El defecto se encontró antes de la corrección del 29/09 (commit 938bc53); en Railway (693358a) lo que se hace es verificar que ya no ocurre.</w:t>
             </w:r>
           </w:p>
         </w:tc>
@@ -16153,7 +16189,7 @@
                 <w:b w:val="0"/>
                 <w:sz w:val="19"/>
               </w:rPr>
-              <w:t>Sebastián González González · reproducido por Esteban Palencia (pendiente)</w:t>
+              <w:t>Sebastián González González · reproducción cruzada: Esteban Palencia (pendiente)</w:t>
             </w:r>
           </w:p>
         </w:tc>
@@ -16218,7 +16254,19 @@
         </w:tc>
       </w:tr>
     </w:tbl>
-    <w:p/>
+    <w:p>
+      <w:pPr>
+        <w:spacing w:after="0"/>
+      </w:pPr>
+      <w:r>
+        <w:rPr>
+          <w:b w:val="0"/>
+          <w:i w:val="0"/>
+          <w:sz w:val="12"/>
+        </w:rPr>
+        <w:t xml:space="preserve"> </w:t>
+      </w:r>
+    </w:p>
     <w:p>
       <w:pPr>
         <w:pStyle w:val="Heading3"/>
@@ -16480,7 +16528,7 @@
                 <w:b w:val="0"/>
                 <w:sz w:val="19"/>
               </w:rPr>
-              <w:t>1. Como estudiante, programar una tutoría y cancelarla; anotar su id (visible en la red).</w:t>
+              <w:t>1. Como sgarcia@amigo.edu.co, programar con María González Ramos una tutoría para dentro de una semana a las 10:00 y cancelarla. En la pestaña Red de F12, anotar el id de la tutoría (respuesta de GET /api/tutorias).</w:t>
             </w:r>
           </w:p>
           <w:p>
@@ -16489,7 +16537,7 @@
                 <w:b w:val="0"/>
                 <w:sz w:val="19"/>
               </w:rPr>
-              <w:t>2. Iniciar sesión como el docente de esa tutoría y abrir la consola (F12).</w:t>
+              <w:t>2. Cerrar sesión y entrar como mgonzalez@amigo.edu.co (contraseña 123456). Abrir la consola (F12).</w:t>
             </w:r>
           </w:p>
           <w:p>
@@ -16498,7 +16546,7 @@
                 <w:b w:val="0"/>
                 <w:sz w:val="19"/>
               </w:rPr>
-              <w:t>3. Ejecutar fetch("/api/tutorias/ID/realizada",{method:"PATCH",headers:{Authorization:"Bearer "+localStorage.getItem("cp.token")}}).</w:t>
+              <w:t>3. Pegar fetch("/api/tutorias/ID/realizada",{method:"PATCH",headers:{Authorization:"Bearer "+localStorage.getItem("cp.token")}}).then(r=&gt;r.json()).then(console.log), cambiando ID por el número anotado.</w:t>
             </w:r>
           </w:p>
         </w:tc>
@@ -16546,7 +16594,7 @@
                 <w:b w:val="0"/>
                 <w:sz w:val="19"/>
               </w:rPr>
-              <w:t>Ciclo de vida de la tutoría: una tutoría cancelada no admite nuevas transiciones y el servidor rechaza el cambio.</w:t>
+              <w:t>R6 (ciclo de vida de la tutoría): una tutoría cancelada no admite nuevas transiciones; el servidor rechaza el cambio y la tutoría sigue «cancelada».</w:t>
             </w:r>
           </w:p>
         </w:tc>
@@ -16882,7 +16930,7 @@
                 <w:b w:val="0"/>
                 <w:sz w:val="19"/>
               </w:rPr>
-              <w:t>Sebastián González González · reproducido por Esteban Palencia (pendiente)</w:t>
+              <w:t>Sebastián González González · reproducción cruzada: Esteban Palencia (pendiente)</w:t>
             </w:r>
           </w:p>
         </w:tc>
@@ -16947,7 +16995,19 @@
         </w:tc>
       </w:tr>
     </w:tbl>
-    <w:p/>
+    <w:p>
+      <w:pPr>
+        <w:spacing w:after="0"/>
+      </w:pPr>
+      <w:r>
+        <w:rPr>
+          <w:b w:val="0"/>
+          <w:i w:val="0"/>
+          <w:sz w:val="12"/>
+        </w:rPr>
+        <w:t xml:space="preserve"> </w:t>
+      </w:r>
+    </w:p>
     <w:p>
       <w:pPr>
         <w:pStyle w:val="Heading3"/>
@@ -17611,7 +17671,7 @@
                 <w:b w:val="0"/>
                 <w:sz w:val="19"/>
               </w:rPr>
-              <w:t>Esteban Palencia · reproducido por Sebastián González González (pendiente)</w:t>
+              <w:t>Esteban Palencia · reproducción cruzada: Sebastián González González (pendiente)</w:t>
             </w:r>
           </w:p>
         </w:tc>
@@ -17735,7 +17795,19 @@
         </w:tc>
       </w:tr>
     </w:tbl>
-    <w:p/>
+    <w:p>
+      <w:pPr>
+        <w:spacing w:after="0"/>
+      </w:pPr>
+      <w:r>
+        <w:rPr>
+          <w:b w:val="0"/>
+          <w:i w:val="0"/>
+          <w:sz w:val="12"/>
+        </w:rPr>
+        <w:t xml:space="preserve"> </w:t>
+      </w:r>
+    </w:p>
     <w:p>
       <w:pPr>
         <w:pStyle w:val="Heading3"/>
@@ -17997,7 +18069,7 @@
                 <w:b w:val="0"/>
                 <w:sz w:val="19"/>
               </w:rPr>
-              <w:t>1. Como jperez@amigo.edu.co, programar una tutoría para mañana con unas 26 horas de margen.</w:t>
+              <w:t>1. Como jperez@amigo.edu.co (contraseña 123456), a las 8:00 p. m., programar con Laura Vargas Suárez una tutoría para mañana a las 10:00 p. m. (26 horas de margen).</w:t>
             </w:r>
           </w:p>
           <w:p>
@@ -18006,7 +18078,7 @@
                 <w:b w:val="0"/>
                 <w:sz w:val="19"/>
               </w:rPr>
-              <w:t>2. En «Mi Panel», ubicar la tutoría y presionar «Cancelar».</w:t>
+              <w:t>2. En «Mi Panel», ubicar esa tutoría y presionar «Cancelar».</w:t>
             </w:r>
           </w:p>
           <w:p>
@@ -18015,7 +18087,7 @@
                 <w:b w:val="0"/>
                 <w:sz w:val="19"/>
               </w:rPr>
-              <w:t>3. Mirar la respuesta en la red.</w:t>
+              <w:t>3. En la pestaña Red de F12, abrir la petición PATCH …/cancelar y leer la respuesta.</w:t>
             </w:r>
           </w:p>
         </w:tc>
@@ -18399,7 +18471,7 @@
                 <w:b w:val="0"/>
                 <w:sz w:val="19"/>
               </w:rPr>
-              <w:t>Sebastián González González · reproducido por Esteban Palencia (pendiente)</w:t>
+              <w:t>Sebastián González González · reproducción cruzada: Esteban Palencia (pendiente)</w:t>
             </w:r>
           </w:p>
         </w:tc>
@@ -18464,7 +18536,19 @@
         </w:tc>
       </w:tr>
     </w:tbl>
-    <w:p/>
+    <w:p>
+      <w:pPr>
+        <w:spacing w:after="0"/>
+      </w:pPr>
+      <w:r>
+        <w:rPr>
+          <w:b w:val="0"/>
+          <w:i w:val="0"/>
+          <w:sz w:val="12"/>
+        </w:rPr>
+        <w:t xml:space="preserve"> </w:t>
+      </w:r>
+    </w:p>
     <w:p>
       <w:pPr>
         <w:pStyle w:val="Heading3"/>
@@ -19128,7 +19212,7 @@
                 <w:b w:val="0"/>
                 <w:sz w:val="19"/>
               </w:rPr>
-              <w:t>Esteban Palencia · reproducido por Sebastián González González (pendiente)</w:t>
+              <w:t>Esteban Palencia · reproducción cruzada: Sebastián González González (pendiente)</w:t>
             </w:r>
           </w:p>
         </w:tc>
@@ -19193,7 +19277,19 @@
         </w:tc>
       </w:tr>
     </w:tbl>
-    <w:p/>
+    <w:p>
+      <w:pPr>
+        <w:spacing w:after="0"/>
+      </w:pPr>
+      <w:r>
+        <w:rPr>
+          <w:b w:val="0"/>
+          <w:i w:val="0"/>
+          <w:sz w:val="12"/>
+        </w:rPr>
+        <w:t xml:space="preserve"> </w:t>
+      </w:r>
+    </w:p>
     <w:p>
       <w:pPr>
         <w:pStyle w:val="Heading3"/>
@@ -19455,7 +19551,7 @@
                 <w:b w:val="0"/>
                 <w:sz w:val="19"/>
               </w:rPr>
-              <w:t>1. Abrir la consola (F12) con sesión de estudiante.</w:t>
+              <w:t>1. Entrar como dmontoya@amigo.edu.co (contraseña 123456) y abrir «Programar Tutoría». En la pestaña Red, en la respuesta de GET /api/tutorias/docentes-disponibles, anotar el id de un docente.</w:t>
             </w:r>
           </w:p>
           <w:p>
@@ -19464,7 +19560,7 @@
                 <w:b w:val="0"/>
                 <w:sz w:val="19"/>
               </w:rPr>
-              <w:t>2. Ejecutar fetch("/api/tutorias",{method:"POST",...,body:JSON.stringify({docente_id:9,asignatura:"Cálculo Diferencial",modalidad:"Virtual",fecha:"2027-13-45",hora:"09:00"})}).</w:t>
+              <w:t>2. En la consola (F12), pegar el comando de DEF-10 de pruebas-consola.md con ese docente_id, fecha «2027-13-45» y hora «09:00».</w:t>
             </w:r>
           </w:p>
           <w:p>
@@ -19473,7 +19569,7 @@
                 <w:b w:val="0"/>
                 <w:sz w:val="19"/>
               </w:rPr>
-              <w:t>3. Repetir con fecha "mañana" y hora "25:99". Abrir «Mi Panel».</w:t>
+              <w:t>3. Repetirlo con fecha «mañana» y hora «25:99», y abrir «Mi Panel».</w:t>
             </w:r>
           </w:p>
         </w:tc>
@@ -19857,7 +19953,7 @@
                 <w:b w:val="0"/>
                 <w:sz w:val="19"/>
               </w:rPr>
-              <w:t>Sebastián González González · reproducido por Esteban Palencia (pendiente)</w:t>
+              <w:t>Sebastián González González · reproducción cruzada: Esteban Palencia (pendiente)</w:t>
             </w:r>
           </w:p>
         </w:tc>
@@ -19922,7 +20018,19 @@
         </w:tc>
       </w:tr>
     </w:tbl>
-    <w:p/>
+    <w:p>
+      <w:pPr>
+        <w:spacing w:after="0"/>
+      </w:pPr>
+      <w:r>
+        <w:rPr>
+          <w:b w:val="0"/>
+          <w:i w:val="0"/>
+          <w:sz w:val="12"/>
+        </w:rPr>
+        <w:t xml:space="preserve"> </w:t>
+      </w:r>
+    </w:p>
     <w:p>
       <w:pPr>
         <w:pStyle w:val="Heading3"/>
@@ -20586,7 +20694,7 @@
                 <w:b w:val="0"/>
                 <w:sz w:val="19"/>
               </w:rPr>
-              <w:t>Sebastián González González · reproducido por Esteban Palencia (pendiente)</w:t>
+              <w:t>Sebastián González González · reproducción cruzada: Esteban Palencia (pendiente)</w:t>
             </w:r>
           </w:p>
         </w:tc>
@@ -20651,7 +20759,19 @@
         </w:tc>
       </w:tr>
     </w:tbl>
-    <w:p/>
+    <w:p>
+      <w:pPr>
+        <w:spacing w:after="0"/>
+      </w:pPr>
+      <w:r>
+        <w:rPr>
+          <w:b w:val="0"/>
+          <w:i w:val="0"/>
+          <w:sz w:val="12"/>
+        </w:rPr>
+        <w:t xml:space="preserve"> </w:t>
+      </w:r>
+    </w:p>
     <w:p>
       <w:pPr>
         <w:pStyle w:val="Heading3"/>
@@ -21306,7 +21426,7 @@
                 <w:b w:val="0"/>
                 <w:sz w:val="19"/>
               </w:rPr>
-              <w:t>Sebastián González González · reproducido por Esteban Palencia (pendiente)</w:t>
+              <w:t>Sebastián González González · reproducción cruzada: Esteban Palencia (pendiente)</w:t>
             </w:r>
           </w:p>
         </w:tc>
@@ -21371,7 +21491,19 @@
         </w:tc>
       </w:tr>
     </w:tbl>
-    <w:p/>
+    <w:p>
+      <w:pPr>
+        <w:spacing w:after="0"/>
+      </w:pPr>
+      <w:r>
+        <w:rPr>
+          <w:b w:val="0"/>
+          <w:i w:val="0"/>
+          <w:sz w:val="12"/>
+        </w:rPr>
+        <w:t xml:space="preserve"> </w:t>
+      </w:r>
+    </w:p>
     <w:p>
       <w:pPr>
         <w:pStyle w:val="Heading3"/>
@@ -22035,7 +22167,7 @@
                 <w:b w:val="0"/>
                 <w:sz w:val="19"/>
               </w:rPr>
-              <w:t>Sebastián González González · reproducido por Esteban Palencia (pendiente)</w:t>
+              <w:t>Sebastián González González · reproducción cruzada: Esteban Palencia (pendiente)</w:t>
             </w:r>
           </w:p>
         </w:tc>
@@ -22159,7 +22291,19 @@
         </w:tc>
       </w:tr>
     </w:tbl>
-    <w:p/>
+    <w:p>
+      <w:pPr>
+        <w:spacing w:after="0"/>
+      </w:pPr>
+      <w:r>
+        <w:rPr>
+          <w:b w:val="0"/>
+          <w:i w:val="0"/>
+          <w:sz w:val="12"/>
+        </w:rPr>
+        <w:t xml:space="preserve"> </w:t>
+      </w:r>
+    </w:p>
     <w:p>
       <w:pPr>
         <w:pStyle w:val="Heading3"/>
@@ -22421,7 +22565,7 @@
                 <w:b w:val="0"/>
                 <w:sz w:val="19"/>
               </w:rPr>
-              <w:t>1. Registrar una cuenta de estudiante y, en «Completar perfil», llenar todo menos «Promedio». Guardar.</w:t>
+              <w:t>1. Registrar la cuenta sin.promedio1@amigo.edu.co (nombres «Sin», apellidos «Promedio», contraseña Password123, rol estudiante). En «Completar perfil» poner documento 1091234567, Ingeniería de Sistemas, semestre 1 y teléfono 3001234567, dejar vacío «Promedio» y guardar.</w:t>
             </w:r>
           </w:p>
           <w:p>
@@ -22430,7 +22574,7 @@
                 <w:b w:val="0"/>
                 <w:sz w:val="19"/>
               </w:rPr>
-              <w:t>2. Como administrador, enviar una notificación a «Todos los estudiantes en alerta».</w:t>
+              <w:t>2. Como administrador, en «Notificaciones», enviar a «Todos los estudiantes en alerta» el asunto «Seguimiento académico» con el mensaje «Acércate a tu tutor».</w:t>
             </w:r>
           </w:p>
           <w:p>
@@ -22439,7 +22583,7 @@
                 <w:b w:val="0"/>
                 <w:sz w:val="19"/>
               </w:rPr>
-              <w:t>3. Entrar con la cuenta nueva y abrir la campana.</w:t>
+              <w:t>3. Entrar con sin.promedio1@amigo.edu.co, mirar el recuadro «Alertas» del panel y abrir la campana (haciendo clic en el borde del ícono, no sobre el número rojo).</w:t>
             </w:r>
           </w:p>
         </w:tc>
@@ -22823,7 +22967,7 @@
                 <w:b w:val="0"/>
                 <w:sz w:val="19"/>
               </w:rPr>
-              <w:t>Esteban Palencia · reproducido por Sebastián González González (pendiente)</w:t>
+              <w:t>Esteban Palencia · reproducción cruzada: Sebastián González González (pendiente)</w:t>
             </w:r>
           </w:p>
         </w:tc>
@@ -22947,7 +23091,19 @@
         </w:tc>
       </w:tr>
     </w:tbl>
-    <w:p/>
+    <w:p>
+      <w:pPr>
+        <w:spacing w:after="0"/>
+      </w:pPr>
+      <w:r>
+        <w:rPr>
+          <w:b w:val="0"/>
+          <w:i w:val="0"/>
+          <w:sz w:val="12"/>
+        </w:rPr>
+        <w:t xml:space="preserve"> </w:t>
+      </w:r>
+    </w:p>
     <w:p>
       <w:pPr>
         <w:pStyle w:val="Heading1"/>
@@ -23267,7 +23423,19 @@
         </w:tc>
       </w:tr>
     </w:tbl>
-    <w:p/>
+    <w:p>
+      <w:pPr>
+        <w:spacing w:after="0"/>
+      </w:pPr>
+      <w:r>
+        <w:rPr>
+          <w:b w:val="0"/>
+          <w:i w:val="0"/>
+          <w:sz w:val="12"/>
+        </w:rPr>
+        <w:t xml:space="preserve"> </w:t>
+      </w:r>
+    </w:p>
     <w:p>
       <w:pPr>
         <w:pStyle w:val="Heading3"/>
@@ -23552,7 +23720,19 @@
         </w:tc>
       </w:tr>
     </w:tbl>
-    <w:p/>
+    <w:p>
+      <w:pPr>
+        <w:spacing w:after="0"/>
+      </w:pPr>
+      <w:r>
+        <w:rPr>
+          <w:b w:val="0"/>
+          <w:i w:val="0"/>
+          <w:sz w:val="12"/>
+        </w:rPr>
+        <w:t xml:space="preserve"> </w:t>
+      </w:r>
+    </w:p>
     <w:p>
       <w:pPr>
         <w:pStyle w:val="Heading3"/>
@@ -23850,7 +24030,19 @@
         </w:tc>
       </w:tr>
     </w:tbl>
-    <w:p/>
+    <w:p>
+      <w:pPr>
+        <w:spacing w:after="0"/>
+      </w:pPr>
+      <w:r>
+        <w:rPr>
+          <w:b w:val="0"/>
+          <w:i w:val="0"/>
+          <w:sz w:val="12"/>
+        </w:rPr>
+        <w:t xml:space="preserve"> </w:t>
+      </w:r>
+    </w:p>
     <w:p>
       <w:pPr>
         <w:pStyle w:val="Heading3"/>
@@ -24083,7 +24275,19 @@
         </w:tc>
       </w:tr>
     </w:tbl>
-    <w:p/>
+    <w:p>
+      <w:pPr>
+        <w:spacing w:after="0"/>
+      </w:pPr>
+      <w:r>
+        <w:rPr>
+          <w:b w:val="0"/>
+          <w:i w:val="0"/>
+          <w:sz w:val="12"/>
+        </w:rPr>
+        <w:t xml:space="preserve"> </w:t>
+      </w:r>
+    </w:p>
     <w:p>
       <w:pPr>
         <w:pStyle w:val="Heading3"/>
@@ -24381,7 +24585,19 @@
         </w:tc>
       </w:tr>
     </w:tbl>
-    <w:p/>
+    <w:p>
+      <w:pPr>
+        <w:spacing w:after="0"/>
+      </w:pPr>
+      <w:r>
+        <w:rPr>
+          <w:b w:val="0"/>
+          <w:i w:val="0"/>
+          <w:sz w:val="12"/>
+        </w:rPr>
+        <w:t xml:space="preserve"> </w:t>
+      </w:r>
+    </w:p>
     <w:p>
       <w:pPr>
         <w:pStyle w:val="Heading3"/>
@@ -24640,7 +24856,6 @@
         </w:tc>
       </w:tr>
     </w:tbl>
-    <w:p/>
     <w:p>
       <w:pPr>
         <w:pStyle w:val="Heading1"/>
@@ -24660,7 +24875,7 @@
           <w:i w:val="0"/>
           <w:sz w:val="21"/>
         </w:rPr>
-        <w:t>Las capturas de cada ejecución en Railway, en el orden de la suite. En cada una se ven la barra de direcciones y la hora de Windows; las de consola muestran el comando y la respuesta. Cuando una captura ya está debajo del reporte de su defecto (Anexo C), aquí solo se dice en qué figura verla.</w:t>
+        <w:t>Aquí van las capturas de cada ejecución en Railway, en el orden de la suite. En cada una se ven la barra de direcciones y la hora de Windows; las de consola muestran el comando y la respuesta. Cuando una captura ya está debajo del reporte de su defecto (Anexo C), aquí solo se dice en qué figura verla, y las que todavía faltan están en la tabla que sigue.</w:t>
       </w:r>
     </w:p>
     <w:p>
